--- a/ACPOS_DEV-01_企業自動開發系統_Mother_Basic_Design_OPTIMIZED.docx
+++ b/ACPOS_DEV-01_企業自動開發系統_Mother_Basic_Design_OPTIMIZED.docx
@@ -20504,11 +20504,4244 @@
         <w:t>施工優先順序：先完成 Profile / Signal / Opportunity 的 owner / schema / permission / API contract，再做 Stage 01–02 UI 補強；Stage 03–05 優先重用現有 Candidate / Campaign / Delivery 閉環，避免因優化前兩階段而重做後半系統。</w:t>
       </w:r>
     </w:p>
+    <w:p>
+      <w:pPr>
+        <w:sectPr>
+          <w:headerReference w:type="default" r:id="rId9"/>
+          <w:footerReference w:type="default" r:id="rId10"/>
+          <w:pgSz w:w="11906" w:h="16838"/>
+          <w:pgMar w:top="737" w:right="709" w:bottom="680" w:left="709" w:header="283" w:footer="283" w:gutter="0"/>
+          <w:cols w:space="720"/>
+          <w:docGrid w:linePitch="360"/>
+        </w:sectPr>
+      </w:pPr>
+    </w:p>
+    <w:p>
+      <w:pPr>
+        <w:pStyle w:val="Heading1"/>
+      </w:pPr>
+      <w:r>
+        <w:t>2026-09-21 Machine Authority Construction Closure / 機器權威施工綁定封板</w:t>
+      </w:r>
+    </w:p>
+    <w:p>
+      <w:r>
+        <w:rPr>
+          <w:b/>
+        </w:rPr>
+        <w:t xml:space="preserve">[ACPOS-20260921-SOURCE-GROUNDED-CONSTRUCTION-CLOSURE-V1] </w:t>
+      </w:r>
+      <w:r>
+        <w:t>Source-grounded only. Existing Current source wins; missing source values remain blocked/decision-required. This closure supersedes the prior generic 2026-09-21 V1/V3 annex only, not the original domain logic or human visual review gates.</w:t>
+      </w:r>
+    </w:p>
+    <w:p>
+      <w:pPr>
+        <w:pStyle w:val="Heading2"/>
+      </w:pPr>
+      <w:r>
+        <w:t>DEV-01 · Exact Construction Binding</w:t>
+      </w:r>
+    </w:p>
+    <w:tbl>
+      <w:tblPr>
+        <w:tblStyle w:val="TableGrid"/>
+        <w:tblW w:type="auto" w:w="0"/>
+        <w:tblLook w:firstColumn="1" w:firstRow="1" w:lastColumn="0" w:lastRow="0" w:noHBand="0" w:noVBand="1" w:val="04A0"/>
+      </w:tblPr>
+      <w:tblGrid>
+        <w:gridCol w:w="7915"/>
+        <w:gridCol w:w="7915"/>
+      </w:tblGrid>
+      <w:tr>
+        <w:trPr>
+          <w:tblHeader w:val="true"/>
+        </w:trPr>
+        <w:tc>
+          <w:tcPr>
+            <w:tcW w:type="dxa" w:w="7915"/>
+            <w:shd w:fill="EDE9FE"/>
+          </w:tcPr>
+          <w:p>
+            <w:r>
+              <w:rPr>
+                <w:sz w:val="14"/>
+              </w:rPr>
+              <w:t>Authority</w:t>
+            </w:r>
+          </w:p>
+        </w:tc>
+        <w:tc>
+          <w:tcPr>
+            <w:tcW w:type="dxa" w:w="7915"/>
+            <w:shd w:fill="EDE9FE"/>
+          </w:tcPr>
+          <w:p>
+            <w:r>
+              <w:rPr>
+                <w:sz w:val="14"/>
+              </w:rPr>
+              <w:t>Value</w:t>
+            </w:r>
+          </w:p>
+        </w:tc>
+      </w:tr>
+      <w:tr>
+        <w:tc>
+          <w:tcPr>
+            <w:tcW w:type="dxa" w:w="7915"/>
+          </w:tcPr>
+          <w:p>
+            <w:r>
+              <w:rPr>
+                <w:sz w:val="14"/>
+              </w:rPr>
+              <w:t>Source Commit</w:t>
+            </w:r>
+          </w:p>
+        </w:tc>
+        <w:tc>
+          <w:tcPr>
+            <w:tcW w:type="dxa" w:w="7915"/>
+          </w:tcPr>
+          <w:p>
+            <w:r>
+              <w:rPr>
+                <w:sz w:val="14"/>
+              </w:rPr>
+              <w:t>165c6440cb53b1b45ec96905241fb4d56dc3b867</w:t>
+            </w:r>
+          </w:p>
+        </w:tc>
+      </w:tr>
+      <w:tr>
+        <w:tc>
+          <w:tcPr>
+            <w:tcW w:type="dxa" w:w="7915"/>
+          </w:tcPr>
+          <w:p>
+            <w:r>
+              <w:rPr>
+                <w:sz w:val="14"/>
+              </w:rPr>
+              <w:t>Machine Authority</w:t>
+            </w:r>
+          </w:p>
+        </w:tc>
+        <w:tc>
+          <w:tcPr>
+            <w:tcW w:type="dxa" w:w="7915"/>
+          </w:tcPr>
+          <w:p>
+            <w:r>
+              <w:rPr>
+                <w:sz w:val="14"/>
+              </w:rPr>
+              <w:t>authority/pages/admin/DEV-01/ACPOS_DEV-01_ENTERPRISE_AUTOMATION_SINGLE_PAGE_FINAL_LOCKED_ENCODING.yaml</w:t>
+            </w:r>
+          </w:p>
+        </w:tc>
+      </w:tr>
+      <w:tr>
+        <w:tc>
+          <w:tcPr>
+            <w:tcW w:type="dxa" w:w="7915"/>
+          </w:tcPr>
+          <w:p>
+            <w:r>
+              <w:rPr>
+                <w:sz w:val="14"/>
+              </w:rPr>
+              <w:t>Authority SHA-256</w:t>
+            </w:r>
+          </w:p>
+        </w:tc>
+        <w:tc>
+          <w:tcPr>
+            <w:tcW w:type="dxa" w:w="7915"/>
+          </w:tcPr>
+          <w:p>
+            <w:r>
+              <w:rPr>
+                <w:sz w:val="14"/>
+              </w:rPr>
+              <w:t>bdcf5bb77fde5ddc5739bba82a5ef9bc540284354a18554e2c1f6b860baa14ed</w:t>
+            </w:r>
+          </w:p>
+        </w:tc>
+      </w:tr>
+      <w:tr>
+        <w:tc>
+          <w:tcPr>
+            <w:tcW w:type="dxa" w:w="7915"/>
+          </w:tcPr>
+          <w:p>
+            <w:r>
+              <w:rPr>
+                <w:sz w:val="14"/>
+              </w:rPr>
+              <w:t>Expected Control Denominator</w:t>
+            </w:r>
+          </w:p>
+        </w:tc>
+        <w:tc>
+          <w:tcPr>
+            <w:tcW w:type="dxa" w:w="7915"/>
+          </w:tcPr>
+          <w:p>
+            <w:r>
+              <w:rPr>
+                <w:sz w:val="14"/>
+              </w:rPr>
+              <w:t>22</w:t>
+            </w:r>
+          </w:p>
+        </w:tc>
+      </w:tr>
+      <w:tr>
+        <w:tc>
+          <w:tcPr>
+            <w:tcW w:type="dxa" w:w="7915"/>
+          </w:tcPr>
+          <w:p>
+            <w:r>
+              <w:rPr>
+                <w:sz w:val="14"/>
+              </w:rPr>
+              <w:t>Unique Control Rows</w:t>
+            </w:r>
+          </w:p>
+        </w:tc>
+        <w:tc>
+          <w:tcPr>
+            <w:tcW w:type="dxa" w:w="7915"/>
+          </w:tcPr>
+          <w:p>
+            <w:r>
+              <w:rPr>
+                <w:sz w:val="14"/>
+              </w:rPr>
+              <w:t>22</w:t>
+            </w:r>
+          </w:p>
+        </w:tc>
+      </w:tr>
+      <w:tr>
+        <w:tc>
+          <w:tcPr>
+            <w:tcW w:type="dxa" w:w="7915"/>
+          </w:tcPr>
+          <w:p>
+            <w:r>
+              <w:rPr>
+                <w:sz w:val="14"/>
+              </w:rPr>
+              <w:t>Denominator Gate</w:t>
+            </w:r>
+          </w:p>
+        </w:tc>
+        <w:tc>
+          <w:tcPr>
+            <w:tcW w:type="dxa" w:w="7915"/>
+          </w:tcPr>
+          <w:p>
+            <w:r>
+              <w:rPr>
+                <w:sz w:val="14"/>
+              </w:rPr>
+              <w:t>PASS</w:t>
+            </w:r>
+          </w:p>
+        </w:tc>
+      </w:tr>
+    </w:tbl>
+    <w:tbl>
+      <w:tblPr>
+        <w:tblStyle w:val="TableGrid"/>
+        <w:tblW w:type="auto" w:w="0"/>
+        <w:tblLook w:firstColumn="1" w:firstRow="1" w:lastColumn="0" w:lastRow="0" w:noHBand="0" w:noVBand="1" w:val="04A0"/>
+      </w:tblPr>
+      <w:tblGrid>
+        <w:gridCol w:w="1218"/>
+        <w:gridCol w:w="1218"/>
+        <w:gridCol w:w="1218"/>
+        <w:gridCol w:w="1218"/>
+        <w:gridCol w:w="1218"/>
+        <w:gridCol w:w="1218"/>
+        <w:gridCol w:w="1218"/>
+        <w:gridCol w:w="1218"/>
+        <w:gridCol w:w="1218"/>
+        <w:gridCol w:w="1218"/>
+        <w:gridCol w:w="1218"/>
+        <w:gridCol w:w="1218"/>
+        <w:gridCol w:w="1218"/>
+      </w:tblGrid>
+      <w:tr>
+        <w:trPr>
+          <w:tblHeader w:val="true"/>
+        </w:trPr>
+        <w:tc>
+          <w:tcPr>
+            <w:tcW w:type="dxa" w:w="1218"/>
+            <w:shd w:fill="EDE9FE"/>
+          </w:tcPr>
+          <w:p>
+            <w:r>
+              <w:rPr>
+                <w:sz w:val="10"/>
+              </w:rPr>
+              <w:t>Control UID</w:t>
+            </w:r>
+          </w:p>
+        </w:tc>
+        <w:tc>
+          <w:tcPr>
+            <w:tcW w:type="dxa" w:w="1218"/>
+            <w:shd w:fill="EDE9FE"/>
+          </w:tcPr>
+          <w:p>
+            <w:r>
+              <w:rPr>
+                <w:sz w:val="10"/>
+              </w:rPr>
+              <w:t>UID Status</w:t>
+            </w:r>
+          </w:p>
+        </w:tc>
+        <w:tc>
+          <w:tcPr>
+            <w:tcW w:type="dxa" w:w="1218"/>
+            <w:shd w:fill="EDE9FE"/>
+          </w:tcPr>
+          <w:p>
+            <w:r>
+              <w:rPr>
+                <w:sz w:val="10"/>
+              </w:rPr>
+              <w:t>Label</w:t>
+            </w:r>
+          </w:p>
+        </w:tc>
+        <w:tc>
+          <w:tcPr>
+            <w:tcW w:type="dxa" w:w="1218"/>
+            <w:shd w:fill="EDE9FE"/>
+          </w:tcPr>
+          <w:p>
+            <w:r>
+              <w:rPr>
+                <w:sz w:val="10"/>
+              </w:rPr>
+              <w:t>Type</w:t>
+            </w:r>
+          </w:p>
+        </w:tc>
+        <w:tc>
+          <w:tcPr>
+            <w:tcW w:type="dxa" w:w="1218"/>
+            <w:shd w:fill="EDE9FE"/>
+          </w:tcPr>
+          <w:p>
+            <w:r>
+              <w:rPr>
+                <w:sz w:val="10"/>
+              </w:rPr>
+              <w:t>Action UID</w:t>
+            </w:r>
+          </w:p>
+        </w:tc>
+        <w:tc>
+          <w:tcPr>
+            <w:tcW w:type="dxa" w:w="1218"/>
+            <w:shd w:fill="EDE9FE"/>
+          </w:tcPr>
+          <w:p>
+            <w:r>
+              <w:rPr>
+                <w:sz w:val="10"/>
+              </w:rPr>
+              <w:t>Gate</w:t>
+            </w:r>
+          </w:p>
+        </w:tc>
+        <w:tc>
+          <w:tcPr>
+            <w:tcW w:type="dxa" w:w="1218"/>
+            <w:shd w:fill="EDE9FE"/>
+          </w:tcPr>
+          <w:p>
+            <w:r>
+              <w:rPr>
+                <w:sz w:val="10"/>
+              </w:rPr>
+              <w:t>Permission / Auth Resource</w:t>
+            </w:r>
+          </w:p>
+        </w:tc>
+        <w:tc>
+          <w:tcPr>
+            <w:tcW w:type="dxa" w:w="1218"/>
+            <w:shd w:fill="EDE9FE"/>
+          </w:tcPr>
+          <w:p>
+            <w:r>
+              <w:rPr>
+                <w:sz w:val="10"/>
+              </w:rPr>
+              <w:t>Payload / Schema</w:t>
+            </w:r>
+          </w:p>
+        </w:tc>
+        <w:tc>
+          <w:tcPr>
+            <w:tcW w:type="dxa" w:w="1218"/>
+            <w:shd w:fill="EDE9FE"/>
+          </w:tcPr>
+          <w:p>
+            <w:r>
+              <w:rPr>
+                <w:sz w:val="10"/>
+              </w:rPr>
+              <w:t>Operation</w:t>
+            </w:r>
+          </w:p>
+        </w:tc>
+        <w:tc>
+          <w:tcPr>
+            <w:tcW w:type="dxa" w:w="1218"/>
+            <w:shd w:fill="EDE9FE"/>
+          </w:tcPr>
+          <w:p>
+            <w:r>
+              <w:rPr>
+                <w:sz w:val="10"/>
+              </w:rPr>
+              <w:t>Method / Path</w:t>
+            </w:r>
+          </w:p>
+        </w:tc>
+        <w:tc>
+          <w:tcPr>
+            <w:tcW w:type="dxa" w:w="1218"/>
+            <w:shd w:fill="EDE9FE"/>
+          </w:tcPr>
+          <w:p>
+            <w:r>
+              <w:rPr>
+                <w:sz w:val="10"/>
+              </w:rPr>
+              <w:t>Runtime Owner</w:t>
+            </w:r>
+          </w:p>
+        </w:tc>
+        <w:tc>
+          <w:tcPr>
+            <w:tcW w:type="dxa" w:w="1218"/>
+            <w:shd w:fill="EDE9FE"/>
+          </w:tcPr>
+          <w:p>
+            <w:r>
+              <w:rPr>
+                <w:sz w:val="10"/>
+              </w:rPr>
+              <w:t>Persistence Owner</w:t>
+            </w:r>
+          </w:p>
+        </w:tc>
+        <w:tc>
+          <w:tcPr>
+            <w:tcW w:type="dxa" w:w="1218"/>
+            <w:shd w:fill="EDE9FE"/>
+          </w:tcPr>
+          <w:p>
+            <w:r>
+              <w:rPr>
+                <w:sz w:val="10"/>
+              </w:rPr>
+              <w:t>Runtime Status</w:t>
+            </w:r>
+          </w:p>
+        </w:tc>
+      </w:tr>
+      <w:tr>
+        <w:tc>
+          <w:tcPr>
+            <w:tcW w:type="dxa" w:w="1218"/>
+          </w:tcPr>
+          <w:p>
+            <w:r>
+              <w:rPr>
+                <w:sz w:val="10"/>
+              </w:rPr>
+              <w:t>DEV-01-BTN-CAMPAIGN-APPROVE</w:t>
+            </w:r>
+          </w:p>
+        </w:tc>
+        <w:tc>
+          <w:tcPr>
+            <w:tcW w:type="dxa" w:w="1218"/>
+          </w:tcPr>
+          <w:p>
+            <w:r>
+              <w:rPr>
+                <w:sz w:val="10"/>
+              </w:rPr>
+              <w:t>EXISTING_SOURCE_UID</w:t>
+            </w:r>
+          </w:p>
+        </w:tc>
+        <w:tc>
+          <w:tcPr>
+            <w:tcW w:type="dxa" w:w="1218"/>
+          </w:tcPr>
+          <w:p>
+            <w:r>
+              <w:rPr>
+                <w:sz w:val="10"/>
+              </w:rPr>
+              <w:t>核准 Campaign</w:t>
+            </w:r>
+          </w:p>
+        </w:tc>
+        <w:tc>
+          <w:tcPr>
+            <w:tcW w:type="dxa" w:w="1218"/>
+          </w:tcPr>
+          <w:p>
+            <w:r>
+              <w:rPr>
+                <w:sz w:val="10"/>
+              </w:rPr>
+              <w:t>PRIMARY_BUTTON</w:t>
+            </w:r>
+          </w:p>
+        </w:tc>
+        <w:tc>
+          <w:tcPr>
+            <w:tcW w:type="dxa" w:w="1218"/>
+          </w:tcPr>
+          <w:p>
+            <w:r>
+              <w:rPr>
+                <w:sz w:val="10"/>
+              </w:rPr>
+              <w:t>DEV-01-ACT-CAMPAIGN-APPROVE</w:t>
+            </w:r>
+          </w:p>
+        </w:tc>
+        <w:tc>
+          <w:tcPr>
+            <w:tcW w:type="dxa" w:w="1218"/>
+          </w:tcPr>
+          <w:p>
+            <w:r>
+              <w:rPr>
+                <w:sz w:val="10"/>
+              </w:rPr>
+              <w:t>DEV-01-GATE-CAMPAIGN-APPROVAL</w:t>
+            </w:r>
+          </w:p>
+        </w:tc>
+        <w:tc>
+          <w:tcPr>
+            <w:tcW w:type="dxa" w:w="1218"/>
+          </w:tcPr>
+          <w:p>
+            <w:r>
+              <w:rPr>
+                <w:sz w:val="10"/>
+              </w:rPr>
+              <w:t>outreach.batch.approve</w:t>
+            </w:r>
+          </w:p>
+        </w:tc>
+        <w:tc>
+          <w:tcPr>
+            <w:tcW w:type="dxa" w:w="1218"/>
+          </w:tcPr>
+          <w:p>
+            <w:r>
+              <w:rPr>
+                <w:sz w:val="10"/>
+              </w:rPr>
+              <w:t>—</w:t>
+            </w:r>
+          </w:p>
+        </w:tc>
+        <w:tc>
+          <w:tcPr>
+            <w:tcW w:type="dxa" w:w="1218"/>
+          </w:tcPr>
+          <w:p>
+            <w:r>
+              <w:rPr>
+                <w:sz w:val="10"/>
+              </w:rPr>
+              <w:t>approveOutreachCampaign</w:t>
+            </w:r>
+          </w:p>
+        </w:tc>
+        <w:tc>
+          <w:tcPr>
+            <w:tcW w:type="dxa" w:w="1218"/>
+          </w:tcPr>
+          <w:p>
+            <w:r>
+              <w:rPr>
+                <w:sz w:val="10"/>
+              </w:rPr>
+              <w:t>POST /v1/outreach/campaigns/{campaignId}/approve</w:t>
+            </w:r>
+          </w:p>
+        </w:tc>
+        <w:tc>
+          <w:tcPr>
+            <w:tcW w:type="dxa" w:w="1218"/>
+          </w:tcPr>
+          <w:p>
+            <w:r>
+              <w:rPr>
+                <w:sz w:val="10"/>
+              </w:rPr>
+              <w:t>—</w:t>
+            </w:r>
+          </w:p>
+        </w:tc>
+        <w:tc>
+          <w:tcPr>
+            <w:tcW w:type="dxa" w:w="1218"/>
+          </w:tcPr>
+          <w:p>
+            <w:r>
+              <w:rPr>
+                <w:sz w:val="10"/>
+              </w:rPr>
+              <w:t>—</w:t>
+            </w:r>
+          </w:p>
+        </w:tc>
+        <w:tc>
+          <w:tcPr>
+            <w:tcW w:type="dxa" w:w="1218"/>
+          </w:tcPr>
+          <w:p>
+            <w:r>
+              <w:rPr>
+                <w:sz w:val="10"/>
+              </w:rPr>
+              <w:t>EFFECTFUL_EXACT</w:t>
+            </w:r>
+          </w:p>
+        </w:tc>
+      </w:tr>
+      <w:tr>
+        <w:tc>
+          <w:tcPr>
+            <w:tcW w:type="dxa" w:w="1218"/>
+          </w:tcPr>
+          <w:p>
+            <w:r>
+              <w:rPr>
+                <w:sz w:val="10"/>
+              </w:rPr>
+              <w:t>DEV-01-BTN-CAMPAIGN-CREATE</w:t>
+            </w:r>
+          </w:p>
+        </w:tc>
+        <w:tc>
+          <w:tcPr>
+            <w:tcW w:type="dxa" w:w="1218"/>
+          </w:tcPr>
+          <w:p>
+            <w:r>
+              <w:rPr>
+                <w:sz w:val="10"/>
+              </w:rPr>
+              <w:t>EXISTING_SOURCE_UID</w:t>
+            </w:r>
+          </w:p>
+        </w:tc>
+        <w:tc>
+          <w:tcPr>
+            <w:tcW w:type="dxa" w:w="1218"/>
+          </w:tcPr>
+          <w:p>
+            <w:r>
+              <w:rPr>
+                <w:sz w:val="10"/>
+              </w:rPr>
+              <w:t>建立 Campaign</w:t>
+            </w:r>
+          </w:p>
+        </w:tc>
+        <w:tc>
+          <w:tcPr>
+            <w:tcW w:type="dxa" w:w="1218"/>
+          </w:tcPr>
+          <w:p>
+            <w:r>
+              <w:rPr>
+                <w:sz w:val="10"/>
+              </w:rPr>
+              <w:t>PRIMARY_BUTTON</w:t>
+            </w:r>
+          </w:p>
+        </w:tc>
+        <w:tc>
+          <w:tcPr>
+            <w:tcW w:type="dxa" w:w="1218"/>
+          </w:tcPr>
+          <w:p>
+            <w:r>
+              <w:rPr>
+                <w:sz w:val="10"/>
+              </w:rPr>
+              <w:t>DEV-01-ACT-CAMPAIGN-CREATE</w:t>
+            </w:r>
+          </w:p>
+        </w:tc>
+        <w:tc>
+          <w:tcPr>
+            <w:tcW w:type="dxa" w:w="1218"/>
+          </w:tcPr>
+          <w:p>
+            <w:r>
+              <w:rPr>
+                <w:sz w:val="10"/>
+              </w:rPr>
+              <w:t>DEV-01-GATE-CAMPAIGN</w:t>
+            </w:r>
+          </w:p>
+        </w:tc>
+        <w:tc>
+          <w:tcPr>
+            <w:tcW w:type="dxa" w:w="1218"/>
+          </w:tcPr>
+          <w:p>
+            <w:r>
+              <w:rPr>
+                <w:sz w:val="10"/>
+              </w:rPr>
+              <w:t>outreach.batch.create</w:t>
+            </w:r>
+          </w:p>
+        </w:tc>
+        <w:tc>
+          <w:tcPr>
+            <w:tcW w:type="dxa" w:w="1218"/>
+          </w:tcPr>
+          <w:p>
+            <w:r>
+              <w:rPr>
+                <w:sz w:val="10"/>
+              </w:rPr>
+              <w:t>—</w:t>
+            </w:r>
+          </w:p>
+        </w:tc>
+        <w:tc>
+          <w:tcPr>
+            <w:tcW w:type="dxa" w:w="1218"/>
+          </w:tcPr>
+          <w:p>
+            <w:r>
+              <w:rPr>
+                <w:sz w:val="10"/>
+              </w:rPr>
+              <w:t>createOutreachCampaign</w:t>
+            </w:r>
+          </w:p>
+        </w:tc>
+        <w:tc>
+          <w:tcPr>
+            <w:tcW w:type="dxa" w:w="1218"/>
+          </w:tcPr>
+          <w:p>
+            <w:r>
+              <w:rPr>
+                <w:sz w:val="10"/>
+              </w:rPr>
+              <w:t>POST /v1/outreach/campaigns</w:t>
+            </w:r>
+          </w:p>
+        </w:tc>
+        <w:tc>
+          <w:tcPr>
+            <w:tcW w:type="dxa" w:w="1218"/>
+          </w:tcPr>
+          <w:p>
+            <w:r>
+              <w:rPr>
+                <w:sz w:val="10"/>
+              </w:rPr>
+              <w:t>—</w:t>
+            </w:r>
+          </w:p>
+        </w:tc>
+        <w:tc>
+          <w:tcPr>
+            <w:tcW w:type="dxa" w:w="1218"/>
+          </w:tcPr>
+          <w:p>
+            <w:r>
+              <w:rPr>
+                <w:sz w:val="10"/>
+              </w:rPr>
+              <w:t>—</w:t>
+            </w:r>
+          </w:p>
+        </w:tc>
+        <w:tc>
+          <w:tcPr>
+            <w:tcW w:type="dxa" w:w="1218"/>
+          </w:tcPr>
+          <w:p>
+            <w:r>
+              <w:rPr>
+                <w:sz w:val="10"/>
+              </w:rPr>
+              <w:t>EFFECTFUL_EXACT</w:t>
+            </w:r>
+          </w:p>
+        </w:tc>
+      </w:tr>
+      <w:tr>
+        <w:tc>
+          <w:tcPr>
+            <w:tcW w:type="dxa" w:w="1218"/>
+          </w:tcPr>
+          <w:p>
+            <w:r>
+              <w:rPr>
+                <w:sz w:val="10"/>
+              </w:rPr>
+              <w:t>DEV-01-BTN-CAMPAIGN-SEARCH</w:t>
+            </w:r>
+          </w:p>
+        </w:tc>
+        <w:tc>
+          <w:tcPr>
+            <w:tcW w:type="dxa" w:w="1218"/>
+          </w:tcPr>
+          <w:p>
+            <w:r>
+              <w:rPr>
+                <w:sz w:val="10"/>
+              </w:rPr>
+              <w:t>EXISTING_SOURCE_UID</w:t>
+            </w:r>
+          </w:p>
+        </w:tc>
+        <w:tc>
+          <w:tcPr>
+            <w:tcW w:type="dxa" w:w="1218"/>
+          </w:tcPr>
+          <w:p>
+            <w:r>
+              <w:rPr>
+                <w:sz w:val="10"/>
+              </w:rPr>
+              <w:t>搜尋受眾</w:t>
+            </w:r>
+          </w:p>
+        </w:tc>
+        <w:tc>
+          <w:tcPr>
+            <w:tcW w:type="dxa" w:w="1218"/>
+          </w:tcPr>
+          <w:p>
+            <w:r>
+              <w:rPr>
+                <w:sz w:val="10"/>
+              </w:rPr>
+              <w:t>SEARCH_ACTION</w:t>
+            </w:r>
+          </w:p>
+        </w:tc>
+        <w:tc>
+          <w:tcPr>
+            <w:tcW w:type="dxa" w:w="1218"/>
+          </w:tcPr>
+          <w:p>
+            <w:r>
+              <w:rPr>
+                <w:sz w:val="10"/>
+              </w:rPr>
+              <w:t>DEV-01-ACT-CAMPAIGN-SEARCH</w:t>
+            </w:r>
+          </w:p>
+        </w:tc>
+        <w:tc>
+          <w:tcPr>
+            <w:tcW w:type="dxa" w:w="1218"/>
+          </w:tcPr>
+          <w:p>
+            <w:r>
+              <w:rPr>
+                <w:sz w:val="10"/>
+              </w:rPr>
+              <w:t>DEV-01-GATE-CAMPAIGN</w:t>
+            </w:r>
+          </w:p>
+        </w:tc>
+        <w:tc>
+          <w:tcPr>
+            <w:tcW w:type="dxa" w:w="1218"/>
+          </w:tcPr>
+          <w:p>
+            <w:r>
+              <w:rPr>
+                <w:sz w:val="10"/>
+              </w:rPr>
+              <w:t>projection.search</w:t>
+            </w:r>
+          </w:p>
+        </w:tc>
+        <w:tc>
+          <w:tcPr>
+            <w:tcW w:type="dxa" w:w="1218"/>
+          </w:tcPr>
+          <w:p>
+            <w:r>
+              <w:rPr>
+                <w:sz w:val="10"/>
+              </w:rPr>
+              <w:t>—</w:t>
+            </w:r>
+          </w:p>
+        </w:tc>
+        <w:tc>
+          <w:tcPr>
+            <w:tcW w:type="dxa" w:w="1218"/>
+          </w:tcPr>
+          <w:p>
+            <w:r>
+              <w:rPr>
+                <w:sz w:val="10"/>
+              </w:rPr>
+              <w:t>searchProjection</w:t>
+            </w:r>
+          </w:p>
+        </w:tc>
+        <w:tc>
+          <w:tcPr>
+            <w:tcW w:type="dxa" w:w="1218"/>
+          </w:tcPr>
+          <w:p>
+            <w:r>
+              <w:rPr>
+                <w:sz w:val="10"/>
+              </w:rPr>
+              <w:t>POST /v1/search</w:t>
+            </w:r>
+          </w:p>
+        </w:tc>
+        <w:tc>
+          <w:tcPr>
+            <w:tcW w:type="dxa" w:w="1218"/>
+          </w:tcPr>
+          <w:p>
+            <w:r>
+              <w:rPr>
+                <w:sz w:val="10"/>
+              </w:rPr>
+              <w:t>INFO_COMMAND_RUNTIME</w:t>
+            </w:r>
+          </w:p>
+        </w:tc>
+        <w:tc>
+          <w:tcPr>
+            <w:tcW w:type="dxa" w:w="1218"/>
+          </w:tcPr>
+          <w:p>
+            <w:r>
+              <w:rPr>
+                <w:sz w:val="10"/>
+              </w:rPr>
+              <w:t>—</w:t>
+            </w:r>
+          </w:p>
+        </w:tc>
+        <w:tc>
+          <w:tcPr>
+            <w:tcW w:type="dxa" w:w="1218"/>
+          </w:tcPr>
+          <w:p>
+            <w:r>
+              <w:rPr>
+                <w:sz w:val="10"/>
+              </w:rPr>
+              <w:t>EFFECTFUL_EXACT</w:t>
+            </w:r>
+          </w:p>
+        </w:tc>
+      </w:tr>
+      <w:tr>
+        <w:tc>
+          <w:tcPr>
+            <w:tcW w:type="dxa" w:w="1218"/>
+          </w:tcPr>
+          <w:p>
+            <w:r>
+              <w:rPr>
+                <w:sz w:val="10"/>
+              </w:rPr>
+              <w:t>DEV-01-BTN-CANDIDATE-CREATE</w:t>
+            </w:r>
+          </w:p>
+        </w:tc>
+        <w:tc>
+          <w:tcPr>
+            <w:tcW w:type="dxa" w:w="1218"/>
+          </w:tcPr>
+          <w:p>
+            <w:r>
+              <w:rPr>
+                <w:sz w:val="10"/>
+              </w:rPr>
+              <w:t>EXISTING_SOURCE_UID</w:t>
+            </w:r>
+          </w:p>
+        </w:tc>
+        <w:tc>
+          <w:tcPr>
+            <w:tcW w:type="dxa" w:w="1218"/>
+          </w:tcPr>
+          <w:p>
+            <w:r>
+              <w:rPr>
+                <w:sz w:val="10"/>
+              </w:rPr>
+              <w:t>建立 Candidate</w:t>
+            </w:r>
+          </w:p>
+        </w:tc>
+        <w:tc>
+          <w:tcPr>
+            <w:tcW w:type="dxa" w:w="1218"/>
+          </w:tcPr>
+          <w:p>
+            <w:r>
+              <w:rPr>
+                <w:sz w:val="10"/>
+              </w:rPr>
+              <w:t>PRIMARY_BUTTON</w:t>
+            </w:r>
+          </w:p>
+        </w:tc>
+        <w:tc>
+          <w:tcPr>
+            <w:tcW w:type="dxa" w:w="1218"/>
+          </w:tcPr>
+          <w:p>
+            <w:r>
+              <w:rPr>
+                <w:sz w:val="10"/>
+              </w:rPr>
+              <w:t>DEV-01-ACT-CANDIDATE-CREATE</w:t>
+            </w:r>
+          </w:p>
+        </w:tc>
+        <w:tc>
+          <w:tcPr>
+            <w:tcW w:type="dxa" w:w="1218"/>
+          </w:tcPr>
+          <w:p>
+            <w:r>
+              <w:rPr>
+                <w:sz w:val="10"/>
+              </w:rPr>
+              <w:t>DEV-01-GATE-MESSAGE-WRITE</w:t>
+            </w:r>
+          </w:p>
+        </w:tc>
+        <w:tc>
+          <w:tcPr>
+            <w:tcW w:type="dxa" w:w="1218"/>
+          </w:tcPr>
+          <w:p>
+            <w:r>
+              <w:rPr>
+                <w:sz w:val="10"/>
+              </w:rPr>
+              <w:t>candidate.create</w:t>
+            </w:r>
+          </w:p>
+        </w:tc>
+        <w:tc>
+          <w:tcPr>
+            <w:tcW w:type="dxa" w:w="1218"/>
+          </w:tcPr>
+          <w:p>
+            <w:r>
+              <w:rPr>
+                <w:sz w:val="10"/>
+              </w:rPr>
+              <w:t>—</w:t>
+            </w:r>
+          </w:p>
+        </w:tc>
+        <w:tc>
+          <w:tcPr>
+            <w:tcW w:type="dxa" w:w="1218"/>
+          </w:tcPr>
+          <w:p>
+            <w:r>
+              <w:rPr>
+                <w:sz w:val="10"/>
+              </w:rPr>
+              <w:t>createCandidate</w:t>
+            </w:r>
+          </w:p>
+        </w:tc>
+        <w:tc>
+          <w:tcPr>
+            <w:tcW w:type="dxa" w:w="1218"/>
+          </w:tcPr>
+          <w:p>
+            <w:r>
+              <w:rPr>
+                <w:sz w:val="10"/>
+              </w:rPr>
+              <w:t>POST /v1/candidates</w:t>
+            </w:r>
+          </w:p>
+        </w:tc>
+        <w:tc>
+          <w:tcPr>
+            <w:tcW w:type="dxa" w:w="1218"/>
+          </w:tcPr>
+          <w:p>
+            <w:r>
+              <w:rPr>
+                <w:sz w:val="10"/>
+              </w:rPr>
+              <w:t>—</w:t>
+            </w:r>
+          </w:p>
+        </w:tc>
+        <w:tc>
+          <w:tcPr>
+            <w:tcW w:type="dxa" w:w="1218"/>
+          </w:tcPr>
+          <w:p>
+            <w:r>
+              <w:rPr>
+                <w:sz w:val="10"/>
+              </w:rPr>
+              <w:t>—</w:t>
+            </w:r>
+          </w:p>
+        </w:tc>
+        <w:tc>
+          <w:tcPr>
+            <w:tcW w:type="dxa" w:w="1218"/>
+          </w:tcPr>
+          <w:p>
+            <w:r>
+              <w:rPr>
+                <w:sz w:val="10"/>
+              </w:rPr>
+              <w:t>EFFECTFUL_EXACT</w:t>
+            </w:r>
+          </w:p>
+        </w:tc>
+      </w:tr>
+      <w:tr>
+        <w:tc>
+          <w:tcPr>
+            <w:tcW w:type="dxa" w:w="1218"/>
+          </w:tcPr>
+          <w:p>
+            <w:r>
+              <w:rPr>
+                <w:sz w:val="10"/>
+              </w:rPr>
+              <w:t>DEV-01-BTN-CANDIDATE-DECIDE</w:t>
+            </w:r>
+          </w:p>
+        </w:tc>
+        <w:tc>
+          <w:tcPr>
+            <w:tcW w:type="dxa" w:w="1218"/>
+          </w:tcPr>
+          <w:p>
+            <w:r>
+              <w:rPr>
+                <w:sz w:val="10"/>
+              </w:rPr>
+              <w:t>EXISTING_SOURCE_UID</w:t>
+            </w:r>
+          </w:p>
+        </w:tc>
+        <w:tc>
+          <w:tcPr>
+            <w:tcW w:type="dxa" w:w="1218"/>
+          </w:tcPr>
+          <w:p>
+            <w:r>
+              <w:rPr>
+                <w:sz w:val="10"/>
+              </w:rPr>
+              <w:t>審查 Candidate</w:t>
+            </w:r>
+          </w:p>
+        </w:tc>
+        <w:tc>
+          <w:tcPr>
+            <w:tcW w:type="dxa" w:w="1218"/>
+          </w:tcPr>
+          <w:p>
+            <w:r>
+              <w:rPr>
+                <w:sz w:val="10"/>
+              </w:rPr>
+              <w:t>PRIMARY_BUTTON</w:t>
+            </w:r>
+          </w:p>
+        </w:tc>
+        <w:tc>
+          <w:tcPr>
+            <w:tcW w:type="dxa" w:w="1218"/>
+          </w:tcPr>
+          <w:p>
+            <w:r>
+              <w:rPr>
+                <w:sz w:val="10"/>
+              </w:rPr>
+              <w:t>DEV-01-ACT-CANDIDATE-DECIDE</w:t>
+            </w:r>
+          </w:p>
+        </w:tc>
+        <w:tc>
+          <w:tcPr>
+            <w:tcW w:type="dxa" w:w="1218"/>
+          </w:tcPr>
+          <w:p>
+            <w:r>
+              <w:rPr>
+                <w:sz w:val="10"/>
+              </w:rPr>
+              <w:t>DEV-01-GATE-MESSAGE-REVIEW</w:t>
+            </w:r>
+          </w:p>
+        </w:tc>
+        <w:tc>
+          <w:tcPr>
+            <w:tcW w:type="dxa" w:w="1218"/>
+          </w:tcPr>
+          <w:p>
+            <w:r>
+              <w:rPr>
+                <w:sz w:val="10"/>
+              </w:rPr>
+              <w:t>candidate.decide</w:t>
+            </w:r>
+          </w:p>
+        </w:tc>
+        <w:tc>
+          <w:tcPr>
+            <w:tcW w:type="dxa" w:w="1218"/>
+          </w:tcPr>
+          <w:p>
+            <w:r>
+              <w:rPr>
+                <w:sz w:val="10"/>
+              </w:rPr>
+              <w:t>—</w:t>
+            </w:r>
+          </w:p>
+        </w:tc>
+        <w:tc>
+          <w:tcPr>
+            <w:tcW w:type="dxa" w:w="1218"/>
+          </w:tcPr>
+          <w:p>
+            <w:r>
+              <w:rPr>
+                <w:sz w:val="10"/>
+              </w:rPr>
+              <w:t>decideCandidate</w:t>
+            </w:r>
+          </w:p>
+        </w:tc>
+        <w:tc>
+          <w:tcPr>
+            <w:tcW w:type="dxa" w:w="1218"/>
+          </w:tcPr>
+          <w:p>
+            <w:r>
+              <w:rPr>
+                <w:sz w:val="10"/>
+              </w:rPr>
+              <w:t>POST /v1/candidates/{id}/decision</w:t>
+            </w:r>
+          </w:p>
+        </w:tc>
+        <w:tc>
+          <w:tcPr>
+            <w:tcW w:type="dxa" w:w="1218"/>
+          </w:tcPr>
+          <w:p>
+            <w:r>
+              <w:rPr>
+                <w:sz w:val="10"/>
+              </w:rPr>
+              <w:t>CANDIDATE_DECISION_RUNTIME</w:t>
+            </w:r>
+          </w:p>
+        </w:tc>
+        <w:tc>
+          <w:tcPr>
+            <w:tcW w:type="dxa" w:w="1218"/>
+          </w:tcPr>
+          <w:p>
+            <w:r>
+              <w:rPr>
+                <w:sz w:val="10"/>
+              </w:rPr>
+              <w:t>public.context_candidates</w:t>
+            </w:r>
+          </w:p>
+        </w:tc>
+        <w:tc>
+          <w:tcPr>
+            <w:tcW w:type="dxa" w:w="1218"/>
+          </w:tcPr>
+          <w:p>
+            <w:r>
+              <w:rPr>
+                <w:sz w:val="10"/>
+              </w:rPr>
+              <w:t>EFFECTFUL_EXACT</w:t>
+            </w:r>
+          </w:p>
+        </w:tc>
+      </w:tr>
+      <w:tr>
+        <w:tc>
+          <w:tcPr>
+            <w:tcW w:type="dxa" w:w="1218"/>
+          </w:tcPr>
+          <w:p>
+            <w:r>
+              <w:rPr>
+                <w:sz w:val="10"/>
+              </w:rPr>
+              <w:t>DEV-01-BTN-CR-CREATE</w:t>
+            </w:r>
+          </w:p>
+        </w:tc>
+        <w:tc>
+          <w:tcPr>
+            <w:tcW w:type="dxa" w:w="1218"/>
+          </w:tcPr>
+          <w:p>
+            <w:r>
+              <w:rPr>
+                <w:sz w:val="10"/>
+              </w:rPr>
+              <w:t>EXISTING_SOURCE_UID</w:t>
+            </w:r>
+          </w:p>
+        </w:tc>
+        <w:tc>
+          <w:tcPr>
+            <w:tcW w:type="dxa" w:w="1218"/>
+          </w:tcPr>
+          <w:p>
+            <w:r>
+              <w:rPr>
+                <w:sz w:val="10"/>
+              </w:rPr>
+              <w:t>要求修改</w:t>
+            </w:r>
+          </w:p>
+        </w:tc>
+        <w:tc>
+          <w:tcPr>
+            <w:tcW w:type="dxa" w:w="1218"/>
+          </w:tcPr>
+          <w:p>
+            <w:r>
+              <w:rPr>
+                <w:sz w:val="10"/>
+              </w:rPr>
+              <w:t>SECONDARY_BUTTON</w:t>
+            </w:r>
+          </w:p>
+        </w:tc>
+        <w:tc>
+          <w:tcPr>
+            <w:tcW w:type="dxa" w:w="1218"/>
+          </w:tcPr>
+          <w:p>
+            <w:r>
+              <w:rPr>
+                <w:sz w:val="10"/>
+              </w:rPr>
+              <w:t>DEV-01-ACT-CR-CREATE</w:t>
+            </w:r>
+          </w:p>
+        </w:tc>
+        <w:tc>
+          <w:tcPr>
+            <w:tcW w:type="dxa" w:w="1218"/>
+          </w:tcPr>
+          <w:p>
+            <w:r>
+              <w:rPr>
+                <w:sz w:val="10"/>
+              </w:rPr>
+              <w:t>DEV-01-GATE-MESSAGE-REVIEW</w:t>
+            </w:r>
+          </w:p>
+        </w:tc>
+        <w:tc>
+          <w:tcPr>
+            <w:tcW w:type="dxa" w:w="1218"/>
+          </w:tcPr>
+          <w:p>
+            <w:r>
+              <w:rPr>
+                <w:sz w:val="10"/>
+              </w:rPr>
+              <w:t>core.change.create</w:t>
+            </w:r>
+          </w:p>
+        </w:tc>
+        <w:tc>
+          <w:tcPr>
+            <w:tcW w:type="dxa" w:w="1218"/>
+          </w:tcPr>
+          <w:p>
+            <w:r>
+              <w:rPr>
+                <w:sz w:val="10"/>
+              </w:rPr>
+              <w:t>—</w:t>
+            </w:r>
+          </w:p>
+        </w:tc>
+        <w:tc>
+          <w:tcPr>
+            <w:tcW w:type="dxa" w:w="1218"/>
+          </w:tcPr>
+          <w:p>
+            <w:r>
+              <w:rPr>
+                <w:sz w:val="10"/>
+              </w:rPr>
+              <w:t>createChangeRequest</w:t>
+            </w:r>
+          </w:p>
+        </w:tc>
+        <w:tc>
+          <w:tcPr>
+            <w:tcW w:type="dxa" w:w="1218"/>
+          </w:tcPr>
+          <w:p>
+            <w:r>
+              <w:rPr>
+                <w:sz w:val="10"/>
+              </w:rPr>
+              <w:t>POST /v1/change-requests</w:t>
+            </w:r>
+          </w:p>
+        </w:tc>
+        <w:tc>
+          <w:tcPr>
+            <w:tcW w:type="dxa" w:w="1218"/>
+          </w:tcPr>
+          <w:p>
+            <w:r>
+              <w:rPr>
+                <w:sz w:val="10"/>
+              </w:rPr>
+              <w:t>—</w:t>
+            </w:r>
+          </w:p>
+        </w:tc>
+        <w:tc>
+          <w:tcPr>
+            <w:tcW w:type="dxa" w:w="1218"/>
+          </w:tcPr>
+          <w:p>
+            <w:r>
+              <w:rPr>
+                <w:sz w:val="10"/>
+              </w:rPr>
+              <w:t>—</w:t>
+            </w:r>
+          </w:p>
+        </w:tc>
+        <w:tc>
+          <w:tcPr>
+            <w:tcW w:type="dxa" w:w="1218"/>
+          </w:tcPr>
+          <w:p>
+            <w:r>
+              <w:rPr>
+                <w:sz w:val="10"/>
+              </w:rPr>
+              <w:t>EFFECTFUL_EXACT</w:t>
+            </w:r>
+          </w:p>
+        </w:tc>
+      </w:tr>
+      <w:tr>
+        <w:tc>
+          <w:tcPr>
+            <w:tcW w:type="dxa" w:w="1218"/>
+          </w:tcPr>
+          <w:p>
+            <w:r>
+              <w:rPr>
+                <w:sz w:val="10"/>
+              </w:rPr>
+              <w:t>DEV-01-BTN-DIRECTORY-SEARCH</w:t>
+            </w:r>
+          </w:p>
+        </w:tc>
+        <w:tc>
+          <w:tcPr>
+            <w:tcW w:type="dxa" w:w="1218"/>
+          </w:tcPr>
+          <w:p>
+            <w:r>
+              <w:rPr>
+                <w:sz w:val="10"/>
+              </w:rPr>
+              <w:t>EXISTING_SOURCE_UID</w:t>
+            </w:r>
+          </w:p>
+        </w:tc>
+        <w:tc>
+          <w:tcPr>
+            <w:tcW w:type="dxa" w:w="1218"/>
+          </w:tcPr>
+          <w:p>
+            <w:r>
+              <w:rPr>
+                <w:sz w:val="10"/>
+              </w:rPr>
+              <w:t>搜尋企業</w:t>
+            </w:r>
+          </w:p>
+        </w:tc>
+        <w:tc>
+          <w:tcPr>
+            <w:tcW w:type="dxa" w:w="1218"/>
+          </w:tcPr>
+          <w:p>
+            <w:r>
+              <w:rPr>
+                <w:sz w:val="10"/>
+              </w:rPr>
+              <w:t>SEARCH_ACTION</w:t>
+            </w:r>
+          </w:p>
+        </w:tc>
+        <w:tc>
+          <w:tcPr>
+            <w:tcW w:type="dxa" w:w="1218"/>
+          </w:tcPr>
+          <w:p>
+            <w:r>
+              <w:rPr>
+                <w:sz w:val="10"/>
+              </w:rPr>
+              <w:t>DEV-01-ACT-DIRECTORY-SEARCH</w:t>
+            </w:r>
+          </w:p>
+        </w:tc>
+        <w:tc>
+          <w:tcPr>
+            <w:tcW w:type="dxa" w:w="1218"/>
+          </w:tcPr>
+          <w:p>
+            <w:r>
+              <w:rPr>
+                <w:sz w:val="10"/>
+              </w:rPr>
+              <w:t>DEV-01-GATE-DIRECTORY-READ</w:t>
+            </w:r>
+          </w:p>
+        </w:tc>
+        <w:tc>
+          <w:tcPr>
+            <w:tcW w:type="dxa" w:w="1218"/>
+          </w:tcPr>
+          <w:p>
+            <w:r>
+              <w:rPr>
+                <w:sz w:val="10"/>
+              </w:rPr>
+              <w:t>projection.search</w:t>
+            </w:r>
+          </w:p>
+        </w:tc>
+        <w:tc>
+          <w:tcPr>
+            <w:tcW w:type="dxa" w:w="1218"/>
+          </w:tcPr>
+          <w:p>
+            <w:r>
+              <w:rPr>
+                <w:sz w:val="10"/>
+              </w:rPr>
+              <w:t>—</w:t>
+            </w:r>
+          </w:p>
+        </w:tc>
+        <w:tc>
+          <w:tcPr>
+            <w:tcW w:type="dxa" w:w="1218"/>
+          </w:tcPr>
+          <w:p>
+            <w:r>
+              <w:rPr>
+                <w:sz w:val="10"/>
+              </w:rPr>
+              <w:t>searchProjection</w:t>
+            </w:r>
+          </w:p>
+        </w:tc>
+        <w:tc>
+          <w:tcPr>
+            <w:tcW w:type="dxa" w:w="1218"/>
+          </w:tcPr>
+          <w:p>
+            <w:r>
+              <w:rPr>
+                <w:sz w:val="10"/>
+              </w:rPr>
+              <w:t>POST /v1/search</w:t>
+            </w:r>
+          </w:p>
+        </w:tc>
+        <w:tc>
+          <w:tcPr>
+            <w:tcW w:type="dxa" w:w="1218"/>
+          </w:tcPr>
+          <w:p>
+            <w:r>
+              <w:rPr>
+                <w:sz w:val="10"/>
+              </w:rPr>
+              <w:t>INFO_COMMAND_RUNTIME</w:t>
+            </w:r>
+          </w:p>
+        </w:tc>
+        <w:tc>
+          <w:tcPr>
+            <w:tcW w:type="dxa" w:w="1218"/>
+          </w:tcPr>
+          <w:p>
+            <w:r>
+              <w:rPr>
+                <w:sz w:val="10"/>
+              </w:rPr>
+              <w:t>—</w:t>
+            </w:r>
+          </w:p>
+        </w:tc>
+        <w:tc>
+          <w:tcPr>
+            <w:tcW w:type="dxa" w:w="1218"/>
+          </w:tcPr>
+          <w:p>
+            <w:r>
+              <w:rPr>
+                <w:sz w:val="10"/>
+              </w:rPr>
+              <w:t>EFFECTFUL_EXACT</w:t>
+            </w:r>
+          </w:p>
+        </w:tc>
+      </w:tr>
+      <w:tr>
+        <w:tc>
+          <w:tcPr>
+            <w:tcW w:type="dxa" w:w="1218"/>
+          </w:tcPr>
+          <w:p>
+            <w:r>
+              <w:rPr>
+                <w:sz w:val="10"/>
+              </w:rPr>
+              <w:t>DEV-01-BTN-DISCOVERY-PAUSE</w:t>
+            </w:r>
+          </w:p>
+        </w:tc>
+        <w:tc>
+          <w:tcPr>
+            <w:tcW w:type="dxa" w:w="1218"/>
+          </w:tcPr>
+          <w:p>
+            <w:r>
+              <w:rPr>
+                <w:sz w:val="10"/>
+              </w:rPr>
+              <w:t>EXISTING_SOURCE_UID</w:t>
+            </w:r>
+          </w:p>
+        </w:tc>
+        <w:tc>
+          <w:tcPr>
+            <w:tcW w:type="dxa" w:w="1218"/>
+          </w:tcPr>
+          <w:p>
+            <w:r>
+              <w:rPr>
+                <w:sz w:val="10"/>
+              </w:rPr>
+              <w:t>暫停</w:t>
+            </w:r>
+          </w:p>
+        </w:tc>
+        <w:tc>
+          <w:tcPr>
+            <w:tcW w:type="dxa" w:w="1218"/>
+          </w:tcPr>
+          <w:p>
+            <w:r>
+              <w:rPr>
+                <w:sz w:val="10"/>
+              </w:rPr>
+              <w:t>SECONDARY_BUTTON</w:t>
+            </w:r>
+          </w:p>
+        </w:tc>
+        <w:tc>
+          <w:tcPr>
+            <w:tcW w:type="dxa" w:w="1218"/>
+          </w:tcPr>
+          <w:p>
+            <w:r>
+              <w:rPr>
+                <w:sz w:val="10"/>
+              </w:rPr>
+              <w:t>DEV-01-ACT-DISCOVERY-PAUSE</w:t>
+            </w:r>
+          </w:p>
+        </w:tc>
+        <w:tc>
+          <w:tcPr>
+            <w:tcW w:type="dxa" w:w="1218"/>
+          </w:tcPr>
+          <w:p>
+            <w:r>
+              <w:rPr>
+                <w:sz w:val="10"/>
+              </w:rPr>
+              <w:t>DEV-01-GATE-DISCOVERY-RUNNING</w:t>
+            </w:r>
+          </w:p>
+        </w:tc>
+        <w:tc>
+          <w:tcPr>
+            <w:tcW w:type="dxa" w:w="1218"/>
+          </w:tcPr>
+          <w:p>
+            <w:r>
+              <w:rPr>
+                <w:sz w:val="10"/>
+              </w:rPr>
+              <w:t>outreach.discovery.configure</w:t>
+            </w:r>
+          </w:p>
+        </w:tc>
+        <w:tc>
+          <w:tcPr>
+            <w:tcW w:type="dxa" w:w="1218"/>
+          </w:tcPr>
+          <w:p>
+            <w:r>
+              <w:rPr>
+                <w:sz w:val="10"/>
+              </w:rPr>
+              <w:t>—</w:t>
+            </w:r>
+          </w:p>
+        </w:tc>
+        <w:tc>
+          <w:tcPr>
+            <w:tcW w:type="dxa" w:w="1218"/>
+          </w:tcPr>
+          <w:p>
+            <w:r>
+              <w:rPr>
+                <w:sz w:val="10"/>
+              </w:rPr>
+              <w:t>pauseCompanyDiscovery</w:t>
+            </w:r>
+          </w:p>
+        </w:tc>
+        <w:tc>
+          <w:tcPr>
+            <w:tcW w:type="dxa" w:w="1218"/>
+          </w:tcPr>
+          <w:p>
+            <w:r>
+              <w:rPr>
+                <w:sz w:val="10"/>
+              </w:rPr>
+              <w:t>POST /v1/outreach/discovery-jobs/{jobId}/pause</w:t>
+            </w:r>
+          </w:p>
+        </w:tc>
+        <w:tc>
+          <w:tcPr>
+            <w:tcW w:type="dxa" w:w="1218"/>
+          </w:tcPr>
+          <w:p>
+            <w:r>
+              <w:rPr>
+                <w:sz w:val="10"/>
+              </w:rPr>
+              <w:t>—</w:t>
+            </w:r>
+          </w:p>
+        </w:tc>
+        <w:tc>
+          <w:tcPr>
+            <w:tcW w:type="dxa" w:w="1218"/>
+          </w:tcPr>
+          <w:p>
+            <w:r>
+              <w:rPr>
+                <w:sz w:val="10"/>
+              </w:rPr>
+              <w:t>—</w:t>
+            </w:r>
+          </w:p>
+        </w:tc>
+        <w:tc>
+          <w:tcPr>
+            <w:tcW w:type="dxa" w:w="1218"/>
+          </w:tcPr>
+          <w:p>
+            <w:r>
+              <w:rPr>
+                <w:sz w:val="10"/>
+              </w:rPr>
+              <w:t>EFFECTFUL_EXACT</w:t>
+            </w:r>
+          </w:p>
+        </w:tc>
+      </w:tr>
+      <w:tr>
+        <w:tc>
+          <w:tcPr>
+            <w:tcW w:type="dxa" w:w="1218"/>
+          </w:tcPr>
+          <w:p>
+            <w:r>
+              <w:rPr>
+                <w:sz w:val="10"/>
+              </w:rPr>
+              <w:t>DEV-01-BTN-DISCOVERY-RESUME</w:t>
+            </w:r>
+          </w:p>
+        </w:tc>
+        <w:tc>
+          <w:tcPr>
+            <w:tcW w:type="dxa" w:w="1218"/>
+          </w:tcPr>
+          <w:p>
+            <w:r>
+              <w:rPr>
+                <w:sz w:val="10"/>
+              </w:rPr>
+              <w:t>EXISTING_SOURCE_UID</w:t>
+            </w:r>
+          </w:p>
+        </w:tc>
+        <w:tc>
+          <w:tcPr>
+            <w:tcW w:type="dxa" w:w="1218"/>
+          </w:tcPr>
+          <w:p>
+            <w:r>
+              <w:rPr>
+                <w:sz w:val="10"/>
+              </w:rPr>
+              <w:t>繼續</w:t>
+            </w:r>
+          </w:p>
+        </w:tc>
+        <w:tc>
+          <w:tcPr>
+            <w:tcW w:type="dxa" w:w="1218"/>
+          </w:tcPr>
+          <w:p>
+            <w:r>
+              <w:rPr>
+                <w:sz w:val="10"/>
+              </w:rPr>
+              <w:t>SECONDARY_BUTTON</w:t>
+            </w:r>
+          </w:p>
+        </w:tc>
+        <w:tc>
+          <w:tcPr>
+            <w:tcW w:type="dxa" w:w="1218"/>
+          </w:tcPr>
+          <w:p>
+            <w:r>
+              <w:rPr>
+                <w:sz w:val="10"/>
+              </w:rPr>
+              <w:t>DEV-01-ACT-DISCOVERY-RESUME</w:t>
+            </w:r>
+          </w:p>
+        </w:tc>
+        <w:tc>
+          <w:tcPr>
+            <w:tcW w:type="dxa" w:w="1218"/>
+          </w:tcPr>
+          <w:p>
+            <w:r>
+              <w:rPr>
+                <w:sz w:val="10"/>
+              </w:rPr>
+              <w:t>DEV-01-GATE-DISCOVERY-PAUSED</w:t>
+            </w:r>
+          </w:p>
+        </w:tc>
+        <w:tc>
+          <w:tcPr>
+            <w:tcW w:type="dxa" w:w="1218"/>
+          </w:tcPr>
+          <w:p>
+            <w:r>
+              <w:rPr>
+                <w:sz w:val="10"/>
+              </w:rPr>
+              <w:t>outreach.discovery.configure</w:t>
+            </w:r>
+          </w:p>
+        </w:tc>
+        <w:tc>
+          <w:tcPr>
+            <w:tcW w:type="dxa" w:w="1218"/>
+          </w:tcPr>
+          <w:p>
+            <w:r>
+              <w:rPr>
+                <w:sz w:val="10"/>
+              </w:rPr>
+              <w:t>—</w:t>
+            </w:r>
+          </w:p>
+        </w:tc>
+        <w:tc>
+          <w:tcPr>
+            <w:tcW w:type="dxa" w:w="1218"/>
+          </w:tcPr>
+          <w:p>
+            <w:r>
+              <w:rPr>
+                <w:sz w:val="10"/>
+              </w:rPr>
+              <w:t>resumeCompanyDiscovery</w:t>
+            </w:r>
+          </w:p>
+        </w:tc>
+        <w:tc>
+          <w:tcPr>
+            <w:tcW w:type="dxa" w:w="1218"/>
+          </w:tcPr>
+          <w:p>
+            <w:r>
+              <w:rPr>
+                <w:sz w:val="10"/>
+              </w:rPr>
+              <w:t>POST /v1/outreach/discovery-jobs/{jobId}/resume</w:t>
+            </w:r>
+          </w:p>
+        </w:tc>
+        <w:tc>
+          <w:tcPr>
+            <w:tcW w:type="dxa" w:w="1218"/>
+          </w:tcPr>
+          <w:p>
+            <w:r>
+              <w:rPr>
+                <w:sz w:val="10"/>
+              </w:rPr>
+              <w:t>—</w:t>
+            </w:r>
+          </w:p>
+        </w:tc>
+        <w:tc>
+          <w:tcPr>
+            <w:tcW w:type="dxa" w:w="1218"/>
+          </w:tcPr>
+          <w:p>
+            <w:r>
+              <w:rPr>
+                <w:sz w:val="10"/>
+              </w:rPr>
+              <w:t>—</w:t>
+            </w:r>
+          </w:p>
+        </w:tc>
+        <w:tc>
+          <w:tcPr>
+            <w:tcW w:type="dxa" w:w="1218"/>
+          </w:tcPr>
+          <w:p>
+            <w:r>
+              <w:rPr>
+                <w:sz w:val="10"/>
+              </w:rPr>
+              <w:t>EFFECTFUL_EXACT</w:t>
+            </w:r>
+          </w:p>
+        </w:tc>
+      </w:tr>
+      <w:tr>
+        <w:tc>
+          <w:tcPr>
+            <w:tcW w:type="dxa" w:w="1218"/>
+          </w:tcPr>
+          <w:p>
+            <w:r>
+              <w:rPr>
+                <w:sz w:val="10"/>
+              </w:rPr>
+              <w:t>DEV-01-BTN-DISCOVERY-START</w:t>
+            </w:r>
+          </w:p>
+        </w:tc>
+        <w:tc>
+          <w:tcPr>
+            <w:tcW w:type="dxa" w:w="1218"/>
+          </w:tcPr>
+          <w:p>
+            <w:r>
+              <w:rPr>
+                <w:sz w:val="10"/>
+              </w:rPr>
+              <w:t>EXISTING_SOURCE_UID</w:t>
+            </w:r>
+          </w:p>
+        </w:tc>
+        <w:tc>
+          <w:tcPr>
+            <w:tcW w:type="dxa" w:w="1218"/>
+          </w:tcPr>
+          <w:p>
+            <w:r>
+              <w:rPr>
+                <w:sz w:val="10"/>
+              </w:rPr>
+              <w:t>開始搜集</w:t>
+            </w:r>
+          </w:p>
+        </w:tc>
+        <w:tc>
+          <w:tcPr>
+            <w:tcW w:type="dxa" w:w="1218"/>
+          </w:tcPr>
+          <w:p>
+            <w:r>
+              <w:rPr>
+                <w:sz w:val="10"/>
+              </w:rPr>
+              <w:t>PRIMARY_BUTTON</w:t>
+            </w:r>
+          </w:p>
+        </w:tc>
+        <w:tc>
+          <w:tcPr>
+            <w:tcW w:type="dxa" w:w="1218"/>
+          </w:tcPr>
+          <w:p>
+            <w:r>
+              <w:rPr>
+                <w:sz w:val="10"/>
+              </w:rPr>
+              <w:t>DEV-01-ACT-DISCOVERY-START</w:t>
+            </w:r>
+          </w:p>
+        </w:tc>
+        <w:tc>
+          <w:tcPr>
+            <w:tcW w:type="dxa" w:w="1218"/>
+          </w:tcPr>
+          <w:p>
+            <w:r>
+              <w:rPr>
+                <w:sz w:val="10"/>
+              </w:rPr>
+              <w:t>DEV-01-GATE-DISCOVERY-START</w:t>
+            </w:r>
+          </w:p>
+        </w:tc>
+        <w:tc>
+          <w:tcPr>
+            <w:tcW w:type="dxa" w:w="1218"/>
+          </w:tcPr>
+          <w:p>
+            <w:r>
+              <w:rPr>
+                <w:sz w:val="10"/>
+              </w:rPr>
+              <w:t>outreach.discovery.configure</w:t>
+            </w:r>
+          </w:p>
+        </w:tc>
+        <w:tc>
+          <w:tcPr>
+            <w:tcW w:type="dxa" w:w="1218"/>
+          </w:tcPr>
+          <w:p>
+            <w:r>
+              <w:rPr>
+                <w:sz w:val="10"/>
+              </w:rPr>
+              <w:t>—</w:t>
+            </w:r>
+          </w:p>
+        </w:tc>
+        <w:tc>
+          <w:tcPr>
+            <w:tcW w:type="dxa" w:w="1218"/>
+          </w:tcPr>
+          <w:p>
+            <w:r>
+              <w:rPr>
+                <w:sz w:val="10"/>
+              </w:rPr>
+              <w:t>startCompanyDiscovery</w:t>
+            </w:r>
+          </w:p>
+        </w:tc>
+        <w:tc>
+          <w:tcPr>
+            <w:tcW w:type="dxa" w:w="1218"/>
+          </w:tcPr>
+          <w:p>
+            <w:r>
+              <w:rPr>
+                <w:sz w:val="10"/>
+              </w:rPr>
+              <w:t>POST /v1/outreach/discovery-jobs</w:t>
+            </w:r>
+          </w:p>
+        </w:tc>
+        <w:tc>
+          <w:tcPr>
+            <w:tcW w:type="dxa" w:w="1218"/>
+          </w:tcPr>
+          <w:p>
+            <w:r>
+              <w:rPr>
+                <w:sz w:val="10"/>
+              </w:rPr>
+              <w:t>—</w:t>
+            </w:r>
+          </w:p>
+        </w:tc>
+        <w:tc>
+          <w:tcPr>
+            <w:tcW w:type="dxa" w:w="1218"/>
+          </w:tcPr>
+          <w:p>
+            <w:r>
+              <w:rPr>
+                <w:sz w:val="10"/>
+              </w:rPr>
+              <w:t>—</w:t>
+            </w:r>
+          </w:p>
+        </w:tc>
+        <w:tc>
+          <w:tcPr>
+            <w:tcW w:type="dxa" w:w="1218"/>
+          </w:tcPr>
+          <w:p>
+            <w:r>
+              <w:rPr>
+                <w:sz w:val="10"/>
+              </w:rPr>
+              <w:t>EFFECTFUL_EXACT</w:t>
+            </w:r>
+          </w:p>
+        </w:tc>
+      </w:tr>
+      <w:tr>
+        <w:tc>
+          <w:tcPr>
+            <w:tcW w:type="dxa" w:w="1218"/>
+          </w:tcPr>
+          <w:p>
+            <w:r>
+              <w:rPr>
+                <w:sz w:val="10"/>
+              </w:rPr>
+              <w:t>DEV-01-BTN-DISCOVERY-STOP</w:t>
+            </w:r>
+          </w:p>
+        </w:tc>
+        <w:tc>
+          <w:tcPr>
+            <w:tcW w:type="dxa" w:w="1218"/>
+          </w:tcPr>
+          <w:p>
+            <w:r>
+              <w:rPr>
+                <w:sz w:val="10"/>
+              </w:rPr>
+              <w:t>EXISTING_SOURCE_UID</w:t>
+            </w:r>
+          </w:p>
+        </w:tc>
+        <w:tc>
+          <w:tcPr>
+            <w:tcW w:type="dxa" w:w="1218"/>
+          </w:tcPr>
+          <w:p>
+            <w:r>
+              <w:rPr>
+                <w:sz w:val="10"/>
+              </w:rPr>
+              <w:t>停止</w:t>
+            </w:r>
+          </w:p>
+        </w:tc>
+        <w:tc>
+          <w:tcPr>
+            <w:tcW w:type="dxa" w:w="1218"/>
+          </w:tcPr>
+          <w:p>
+            <w:r>
+              <w:rPr>
+                <w:sz w:val="10"/>
+              </w:rPr>
+              <w:t>DANGER_COMPACT_BUTTON</w:t>
+            </w:r>
+          </w:p>
+        </w:tc>
+        <w:tc>
+          <w:tcPr>
+            <w:tcW w:type="dxa" w:w="1218"/>
+          </w:tcPr>
+          <w:p>
+            <w:r>
+              <w:rPr>
+                <w:sz w:val="10"/>
+              </w:rPr>
+              <w:t>DEV-01-ACT-DISCOVERY-STOP</w:t>
+            </w:r>
+          </w:p>
+        </w:tc>
+        <w:tc>
+          <w:tcPr>
+            <w:tcW w:type="dxa" w:w="1218"/>
+          </w:tcPr>
+          <w:p>
+            <w:r>
+              <w:rPr>
+                <w:sz w:val="10"/>
+              </w:rPr>
+              <w:t>DEV-01-GATE-DISCOVERY-RUNNING</w:t>
+            </w:r>
+          </w:p>
+        </w:tc>
+        <w:tc>
+          <w:tcPr>
+            <w:tcW w:type="dxa" w:w="1218"/>
+          </w:tcPr>
+          <w:p>
+            <w:r>
+              <w:rPr>
+                <w:sz w:val="10"/>
+              </w:rPr>
+              <w:t>outreach.discovery.configure</w:t>
+            </w:r>
+          </w:p>
+        </w:tc>
+        <w:tc>
+          <w:tcPr>
+            <w:tcW w:type="dxa" w:w="1218"/>
+          </w:tcPr>
+          <w:p>
+            <w:r>
+              <w:rPr>
+                <w:sz w:val="10"/>
+              </w:rPr>
+              <w:t>—</w:t>
+            </w:r>
+          </w:p>
+        </w:tc>
+        <w:tc>
+          <w:tcPr>
+            <w:tcW w:type="dxa" w:w="1218"/>
+          </w:tcPr>
+          <w:p>
+            <w:r>
+              <w:rPr>
+                <w:sz w:val="10"/>
+              </w:rPr>
+              <w:t>stopCompanyDiscovery</w:t>
+            </w:r>
+          </w:p>
+        </w:tc>
+        <w:tc>
+          <w:tcPr>
+            <w:tcW w:type="dxa" w:w="1218"/>
+          </w:tcPr>
+          <w:p>
+            <w:r>
+              <w:rPr>
+                <w:sz w:val="10"/>
+              </w:rPr>
+              <w:t>POST /v1/outreach/discovery-jobs/{jobId}/stop</w:t>
+            </w:r>
+          </w:p>
+        </w:tc>
+        <w:tc>
+          <w:tcPr>
+            <w:tcW w:type="dxa" w:w="1218"/>
+          </w:tcPr>
+          <w:p>
+            <w:r>
+              <w:rPr>
+                <w:sz w:val="10"/>
+              </w:rPr>
+              <w:t>—</w:t>
+            </w:r>
+          </w:p>
+        </w:tc>
+        <w:tc>
+          <w:tcPr>
+            <w:tcW w:type="dxa" w:w="1218"/>
+          </w:tcPr>
+          <w:p>
+            <w:r>
+              <w:rPr>
+                <w:sz w:val="10"/>
+              </w:rPr>
+              <w:t>—</w:t>
+            </w:r>
+          </w:p>
+        </w:tc>
+        <w:tc>
+          <w:tcPr>
+            <w:tcW w:type="dxa" w:w="1218"/>
+          </w:tcPr>
+          <w:p>
+            <w:r>
+              <w:rPr>
+                <w:sz w:val="10"/>
+              </w:rPr>
+              <w:t>EFFECTFUL_EXACT</w:t>
+            </w:r>
+          </w:p>
+        </w:tc>
+      </w:tr>
+      <w:tr>
+        <w:tc>
+          <w:tcPr>
+            <w:tcW w:type="dxa" w:w="1218"/>
+          </w:tcPr>
+          <w:p>
+            <w:r>
+              <w:rPr>
+                <w:sz w:val="10"/>
+              </w:rPr>
+              <w:t>DEV-01-BTN-EMAIL-DISPATCH</w:t>
+            </w:r>
+          </w:p>
+        </w:tc>
+        <w:tc>
+          <w:tcPr>
+            <w:tcW w:type="dxa" w:w="1218"/>
+          </w:tcPr>
+          <w:p>
+            <w:r>
+              <w:rPr>
+                <w:sz w:val="10"/>
+              </w:rPr>
+              <w:t>EXISTING_SOURCE_UID</w:t>
+            </w:r>
+          </w:p>
+        </w:tc>
+        <w:tc>
+          <w:tcPr>
+            <w:tcW w:type="dxa" w:w="1218"/>
+          </w:tcPr>
+          <w:p>
+            <w:r>
+              <w:rPr>
+                <w:sz w:val="10"/>
+              </w:rPr>
+              <w:t>開始一對一發送</w:t>
+            </w:r>
+          </w:p>
+        </w:tc>
+        <w:tc>
+          <w:tcPr>
+            <w:tcW w:type="dxa" w:w="1218"/>
+          </w:tcPr>
+          <w:p>
+            <w:r>
+              <w:rPr>
+                <w:sz w:val="10"/>
+              </w:rPr>
+              <w:t>PRIMARY_BUTTON</w:t>
+            </w:r>
+          </w:p>
+        </w:tc>
+        <w:tc>
+          <w:tcPr>
+            <w:tcW w:type="dxa" w:w="1218"/>
+          </w:tcPr>
+          <w:p>
+            <w:r>
+              <w:rPr>
+                <w:sz w:val="10"/>
+              </w:rPr>
+              <w:t>DEV-01-ACT-EMAIL-DISPATCH</w:t>
+            </w:r>
+          </w:p>
+        </w:tc>
+        <w:tc>
+          <w:tcPr>
+            <w:tcW w:type="dxa" w:w="1218"/>
+          </w:tcPr>
+          <w:p>
+            <w:r>
+              <w:rPr>
+                <w:sz w:val="10"/>
+              </w:rPr>
+              <w:t>DEV-01-GATE-DISPATCH</w:t>
+            </w:r>
+          </w:p>
+        </w:tc>
+        <w:tc>
+          <w:tcPr>
+            <w:tcW w:type="dxa" w:w="1218"/>
+          </w:tcPr>
+          <w:p>
+            <w:r>
+              <w:rPr>
+                <w:sz w:val="10"/>
+              </w:rPr>
+              <w:t>outreach.send.dispatch</w:t>
+            </w:r>
+          </w:p>
+        </w:tc>
+        <w:tc>
+          <w:tcPr>
+            <w:tcW w:type="dxa" w:w="1218"/>
+          </w:tcPr>
+          <w:p>
+            <w:r>
+              <w:rPr>
+                <w:sz w:val="10"/>
+              </w:rPr>
+              <w:t>—</w:t>
+            </w:r>
+          </w:p>
+        </w:tc>
+        <w:tc>
+          <w:tcPr>
+            <w:tcW w:type="dxa" w:w="1218"/>
+          </w:tcPr>
+          <w:p>
+            <w:r>
+              <w:rPr>
+                <w:sz w:val="10"/>
+              </w:rPr>
+              <w:t>dispatchOutreachCampaign</w:t>
+            </w:r>
+          </w:p>
+        </w:tc>
+        <w:tc>
+          <w:tcPr>
+            <w:tcW w:type="dxa" w:w="1218"/>
+          </w:tcPr>
+          <w:p>
+            <w:r>
+              <w:rPr>
+                <w:sz w:val="10"/>
+              </w:rPr>
+              <w:t>POST /v1/outreach/campaigns/{campaignId}/dispatch</w:t>
+            </w:r>
+          </w:p>
+        </w:tc>
+        <w:tc>
+          <w:tcPr>
+            <w:tcW w:type="dxa" w:w="1218"/>
+          </w:tcPr>
+          <w:p>
+            <w:r>
+              <w:rPr>
+                <w:sz w:val="10"/>
+              </w:rPr>
+              <w:t>—</w:t>
+            </w:r>
+          </w:p>
+        </w:tc>
+        <w:tc>
+          <w:tcPr>
+            <w:tcW w:type="dxa" w:w="1218"/>
+          </w:tcPr>
+          <w:p>
+            <w:r>
+              <w:rPr>
+                <w:sz w:val="10"/>
+              </w:rPr>
+              <w:t>—</w:t>
+            </w:r>
+          </w:p>
+        </w:tc>
+        <w:tc>
+          <w:tcPr>
+            <w:tcW w:type="dxa" w:w="1218"/>
+          </w:tcPr>
+          <w:p>
+            <w:r>
+              <w:rPr>
+                <w:sz w:val="10"/>
+              </w:rPr>
+              <w:t>EFFECTFUL_EXACT</w:t>
+            </w:r>
+          </w:p>
+        </w:tc>
+      </w:tr>
+      <w:tr>
+        <w:tc>
+          <w:tcPr>
+            <w:tcW w:type="dxa" w:w="1218"/>
+          </w:tcPr>
+          <w:p>
+            <w:r>
+              <w:rPr>
+                <w:sz w:val="10"/>
+              </w:rPr>
+              <w:t>DEV-01-BTN-EXPORT</w:t>
+            </w:r>
+          </w:p>
+        </w:tc>
+        <w:tc>
+          <w:tcPr>
+            <w:tcW w:type="dxa" w:w="1218"/>
+          </w:tcPr>
+          <w:p>
+            <w:r>
+              <w:rPr>
+                <w:sz w:val="10"/>
+              </w:rPr>
+              <w:t>EXISTING_SOURCE_UID</w:t>
+            </w:r>
+          </w:p>
+        </w:tc>
+        <w:tc>
+          <w:tcPr>
+            <w:tcW w:type="dxa" w:w="1218"/>
+          </w:tcPr>
+          <w:p>
+            <w:r>
+              <w:rPr>
+                <w:sz w:val="10"/>
+              </w:rPr>
+              <w:t>匯出</w:t>
+            </w:r>
+          </w:p>
+        </w:tc>
+        <w:tc>
+          <w:tcPr>
+            <w:tcW w:type="dxa" w:w="1218"/>
+          </w:tcPr>
+          <w:p>
+            <w:r>
+              <w:rPr>
+                <w:sz w:val="10"/>
+              </w:rPr>
+              <w:t>COMPACT_BUTTON</w:t>
+            </w:r>
+          </w:p>
+        </w:tc>
+        <w:tc>
+          <w:tcPr>
+            <w:tcW w:type="dxa" w:w="1218"/>
+          </w:tcPr>
+          <w:p>
+            <w:r>
+              <w:rPr>
+                <w:sz w:val="10"/>
+              </w:rPr>
+              <w:t>DEV-01-ACT-EXPORT</w:t>
+            </w:r>
+          </w:p>
+        </w:tc>
+        <w:tc>
+          <w:tcPr>
+            <w:tcW w:type="dxa" w:w="1218"/>
+          </w:tcPr>
+          <w:p>
+            <w:r>
+              <w:rPr>
+                <w:sz w:val="10"/>
+              </w:rPr>
+              <w:t>DEV-01-GATE-EXPORT</w:t>
+            </w:r>
+          </w:p>
+        </w:tc>
+        <w:tc>
+          <w:tcPr>
+            <w:tcW w:type="dxa" w:w="1218"/>
+          </w:tcPr>
+          <w:p>
+            <w:r>
+              <w:rPr>
+                <w:sz w:val="10"/>
+              </w:rPr>
+              <w:t>projection.export</w:t>
+            </w:r>
+          </w:p>
+        </w:tc>
+        <w:tc>
+          <w:tcPr>
+            <w:tcW w:type="dxa" w:w="1218"/>
+          </w:tcPr>
+          <w:p>
+            <w:r>
+              <w:rPr>
+                <w:sz w:val="10"/>
+              </w:rPr>
+              <w:t>—</w:t>
+            </w:r>
+          </w:p>
+        </w:tc>
+        <w:tc>
+          <w:tcPr>
+            <w:tcW w:type="dxa" w:w="1218"/>
+          </w:tcPr>
+          <w:p>
+            <w:r>
+              <w:rPr>
+                <w:sz w:val="10"/>
+              </w:rPr>
+              <w:t>exportProjection</w:t>
+            </w:r>
+          </w:p>
+        </w:tc>
+        <w:tc>
+          <w:tcPr>
+            <w:tcW w:type="dxa" w:w="1218"/>
+          </w:tcPr>
+          <w:p>
+            <w:r>
+              <w:rPr>
+                <w:sz w:val="10"/>
+              </w:rPr>
+              <w:t>POST /v1/exports</w:t>
+            </w:r>
+          </w:p>
+        </w:tc>
+        <w:tc>
+          <w:tcPr>
+            <w:tcW w:type="dxa" w:w="1218"/>
+          </w:tcPr>
+          <w:p>
+            <w:r>
+              <w:rPr>
+                <w:sz w:val="10"/>
+              </w:rPr>
+              <w:t>INFO_COMMAND_RUNTIME</w:t>
+            </w:r>
+          </w:p>
+        </w:tc>
+        <w:tc>
+          <w:tcPr>
+            <w:tcW w:type="dxa" w:w="1218"/>
+          </w:tcPr>
+          <w:p>
+            <w:r>
+              <w:rPr>
+                <w:sz w:val="10"/>
+              </w:rPr>
+              <w:t>—</w:t>
+            </w:r>
+          </w:p>
+        </w:tc>
+        <w:tc>
+          <w:tcPr>
+            <w:tcW w:type="dxa" w:w="1218"/>
+          </w:tcPr>
+          <w:p>
+            <w:r>
+              <w:rPr>
+                <w:sz w:val="10"/>
+              </w:rPr>
+              <w:t>EFFECTFUL_EXACT</w:t>
+            </w:r>
+          </w:p>
+        </w:tc>
+      </w:tr>
+      <w:tr>
+        <w:tc>
+          <w:tcPr>
+            <w:tcW w:type="dxa" w:w="1218"/>
+          </w:tcPr>
+          <w:p>
+            <w:r>
+              <w:rPr>
+                <w:sz w:val="10"/>
+              </w:rPr>
+              <w:t>DEV-01-BTN-KILL-SWITCH</w:t>
+            </w:r>
+          </w:p>
+        </w:tc>
+        <w:tc>
+          <w:tcPr>
+            <w:tcW w:type="dxa" w:w="1218"/>
+          </w:tcPr>
+          <w:p>
+            <w:r>
+              <w:rPr>
+                <w:sz w:val="10"/>
+              </w:rPr>
+              <w:t>EXISTING_SOURCE_UID</w:t>
+            </w:r>
+          </w:p>
+        </w:tc>
+        <w:tc>
+          <w:tcPr>
+            <w:tcW w:type="dxa" w:w="1218"/>
+          </w:tcPr>
+          <w:p>
+            <w:r>
+              <w:rPr>
+                <w:sz w:val="10"/>
+              </w:rPr>
+              <w:t>停止發送</w:t>
+            </w:r>
+          </w:p>
+        </w:tc>
+        <w:tc>
+          <w:tcPr>
+            <w:tcW w:type="dxa" w:w="1218"/>
+          </w:tcPr>
+          <w:p>
+            <w:r>
+              <w:rPr>
+                <w:sz w:val="10"/>
+              </w:rPr>
+              <w:t>DANGER_CONFIRM_BUTTON</w:t>
+            </w:r>
+          </w:p>
+        </w:tc>
+        <w:tc>
+          <w:tcPr>
+            <w:tcW w:type="dxa" w:w="1218"/>
+          </w:tcPr>
+          <w:p>
+            <w:r>
+              <w:rPr>
+                <w:sz w:val="10"/>
+              </w:rPr>
+              <w:t>DEV-01-ACT-KILL-SWITCH</w:t>
+            </w:r>
+          </w:p>
+        </w:tc>
+        <w:tc>
+          <w:tcPr>
+            <w:tcW w:type="dxa" w:w="1218"/>
+          </w:tcPr>
+          <w:p>
+            <w:r>
+              <w:rPr>
+                <w:sz w:val="10"/>
+              </w:rPr>
+              <w:t>DEV-01-GATE-KILL-SWITCH</w:t>
+            </w:r>
+          </w:p>
+        </w:tc>
+        <w:tc>
+          <w:tcPr>
+            <w:tcW w:type="dxa" w:w="1218"/>
+          </w:tcPr>
+          <w:p>
+            <w:r>
+              <w:rPr>
+                <w:sz w:val="10"/>
+              </w:rPr>
+              <w:t>ops.kill_switch</w:t>
+            </w:r>
+          </w:p>
+        </w:tc>
+        <w:tc>
+          <w:tcPr>
+            <w:tcW w:type="dxa" w:w="1218"/>
+          </w:tcPr>
+          <w:p>
+            <w:r>
+              <w:rPr>
+                <w:sz w:val="10"/>
+              </w:rPr>
+              <w:t>—</w:t>
+            </w:r>
+          </w:p>
+        </w:tc>
+        <w:tc>
+          <w:tcPr>
+            <w:tcW w:type="dxa" w:w="1218"/>
+          </w:tcPr>
+          <w:p>
+            <w:r>
+              <w:rPr>
+                <w:sz w:val="10"/>
+              </w:rPr>
+              <w:t>setKillSwitch</w:t>
+            </w:r>
+          </w:p>
+        </w:tc>
+        <w:tc>
+          <w:tcPr>
+            <w:tcW w:type="dxa" w:w="1218"/>
+          </w:tcPr>
+          <w:p>
+            <w:r>
+              <w:rPr>
+                <w:sz w:val="10"/>
+              </w:rPr>
+              <w:t>POST /v1/operations/kill-switch</w:t>
+            </w:r>
+          </w:p>
+        </w:tc>
+        <w:tc>
+          <w:tcPr>
+            <w:tcW w:type="dxa" w:w="1218"/>
+          </w:tcPr>
+          <w:p>
+            <w:r>
+              <w:rPr>
+                <w:sz w:val="10"/>
+              </w:rPr>
+              <w:t>AIAPI_PROVIDER_COMMAND_RUNTIME</w:t>
+            </w:r>
+          </w:p>
+        </w:tc>
+        <w:tc>
+          <w:tcPr>
+            <w:tcW w:type="dxa" w:w="1218"/>
+          </w:tcPr>
+          <w:p>
+            <w:r>
+              <w:rPr>
+                <w:sz w:val="10"/>
+              </w:rPr>
+              <w:t>—</w:t>
+            </w:r>
+          </w:p>
+        </w:tc>
+        <w:tc>
+          <w:tcPr>
+            <w:tcW w:type="dxa" w:w="1218"/>
+          </w:tcPr>
+          <w:p>
+            <w:r>
+              <w:rPr>
+                <w:sz w:val="10"/>
+              </w:rPr>
+              <w:t>EFFECTFUL_EXACT</w:t>
+            </w:r>
+          </w:p>
+        </w:tc>
+      </w:tr>
+      <w:tr>
+        <w:tc>
+          <w:tcPr>
+            <w:tcW w:type="dxa" w:w="1218"/>
+          </w:tcPr>
+          <w:p>
+            <w:r>
+              <w:rPr>
+                <w:sz w:val="10"/>
+              </w:rPr>
+              <w:t>DEV-01-BTN-MERGE</w:t>
+            </w:r>
+          </w:p>
+        </w:tc>
+        <w:tc>
+          <w:tcPr>
+            <w:tcW w:type="dxa" w:w="1218"/>
+          </w:tcPr>
+          <w:p>
+            <w:r>
+              <w:rPr>
+                <w:sz w:val="10"/>
+              </w:rPr>
+              <w:t>EXISTING_SOURCE_UID</w:t>
+            </w:r>
+          </w:p>
+        </w:tc>
+        <w:tc>
+          <w:tcPr>
+            <w:tcW w:type="dxa" w:w="1218"/>
+          </w:tcPr>
+          <w:p>
+            <w:r>
+              <w:rPr>
+                <w:sz w:val="10"/>
+              </w:rPr>
+              <w:t>確認合併</w:t>
+            </w:r>
+          </w:p>
+        </w:tc>
+        <w:tc>
+          <w:tcPr>
+            <w:tcW w:type="dxa" w:w="1218"/>
+          </w:tcPr>
+          <w:p>
+            <w:r>
+              <w:rPr>
+                <w:sz w:val="10"/>
+              </w:rPr>
+              <w:t>PRIMARY_BUTTON</w:t>
+            </w:r>
+          </w:p>
+        </w:tc>
+        <w:tc>
+          <w:tcPr>
+            <w:tcW w:type="dxa" w:w="1218"/>
+          </w:tcPr>
+          <w:p>
+            <w:r>
+              <w:rPr>
+                <w:sz w:val="10"/>
+              </w:rPr>
+              <w:t>DEV-01-ACT-MERGE</w:t>
+            </w:r>
+          </w:p>
+        </w:tc>
+        <w:tc>
+          <w:tcPr>
+            <w:tcW w:type="dxa" w:w="1218"/>
+          </w:tcPr>
+          <w:p>
+            <w:r>
+              <w:rPr>
+                <w:sz w:val="10"/>
+              </w:rPr>
+              <w:t>DEV-01-GATE-MERGE-CONFIRM</w:t>
+            </w:r>
+          </w:p>
+        </w:tc>
+        <w:tc>
+          <w:tcPr>
+            <w:tcW w:type="dxa" w:w="1218"/>
+          </w:tcPr>
+          <w:p>
+            <w:r>
+              <w:rPr>
+                <w:sz w:val="10"/>
+              </w:rPr>
+              <w:t>outreach.directory.merge</w:t>
+            </w:r>
+          </w:p>
+        </w:tc>
+        <w:tc>
+          <w:tcPr>
+            <w:tcW w:type="dxa" w:w="1218"/>
+          </w:tcPr>
+          <w:p>
+            <w:r>
+              <w:rPr>
+                <w:sz w:val="10"/>
+              </w:rPr>
+              <w:t>—</w:t>
+            </w:r>
+          </w:p>
+        </w:tc>
+        <w:tc>
+          <w:tcPr>
+            <w:tcW w:type="dxa" w:w="1218"/>
+          </w:tcPr>
+          <w:p>
+            <w:r>
+              <w:rPr>
+                <w:sz w:val="10"/>
+              </w:rPr>
+              <w:t>mergeCompanyCandidate</w:t>
+            </w:r>
+          </w:p>
+        </w:tc>
+        <w:tc>
+          <w:tcPr>
+            <w:tcW w:type="dxa" w:w="1218"/>
+          </w:tcPr>
+          <w:p>
+            <w:r>
+              <w:rPr>
+                <w:sz w:val="10"/>
+              </w:rPr>
+              <w:t>POST /v1/outreach/companies/{companyId}/merge</w:t>
+            </w:r>
+          </w:p>
+        </w:tc>
+        <w:tc>
+          <w:tcPr>
+            <w:tcW w:type="dxa" w:w="1218"/>
+          </w:tcPr>
+          <w:p>
+            <w:r>
+              <w:rPr>
+                <w:sz w:val="10"/>
+              </w:rPr>
+              <w:t>—</w:t>
+            </w:r>
+          </w:p>
+        </w:tc>
+        <w:tc>
+          <w:tcPr>
+            <w:tcW w:type="dxa" w:w="1218"/>
+          </w:tcPr>
+          <w:p>
+            <w:r>
+              <w:rPr>
+                <w:sz w:val="10"/>
+              </w:rPr>
+              <w:t>—</w:t>
+            </w:r>
+          </w:p>
+        </w:tc>
+        <w:tc>
+          <w:tcPr>
+            <w:tcW w:type="dxa" w:w="1218"/>
+          </w:tcPr>
+          <w:p>
+            <w:r>
+              <w:rPr>
+                <w:sz w:val="10"/>
+              </w:rPr>
+              <w:t>EFFECTFUL_EXACT</w:t>
+            </w:r>
+          </w:p>
+        </w:tc>
+      </w:tr>
+      <w:tr>
+        <w:tc>
+          <w:tcPr>
+            <w:tcW w:type="dxa" w:w="1218"/>
+          </w:tcPr>
+          <w:p>
+            <w:r>
+              <w:rPr>
+                <w:sz w:val="10"/>
+              </w:rPr>
+              <w:t>DEV-01-BTN-MERGE-PREVIEW</w:t>
+            </w:r>
+          </w:p>
+        </w:tc>
+        <w:tc>
+          <w:tcPr>
+            <w:tcW w:type="dxa" w:w="1218"/>
+          </w:tcPr>
+          <w:p>
+            <w:r>
+              <w:rPr>
+                <w:sz w:val="10"/>
+              </w:rPr>
+              <w:t>EXISTING_SOURCE_UID</w:t>
+            </w:r>
+          </w:p>
+        </w:tc>
+        <w:tc>
+          <w:tcPr>
+            <w:tcW w:type="dxa" w:w="1218"/>
+          </w:tcPr>
+          <w:p>
+            <w:r>
+              <w:rPr>
+                <w:sz w:val="10"/>
+              </w:rPr>
+              <w:t>預覽合併</w:t>
+            </w:r>
+          </w:p>
+        </w:tc>
+        <w:tc>
+          <w:tcPr>
+            <w:tcW w:type="dxa" w:w="1218"/>
+          </w:tcPr>
+          <w:p>
+            <w:r>
+              <w:rPr>
+                <w:sz w:val="10"/>
+              </w:rPr>
+              <w:t>SECONDARY_BUTTON</w:t>
+            </w:r>
+          </w:p>
+        </w:tc>
+        <w:tc>
+          <w:tcPr>
+            <w:tcW w:type="dxa" w:w="1218"/>
+          </w:tcPr>
+          <w:p>
+            <w:r>
+              <w:rPr>
+                <w:sz w:val="10"/>
+              </w:rPr>
+              <w:t>DEV-01-ACT-MERGE-PREVIEW</w:t>
+            </w:r>
+          </w:p>
+        </w:tc>
+        <w:tc>
+          <w:tcPr>
+            <w:tcW w:type="dxa" w:w="1218"/>
+          </w:tcPr>
+          <w:p>
+            <w:r>
+              <w:rPr>
+                <w:sz w:val="10"/>
+              </w:rPr>
+              <w:t>DEV-01-GATE-MERGE</w:t>
+            </w:r>
+          </w:p>
+        </w:tc>
+        <w:tc>
+          <w:tcPr>
+            <w:tcW w:type="dxa" w:w="1218"/>
+          </w:tcPr>
+          <w:p>
+            <w:r>
+              <w:rPr>
+                <w:sz w:val="10"/>
+              </w:rPr>
+              <w:t>outreach.directory.merge</w:t>
+            </w:r>
+          </w:p>
+        </w:tc>
+        <w:tc>
+          <w:tcPr>
+            <w:tcW w:type="dxa" w:w="1218"/>
+          </w:tcPr>
+          <w:p>
+            <w:r>
+              <w:rPr>
+                <w:sz w:val="10"/>
+              </w:rPr>
+              <w:t>—</w:t>
+            </w:r>
+          </w:p>
+        </w:tc>
+        <w:tc>
+          <w:tcPr>
+            <w:tcW w:type="dxa" w:w="1218"/>
+          </w:tcPr>
+          <w:p>
+            <w:r>
+              <w:rPr>
+                <w:sz w:val="10"/>
+              </w:rPr>
+              <w:t>previewCompanyMerge</w:t>
+            </w:r>
+          </w:p>
+        </w:tc>
+        <w:tc>
+          <w:tcPr>
+            <w:tcW w:type="dxa" w:w="1218"/>
+          </w:tcPr>
+          <w:p>
+            <w:r>
+              <w:rPr>
+                <w:sz w:val="10"/>
+              </w:rPr>
+              <w:t>POST /v1/outreach/companies/merge-preview</w:t>
+            </w:r>
+          </w:p>
+        </w:tc>
+        <w:tc>
+          <w:tcPr>
+            <w:tcW w:type="dxa" w:w="1218"/>
+          </w:tcPr>
+          <w:p>
+            <w:r>
+              <w:rPr>
+                <w:sz w:val="10"/>
+              </w:rPr>
+              <w:t>—</w:t>
+            </w:r>
+          </w:p>
+        </w:tc>
+        <w:tc>
+          <w:tcPr>
+            <w:tcW w:type="dxa" w:w="1218"/>
+          </w:tcPr>
+          <w:p>
+            <w:r>
+              <w:rPr>
+                <w:sz w:val="10"/>
+              </w:rPr>
+              <w:t>—</w:t>
+            </w:r>
+          </w:p>
+        </w:tc>
+        <w:tc>
+          <w:tcPr>
+            <w:tcW w:type="dxa" w:w="1218"/>
+          </w:tcPr>
+          <w:p>
+            <w:r>
+              <w:rPr>
+                <w:sz w:val="10"/>
+              </w:rPr>
+              <w:t>EFFECTFUL_EXACT</w:t>
+            </w:r>
+          </w:p>
+        </w:tc>
+      </w:tr>
+      <w:tr>
+        <w:tc>
+          <w:tcPr>
+            <w:tcW w:type="dxa" w:w="1218"/>
+          </w:tcPr>
+          <w:p>
+            <w:r>
+              <w:rPr>
+                <w:sz w:val="10"/>
+              </w:rPr>
+              <w:t>DEV-01-BTN-REFRESH</w:t>
+            </w:r>
+          </w:p>
+        </w:tc>
+        <w:tc>
+          <w:tcPr>
+            <w:tcW w:type="dxa" w:w="1218"/>
+          </w:tcPr>
+          <w:p>
+            <w:r>
+              <w:rPr>
+                <w:sz w:val="10"/>
+              </w:rPr>
+              <w:t>EXISTING_SOURCE_UID</w:t>
+            </w:r>
+          </w:p>
+        </w:tc>
+        <w:tc>
+          <w:tcPr>
+            <w:tcW w:type="dxa" w:w="1218"/>
+          </w:tcPr>
+          <w:p>
+            <w:r>
+              <w:rPr>
+                <w:sz w:val="10"/>
+              </w:rPr>
+              <w:t>重新整理</w:t>
+            </w:r>
+          </w:p>
+        </w:tc>
+        <w:tc>
+          <w:tcPr>
+            <w:tcW w:type="dxa" w:w="1218"/>
+          </w:tcPr>
+          <w:p>
+            <w:r>
+              <w:rPr>
+                <w:sz w:val="10"/>
+              </w:rPr>
+              <w:t>COMPACT_BUTTON</w:t>
+            </w:r>
+          </w:p>
+        </w:tc>
+        <w:tc>
+          <w:tcPr>
+            <w:tcW w:type="dxa" w:w="1218"/>
+          </w:tcPr>
+          <w:p>
+            <w:r>
+              <w:rPr>
+                <w:sz w:val="10"/>
+              </w:rPr>
+              <w:t>DEV-01-ACT-REFRESH</w:t>
+            </w:r>
+          </w:p>
+        </w:tc>
+        <w:tc>
+          <w:tcPr>
+            <w:tcW w:type="dxa" w:w="1218"/>
+          </w:tcPr>
+          <w:p>
+            <w:r>
+              <w:rPr>
+                <w:sz w:val="10"/>
+              </w:rPr>
+              <w:t>DEV-01-GATE-DELIVERY-READ</w:t>
+            </w:r>
+          </w:p>
+        </w:tc>
+        <w:tc>
+          <w:tcPr>
+            <w:tcW w:type="dxa" w:w="1218"/>
+          </w:tcPr>
+          <w:p>
+            <w:r>
+              <w:rPr>
+                <w:sz w:val="10"/>
+              </w:rPr>
+              <w:t>projection.refresh</w:t>
+            </w:r>
+          </w:p>
+        </w:tc>
+        <w:tc>
+          <w:tcPr>
+            <w:tcW w:type="dxa" w:w="1218"/>
+          </w:tcPr>
+          <w:p>
+            <w:r>
+              <w:rPr>
+                <w:sz w:val="10"/>
+              </w:rPr>
+              <w:t>—</w:t>
+            </w:r>
+          </w:p>
+        </w:tc>
+        <w:tc>
+          <w:tcPr>
+            <w:tcW w:type="dxa" w:w="1218"/>
+          </w:tcPr>
+          <w:p>
+            <w:r>
+              <w:rPr>
+                <w:sz w:val="10"/>
+              </w:rPr>
+              <w:t>refreshProjection</w:t>
+            </w:r>
+          </w:p>
+        </w:tc>
+        <w:tc>
+          <w:tcPr>
+            <w:tcW w:type="dxa" w:w="1218"/>
+          </w:tcPr>
+          <w:p>
+            <w:r>
+              <w:rPr>
+                <w:sz w:val="10"/>
+              </w:rPr>
+              <w:t>POST /v1/projections/refresh</w:t>
+            </w:r>
+          </w:p>
+        </w:tc>
+        <w:tc>
+          <w:tcPr>
+            <w:tcW w:type="dxa" w:w="1218"/>
+          </w:tcPr>
+          <w:p>
+            <w:r>
+              <w:rPr>
+                <w:sz w:val="10"/>
+              </w:rPr>
+              <w:t>INFO_COMMAND_RUNTIME</w:t>
+            </w:r>
+          </w:p>
+        </w:tc>
+        <w:tc>
+          <w:tcPr>
+            <w:tcW w:type="dxa" w:w="1218"/>
+          </w:tcPr>
+          <w:p>
+            <w:r>
+              <w:rPr>
+                <w:sz w:val="10"/>
+              </w:rPr>
+              <w:t>—</w:t>
+            </w:r>
+          </w:p>
+        </w:tc>
+        <w:tc>
+          <w:tcPr>
+            <w:tcW w:type="dxa" w:w="1218"/>
+          </w:tcPr>
+          <w:p>
+            <w:r>
+              <w:rPr>
+                <w:sz w:val="10"/>
+              </w:rPr>
+              <w:t>EFFECTFUL_EXACT</w:t>
+            </w:r>
+          </w:p>
+        </w:tc>
+      </w:tr>
+      <w:tr>
+        <w:tc>
+          <w:tcPr>
+            <w:tcW w:type="dxa" w:w="1218"/>
+          </w:tcPr>
+          <w:p>
+            <w:r>
+              <w:rPr>
+                <w:sz w:val="10"/>
+              </w:rPr>
+              <w:t>DEV-01-BTN-STAGE-1</w:t>
+            </w:r>
+          </w:p>
+        </w:tc>
+        <w:tc>
+          <w:tcPr>
+            <w:tcW w:type="dxa" w:w="1218"/>
+          </w:tcPr>
+          <w:p>
+            <w:r>
+              <w:rPr>
+                <w:sz w:val="10"/>
+              </w:rPr>
+              <w:t>EXISTING_SOURCE_UID</w:t>
+            </w:r>
+          </w:p>
+        </w:tc>
+        <w:tc>
+          <w:tcPr>
+            <w:tcW w:type="dxa" w:w="1218"/>
+          </w:tcPr>
+          <w:p>
+            <w:r>
+              <w:rPr>
+                <w:sz w:val="10"/>
+              </w:rPr>
+              <w:t>名單持續搜集</w:t>
+            </w:r>
+          </w:p>
+        </w:tc>
+        <w:tc>
+          <w:tcPr>
+            <w:tcW w:type="dxa" w:w="1218"/>
+          </w:tcPr>
+          <w:p>
+            <w:r>
+              <w:rPr>
+                <w:sz w:val="10"/>
+              </w:rPr>
+              <w:t>SEGMENT_BUTTON</w:t>
+            </w:r>
+          </w:p>
+        </w:tc>
+        <w:tc>
+          <w:tcPr>
+            <w:tcW w:type="dxa" w:w="1218"/>
+          </w:tcPr>
+          <w:p>
+            <w:r>
+              <w:rPr>
+                <w:sz w:val="10"/>
+              </w:rPr>
+              <w:t>DEV-01-ACT-STAGE-1-SELECT</w:t>
+            </w:r>
+          </w:p>
+        </w:tc>
+        <w:tc>
+          <w:tcPr>
+            <w:tcW w:type="dxa" w:w="1218"/>
+          </w:tcPr>
+          <w:p>
+            <w:r>
+              <w:rPr>
+                <w:sz w:val="10"/>
+              </w:rPr>
+              <w:t>DEV-01-GATE-PAGE</w:t>
+            </w:r>
+          </w:p>
+        </w:tc>
+        <w:tc>
+          <w:tcPr>
+            <w:tcW w:type="dxa" w:w="1218"/>
+          </w:tcPr>
+          <w:p>
+            <w:r>
+              <w:rPr>
+                <w:sz w:val="10"/>
+              </w:rPr>
+              <w:t>—</w:t>
+            </w:r>
+          </w:p>
+        </w:tc>
+        <w:tc>
+          <w:tcPr>
+            <w:tcW w:type="dxa" w:w="1218"/>
+          </w:tcPr>
+          <w:p>
+            <w:r>
+              <w:rPr>
+                <w:sz w:val="10"/>
+              </w:rPr>
+              <w:t>—</w:t>
+            </w:r>
+          </w:p>
+        </w:tc>
+        <w:tc>
+          <w:tcPr>
+            <w:tcW w:type="dxa" w:w="1218"/>
+          </w:tcPr>
+          <w:p>
+            <w:r>
+              <w:rPr>
+                <w:sz w:val="10"/>
+              </w:rPr>
+              <w:t>—</w:t>
+            </w:r>
+          </w:p>
+        </w:tc>
+        <w:tc>
+          <w:tcPr>
+            <w:tcW w:type="dxa" w:w="1218"/>
+          </w:tcPr>
+          <w:p>
+            <w:r>
+              <w:rPr>
+                <w:sz w:val="10"/>
+              </w:rPr>
+              <w:t>—</w:t>
+            </w:r>
+          </w:p>
+        </w:tc>
+        <w:tc>
+          <w:tcPr>
+            <w:tcW w:type="dxa" w:w="1218"/>
+          </w:tcPr>
+          <w:p>
+            <w:r>
+              <w:rPr>
+                <w:sz w:val="10"/>
+              </w:rPr>
+              <w:t>—</w:t>
+            </w:r>
+          </w:p>
+        </w:tc>
+        <w:tc>
+          <w:tcPr>
+            <w:tcW w:type="dxa" w:w="1218"/>
+          </w:tcPr>
+          <w:p>
+            <w:r>
+              <w:rPr>
+                <w:sz w:val="10"/>
+              </w:rPr>
+              <w:t>—</w:t>
+            </w:r>
+          </w:p>
+        </w:tc>
+        <w:tc>
+          <w:tcPr>
+            <w:tcW w:type="dxa" w:w="1218"/>
+          </w:tcPr>
+          <w:p>
+            <w:r>
+              <w:rPr>
+                <w:sz w:val="10"/>
+              </w:rPr>
+              <w:t>UI_LOCAL_EXACT</w:t>
+            </w:r>
+          </w:p>
+        </w:tc>
+      </w:tr>
+      <w:tr>
+        <w:tc>
+          <w:tcPr>
+            <w:tcW w:type="dxa" w:w="1218"/>
+          </w:tcPr>
+          <w:p>
+            <w:r>
+              <w:rPr>
+                <w:sz w:val="10"/>
+              </w:rPr>
+              <w:t>DEV-01-BTN-STAGE-2</w:t>
+            </w:r>
+          </w:p>
+        </w:tc>
+        <w:tc>
+          <w:tcPr>
+            <w:tcW w:type="dxa" w:w="1218"/>
+          </w:tcPr>
+          <w:p>
+            <w:r>
+              <w:rPr>
+                <w:sz w:val="10"/>
+              </w:rPr>
+              <w:t>EXISTING_SOURCE_UID</w:t>
+            </w:r>
+          </w:p>
+        </w:tc>
+        <w:tc>
+          <w:tcPr>
+            <w:tcW w:type="dxa" w:w="1218"/>
+          </w:tcPr>
+          <w:p>
+            <w:r>
+              <w:rPr>
+                <w:sz w:val="10"/>
+              </w:rPr>
+              <w:t>企業資料庫</w:t>
+            </w:r>
+          </w:p>
+        </w:tc>
+        <w:tc>
+          <w:tcPr>
+            <w:tcW w:type="dxa" w:w="1218"/>
+          </w:tcPr>
+          <w:p>
+            <w:r>
+              <w:rPr>
+                <w:sz w:val="10"/>
+              </w:rPr>
+              <w:t>SEGMENT_BUTTON</w:t>
+            </w:r>
+          </w:p>
+        </w:tc>
+        <w:tc>
+          <w:tcPr>
+            <w:tcW w:type="dxa" w:w="1218"/>
+          </w:tcPr>
+          <w:p>
+            <w:r>
+              <w:rPr>
+                <w:sz w:val="10"/>
+              </w:rPr>
+              <w:t>DEV-01-ACT-STAGE-2-SELECT</w:t>
+            </w:r>
+          </w:p>
+        </w:tc>
+        <w:tc>
+          <w:tcPr>
+            <w:tcW w:type="dxa" w:w="1218"/>
+          </w:tcPr>
+          <w:p>
+            <w:r>
+              <w:rPr>
+                <w:sz w:val="10"/>
+              </w:rPr>
+              <w:t>DEV-01-GATE-PAGE</w:t>
+            </w:r>
+          </w:p>
+        </w:tc>
+        <w:tc>
+          <w:tcPr>
+            <w:tcW w:type="dxa" w:w="1218"/>
+          </w:tcPr>
+          <w:p>
+            <w:r>
+              <w:rPr>
+                <w:sz w:val="10"/>
+              </w:rPr>
+              <w:t>—</w:t>
+            </w:r>
+          </w:p>
+        </w:tc>
+        <w:tc>
+          <w:tcPr>
+            <w:tcW w:type="dxa" w:w="1218"/>
+          </w:tcPr>
+          <w:p>
+            <w:r>
+              <w:rPr>
+                <w:sz w:val="10"/>
+              </w:rPr>
+              <w:t>—</w:t>
+            </w:r>
+          </w:p>
+        </w:tc>
+        <w:tc>
+          <w:tcPr>
+            <w:tcW w:type="dxa" w:w="1218"/>
+          </w:tcPr>
+          <w:p>
+            <w:r>
+              <w:rPr>
+                <w:sz w:val="10"/>
+              </w:rPr>
+              <w:t>—</w:t>
+            </w:r>
+          </w:p>
+        </w:tc>
+        <w:tc>
+          <w:tcPr>
+            <w:tcW w:type="dxa" w:w="1218"/>
+          </w:tcPr>
+          <w:p>
+            <w:r>
+              <w:rPr>
+                <w:sz w:val="10"/>
+              </w:rPr>
+              <w:t>—</w:t>
+            </w:r>
+          </w:p>
+        </w:tc>
+        <w:tc>
+          <w:tcPr>
+            <w:tcW w:type="dxa" w:w="1218"/>
+          </w:tcPr>
+          <w:p>
+            <w:r>
+              <w:rPr>
+                <w:sz w:val="10"/>
+              </w:rPr>
+              <w:t>—</w:t>
+            </w:r>
+          </w:p>
+        </w:tc>
+        <w:tc>
+          <w:tcPr>
+            <w:tcW w:type="dxa" w:w="1218"/>
+          </w:tcPr>
+          <w:p>
+            <w:r>
+              <w:rPr>
+                <w:sz w:val="10"/>
+              </w:rPr>
+              <w:t>—</w:t>
+            </w:r>
+          </w:p>
+        </w:tc>
+        <w:tc>
+          <w:tcPr>
+            <w:tcW w:type="dxa" w:w="1218"/>
+          </w:tcPr>
+          <w:p>
+            <w:r>
+              <w:rPr>
+                <w:sz w:val="10"/>
+              </w:rPr>
+              <w:t>UI_LOCAL_EXACT</w:t>
+            </w:r>
+          </w:p>
+        </w:tc>
+      </w:tr>
+      <w:tr>
+        <w:tc>
+          <w:tcPr>
+            <w:tcW w:type="dxa" w:w="1218"/>
+          </w:tcPr>
+          <w:p>
+            <w:r>
+              <w:rPr>
+                <w:sz w:val="10"/>
+              </w:rPr>
+              <w:t>DEV-01-BTN-STAGE-3</w:t>
+            </w:r>
+          </w:p>
+        </w:tc>
+        <w:tc>
+          <w:tcPr>
+            <w:tcW w:type="dxa" w:w="1218"/>
+          </w:tcPr>
+          <w:p>
+            <w:r>
+              <w:rPr>
+                <w:sz w:val="10"/>
+              </w:rPr>
+              <w:t>EXISTING_SOURCE_UID</w:t>
+            </w:r>
+          </w:p>
+        </w:tc>
+        <w:tc>
+          <w:tcPr>
+            <w:tcW w:type="dxa" w:w="1218"/>
+          </w:tcPr>
+          <w:p>
+            <w:r>
+              <w:rPr>
+                <w:sz w:val="10"/>
+              </w:rPr>
+              <w:t>開發信內容</w:t>
+            </w:r>
+          </w:p>
+        </w:tc>
+        <w:tc>
+          <w:tcPr>
+            <w:tcW w:type="dxa" w:w="1218"/>
+          </w:tcPr>
+          <w:p>
+            <w:r>
+              <w:rPr>
+                <w:sz w:val="10"/>
+              </w:rPr>
+              <w:t>SEGMENT_BUTTON</w:t>
+            </w:r>
+          </w:p>
+        </w:tc>
+        <w:tc>
+          <w:tcPr>
+            <w:tcW w:type="dxa" w:w="1218"/>
+          </w:tcPr>
+          <w:p>
+            <w:r>
+              <w:rPr>
+                <w:sz w:val="10"/>
+              </w:rPr>
+              <w:t>DEV-01-ACT-STAGE-3-SELECT</w:t>
+            </w:r>
+          </w:p>
+        </w:tc>
+        <w:tc>
+          <w:tcPr>
+            <w:tcW w:type="dxa" w:w="1218"/>
+          </w:tcPr>
+          <w:p>
+            <w:r>
+              <w:rPr>
+                <w:sz w:val="10"/>
+              </w:rPr>
+              <w:t>DEV-01-GATE-PAGE</w:t>
+            </w:r>
+          </w:p>
+        </w:tc>
+        <w:tc>
+          <w:tcPr>
+            <w:tcW w:type="dxa" w:w="1218"/>
+          </w:tcPr>
+          <w:p>
+            <w:r>
+              <w:rPr>
+                <w:sz w:val="10"/>
+              </w:rPr>
+              <w:t>—</w:t>
+            </w:r>
+          </w:p>
+        </w:tc>
+        <w:tc>
+          <w:tcPr>
+            <w:tcW w:type="dxa" w:w="1218"/>
+          </w:tcPr>
+          <w:p>
+            <w:r>
+              <w:rPr>
+                <w:sz w:val="10"/>
+              </w:rPr>
+              <w:t>—</w:t>
+            </w:r>
+          </w:p>
+        </w:tc>
+        <w:tc>
+          <w:tcPr>
+            <w:tcW w:type="dxa" w:w="1218"/>
+          </w:tcPr>
+          <w:p>
+            <w:r>
+              <w:rPr>
+                <w:sz w:val="10"/>
+              </w:rPr>
+              <w:t>—</w:t>
+            </w:r>
+          </w:p>
+        </w:tc>
+        <w:tc>
+          <w:tcPr>
+            <w:tcW w:type="dxa" w:w="1218"/>
+          </w:tcPr>
+          <w:p>
+            <w:r>
+              <w:rPr>
+                <w:sz w:val="10"/>
+              </w:rPr>
+              <w:t>—</w:t>
+            </w:r>
+          </w:p>
+        </w:tc>
+        <w:tc>
+          <w:tcPr>
+            <w:tcW w:type="dxa" w:w="1218"/>
+          </w:tcPr>
+          <w:p>
+            <w:r>
+              <w:rPr>
+                <w:sz w:val="10"/>
+              </w:rPr>
+              <w:t>—</w:t>
+            </w:r>
+          </w:p>
+        </w:tc>
+        <w:tc>
+          <w:tcPr>
+            <w:tcW w:type="dxa" w:w="1218"/>
+          </w:tcPr>
+          <w:p>
+            <w:r>
+              <w:rPr>
+                <w:sz w:val="10"/>
+              </w:rPr>
+              <w:t>—</w:t>
+            </w:r>
+          </w:p>
+        </w:tc>
+        <w:tc>
+          <w:tcPr>
+            <w:tcW w:type="dxa" w:w="1218"/>
+          </w:tcPr>
+          <w:p>
+            <w:r>
+              <w:rPr>
+                <w:sz w:val="10"/>
+              </w:rPr>
+              <w:t>UI_LOCAL_EXACT</w:t>
+            </w:r>
+          </w:p>
+        </w:tc>
+      </w:tr>
+      <w:tr>
+        <w:tc>
+          <w:tcPr>
+            <w:tcW w:type="dxa" w:w="1218"/>
+          </w:tcPr>
+          <w:p>
+            <w:r>
+              <w:rPr>
+                <w:sz w:val="10"/>
+              </w:rPr>
+              <w:t>DEV-01-BTN-STAGE-4</w:t>
+            </w:r>
+          </w:p>
+        </w:tc>
+        <w:tc>
+          <w:tcPr>
+            <w:tcW w:type="dxa" w:w="1218"/>
+          </w:tcPr>
+          <w:p>
+            <w:r>
+              <w:rPr>
+                <w:sz w:val="10"/>
+              </w:rPr>
+              <w:t>EXISTING_SOURCE_UID</w:t>
+            </w:r>
+          </w:p>
+        </w:tc>
+        <w:tc>
+          <w:tcPr>
+            <w:tcW w:type="dxa" w:w="1218"/>
+          </w:tcPr>
+          <w:p>
+            <w:r>
+              <w:rPr>
+                <w:sz w:val="10"/>
+              </w:rPr>
+              <w:t>Campaign / 受眾批次</w:t>
+            </w:r>
+          </w:p>
+        </w:tc>
+        <w:tc>
+          <w:tcPr>
+            <w:tcW w:type="dxa" w:w="1218"/>
+          </w:tcPr>
+          <w:p>
+            <w:r>
+              <w:rPr>
+                <w:sz w:val="10"/>
+              </w:rPr>
+              <w:t>SEGMENT_BUTTON</w:t>
+            </w:r>
+          </w:p>
+        </w:tc>
+        <w:tc>
+          <w:tcPr>
+            <w:tcW w:type="dxa" w:w="1218"/>
+          </w:tcPr>
+          <w:p>
+            <w:r>
+              <w:rPr>
+                <w:sz w:val="10"/>
+              </w:rPr>
+              <w:t>DEV-01-ACT-STAGE-4-SELECT</w:t>
+            </w:r>
+          </w:p>
+        </w:tc>
+        <w:tc>
+          <w:tcPr>
+            <w:tcW w:type="dxa" w:w="1218"/>
+          </w:tcPr>
+          <w:p>
+            <w:r>
+              <w:rPr>
+                <w:sz w:val="10"/>
+              </w:rPr>
+              <w:t>DEV-01-GATE-PAGE</w:t>
+            </w:r>
+          </w:p>
+        </w:tc>
+        <w:tc>
+          <w:tcPr>
+            <w:tcW w:type="dxa" w:w="1218"/>
+          </w:tcPr>
+          <w:p>
+            <w:r>
+              <w:rPr>
+                <w:sz w:val="10"/>
+              </w:rPr>
+              <w:t>—</w:t>
+            </w:r>
+          </w:p>
+        </w:tc>
+        <w:tc>
+          <w:tcPr>
+            <w:tcW w:type="dxa" w:w="1218"/>
+          </w:tcPr>
+          <w:p>
+            <w:r>
+              <w:rPr>
+                <w:sz w:val="10"/>
+              </w:rPr>
+              <w:t>—</w:t>
+            </w:r>
+          </w:p>
+        </w:tc>
+        <w:tc>
+          <w:tcPr>
+            <w:tcW w:type="dxa" w:w="1218"/>
+          </w:tcPr>
+          <w:p>
+            <w:r>
+              <w:rPr>
+                <w:sz w:val="10"/>
+              </w:rPr>
+              <w:t>—</w:t>
+            </w:r>
+          </w:p>
+        </w:tc>
+        <w:tc>
+          <w:tcPr>
+            <w:tcW w:type="dxa" w:w="1218"/>
+          </w:tcPr>
+          <w:p>
+            <w:r>
+              <w:rPr>
+                <w:sz w:val="10"/>
+              </w:rPr>
+              <w:t>—</w:t>
+            </w:r>
+          </w:p>
+        </w:tc>
+        <w:tc>
+          <w:tcPr>
+            <w:tcW w:type="dxa" w:w="1218"/>
+          </w:tcPr>
+          <w:p>
+            <w:r>
+              <w:rPr>
+                <w:sz w:val="10"/>
+              </w:rPr>
+              <w:t>—</w:t>
+            </w:r>
+          </w:p>
+        </w:tc>
+        <w:tc>
+          <w:tcPr>
+            <w:tcW w:type="dxa" w:w="1218"/>
+          </w:tcPr>
+          <w:p>
+            <w:r>
+              <w:rPr>
+                <w:sz w:val="10"/>
+              </w:rPr>
+              <w:t>—</w:t>
+            </w:r>
+          </w:p>
+        </w:tc>
+        <w:tc>
+          <w:tcPr>
+            <w:tcW w:type="dxa" w:w="1218"/>
+          </w:tcPr>
+          <w:p>
+            <w:r>
+              <w:rPr>
+                <w:sz w:val="10"/>
+              </w:rPr>
+              <w:t>UI_LOCAL_EXACT</w:t>
+            </w:r>
+          </w:p>
+        </w:tc>
+      </w:tr>
+      <w:tr>
+        <w:tc>
+          <w:tcPr>
+            <w:tcW w:type="dxa" w:w="1218"/>
+          </w:tcPr>
+          <w:p>
+            <w:r>
+              <w:rPr>
+                <w:sz w:val="10"/>
+              </w:rPr>
+              <w:t>DEV-01-BTN-STAGE-5</w:t>
+            </w:r>
+          </w:p>
+        </w:tc>
+        <w:tc>
+          <w:tcPr>
+            <w:tcW w:type="dxa" w:w="1218"/>
+          </w:tcPr>
+          <w:p>
+            <w:r>
+              <w:rPr>
+                <w:sz w:val="10"/>
+              </w:rPr>
+              <w:t>EXISTING_SOURCE_UID</w:t>
+            </w:r>
+          </w:p>
+        </w:tc>
+        <w:tc>
+          <w:tcPr>
+            <w:tcW w:type="dxa" w:w="1218"/>
+          </w:tcPr>
+          <w:p>
+            <w:r>
+              <w:rPr>
+                <w:sz w:val="10"/>
+              </w:rPr>
+              <w:t>一對一發送控制</w:t>
+            </w:r>
+          </w:p>
+        </w:tc>
+        <w:tc>
+          <w:tcPr>
+            <w:tcW w:type="dxa" w:w="1218"/>
+          </w:tcPr>
+          <w:p>
+            <w:r>
+              <w:rPr>
+                <w:sz w:val="10"/>
+              </w:rPr>
+              <w:t>SEGMENT_BUTTON</w:t>
+            </w:r>
+          </w:p>
+        </w:tc>
+        <w:tc>
+          <w:tcPr>
+            <w:tcW w:type="dxa" w:w="1218"/>
+          </w:tcPr>
+          <w:p>
+            <w:r>
+              <w:rPr>
+                <w:sz w:val="10"/>
+              </w:rPr>
+              <w:t>DEV-01-ACT-STAGE-5-SELECT</w:t>
+            </w:r>
+          </w:p>
+        </w:tc>
+        <w:tc>
+          <w:tcPr>
+            <w:tcW w:type="dxa" w:w="1218"/>
+          </w:tcPr>
+          <w:p>
+            <w:r>
+              <w:rPr>
+                <w:sz w:val="10"/>
+              </w:rPr>
+              <w:t>DEV-01-GATE-PAGE</w:t>
+            </w:r>
+          </w:p>
+        </w:tc>
+        <w:tc>
+          <w:tcPr>
+            <w:tcW w:type="dxa" w:w="1218"/>
+          </w:tcPr>
+          <w:p>
+            <w:r>
+              <w:rPr>
+                <w:sz w:val="10"/>
+              </w:rPr>
+              <w:t>—</w:t>
+            </w:r>
+          </w:p>
+        </w:tc>
+        <w:tc>
+          <w:tcPr>
+            <w:tcW w:type="dxa" w:w="1218"/>
+          </w:tcPr>
+          <w:p>
+            <w:r>
+              <w:rPr>
+                <w:sz w:val="10"/>
+              </w:rPr>
+              <w:t>—</w:t>
+            </w:r>
+          </w:p>
+        </w:tc>
+        <w:tc>
+          <w:tcPr>
+            <w:tcW w:type="dxa" w:w="1218"/>
+          </w:tcPr>
+          <w:p>
+            <w:r>
+              <w:rPr>
+                <w:sz w:val="10"/>
+              </w:rPr>
+              <w:t>—</w:t>
+            </w:r>
+          </w:p>
+        </w:tc>
+        <w:tc>
+          <w:tcPr>
+            <w:tcW w:type="dxa" w:w="1218"/>
+          </w:tcPr>
+          <w:p>
+            <w:r>
+              <w:rPr>
+                <w:sz w:val="10"/>
+              </w:rPr>
+              <w:t>—</w:t>
+            </w:r>
+          </w:p>
+        </w:tc>
+        <w:tc>
+          <w:tcPr>
+            <w:tcW w:type="dxa" w:w="1218"/>
+          </w:tcPr>
+          <w:p>
+            <w:r>
+              <w:rPr>
+                <w:sz w:val="10"/>
+              </w:rPr>
+              <w:t>—</w:t>
+            </w:r>
+          </w:p>
+        </w:tc>
+        <w:tc>
+          <w:tcPr>
+            <w:tcW w:type="dxa" w:w="1218"/>
+          </w:tcPr>
+          <w:p>
+            <w:r>
+              <w:rPr>
+                <w:sz w:val="10"/>
+              </w:rPr>
+              <w:t>—</w:t>
+            </w:r>
+          </w:p>
+        </w:tc>
+        <w:tc>
+          <w:tcPr>
+            <w:tcW w:type="dxa" w:w="1218"/>
+          </w:tcPr>
+          <w:p>
+            <w:r>
+              <w:rPr>
+                <w:sz w:val="10"/>
+              </w:rPr>
+              <w:t>UI_LOCAL_EXACT</w:t>
+            </w:r>
+          </w:p>
+        </w:tc>
+      </w:tr>
+    </w:tbl>
+    <w:p>
+      <w:pPr>
+        <w:pStyle w:val="Heading2"/>
+      </w:pPr>
+      <w:r>
+        <w:t>Page Construction Invariant</w:t>
+      </w:r>
+    </w:p>
+    <w:p>
+      <w:r>
+        <w:t>The exact control denominator above is the only construction denominator for this page. Components/fields/visual IDs are not counted as additional controls. Existing source UIDs are preserved. A control classified UI_LOCAL_EXACT MUST NOT create a server write. A control classified SPEC_EXACT_RUNTIME_BLOCKED / NOT_EXECUTED MUST remain disabled or fail-closed until its runtime evidence exists.</w:t>
+      </w:r>
+    </w:p>
     <w:sectPr>
-      <w:headerReference w:type="default" r:id="rId9"/>
-      <w:footerReference w:type="default" r:id="rId10"/>
-      <w:pgSz w:w="11906" w:h="16838"/>
-      <w:pgMar w:top="737" w:right="709" w:bottom="680" w:left="709" w:header="283" w:footer="283" w:gutter="0"/>
+      <w:pgSz w:w="16838" w:h="11906" w:orient="landscape"/>
+      <w:pgMar w:top="576" w:right="504" w:bottom="576" w:left="504" w:header="283" w:footer="283" w:gutter="0"/>
       <w:cols w:space="720"/>
       <w:docGrid w:linePitch="360"/>
     </w:sectPr>

--- a/ACPOS_DEV-01_企業自動開發系統_Mother_Basic_Design_OPTIMIZED.docx
+++ b/ACPOS_DEV-01_企業自動開發系統_Mother_Basic_Design_OPTIMIZED.docx
@@ -20506,11 +20506,17 @@
     </w:p>
     <w:p>
       <w:pPr>
+        <w:pStyle w:val="Heading1"/>
+      </w:pPr>
+      <w:r>
+        <w:t>2026-09-21 Machine Authority Construction Closure / 機器權威施工綁定封板</w:t>
+      </w:r>
+    </w:p>
+    <w:p>
+      <w:pPr>
         <w:sectPr>
-          <w:headerReference w:type="default" r:id="rId9"/>
-          <w:footerReference w:type="default" r:id="rId10"/>
-          <w:pgSz w:w="11906" w:h="16838"/>
-          <w:pgMar w:top="737" w:right="709" w:bottom="680" w:left="709" w:header="283" w:footer="283" w:gutter="0"/>
+          <w:pgSz w:w="16838" w:h="11906" w:orient="landscape"/>
+          <w:pgMar w:top="576" w:right="504" w:bottom="576" w:left="504" w:header="283" w:footer="283" w:gutter="0"/>
           <w:cols w:space="720"/>
           <w:docGrid w:linePitch="360"/>
         </w:sectPr>
@@ -20529,7 +20535,7 @@
         <w:rPr>
           <w:b/>
         </w:rPr>
-        <w:t xml:space="preserve">[ACPOS-20260921-SOURCE-GROUNDED-CONSTRUCTION-CLOSURE-V1] </w:t>
+        <w:t xml:space="preserve">[ACPOS-20260921-SOURCE-GROUNDED-CONSTRUCTION-CLOSURE-V2] </w:t>
       </w:r>
       <w:r>
         <w:t>Source-grounded only. Existing Current source wins; missing source values remain blocked/decision-required. This closure supersedes the prior generic 2026-09-21 V1/V3 annex only, not the original domain logic or human visual review gates.</w:t>
@@ -20550,8 +20556,8 @@
         <w:tblLook w:firstColumn="1" w:firstRow="1" w:lastColumn="0" w:lastRow="0" w:noHBand="0" w:noVBand="1" w:val="04A0"/>
       </w:tblPr>
       <w:tblGrid>
-        <w:gridCol w:w="7915"/>
-        <w:gridCol w:w="7915"/>
+        <w:gridCol w:w="5449"/>
+        <w:gridCol w:w="5449"/>
       </w:tblGrid>
       <w:tr>
         <w:trPr>
@@ -20559,7 +20565,7 @@
         </w:trPr>
         <w:tc>
           <w:tcPr>
-            <w:tcW w:type="dxa" w:w="7915"/>
+            <w:tcW w:type="dxa" w:w="5449"/>
             <w:shd w:fill="EDE9FE"/>
           </w:tcPr>
           <w:p>
@@ -20573,7 +20579,7 @@
         </w:tc>
         <w:tc>
           <w:tcPr>
-            <w:tcW w:type="dxa" w:w="7915"/>
+            <w:tcW w:type="dxa" w:w="5449"/>
             <w:shd w:fill="EDE9FE"/>
           </w:tcPr>
           <w:p>
@@ -20589,7 +20595,7 @@
       <w:tr>
         <w:tc>
           <w:tcPr>
-            <w:tcW w:type="dxa" w:w="7915"/>
+            <w:tcW w:type="dxa" w:w="5449"/>
           </w:tcPr>
           <w:p>
             <w:r>
@@ -20602,7 +20608,7 @@
         </w:tc>
         <w:tc>
           <w:tcPr>
-            <w:tcW w:type="dxa" w:w="7915"/>
+            <w:tcW w:type="dxa" w:w="5449"/>
           </w:tcPr>
           <w:p>
             <w:r>
@@ -20617,7 +20623,7 @@
       <w:tr>
         <w:tc>
           <w:tcPr>
-            <w:tcW w:type="dxa" w:w="7915"/>
+            <w:tcW w:type="dxa" w:w="5449"/>
           </w:tcPr>
           <w:p>
             <w:r>
@@ -20630,7 +20636,7 @@
         </w:tc>
         <w:tc>
           <w:tcPr>
-            <w:tcW w:type="dxa" w:w="7915"/>
+            <w:tcW w:type="dxa" w:w="5449"/>
           </w:tcPr>
           <w:p>
             <w:r>
@@ -20645,7 +20651,7 @@
       <w:tr>
         <w:tc>
           <w:tcPr>
-            <w:tcW w:type="dxa" w:w="7915"/>
+            <w:tcW w:type="dxa" w:w="5449"/>
           </w:tcPr>
           <w:p>
             <w:r>
@@ -20658,7 +20664,7 @@
         </w:tc>
         <w:tc>
           <w:tcPr>
-            <w:tcW w:type="dxa" w:w="7915"/>
+            <w:tcW w:type="dxa" w:w="5449"/>
           </w:tcPr>
           <w:p>
             <w:r>
@@ -20673,7 +20679,7 @@
       <w:tr>
         <w:tc>
           <w:tcPr>
-            <w:tcW w:type="dxa" w:w="7915"/>
+            <w:tcW w:type="dxa" w:w="5449"/>
           </w:tcPr>
           <w:p>
             <w:r>
@@ -20686,7 +20692,7 @@
         </w:tc>
         <w:tc>
           <w:tcPr>
-            <w:tcW w:type="dxa" w:w="7915"/>
+            <w:tcW w:type="dxa" w:w="5449"/>
           </w:tcPr>
           <w:p>
             <w:r>
@@ -20701,7 +20707,7 @@
       <w:tr>
         <w:tc>
           <w:tcPr>
-            <w:tcW w:type="dxa" w:w="7915"/>
+            <w:tcW w:type="dxa" w:w="5449"/>
           </w:tcPr>
           <w:p>
             <w:r>
@@ -20714,7 +20720,7 @@
         </w:tc>
         <w:tc>
           <w:tcPr>
-            <w:tcW w:type="dxa" w:w="7915"/>
+            <w:tcW w:type="dxa" w:w="5449"/>
           </w:tcPr>
           <w:p>
             <w:r>
@@ -20729,7 +20735,7 @@
       <w:tr>
         <w:tc>
           <w:tcPr>
-            <w:tcW w:type="dxa" w:w="7915"/>
+            <w:tcW w:type="dxa" w:w="5449"/>
           </w:tcPr>
           <w:p>
             <w:r>
@@ -20742,7 +20748,7 @@
         </w:tc>
         <w:tc>
           <w:tcPr>
-            <w:tcW w:type="dxa" w:w="7915"/>
+            <w:tcW w:type="dxa" w:w="5449"/>
           </w:tcPr>
           <w:p>
             <w:r>
@@ -20762,19 +20768,19 @@
         <w:tblLook w:firstColumn="1" w:firstRow="1" w:lastColumn="0" w:lastRow="0" w:noHBand="0" w:noVBand="1" w:val="04A0"/>
       </w:tblPr>
       <w:tblGrid>
-        <w:gridCol w:w="1218"/>
-        <w:gridCol w:w="1218"/>
-        <w:gridCol w:w="1218"/>
-        <w:gridCol w:w="1218"/>
-        <w:gridCol w:w="1218"/>
-        <w:gridCol w:w="1218"/>
-        <w:gridCol w:w="1218"/>
-        <w:gridCol w:w="1218"/>
-        <w:gridCol w:w="1218"/>
-        <w:gridCol w:w="1218"/>
-        <w:gridCol w:w="1218"/>
-        <w:gridCol w:w="1218"/>
-        <w:gridCol w:w="1218"/>
+        <w:gridCol w:w="838"/>
+        <w:gridCol w:w="838"/>
+        <w:gridCol w:w="838"/>
+        <w:gridCol w:w="838"/>
+        <w:gridCol w:w="838"/>
+        <w:gridCol w:w="838"/>
+        <w:gridCol w:w="838"/>
+        <w:gridCol w:w="838"/>
+        <w:gridCol w:w="838"/>
+        <w:gridCol w:w="838"/>
+        <w:gridCol w:w="838"/>
+        <w:gridCol w:w="838"/>
+        <w:gridCol w:w="838"/>
       </w:tblGrid>
       <w:tr>
         <w:trPr>
@@ -20782,7 +20788,7 @@
         </w:trPr>
         <w:tc>
           <w:tcPr>
-            <w:tcW w:type="dxa" w:w="1218"/>
+            <w:tcW w:type="dxa" w:w="838"/>
             <w:shd w:fill="EDE9FE"/>
           </w:tcPr>
           <w:p>
@@ -20796,7 +20802,7 @@
         </w:tc>
         <w:tc>
           <w:tcPr>
-            <w:tcW w:type="dxa" w:w="1218"/>
+            <w:tcW w:type="dxa" w:w="838"/>
             <w:shd w:fill="EDE9FE"/>
           </w:tcPr>
           <w:p>
@@ -20810,7 +20816,7 @@
         </w:tc>
         <w:tc>
           <w:tcPr>
-            <w:tcW w:type="dxa" w:w="1218"/>
+            <w:tcW w:type="dxa" w:w="838"/>
             <w:shd w:fill="EDE9FE"/>
           </w:tcPr>
           <w:p>
@@ -20824,7 +20830,7 @@
         </w:tc>
         <w:tc>
           <w:tcPr>
-            <w:tcW w:type="dxa" w:w="1218"/>
+            <w:tcW w:type="dxa" w:w="838"/>
             <w:shd w:fill="EDE9FE"/>
           </w:tcPr>
           <w:p>
@@ -20838,7 +20844,7 @@
         </w:tc>
         <w:tc>
           <w:tcPr>
-            <w:tcW w:type="dxa" w:w="1218"/>
+            <w:tcW w:type="dxa" w:w="838"/>
             <w:shd w:fill="EDE9FE"/>
           </w:tcPr>
           <w:p>
@@ -20852,7 +20858,7 @@
         </w:tc>
         <w:tc>
           <w:tcPr>
-            <w:tcW w:type="dxa" w:w="1218"/>
+            <w:tcW w:type="dxa" w:w="838"/>
             <w:shd w:fill="EDE9FE"/>
           </w:tcPr>
           <w:p>
@@ -20866,7 +20872,7 @@
         </w:tc>
         <w:tc>
           <w:tcPr>
-            <w:tcW w:type="dxa" w:w="1218"/>
+            <w:tcW w:type="dxa" w:w="838"/>
             <w:shd w:fill="EDE9FE"/>
           </w:tcPr>
           <w:p>
@@ -20880,7 +20886,7 @@
         </w:tc>
         <w:tc>
           <w:tcPr>
-            <w:tcW w:type="dxa" w:w="1218"/>
+            <w:tcW w:type="dxa" w:w="838"/>
             <w:shd w:fill="EDE9FE"/>
           </w:tcPr>
           <w:p>
@@ -20894,7 +20900,7 @@
         </w:tc>
         <w:tc>
           <w:tcPr>
-            <w:tcW w:type="dxa" w:w="1218"/>
+            <w:tcW w:type="dxa" w:w="838"/>
             <w:shd w:fill="EDE9FE"/>
           </w:tcPr>
           <w:p>
@@ -20908,7 +20914,7 @@
         </w:tc>
         <w:tc>
           <w:tcPr>
-            <w:tcW w:type="dxa" w:w="1218"/>
+            <w:tcW w:type="dxa" w:w="838"/>
             <w:shd w:fill="EDE9FE"/>
           </w:tcPr>
           <w:p>
@@ -20922,7 +20928,7 @@
         </w:tc>
         <w:tc>
           <w:tcPr>
-            <w:tcW w:type="dxa" w:w="1218"/>
+            <w:tcW w:type="dxa" w:w="838"/>
             <w:shd w:fill="EDE9FE"/>
           </w:tcPr>
           <w:p>
@@ -20936,7 +20942,7 @@
         </w:tc>
         <w:tc>
           <w:tcPr>
-            <w:tcW w:type="dxa" w:w="1218"/>
+            <w:tcW w:type="dxa" w:w="838"/>
             <w:shd w:fill="EDE9FE"/>
           </w:tcPr>
           <w:p>
@@ -20950,7 +20956,7 @@
         </w:tc>
         <w:tc>
           <w:tcPr>
-            <w:tcW w:type="dxa" w:w="1218"/>
+            <w:tcW w:type="dxa" w:w="838"/>
             <w:shd w:fill="EDE9FE"/>
           </w:tcPr>
           <w:p>
@@ -20966,7 +20972,7 @@
       <w:tr>
         <w:tc>
           <w:tcPr>
-            <w:tcW w:type="dxa" w:w="1218"/>
+            <w:tcW w:type="dxa" w:w="838"/>
           </w:tcPr>
           <w:p>
             <w:r>
@@ -20979,7 +20985,7 @@
         </w:tc>
         <w:tc>
           <w:tcPr>
-            <w:tcW w:type="dxa" w:w="1218"/>
+            <w:tcW w:type="dxa" w:w="838"/>
           </w:tcPr>
           <w:p>
             <w:r>
@@ -20992,7 +20998,7 @@
         </w:tc>
         <w:tc>
           <w:tcPr>
-            <w:tcW w:type="dxa" w:w="1218"/>
+            <w:tcW w:type="dxa" w:w="838"/>
           </w:tcPr>
           <w:p>
             <w:r>
@@ -21005,7 +21011,7 @@
         </w:tc>
         <w:tc>
           <w:tcPr>
-            <w:tcW w:type="dxa" w:w="1218"/>
+            <w:tcW w:type="dxa" w:w="838"/>
           </w:tcPr>
           <w:p>
             <w:r>
@@ -21018,7 +21024,7 @@
         </w:tc>
         <w:tc>
           <w:tcPr>
-            <w:tcW w:type="dxa" w:w="1218"/>
+            <w:tcW w:type="dxa" w:w="838"/>
           </w:tcPr>
           <w:p>
             <w:r>
@@ -21031,7 +21037,7 @@
         </w:tc>
         <w:tc>
           <w:tcPr>
-            <w:tcW w:type="dxa" w:w="1218"/>
+            <w:tcW w:type="dxa" w:w="838"/>
           </w:tcPr>
           <w:p>
             <w:r>
@@ -21044,7 +21050,7 @@
         </w:tc>
         <w:tc>
           <w:tcPr>
-            <w:tcW w:type="dxa" w:w="1218"/>
+            <w:tcW w:type="dxa" w:w="838"/>
           </w:tcPr>
           <w:p>
             <w:r>
@@ -21057,7 +21063,7 @@
         </w:tc>
         <w:tc>
           <w:tcPr>
-            <w:tcW w:type="dxa" w:w="1218"/>
+            <w:tcW w:type="dxa" w:w="838"/>
           </w:tcPr>
           <w:p>
             <w:r>
@@ -21070,7 +21076,7 @@
         </w:tc>
         <w:tc>
           <w:tcPr>
-            <w:tcW w:type="dxa" w:w="1218"/>
+            <w:tcW w:type="dxa" w:w="838"/>
           </w:tcPr>
           <w:p>
             <w:r>
@@ -21083,7 +21089,7 @@
         </w:tc>
         <w:tc>
           <w:tcPr>
-            <w:tcW w:type="dxa" w:w="1218"/>
+            <w:tcW w:type="dxa" w:w="838"/>
           </w:tcPr>
           <w:p>
             <w:r>
@@ -21096,7 +21102,7 @@
         </w:tc>
         <w:tc>
           <w:tcPr>
-            <w:tcW w:type="dxa" w:w="1218"/>
+            <w:tcW w:type="dxa" w:w="838"/>
           </w:tcPr>
           <w:p>
             <w:r>
@@ -21109,7 +21115,7 @@
         </w:tc>
         <w:tc>
           <w:tcPr>
-            <w:tcW w:type="dxa" w:w="1218"/>
+            <w:tcW w:type="dxa" w:w="838"/>
           </w:tcPr>
           <w:p>
             <w:r>
@@ -21122,7 +21128,7 @@
         </w:tc>
         <w:tc>
           <w:tcPr>
-            <w:tcW w:type="dxa" w:w="1218"/>
+            <w:tcW w:type="dxa" w:w="838"/>
           </w:tcPr>
           <w:p>
             <w:r>
@@ -21137,7 +21143,7 @@
       <w:tr>
         <w:tc>
           <w:tcPr>
-            <w:tcW w:type="dxa" w:w="1218"/>
+            <w:tcW w:type="dxa" w:w="838"/>
           </w:tcPr>
           <w:p>
             <w:r>
@@ -21150,7 +21156,7 @@
         </w:tc>
         <w:tc>
           <w:tcPr>
-            <w:tcW w:type="dxa" w:w="1218"/>
+            <w:tcW w:type="dxa" w:w="838"/>
           </w:tcPr>
           <w:p>
             <w:r>
@@ -21163,7 +21169,7 @@
         </w:tc>
         <w:tc>
           <w:tcPr>
-            <w:tcW w:type="dxa" w:w="1218"/>
+            <w:tcW w:type="dxa" w:w="838"/>
           </w:tcPr>
           <w:p>
             <w:r>
@@ -21176,7 +21182,7 @@
         </w:tc>
         <w:tc>
           <w:tcPr>
-            <w:tcW w:type="dxa" w:w="1218"/>
+            <w:tcW w:type="dxa" w:w="838"/>
           </w:tcPr>
           <w:p>
             <w:r>
@@ -21189,7 +21195,7 @@
         </w:tc>
         <w:tc>
           <w:tcPr>
-            <w:tcW w:type="dxa" w:w="1218"/>
+            <w:tcW w:type="dxa" w:w="838"/>
           </w:tcPr>
           <w:p>
             <w:r>
@@ -21202,7 +21208,7 @@
         </w:tc>
         <w:tc>
           <w:tcPr>
-            <w:tcW w:type="dxa" w:w="1218"/>
+            <w:tcW w:type="dxa" w:w="838"/>
           </w:tcPr>
           <w:p>
             <w:r>
@@ -21215,7 +21221,7 @@
         </w:tc>
         <w:tc>
           <w:tcPr>
-            <w:tcW w:type="dxa" w:w="1218"/>
+            <w:tcW w:type="dxa" w:w="838"/>
           </w:tcPr>
           <w:p>
             <w:r>
@@ -21228,7 +21234,7 @@
         </w:tc>
         <w:tc>
           <w:tcPr>
-            <w:tcW w:type="dxa" w:w="1218"/>
+            <w:tcW w:type="dxa" w:w="838"/>
           </w:tcPr>
           <w:p>
             <w:r>
@@ -21241,7 +21247,7 @@
         </w:tc>
         <w:tc>
           <w:tcPr>
-            <w:tcW w:type="dxa" w:w="1218"/>
+            <w:tcW w:type="dxa" w:w="838"/>
           </w:tcPr>
           <w:p>
             <w:r>
@@ -21254,7 +21260,7 @@
         </w:tc>
         <w:tc>
           <w:tcPr>
-            <w:tcW w:type="dxa" w:w="1218"/>
+            <w:tcW w:type="dxa" w:w="838"/>
           </w:tcPr>
           <w:p>
             <w:r>
@@ -21267,7 +21273,7 @@
         </w:tc>
         <w:tc>
           <w:tcPr>
-            <w:tcW w:type="dxa" w:w="1218"/>
+            <w:tcW w:type="dxa" w:w="838"/>
           </w:tcPr>
           <w:p>
             <w:r>
@@ -21280,7 +21286,7 @@
         </w:tc>
         <w:tc>
           <w:tcPr>
-            <w:tcW w:type="dxa" w:w="1218"/>
+            <w:tcW w:type="dxa" w:w="838"/>
           </w:tcPr>
           <w:p>
             <w:r>
@@ -21293,7 +21299,7 @@
         </w:tc>
         <w:tc>
           <w:tcPr>
-            <w:tcW w:type="dxa" w:w="1218"/>
+            <w:tcW w:type="dxa" w:w="838"/>
           </w:tcPr>
           <w:p>
             <w:r>
@@ -21308,7 +21314,7 @@
       <w:tr>
         <w:tc>
           <w:tcPr>
-            <w:tcW w:type="dxa" w:w="1218"/>
+            <w:tcW w:type="dxa" w:w="838"/>
           </w:tcPr>
           <w:p>
             <w:r>
@@ -21321,7 +21327,7 @@
         </w:tc>
         <w:tc>
           <w:tcPr>
-            <w:tcW w:type="dxa" w:w="1218"/>
+            <w:tcW w:type="dxa" w:w="838"/>
           </w:tcPr>
           <w:p>
             <w:r>
@@ -21334,7 +21340,7 @@
         </w:tc>
         <w:tc>
           <w:tcPr>
-            <w:tcW w:type="dxa" w:w="1218"/>
+            <w:tcW w:type="dxa" w:w="838"/>
           </w:tcPr>
           <w:p>
             <w:r>
@@ -21347,7 +21353,7 @@
         </w:tc>
         <w:tc>
           <w:tcPr>
-            <w:tcW w:type="dxa" w:w="1218"/>
+            <w:tcW w:type="dxa" w:w="838"/>
           </w:tcPr>
           <w:p>
             <w:r>
@@ -21360,7 +21366,7 @@
         </w:tc>
         <w:tc>
           <w:tcPr>
-            <w:tcW w:type="dxa" w:w="1218"/>
+            <w:tcW w:type="dxa" w:w="838"/>
           </w:tcPr>
           <w:p>
             <w:r>
@@ -21373,7 +21379,7 @@
         </w:tc>
         <w:tc>
           <w:tcPr>
-            <w:tcW w:type="dxa" w:w="1218"/>
+            <w:tcW w:type="dxa" w:w="838"/>
           </w:tcPr>
           <w:p>
             <w:r>
@@ -21386,7 +21392,7 @@
         </w:tc>
         <w:tc>
           <w:tcPr>
-            <w:tcW w:type="dxa" w:w="1218"/>
+            <w:tcW w:type="dxa" w:w="838"/>
           </w:tcPr>
           <w:p>
             <w:r>
@@ -21399,7 +21405,7 @@
         </w:tc>
         <w:tc>
           <w:tcPr>
-            <w:tcW w:type="dxa" w:w="1218"/>
+            <w:tcW w:type="dxa" w:w="838"/>
           </w:tcPr>
           <w:p>
             <w:r>
@@ -21412,7 +21418,7 @@
         </w:tc>
         <w:tc>
           <w:tcPr>
-            <w:tcW w:type="dxa" w:w="1218"/>
+            <w:tcW w:type="dxa" w:w="838"/>
           </w:tcPr>
           <w:p>
             <w:r>
@@ -21425,7 +21431,7 @@
         </w:tc>
         <w:tc>
           <w:tcPr>
-            <w:tcW w:type="dxa" w:w="1218"/>
+            <w:tcW w:type="dxa" w:w="838"/>
           </w:tcPr>
           <w:p>
             <w:r>
@@ -21438,7 +21444,7 @@
         </w:tc>
         <w:tc>
           <w:tcPr>
-            <w:tcW w:type="dxa" w:w="1218"/>
+            <w:tcW w:type="dxa" w:w="838"/>
           </w:tcPr>
           <w:p>
             <w:r>
@@ -21451,7 +21457,7 @@
         </w:tc>
         <w:tc>
           <w:tcPr>
-            <w:tcW w:type="dxa" w:w="1218"/>
+            <w:tcW w:type="dxa" w:w="838"/>
           </w:tcPr>
           <w:p>
             <w:r>
@@ -21464,7 +21470,7 @@
         </w:tc>
         <w:tc>
           <w:tcPr>
-            <w:tcW w:type="dxa" w:w="1218"/>
+            <w:tcW w:type="dxa" w:w="838"/>
           </w:tcPr>
           <w:p>
             <w:r>
@@ -21479,7 +21485,7 @@
       <w:tr>
         <w:tc>
           <w:tcPr>
-            <w:tcW w:type="dxa" w:w="1218"/>
+            <w:tcW w:type="dxa" w:w="838"/>
           </w:tcPr>
           <w:p>
             <w:r>
@@ -21492,7 +21498,7 @@
         </w:tc>
         <w:tc>
           <w:tcPr>
-            <w:tcW w:type="dxa" w:w="1218"/>
+            <w:tcW w:type="dxa" w:w="838"/>
           </w:tcPr>
           <w:p>
             <w:r>
@@ -21505,7 +21511,7 @@
         </w:tc>
         <w:tc>
           <w:tcPr>
-            <w:tcW w:type="dxa" w:w="1218"/>
+            <w:tcW w:type="dxa" w:w="838"/>
           </w:tcPr>
           <w:p>
             <w:r>
@@ -21518,7 +21524,7 @@
         </w:tc>
         <w:tc>
           <w:tcPr>
-            <w:tcW w:type="dxa" w:w="1218"/>
+            <w:tcW w:type="dxa" w:w="838"/>
           </w:tcPr>
           <w:p>
             <w:r>
@@ -21531,7 +21537,7 @@
         </w:tc>
         <w:tc>
           <w:tcPr>
-            <w:tcW w:type="dxa" w:w="1218"/>
+            <w:tcW w:type="dxa" w:w="838"/>
           </w:tcPr>
           <w:p>
             <w:r>
@@ -21544,7 +21550,7 @@
         </w:tc>
         <w:tc>
           <w:tcPr>
-            <w:tcW w:type="dxa" w:w="1218"/>
+            <w:tcW w:type="dxa" w:w="838"/>
           </w:tcPr>
           <w:p>
             <w:r>
@@ -21557,7 +21563,7 @@
         </w:tc>
         <w:tc>
           <w:tcPr>
-            <w:tcW w:type="dxa" w:w="1218"/>
+            <w:tcW w:type="dxa" w:w="838"/>
           </w:tcPr>
           <w:p>
             <w:r>
@@ -21570,7 +21576,7 @@
         </w:tc>
         <w:tc>
           <w:tcPr>
-            <w:tcW w:type="dxa" w:w="1218"/>
+            <w:tcW w:type="dxa" w:w="838"/>
           </w:tcPr>
           <w:p>
             <w:r>
@@ -21583,7 +21589,7 @@
         </w:tc>
         <w:tc>
           <w:tcPr>
-            <w:tcW w:type="dxa" w:w="1218"/>
+            <w:tcW w:type="dxa" w:w="838"/>
           </w:tcPr>
           <w:p>
             <w:r>
@@ -21596,7 +21602,7 @@
         </w:tc>
         <w:tc>
           <w:tcPr>
-            <w:tcW w:type="dxa" w:w="1218"/>
+            <w:tcW w:type="dxa" w:w="838"/>
           </w:tcPr>
           <w:p>
             <w:r>
@@ -21609,7 +21615,7 @@
         </w:tc>
         <w:tc>
           <w:tcPr>
-            <w:tcW w:type="dxa" w:w="1218"/>
+            <w:tcW w:type="dxa" w:w="838"/>
           </w:tcPr>
           <w:p>
             <w:r>
@@ -21622,7 +21628,7 @@
         </w:tc>
         <w:tc>
           <w:tcPr>
-            <w:tcW w:type="dxa" w:w="1218"/>
+            <w:tcW w:type="dxa" w:w="838"/>
           </w:tcPr>
           <w:p>
             <w:r>
@@ -21635,7 +21641,7 @@
         </w:tc>
         <w:tc>
           <w:tcPr>
-            <w:tcW w:type="dxa" w:w="1218"/>
+            <w:tcW w:type="dxa" w:w="838"/>
           </w:tcPr>
           <w:p>
             <w:r>
@@ -21650,7 +21656,7 @@
       <w:tr>
         <w:tc>
           <w:tcPr>
-            <w:tcW w:type="dxa" w:w="1218"/>
+            <w:tcW w:type="dxa" w:w="838"/>
           </w:tcPr>
           <w:p>
             <w:r>
@@ -21663,7 +21669,7 @@
         </w:tc>
         <w:tc>
           <w:tcPr>
-            <w:tcW w:type="dxa" w:w="1218"/>
+            <w:tcW w:type="dxa" w:w="838"/>
           </w:tcPr>
           <w:p>
             <w:r>
@@ -21676,7 +21682,7 @@
         </w:tc>
         <w:tc>
           <w:tcPr>
-            <w:tcW w:type="dxa" w:w="1218"/>
+            <w:tcW w:type="dxa" w:w="838"/>
           </w:tcPr>
           <w:p>
             <w:r>
@@ -21689,7 +21695,7 @@
         </w:tc>
         <w:tc>
           <w:tcPr>
-            <w:tcW w:type="dxa" w:w="1218"/>
+            <w:tcW w:type="dxa" w:w="838"/>
           </w:tcPr>
           <w:p>
             <w:r>
@@ -21702,7 +21708,7 @@
         </w:tc>
         <w:tc>
           <w:tcPr>
-            <w:tcW w:type="dxa" w:w="1218"/>
+            <w:tcW w:type="dxa" w:w="838"/>
           </w:tcPr>
           <w:p>
             <w:r>
@@ -21715,7 +21721,7 @@
         </w:tc>
         <w:tc>
           <w:tcPr>
-            <w:tcW w:type="dxa" w:w="1218"/>
+            <w:tcW w:type="dxa" w:w="838"/>
           </w:tcPr>
           <w:p>
             <w:r>
@@ -21728,7 +21734,7 @@
         </w:tc>
         <w:tc>
           <w:tcPr>
-            <w:tcW w:type="dxa" w:w="1218"/>
+            <w:tcW w:type="dxa" w:w="838"/>
           </w:tcPr>
           <w:p>
             <w:r>
@@ -21741,7 +21747,7 @@
         </w:tc>
         <w:tc>
           <w:tcPr>
-            <w:tcW w:type="dxa" w:w="1218"/>
+            <w:tcW w:type="dxa" w:w="838"/>
           </w:tcPr>
           <w:p>
             <w:r>
@@ -21754,7 +21760,7 @@
         </w:tc>
         <w:tc>
           <w:tcPr>
-            <w:tcW w:type="dxa" w:w="1218"/>
+            <w:tcW w:type="dxa" w:w="838"/>
           </w:tcPr>
           <w:p>
             <w:r>
@@ -21767,7 +21773,7 @@
         </w:tc>
         <w:tc>
           <w:tcPr>
-            <w:tcW w:type="dxa" w:w="1218"/>
+            <w:tcW w:type="dxa" w:w="838"/>
           </w:tcPr>
           <w:p>
             <w:r>
@@ -21780,7 +21786,7 @@
         </w:tc>
         <w:tc>
           <w:tcPr>
-            <w:tcW w:type="dxa" w:w="1218"/>
+            <w:tcW w:type="dxa" w:w="838"/>
           </w:tcPr>
           <w:p>
             <w:r>
@@ -21793,7 +21799,7 @@
         </w:tc>
         <w:tc>
           <w:tcPr>
-            <w:tcW w:type="dxa" w:w="1218"/>
+            <w:tcW w:type="dxa" w:w="838"/>
           </w:tcPr>
           <w:p>
             <w:r>
@@ -21806,7 +21812,7 @@
         </w:tc>
         <w:tc>
           <w:tcPr>
-            <w:tcW w:type="dxa" w:w="1218"/>
+            <w:tcW w:type="dxa" w:w="838"/>
           </w:tcPr>
           <w:p>
             <w:r>
@@ -21821,7 +21827,7 @@
       <w:tr>
         <w:tc>
           <w:tcPr>
-            <w:tcW w:type="dxa" w:w="1218"/>
+            <w:tcW w:type="dxa" w:w="838"/>
           </w:tcPr>
           <w:p>
             <w:r>
@@ -21834,7 +21840,7 @@
         </w:tc>
         <w:tc>
           <w:tcPr>
-            <w:tcW w:type="dxa" w:w="1218"/>
+            <w:tcW w:type="dxa" w:w="838"/>
           </w:tcPr>
           <w:p>
             <w:r>
@@ -21847,7 +21853,7 @@
         </w:tc>
         <w:tc>
           <w:tcPr>
-            <w:tcW w:type="dxa" w:w="1218"/>
+            <w:tcW w:type="dxa" w:w="838"/>
           </w:tcPr>
           <w:p>
             <w:r>
@@ -21860,7 +21866,7 @@
         </w:tc>
         <w:tc>
           <w:tcPr>
-            <w:tcW w:type="dxa" w:w="1218"/>
+            <w:tcW w:type="dxa" w:w="838"/>
           </w:tcPr>
           <w:p>
             <w:r>
@@ -21873,7 +21879,7 @@
         </w:tc>
         <w:tc>
           <w:tcPr>
-            <w:tcW w:type="dxa" w:w="1218"/>
+            <w:tcW w:type="dxa" w:w="838"/>
           </w:tcPr>
           <w:p>
             <w:r>
@@ -21886,7 +21892,7 @@
         </w:tc>
         <w:tc>
           <w:tcPr>
-            <w:tcW w:type="dxa" w:w="1218"/>
+            <w:tcW w:type="dxa" w:w="838"/>
           </w:tcPr>
           <w:p>
             <w:r>
@@ -21899,7 +21905,7 @@
         </w:tc>
         <w:tc>
           <w:tcPr>
-            <w:tcW w:type="dxa" w:w="1218"/>
+            <w:tcW w:type="dxa" w:w="838"/>
           </w:tcPr>
           <w:p>
             <w:r>
@@ -21912,7 +21918,7 @@
         </w:tc>
         <w:tc>
           <w:tcPr>
-            <w:tcW w:type="dxa" w:w="1218"/>
+            <w:tcW w:type="dxa" w:w="838"/>
           </w:tcPr>
           <w:p>
             <w:r>
@@ -21925,7 +21931,7 @@
         </w:tc>
         <w:tc>
           <w:tcPr>
-            <w:tcW w:type="dxa" w:w="1218"/>
+            <w:tcW w:type="dxa" w:w="838"/>
           </w:tcPr>
           <w:p>
             <w:r>
@@ -21938,7 +21944,7 @@
         </w:tc>
         <w:tc>
           <w:tcPr>
-            <w:tcW w:type="dxa" w:w="1218"/>
+            <w:tcW w:type="dxa" w:w="838"/>
           </w:tcPr>
           <w:p>
             <w:r>
@@ -21951,7 +21957,7 @@
         </w:tc>
         <w:tc>
           <w:tcPr>
-            <w:tcW w:type="dxa" w:w="1218"/>
+            <w:tcW w:type="dxa" w:w="838"/>
           </w:tcPr>
           <w:p>
             <w:r>
@@ -21964,7 +21970,7 @@
         </w:tc>
         <w:tc>
           <w:tcPr>
-            <w:tcW w:type="dxa" w:w="1218"/>
+            <w:tcW w:type="dxa" w:w="838"/>
           </w:tcPr>
           <w:p>
             <w:r>
@@ -21977,7 +21983,7 @@
         </w:tc>
         <w:tc>
           <w:tcPr>
-            <w:tcW w:type="dxa" w:w="1218"/>
+            <w:tcW w:type="dxa" w:w="838"/>
           </w:tcPr>
           <w:p>
             <w:r>
@@ -21992,7 +21998,7 @@
       <w:tr>
         <w:tc>
           <w:tcPr>
-            <w:tcW w:type="dxa" w:w="1218"/>
+            <w:tcW w:type="dxa" w:w="838"/>
           </w:tcPr>
           <w:p>
             <w:r>
@@ -22005,7 +22011,7 @@
         </w:tc>
         <w:tc>
           <w:tcPr>
-            <w:tcW w:type="dxa" w:w="1218"/>
+            <w:tcW w:type="dxa" w:w="838"/>
           </w:tcPr>
           <w:p>
             <w:r>
@@ -22018,7 +22024,7 @@
         </w:tc>
         <w:tc>
           <w:tcPr>
-            <w:tcW w:type="dxa" w:w="1218"/>
+            <w:tcW w:type="dxa" w:w="838"/>
           </w:tcPr>
           <w:p>
             <w:r>
@@ -22031,7 +22037,7 @@
         </w:tc>
         <w:tc>
           <w:tcPr>
-            <w:tcW w:type="dxa" w:w="1218"/>
+            <w:tcW w:type="dxa" w:w="838"/>
           </w:tcPr>
           <w:p>
             <w:r>
@@ -22044,7 +22050,7 @@
         </w:tc>
         <w:tc>
           <w:tcPr>
-            <w:tcW w:type="dxa" w:w="1218"/>
+            <w:tcW w:type="dxa" w:w="838"/>
           </w:tcPr>
           <w:p>
             <w:r>
@@ -22057,7 +22063,7 @@
         </w:tc>
         <w:tc>
           <w:tcPr>
-            <w:tcW w:type="dxa" w:w="1218"/>
+            <w:tcW w:type="dxa" w:w="838"/>
           </w:tcPr>
           <w:p>
             <w:r>
@@ -22070,7 +22076,7 @@
         </w:tc>
         <w:tc>
           <w:tcPr>
-            <w:tcW w:type="dxa" w:w="1218"/>
+            <w:tcW w:type="dxa" w:w="838"/>
           </w:tcPr>
           <w:p>
             <w:r>
@@ -22083,7 +22089,7 @@
         </w:tc>
         <w:tc>
           <w:tcPr>
-            <w:tcW w:type="dxa" w:w="1218"/>
+            <w:tcW w:type="dxa" w:w="838"/>
           </w:tcPr>
           <w:p>
             <w:r>
@@ -22096,7 +22102,7 @@
         </w:tc>
         <w:tc>
           <w:tcPr>
-            <w:tcW w:type="dxa" w:w="1218"/>
+            <w:tcW w:type="dxa" w:w="838"/>
           </w:tcPr>
           <w:p>
             <w:r>
@@ -22109,7 +22115,7 @@
         </w:tc>
         <w:tc>
           <w:tcPr>
-            <w:tcW w:type="dxa" w:w="1218"/>
+            <w:tcW w:type="dxa" w:w="838"/>
           </w:tcPr>
           <w:p>
             <w:r>
@@ -22122,7 +22128,7 @@
         </w:tc>
         <w:tc>
           <w:tcPr>
-            <w:tcW w:type="dxa" w:w="1218"/>
+            <w:tcW w:type="dxa" w:w="838"/>
           </w:tcPr>
           <w:p>
             <w:r>
@@ -22135,7 +22141,7 @@
         </w:tc>
         <w:tc>
           <w:tcPr>
-            <w:tcW w:type="dxa" w:w="1218"/>
+            <w:tcW w:type="dxa" w:w="838"/>
           </w:tcPr>
           <w:p>
             <w:r>
@@ -22148,7 +22154,7 @@
         </w:tc>
         <w:tc>
           <w:tcPr>
-            <w:tcW w:type="dxa" w:w="1218"/>
+            <w:tcW w:type="dxa" w:w="838"/>
           </w:tcPr>
           <w:p>
             <w:r>
@@ -22163,7 +22169,7 @@
       <w:tr>
         <w:tc>
           <w:tcPr>
-            <w:tcW w:type="dxa" w:w="1218"/>
+            <w:tcW w:type="dxa" w:w="838"/>
           </w:tcPr>
           <w:p>
             <w:r>
@@ -22176,7 +22182,7 @@
         </w:tc>
         <w:tc>
           <w:tcPr>
-            <w:tcW w:type="dxa" w:w="1218"/>
+            <w:tcW w:type="dxa" w:w="838"/>
           </w:tcPr>
           <w:p>
             <w:r>
@@ -22189,7 +22195,7 @@
         </w:tc>
         <w:tc>
           <w:tcPr>
-            <w:tcW w:type="dxa" w:w="1218"/>
+            <w:tcW w:type="dxa" w:w="838"/>
           </w:tcPr>
           <w:p>
             <w:r>
@@ -22202,7 +22208,7 @@
         </w:tc>
         <w:tc>
           <w:tcPr>
-            <w:tcW w:type="dxa" w:w="1218"/>
+            <w:tcW w:type="dxa" w:w="838"/>
           </w:tcPr>
           <w:p>
             <w:r>
@@ -22215,7 +22221,7 @@
         </w:tc>
         <w:tc>
           <w:tcPr>
-            <w:tcW w:type="dxa" w:w="1218"/>
+            <w:tcW w:type="dxa" w:w="838"/>
           </w:tcPr>
           <w:p>
             <w:r>
@@ -22228,7 +22234,7 @@
         </w:tc>
         <w:tc>
           <w:tcPr>
-            <w:tcW w:type="dxa" w:w="1218"/>
+            <w:tcW w:type="dxa" w:w="838"/>
           </w:tcPr>
           <w:p>
             <w:r>
@@ -22241,7 +22247,7 @@
         </w:tc>
         <w:tc>
           <w:tcPr>
-            <w:tcW w:type="dxa" w:w="1218"/>
+            <w:tcW w:type="dxa" w:w="838"/>
           </w:tcPr>
           <w:p>
             <w:r>
@@ -22254,7 +22260,7 @@
         </w:tc>
         <w:tc>
           <w:tcPr>
-            <w:tcW w:type="dxa" w:w="1218"/>
+            <w:tcW w:type="dxa" w:w="838"/>
           </w:tcPr>
           <w:p>
             <w:r>
@@ -22267,7 +22273,7 @@
         </w:tc>
         <w:tc>
           <w:tcPr>
-            <w:tcW w:type="dxa" w:w="1218"/>
+            <w:tcW w:type="dxa" w:w="838"/>
           </w:tcPr>
           <w:p>
             <w:r>
@@ -22280,7 +22286,7 @@
         </w:tc>
         <w:tc>
           <w:tcPr>
-            <w:tcW w:type="dxa" w:w="1218"/>
+            <w:tcW w:type="dxa" w:w="838"/>
           </w:tcPr>
           <w:p>
             <w:r>
@@ -22293,7 +22299,7 @@
         </w:tc>
         <w:tc>
           <w:tcPr>
-            <w:tcW w:type="dxa" w:w="1218"/>
+            <w:tcW w:type="dxa" w:w="838"/>
           </w:tcPr>
           <w:p>
             <w:r>
@@ -22306,7 +22312,7 @@
         </w:tc>
         <w:tc>
           <w:tcPr>
-            <w:tcW w:type="dxa" w:w="1218"/>
+            <w:tcW w:type="dxa" w:w="838"/>
           </w:tcPr>
           <w:p>
             <w:r>
@@ -22319,7 +22325,7 @@
         </w:tc>
         <w:tc>
           <w:tcPr>
-            <w:tcW w:type="dxa" w:w="1218"/>
+            <w:tcW w:type="dxa" w:w="838"/>
           </w:tcPr>
           <w:p>
             <w:r>
@@ -22334,7 +22340,7 @@
       <w:tr>
         <w:tc>
           <w:tcPr>
-            <w:tcW w:type="dxa" w:w="1218"/>
+            <w:tcW w:type="dxa" w:w="838"/>
           </w:tcPr>
           <w:p>
             <w:r>
@@ -22347,7 +22353,7 @@
         </w:tc>
         <w:tc>
           <w:tcPr>
-            <w:tcW w:type="dxa" w:w="1218"/>
+            <w:tcW w:type="dxa" w:w="838"/>
           </w:tcPr>
           <w:p>
             <w:r>
@@ -22360,7 +22366,7 @@
         </w:tc>
         <w:tc>
           <w:tcPr>
-            <w:tcW w:type="dxa" w:w="1218"/>
+            <w:tcW w:type="dxa" w:w="838"/>
           </w:tcPr>
           <w:p>
             <w:r>
@@ -22373,7 +22379,7 @@
         </w:tc>
         <w:tc>
           <w:tcPr>
-            <w:tcW w:type="dxa" w:w="1218"/>
+            <w:tcW w:type="dxa" w:w="838"/>
           </w:tcPr>
           <w:p>
             <w:r>
@@ -22386,7 +22392,7 @@
         </w:tc>
         <w:tc>
           <w:tcPr>
-            <w:tcW w:type="dxa" w:w="1218"/>
+            <w:tcW w:type="dxa" w:w="838"/>
           </w:tcPr>
           <w:p>
             <w:r>
@@ -22399,7 +22405,7 @@
         </w:tc>
         <w:tc>
           <w:tcPr>
-            <w:tcW w:type="dxa" w:w="1218"/>
+            <w:tcW w:type="dxa" w:w="838"/>
           </w:tcPr>
           <w:p>
             <w:r>
@@ -22412,7 +22418,7 @@
         </w:tc>
         <w:tc>
           <w:tcPr>
-            <w:tcW w:type="dxa" w:w="1218"/>
+            <w:tcW w:type="dxa" w:w="838"/>
           </w:tcPr>
           <w:p>
             <w:r>
@@ -22425,7 +22431,7 @@
         </w:tc>
         <w:tc>
           <w:tcPr>
-            <w:tcW w:type="dxa" w:w="1218"/>
+            <w:tcW w:type="dxa" w:w="838"/>
           </w:tcPr>
           <w:p>
             <w:r>
@@ -22438,7 +22444,7 @@
         </w:tc>
         <w:tc>
           <w:tcPr>
-            <w:tcW w:type="dxa" w:w="1218"/>
+            <w:tcW w:type="dxa" w:w="838"/>
           </w:tcPr>
           <w:p>
             <w:r>
@@ -22451,7 +22457,7 @@
         </w:tc>
         <w:tc>
           <w:tcPr>
-            <w:tcW w:type="dxa" w:w="1218"/>
+            <w:tcW w:type="dxa" w:w="838"/>
           </w:tcPr>
           <w:p>
             <w:r>
@@ -22464,7 +22470,7 @@
         </w:tc>
         <w:tc>
           <w:tcPr>
-            <w:tcW w:type="dxa" w:w="1218"/>
+            <w:tcW w:type="dxa" w:w="838"/>
           </w:tcPr>
           <w:p>
             <w:r>
@@ -22477,7 +22483,7 @@
         </w:tc>
         <w:tc>
           <w:tcPr>
-            <w:tcW w:type="dxa" w:w="1218"/>
+            <w:tcW w:type="dxa" w:w="838"/>
           </w:tcPr>
           <w:p>
             <w:r>
@@ -22490,7 +22496,7 @@
         </w:tc>
         <w:tc>
           <w:tcPr>
-            <w:tcW w:type="dxa" w:w="1218"/>
+            <w:tcW w:type="dxa" w:w="838"/>
           </w:tcPr>
           <w:p>
             <w:r>
@@ -22505,7 +22511,7 @@
       <w:tr>
         <w:tc>
           <w:tcPr>
-            <w:tcW w:type="dxa" w:w="1218"/>
+            <w:tcW w:type="dxa" w:w="838"/>
           </w:tcPr>
           <w:p>
             <w:r>
@@ -22518,7 +22524,7 @@
         </w:tc>
         <w:tc>
           <w:tcPr>
-            <w:tcW w:type="dxa" w:w="1218"/>
+            <w:tcW w:type="dxa" w:w="838"/>
           </w:tcPr>
           <w:p>
             <w:r>
@@ -22531,7 +22537,7 @@
         </w:tc>
         <w:tc>
           <w:tcPr>
-            <w:tcW w:type="dxa" w:w="1218"/>
+            <w:tcW w:type="dxa" w:w="838"/>
           </w:tcPr>
           <w:p>
             <w:r>
@@ -22544,7 +22550,7 @@
         </w:tc>
         <w:tc>
           <w:tcPr>
-            <w:tcW w:type="dxa" w:w="1218"/>
+            <w:tcW w:type="dxa" w:w="838"/>
           </w:tcPr>
           <w:p>
             <w:r>
@@ -22557,7 +22563,7 @@
         </w:tc>
         <w:tc>
           <w:tcPr>
-            <w:tcW w:type="dxa" w:w="1218"/>
+            <w:tcW w:type="dxa" w:w="838"/>
           </w:tcPr>
           <w:p>
             <w:r>
@@ -22570,7 +22576,7 @@
         </w:tc>
         <w:tc>
           <w:tcPr>
-            <w:tcW w:type="dxa" w:w="1218"/>
+            <w:tcW w:type="dxa" w:w="838"/>
           </w:tcPr>
           <w:p>
             <w:r>
@@ -22583,7 +22589,7 @@
         </w:tc>
         <w:tc>
           <w:tcPr>
-            <w:tcW w:type="dxa" w:w="1218"/>
+            <w:tcW w:type="dxa" w:w="838"/>
           </w:tcPr>
           <w:p>
             <w:r>
@@ -22596,7 +22602,7 @@
         </w:tc>
         <w:tc>
           <w:tcPr>
-            <w:tcW w:type="dxa" w:w="1218"/>
+            <w:tcW w:type="dxa" w:w="838"/>
           </w:tcPr>
           <w:p>
             <w:r>
@@ -22609,7 +22615,7 @@
         </w:tc>
         <w:tc>
           <w:tcPr>
-            <w:tcW w:type="dxa" w:w="1218"/>
+            <w:tcW w:type="dxa" w:w="838"/>
           </w:tcPr>
           <w:p>
             <w:r>
@@ -22622,7 +22628,7 @@
         </w:tc>
         <w:tc>
           <w:tcPr>
-            <w:tcW w:type="dxa" w:w="1218"/>
+            <w:tcW w:type="dxa" w:w="838"/>
           </w:tcPr>
           <w:p>
             <w:r>
@@ -22635,7 +22641,7 @@
         </w:tc>
         <w:tc>
           <w:tcPr>
-            <w:tcW w:type="dxa" w:w="1218"/>
+            <w:tcW w:type="dxa" w:w="838"/>
           </w:tcPr>
           <w:p>
             <w:r>
@@ -22648,7 +22654,7 @@
         </w:tc>
         <w:tc>
           <w:tcPr>
-            <w:tcW w:type="dxa" w:w="1218"/>
+            <w:tcW w:type="dxa" w:w="838"/>
           </w:tcPr>
           <w:p>
             <w:r>
@@ -22661,7 +22667,7 @@
         </w:tc>
         <w:tc>
           <w:tcPr>
-            <w:tcW w:type="dxa" w:w="1218"/>
+            <w:tcW w:type="dxa" w:w="838"/>
           </w:tcPr>
           <w:p>
             <w:r>
@@ -22676,7 +22682,7 @@
       <w:tr>
         <w:tc>
           <w:tcPr>
-            <w:tcW w:type="dxa" w:w="1218"/>
+            <w:tcW w:type="dxa" w:w="838"/>
           </w:tcPr>
           <w:p>
             <w:r>
@@ -22689,7 +22695,7 @@
         </w:tc>
         <w:tc>
           <w:tcPr>
-            <w:tcW w:type="dxa" w:w="1218"/>
+            <w:tcW w:type="dxa" w:w="838"/>
           </w:tcPr>
           <w:p>
             <w:r>
@@ -22702,7 +22708,7 @@
         </w:tc>
         <w:tc>
           <w:tcPr>
-            <w:tcW w:type="dxa" w:w="1218"/>
+            <w:tcW w:type="dxa" w:w="838"/>
           </w:tcPr>
           <w:p>
             <w:r>
@@ -22715,7 +22721,7 @@
         </w:tc>
         <w:tc>
           <w:tcPr>
-            <w:tcW w:type="dxa" w:w="1218"/>
+            <w:tcW w:type="dxa" w:w="838"/>
           </w:tcPr>
           <w:p>
             <w:r>
@@ -22728,7 +22734,7 @@
         </w:tc>
         <w:tc>
           <w:tcPr>
-            <w:tcW w:type="dxa" w:w="1218"/>
+            <w:tcW w:type="dxa" w:w="838"/>
           </w:tcPr>
           <w:p>
             <w:r>
@@ -22741,7 +22747,7 @@
         </w:tc>
         <w:tc>
           <w:tcPr>
-            <w:tcW w:type="dxa" w:w="1218"/>
+            <w:tcW w:type="dxa" w:w="838"/>
           </w:tcPr>
           <w:p>
             <w:r>
@@ -22754,7 +22760,7 @@
         </w:tc>
         <w:tc>
           <w:tcPr>
-            <w:tcW w:type="dxa" w:w="1218"/>
+            <w:tcW w:type="dxa" w:w="838"/>
           </w:tcPr>
           <w:p>
             <w:r>
@@ -22767,7 +22773,7 @@
         </w:tc>
         <w:tc>
           <w:tcPr>
-            <w:tcW w:type="dxa" w:w="1218"/>
+            <w:tcW w:type="dxa" w:w="838"/>
           </w:tcPr>
           <w:p>
             <w:r>
@@ -22780,7 +22786,7 @@
         </w:tc>
         <w:tc>
           <w:tcPr>
-            <w:tcW w:type="dxa" w:w="1218"/>
+            <w:tcW w:type="dxa" w:w="838"/>
           </w:tcPr>
           <w:p>
             <w:r>
@@ -22793,7 +22799,7 @@
         </w:tc>
         <w:tc>
           <w:tcPr>
-            <w:tcW w:type="dxa" w:w="1218"/>
+            <w:tcW w:type="dxa" w:w="838"/>
           </w:tcPr>
           <w:p>
             <w:r>
@@ -22806,7 +22812,7 @@
         </w:tc>
         <w:tc>
           <w:tcPr>
-            <w:tcW w:type="dxa" w:w="1218"/>
+            <w:tcW w:type="dxa" w:w="838"/>
           </w:tcPr>
           <w:p>
             <w:r>
@@ -22819,7 +22825,7 @@
         </w:tc>
         <w:tc>
           <w:tcPr>
-            <w:tcW w:type="dxa" w:w="1218"/>
+            <w:tcW w:type="dxa" w:w="838"/>
           </w:tcPr>
           <w:p>
             <w:r>
@@ -22832,7 +22838,7 @@
         </w:tc>
         <w:tc>
           <w:tcPr>
-            <w:tcW w:type="dxa" w:w="1218"/>
+            <w:tcW w:type="dxa" w:w="838"/>
           </w:tcPr>
           <w:p>
             <w:r>
@@ -22847,7 +22853,7 @@
       <w:tr>
         <w:tc>
           <w:tcPr>
-            <w:tcW w:type="dxa" w:w="1218"/>
+            <w:tcW w:type="dxa" w:w="838"/>
           </w:tcPr>
           <w:p>
             <w:r>
@@ -22860,7 +22866,7 @@
         </w:tc>
         <w:tc>
           <w:tcPr>
-            <w:tcW w:type="dxa" w:w="1218"/>
+            <w:tcW w:type="dxa" w:w="838"/>
           </w:tcPr>
           <w:p>
             <w:r>
@@ -22873,7 +22879,7 @@
         </w:tc>
         <w:tc>
           <w:tcPr>
-            <w:tcW w:type="dxa" w:w="1218"/>
+            <w:tcW w:type="dxa" w:w="838"/>
           </w:tcPr>
           <w:p>
             <w:r>
@@ -22886,7 +22892,7 @@
         </w:tc>
         <w:tc>
           <w:tcPr>
-            <w:tcW w:type="dxa" w:w="1218"/>
+            <w:tcW w:type="dxa" w:w="838"/>
           </w:tcPr>
           <w:p>
             <w:r>
@@ -22899,7 +22905,7 @@
         </w:tc>
         <w:tc>
           <w:tcPr>
-            <w:tcW w:type="dxa" w:w="1218"/>
+            <w:tcW w:type="dxa" w:w="838"/>
           </w:tcPr>
           <w:p>
             <w:r>
@@ -22912,7 +22918,7 @@
         </w:tc>
         <w:tc>
           <w:tcPr>
-            <w:tcW w:type="dxa" w:w="1218"/>
+            <w:tcW w:type="dxa" w:w="838"/>
           </w:tcPr>
           <w:p>
             <w:r>
@@ -22925,7 +22931,7 @@
         </w:tc>
         <w:tc>
           <w:tcPr>
-            <w:tcW w:type="dxa" w:w="1218"/>
+            <w:tcW w:type="dxa" w:w="838"/>
           </w:tcPr>
           <w:p>
             <w:r>
@@ -22938,7 +22944,7 @@
         </w:tc>
         <w:tc>
           <w:tcPr>
-            <w:tcW w:type="dxa" w:w="1218"/>
+            <w:tcW w:type="dxa" w:w="838"/>
           </w:tcPr>
           <w:p>
             <w:r>
@@ -22951,7 +22957,7 @@
         </w:tc>
         <w:tc>
           <w:tcPr>
-            <w:tcW w:type="dxa" w:w="1218"/>
+            <w:tcW w:type="dxa" w:w="838"/>
           </w:tcPr>
           <w:p>
             <w:r>
@@ -22964,7 +22970,7 @@
         </w:tc>
         <w:tc>
           <w:tcPr>
-            <w:tcW w:type="dxa" w:w="1218"/>
+            <w:tcW w:type="dxa" w:w="838"/>
           </w:tcPr>
           <w:p>
             <w:r>
@@ -22977,7 +22983,7 @@
         </w:tc>
         <w:tc>
           <w:tcPr>
-            <w:tcW w:type="dxa" w:w="1218"/>
+            <w:tcW w:type="dxa" w:w="838"/>
           </w:tcPr>
           <w:p>
             <w:r>
@@ -22990,7 +22996,7 @@
         </w:tc>
         <w:tc>
           <w:tcPr>
-            <w:tcW w:type="dxa" w:w="1218"/>
+            <w:tcW w:type="dxa" w:w="838"/>
           </w:tcPr>
           <w:p>
             <w:r>
@@ -23003,7 +23009,7 @@
         </w:tc>
         <w:tc>
           <w:tcPr>
-            <w:tcW w:type="dxa" w:w="1218"/>
+            <w:tcW w:type="dxa" w:w="838"/>
           </w:tcPr>
           <w:p>
             <w:r>
@@ -23018,7 +23024,7 @@
       <w:tr>
         <w:tc>
           <w:tcPr>
-            <w:tcW w:type="dxa" w:w="1218"/>
+            <w:tcW w:type="dxa" w:w="838"/>
           </w:tcPr>
           <w:p>
             <w:r>
@@ -23031,7 +23037,7 @@
         </w:tc>
         <w:tc>
           <w:tcPr>
-            <w:tcW w:type="dxa" w:w="1218"/>
+            <w:tcW w:type="dxa" w:w="838"/>
           </w:tcPr>
           <w:p>
             <w:r>
@@ -23044,7 +23050,7 @@
         </w:tc>
         <w:tc>
           <w:tcPr>
-            <w:tcW w:type="dxa" w:w="1218"/>
+            <w:tcW w:type="dxa" w:w="838"/>
           </w:tcPr>
           <w:p>
             <w:r>
@@ -23057,7 +23063,7 @@
         </w:tc>
         <w:tc>
           <w:tcPr>
-            <w:tcW w:type="dxa" w:w="1218"/>
+            <w:tcW w:type="dxa" w:w="838"/>
           </w:tcPr>
           <w:p>
             <w:r>
@@ -23070,7 +23076,7 @@
         </w:tc>
         <w:tc>
           <w:tcPr>
-            <w:tcW w:type="dxa" w:w="1218"/>
+            <w:tcW w:type="dxa" w:w="838"/>
           </w:tcPr>
           <w:p>
             <w:r>
@@ -23083,7 +23089,7 @@
         </w:tc>
         <w:tc>
           <w:tcPr>
-            <w:tcW w:type="dxa" w:w="1218"/>
+            <w:tcW w:type="dxa" w:w="838"/>
           </w:tcPr>
           <w:p>
             <w:r>
@@ -23096,7 +23102,7 @@
         </w:tc>
         <w:tc>
           <w:tcPr>
-            <w:tcW w:type="dxa" w:w="1218"/>
+            <w:tcW w:type="dxa" w:w="838"/>
           </w:tcPr>
           <w:p>
             <w:r>
@@ -23109,7 +23115,7 @@
         </w:tc>
         <w:tc>
           <w:tcPr>
-            <w:tcW w:type="dxa" w:w="1218"/>
+            <w:tcW w:type="dxa" w:w="838"/>
           </w:tcPr>
           <w:p>
             <w:r>
@@ -23122,7 +23128,7 @@
         </w:tc>
         <w:tc>
           <w:tcPr>
-            <w:tcW w:type="dxa" w:w="1218"/>
+            <w:tcW w:type="dxa" w:w="838"/>
           </w:tcPr>
           <w:p>
             <w:r>
@@ -23135,7 +23141,7 @@
         </w:tc>
         <w:tc>
           <w:tcPr>
-            <w:tcW w:type="dxa" w:w="1218"/>
+            <w:tcW w:type="dxa" w:w="838"/>
           </w:tcPr>
           <w:p>
             <w:r>
@@ -23148,7 +23154,7 @@
         </w:tc>
         <w:tc>
           <w:tcPr>
-            <w:tcW w:type="dxa" w:w="1218"/>
+            <w:tcW w:type="dxa" w:w="838"/>
           </w:tcPr>
           <w:p>
             <w:r>
@@ -23161,7 +23167,7 @@
         </w:tc>
         <w:tc>
           <w:tcPr>
-            <w:tcW w:type="dxa" w:w="1218"/>
+            <w:tcW w:type="dxa" w:w="838"/>
           </w:tcPr>
           <w:p>
             <w:r>
@@ -23174,7 +23180,7 @@
         </w:tc>
         <w:tc>
           <w:tcPr>
-            <w:tcW w:type="dxa" w:w="1218"/>
+            <w:tcW w:type="dxa" w:w="838"/>
           </w:tcPr>
           <w:p>
             <w:r>
@@ -23189,7 +23195,7 @@
       <w:tr>
         <w:tc>
           <w:tcPr>
-            <w:tcW w:type="dxa" w:w="1218"/>
+            <w:tcW w:type="dxa" w:w="838"/>
           </w:tcPr>
           <w:p>
             <w:r>
@@ -23202,7 +23208,7 @@
         </w:tc>
         <w:tc>
           <w:tcPr>
-            <w:tcW w:type="dxa" w:w="1218"/>
+            <w:tcW w:type="dxa" w:w="838"/>
           </w:tcPr>
           <w:p>
             <w:r>
@@ -23215,7 +23221,7 @@
         </w:tc>
         <w:tc>
           <w:tcPr>
-            <w:tcW w:type="dxa" w:w="1218"/>
+            <w:tcW w:type="dxa" w:w="838"/>
           </w:tcPr>
           <w:p>
             <w:r>
@@ -23228,7 +23234,7 @@
         </w:tc>
         <w:tc>
           <w:tcPr>
-            <w:tcW w:type="dxa" w:w="1218"/>
+            <w:tcW w:type="dxa" w:w="838"/>
           </w:tcPr>
           <w:p>
             <w:r>
@@ -23241,7 +23247,7 @@
         </w:tc>
         <w:tc>
           <w:tcPr>
-            <w:tcW w:type="dxa" w:w="1218"/>
+            <w:tcW w:type="dxa" w:w="838"/>
           </w:tcPr>
           <w:p>
             <w:r>
@@ -23254,7 +23260,7 @@
         </w:tc>
         <w:tc>
           <w:tcPr>
-            <w:tcW w:type="dxa" w:w="1218"/>
+            <w:tcW w:type="dxa" w:w="838"/>
           </w:tcPr>
           <w:p>
             <w:r>
@@ -23267,7 +23273,7 @@
         </w:tc>
         <w:tc>
           <w:tcPr>
-            <w:tcW w:type="dxa" w:w="1218"/>
+            <w:tcW w:type="dxa" w:w="838"/>
           </w:tcPr>
           <w:p>
             <w:r>
@@ -23280,7 +23286,7 @@
         </w:tc>
         <w:tc>
           <w:tcPr>
-            <w:tcW w:type="dxa" w:w="1218"/>
+            <w:tcW w:type="dxa" w:w="838"/>
           </w:tcPr>
           <w:p>
             <w:r>
@@ -23293,7 +23299,7 @@
         </w:tc>
         <w:tc>
           <w:tcPr>
-            <w:tcW w:type="dxa" w:w="1218"/>
+            <w:tcW w:type="dxa" w:w="838"/>
           </w:tcPr>
           <w:p>
             <w:r>
@@ -23306,7 +23312,7 @@
         </w:tc>
         <w:tc>
           <w:tcPr>
-            <w:tcW w:type="dxa" w:w="1218"/>
+            <w:tcW w:type="dxa" w:w="838"/>
           </w:tcPr>
           <w:p>
             <w:r>
@@ -23319,7 +23325,7 @@
         </w:tc>
         <w:tc>
           <w:tcPr>
-            <w:tcW w:type="dxa" w:w="1218"/>
+            <w:tcW w:type="dxa" w:w="838"/>
           </w:tcPr>
           <w:p>
             <w:r>
@@ -23332,7 +23338,7 @@
         </w:tc>
         <w:tc>
           <w:tcPr>
-            <w:tcW w:type="dxa" w:w="1218"/>
+            <w:tcW w:type="dxa" w:w="838"/>
           </w:tcPr>
           <w:p>
             <w:r>
@@ -23345,7 +23351,7 @@
         </w:tc>
         <w:tc>
           <w:tcPr>
-            <w:tcW w:type="dxa" w:w="1218"/>
+            <w:tcW w:type="dxa" w:w="838"/>
           </w:tcPr>
           <w:p>
             <w:r>
@@ -23360,7 +23366,7 @@
       <w:tr>
         <w:tc>
           <w:tcPr>
-            <w:tcW w:type="dxa" w:w="1218"/>
+            <w:tcW w:type="dxa" w:w="838"/>
           </w:tcPr>
           <w:p>
             <w:r>
@@ -23373,7 +23379,7 @@
         </w:tc>
         <w:tc>
           <w:tcPr>
-            <w:tcW w:type="dxa" w:w="1218"/>
+            <w:tcW w:type="dxa" w:w="838"/>
           </w:tcPr>
           <w:p>
             <w:r>
@@ -23386,7 +23392,7 @@
         </w:tc>
         <w:tc>
           <w:tcPr>
-            <w:tcW w:type="dxa" w:w="1218"/>
+            <w:tcW w:type="dxa" w:w="838"/>
           </w:tcPr>
           <w:p>
             <w:r>
@@ -23399,7 +23405,7 @@
         </w:tc>
         <w:tc>
           <w:tcPr>
-            <w:tcW w:type="dxa" w:w="1218"/>
+            <w:tcW w:type="dxa" w:w="838"/>
           </w:tcPr>
           <w:p>
             <w:r>
@@ -23412,7 +23418,7 @@
         </w:tc>
         <w:tc>
           <w:tcPr>
-            <w:tcW w:type="dxa" w:w="1218"/>
+            <w:tcW w:type="dxa" w:w="838"/>
           </w:tcPr>
           <w:p>
             <w:r>
@@ -23425,7 +23431,7 @@
         </w:tc>
         <w:tc>
           <w:tcPr>
-            <w:tcW w:type="dxa" w:w="1218"/>
+            <w:tcW w:type="dxa" w:w="838"/>
           </w:tcPr>
           <w:p>
             <w:r>
@@ -23438,7 +23444,7 @@
         </w:tc>
         <w:tc>
           <w:tcPr>
-            <w:tcW w:type="dxa" w:w="1218"/>
+            <w:tcW w:type="dxa" w:w="838"/>
           </w:tcPr>
           <w:p>
             <w:r>
@@ -23451,7 +23457,7 @@
         </w:tc>
         <w:tc>
           <w:tcPr>
-            <w:tcW w:type="dxa" w:w="1218"/>
+            <w:tcW w:type="dxa" w:w="838"/>
           </w:tcPr>
           <w:p>
             <w:r>
@@ -23464,7 +23470,7 @@
         </w:tc>
         <w:tc>
           <w:tcPr>
-            <w:tcW w:type="dxa" w:w="1218"/>
+            <w:tcW w:type="dxa" w:w="838"/>
           </w:tcPr>
           <w:p>
             <w:r>
@@ -23477,7 +23483,7 @@
         </w:tc>
         <w:tc>
           <w:tcPr>
-            <w:tcW w:type="dxa" w:w="1218"/>
+            <w:tcW w:type="dxa" w:w="838"/>
           </w:tcPr>
           <w:p>
             <w:r>
@@ -23490,7 +23496,7 @@
         </w:tc>
         <w:tc>
           <w:tcPr>
-            <w:tcW w:type="dxa" w:w="1218"/>
+            <w:tcW w:type="dxa" w:w="838"/>
           </w:tcPr>
           <w:p>
             <w:r>
@@ -23503,7 +23509,7 @@
         </w:tc>
         <w:tc>
           <w:tcPr>
-            <w:tcW w:type="dxa" w:w="1218"/>
+            <w:tcW w:type="dxa" w:w="838"/>
           </w:tcPr>
           <w:p>
             <w:r>
@@ -23516,7 +23522,7 @@
         </w:tc>
         <w:tc>
           <w:tcPr>
-            <w:tcW w:type="dxa" w:w="1218"/>
+            <w:tcW w:type="dxa" w:w="838"/>
           </w:tcPr>
           <w:p>
             <w:r>
@@ -23531,7 +23537,7 @@
       <w:tr>
         <w:tc>
           <w:tcPr>
-            <w:tcW w:type="dxa" w:w="1218"/>
+            <w:tcW w:type="dxa" w:w="838"/>
           </w:tcPr>
           <w:p>
             <w:r>
@@ -23544,7 +23550,7 @@
         </w:tc>
         <w:tc>
           <w:tcPr>
-            <w:tcW w:type="dxa" w:w="1218"/>
+            <w:tcW w:type="dxa" w:w="838"/>
           </w:tcPr>
           <w:p>
             <w:r>
@@ -23557,7 +23563,7 @@
         </w:tc>
         <w:tc>
           <w:tcPr>
-            <w:tcW w:type="dxa" w:w="1218"/>
+            <w:tcW w:type="dxa" w:w="838"/>
           </w:tcPr>
           <w:p>
             <w:r>
@@ -23570,7 +23576,7 @@
         </w:tc>
         <w:tc>
           <w:tcPr>
-            <w:tcW w:type="dxa" w:w="1218"/>
+            <w:tcW w:type="dxa" w:w="838"/>
           </w:tcPr>
           <w:p>
             <w:r>
@@ -23583,7 +23589,7 @@
         </w:tc>
         <w:tc>
           <w:tcPr>
-            <w:tcW w:type="dxa" w:w="1218"/>
+            <w:tcW w:type="dxa" w:w="838"/>
           </w:tcPr>
           <w:p>
             <w:r>
@@ -23596,7 +23602,7 @@
         </w:tc>
         <w:tc>
           <w:tcPr>
-            <w:tcW w:type="dxa" w:w="1218"/>
+            <w:tcW w:type="dxa" w:w="838"/>
           </w:tcPr>
           <w:p>
             <w:r>
@@ -23609,7 +23615,7 @@
         </w:tc>
         <w:tc>
           <w:tcPr>
-            <w:tcW w:type="dxa" w:w="1218"/>
+            <w:tcW w:type="dxa" w:w="838"/>
           </w:tcPr>
           <w:p>
             <w:r>
@@ -23622,7 +23628,7 @@
         </w:tc>
         <w:tc>
           <w:tcPr>
-            <w:tcW w:type="dxa" w:w="1218"/>
+            <w:tcW w:type="dxa" w:w="838"/>
           </w:tcPr>
           <w:p>
             <w:r>
@@ -23635,7 +23641,7 @@
         </w:tc>
         <w:tc>
           <w:tcPr>
-            <w:tcW w:type="dxa" w:w="1218"/>
+            <w:tcW w:type="dxa" w:w="838"/>
           </w:tcPr>
           <w:p>
             <w:r>
@@ -23648,7 +23654,7 @@
         </w:tc>
         <w:tc>
           <w:tcPr>
-            <w:tcW w:type="dxa" w:w="1218"/>
+            <w:tcW w:type="dxa" w:w="838"/>
           </w:tcPr>
           <w:p>
             <w:r>
@@ -23661,7 +23667,7 @@
         </w:tc>
         <w:tc>
           <w:tcPr>
-            <w:tcW w:type="dxa" w:w="1218"/>
+            <w:tcW w:type="dxa" w:w="838"/>
           </w:tcPr>
           <w:p>
             <w:r>
@@ -23674,7 +23680,7 @@
         </w:tc>
         <w:tc>
           <w:tcPr>
-            <w:tcW w:type="dxa" w:w="1218"/>
+            <w:tcW w:type="dxa" w:w="838"/>
           </w:tcPr>
           <w:p>
             <w:r>
@@ -23687,7 +23693,7 @@
         </w:tc>
         <w:tc>
           <w:tcPr>
-            <w:tcW w:type="dxa" w:w="1218"/>
+            <w:tcW w:type="dxa" w:w="838"/>
           </w:tcPr>
           <w:p>
             <w:r>
@@ -23702,7 +23708,7 @@
       <w:tr>
         <w:tc>
           <w:tcPr>
-            <w:tcW w:type="dxa" w:w="1218"/>
+            <w:tcW w:type="dxa" w:w="838"/>
           </w:tcPr>
           <w:p>
             <w:r>
@@ -23715,7 +23721,7 @@
         </w:tc>
         <w:tc>
           <w:tcPr>
-            <w:tcW w:type="dxa" w:w="1218"/>
+            <w:tcW w:type="dxa" w:w="838"/>
           </w:tcPr>
           <w:p>
             <w:r>
@@ -23728,7 +23734,7 @@
         </w:tc>
         <w:tc>
           <w:tcPr>
-            <w:tcW w:type="dxa" w:w="1218"/>
+            <w:tcW w:type="dxa" w:w="838"/>
           </w:tcPr>
           <w:p>
             <w:r>
@@ -23741,7 +23747,7 @@
         </w:tc>
         <w:tc>
           <w:tcPr>
-            <w:tcW w:type="dxa" w:w="1218"/>
+            <w:tcW w:type="dxa" w:w="838"/>
           </w:tcPr>
           <w:p>
             <w:r>
@@ -23754,7 +23760,7 @@
         </w:tc>
         <w:tc>
           <w:tcPr>
-            <w:tcW w:type="dxa" w:w="1218"/>
+            <w:tcW w:type="dxa" w:w="838"/>
           </w:tcPr>
           <w:p>
             <w:r>
@@ -23767,7 +23773,7 @@
         </w:tc>
         <w:tc>
           <w:tcPr>
-            <w:tcW w:type="dxa" w:w="1218"/>
+            <w:tcW w:type="dxa" w:w="838"/>
           </w:tcPr>
           <w:p>
             <w:r>
@@ -23780,7 +23786,7 @@
         </w:tc>
         <w:tc>
           <w:tcPr>
-            <w:tcW w:type="dxa" w:w="1218"/>
+            <w:tcW w:type="dxa" w:w="838"/>
           </w:tcPr>
           <w:p>
             <w:r>
@@ -23793,7 +23799,7 @@
         </w:tc>
         <w:tc>
           <w:tcPr>
-            <w:tcW w:type="dxa" w:w="1218"/>
+            <w:tcW w:type="dxa" w:w="838"/>
           </w:tcPr>
           <w:p>
             <w:r>
@@ -23806,7 +23812,7 @@
         </w:tc>
         <w:tc>
           <w:tcPr>
-            <w:tcW w:type="dxa" w:w="1218"/>
+            <w:tcW w:type="dxa" w:w="838"/>
           </w:tcPr>
           <w:p>
             <w:r>
@@ -23819,7 +23825,7 @@
         </w:tc>
         <w:tc>
           <w:tcPr>
-            <w:tcW w:type="dxa" w:w="1218"/>
+            <w:tcW w:type="dxa" w:w="838"/>
           </w:tcPr>
           <w:p>
             <w:r>
@@ -23832,7 +23838,7 @@
         </w:tc>
         <w:tc>
           <w:tcPr>
-            <w:tcW w:type="dxa" w:w="1218"/>
+            <w:tcW w:type="dxa" w:w="838"/>
           </w:tcPr>
           <w:p>
             <w:r>
@@ -23845,7 +23851,7 @@
         </w:tc>
         <w:tc>
           <w:tcPr>
-            <w:tcW w:type="dxa" w:w="1218"/>
+            <w:tcW w:type="dxa" w:w="838"/>
           </w:tcPr>
           <w:p>
             <w:r>
@@ -23858,7 +23864,7 @@
         </w:tc>
         <w:tc>
           <w:tcPr>
-            <w:tcW w:type="dxa" w:w="1218"/>
+            <w:tcW w:type="dxa" w:w="838"/>
           </w:tcPr>
           <w:p>
             <w:r>
@@ -23873,7 +23879,7 @@
       <w:tr>
         <w:tc>
           <w:tcPr>
-            <w:tcW w:type="dxa" w:w="1218"/>
+            <w:tcW w:type="dxa" w:w="838"/>
           </w:tcPr>
           <w:p>
             <w:r>
@@ -23886,7 +23892,7 @@
         </w:tc>
         <w:tc>
           <w:tcPr>
-            <w:tcW w:type="dxa" w:w="1218"/>
+            <w:tcW w:type="dxa" w:w="838"/>
           </w:tcPr>
           <w:p>
             <w:r>
@@ -23899,7 +23905,7 @@
         </w:tc>
         <w:tc>
           <w:tcPr>
-            <w:tcW w:type="dxa" w:w="1218"/>
+            <w:tcW w:type="dxa" w:w="838"/>
           </w:tcPr>
           <w:p>
             <w:r>
@@ -23912,7 +23918,7 @@
         </w:tc>
         <w:tc>
           <w:tcPr>
-            <w:tcW w:type="dxa" w:w="1218"/>
+            <w:tcW w:type="dxa" w:w="838"/>
           </w:tcPr>
           <w:p>
             <w:r>
@@ -23925,7 +23931,7 @@
         </w:tc>
         <w:tc>
           <w:tcPr>
-            <w:tcW w:type="dxa" w:w="1218"/>
+            <w:tcW w:type="dxa" w:w="838"/>
           </w:tcPr>
           <w:p>
             <w:r>
@@ -23938,7 +23944,7 @@
         </w:tc>
         <w:tc>
           <w:tcPr>
-            <w:tcW w:type="dxa" w:w="1218"/>
+            <w:tcW w:type="dxa" w:w="838"/>
           </w:tcPr>
           <w:p>
             <w:r>
@@ -23951,7 +23957,7 @@
         </w:tc>
         <w:tc>
           <w:tcPr>
-            <w:tcW w:type="dxa" w:w="1218"/>
+            <w:tcW w:type="dxa" w:w="838"/>
           </w:tcPr>
           <w:p>
             <w:r>
@@ -23964,7 +23970,7 @@
         </w:tc>
         <w:tc>
           <w:tcPr>
-            <w:tcW w:type="dxa" w:w="1218"/>
+            <w:tcW w:type="dxa" w:w="838"/>
           </w:tcPr>
           <w:p>
             <w:r>
@@ -23977,7 +23983,7 @@
         </w:tc>
         <w:tc>
           <w:tcPr>
-            <w:tcW w:type="dxa" w:w="1218"/>
+            <w:tcW w:type="dxa" w:w="838"/>
           </w:tcPr>
           <w:p>
             <w:r>
@@ -23990,7 +23996,7 @@
         </w:tc>
         <w:tc>
           <w:tcPr>
-            <w:tcW w:type="dxa" w:w="1218"/>
+            <w:tcW w:type="dxa" w:w="838"/>
           </w:tcPr>
           <w:p>
             <w:r>
@@ -24003,7 +24009,7 @@
         </w:tc>
         <w:tc>
           <w:tcPr>
-            <w:tcW w:type="dxa" w:w="1218"/>
+            <w:tcW w:type="dxa" w:w="838"/>
           </w:tcPr>
           <w:p>
             <w:r>
@@ -24016,7 +24022,7 @@
         </w:tc>
         <w:tc>
           <w:tcPr>
-            <w:tcW w:type="dxa" w:w="1218"/>
+            <w:tcW w:type="dxa" w:w="838"/>
           </w:tcPr>
           <w:p>
             <w:r>
@@ -24029,7 +24035,7 @@
         </w:tc>
         <w:tc>
           <w:tcPr>
-            <w:tcW w:type="dxa" w:w="1218"/>
+            <w:tcW w:type="dxa" w:w="838"/>
           </w:tcPr>
           <w:p>
             <w:r>
@@ -24044,7 +24050,7 @@
       <w:tr>
         <w:tc>
           <w:tcPr>
-            <w:tcW w:type="dxa" w:w="1218"/>
+            <w:tcW w:type="dxa" w:w="838"/>
           </w:tcPr>
           <w:p>
             <w:r>
@@ -24057,7 +24063,7 @@
         </w:tc>
         <w:tc>
           <w:tcPr>
-            <w:tcW w:type="dxa" w:w="1218"/>
+            <w:tcW w:type="dxa" w:w="838"/>
           </w:tcPr>
           <w:p>
             <w:r>
@@ -24070,7 +24076,7 @@
         </w:tc>
         <w:tc>
           <w:tcPr>
-            <w:tcW w:type="dxa" w:w="1218"/>
+            <w:tcW w:type="dxa" w:w="838"/>
           </w:tcPr>
           <w:p>
             <w:r>
@@ -24083,7 +24089,7 @@
         </w:tc>
         <w:tc>
           <w:tcPr>
-            <w:tcW w:type="dxa" w:w="1218"/>
+            <w:tcW w:type="dxa" w:w="838"/>
           </w:tcPr>
           <w:p>
             <w:r>
@@ -24096,7 +24102,7 @@
         </w:tc>
         <w:tc>
           <w:tcPr>
-            <w:tcW w:type="dxa" w:w="1218"/>
+            <w:tcW w:type="dxa" w:w="838"/>
           </w:tcPr>
           <w:p>
             <w:r>
@@ -24109,7 +24115,7 @@
         </w:tc>
         <w:tc>
           <w:tcPr>
-            <w:tcW w:type="dxa" w:w="1218"/>
+            <w:tcW w:type="dxa" w:w="838"/>
           </w:tcPr>
           <w:p>
             <w:r>
@@ -24122,7 +24128,7 @@
         </w:tc>
         <w:tc>
           <w:tcPr>
-            <w:tcW w:type="dxa" w:w="1218"/>
+            <w:tcW w:type="dxa" w:w="838"/>
           </w:tcPr>
           <w:p>
             <w:r>
@@ -24135,7 +24141,7 @@
         </w:tc>
         <w:tc>
           <w:tcPr>
-            <w:tcW w:type="dxa" w:w="1218"/>
+            <w:tcW w:type="dxa" w:w="838"/>
           </w:tcPr>
           <w:p>
             <w:r>
@@ -24148,7 +24154,7 @@
         </w:tc>
         <w:tc>
           <w:tcPr>
-            <w:tcW w:type="dxa" w:w="1218"/>
+            <w:tcW w:type="dxa" w:w="838"/>
           </w:tcPr>
           <w:p>
             <w:r>
@@ -24161,7 +24167,7 @@
         </w:tc>
         <w:tc>
           <w:tcPr>
-            <w:tcW w:type="dxa" w:w="1218"/>
+            <w:tcW w:type="dxa" w:w="838"/>
           </w:tcPr>
           <w:p>
             <w:r>
@@ -24174,7 +24180,7 @@
         </w:tc>
         <w:tc>
           <w:tcPr>
-            <w:tcW w:type="dxa" w:w="1218"/>
+            <w:tcW w:type="dxa" w:w="838"/>
           </w:tcPr>
           <w:p>
             <w:r>
@@ -24187,7 +24193,7 @@
         </w:tc>
         <w:tc>
           <w:tcPr>
-            <w:tcW w:type="dxa" w:w="1218"/>
+            <w:tcW w:type="dxa" w:w="838"/>
           </w:tcPr>
           <w:p>
             <w:r>
@@ -24200,7 +24206,7 @@
         </w:tc>
         <w:tc>
           <w:tcPr>
-            <w:tcW w:type="dxa" w:w="1218"/>
+            <w:tcW w:type="dxa" w:w="838"/>
           </w:tcPr>
           <w:p>
             <w:r>
@@ -24215,7 +24221,7 @@
       <w:tr>
         <w:tc>
           <w:tcPr>
-            <w:tcW w:type="dxa" w:w="1218"/>
+            <w:tcW w:type="dxa" w:w="838"/>
           </w:tcPr>
           <w:p>
             <w:r>
@@ -24228,7 +24234,7 @@
         </w:tc>
         <w:tc>
           <w:tcPr>
-            <w:tcW w:type="dxa" w:w="1218"/>
+            <w:tcW w:type="dxa" w:w="838"/>
           </w:tcPr>
           <w:p>
             <w:r>
@@ -24241,7 +24247,7 @@
         </w:tc>
         <w:tc>
           <w:tcPr>
-            <w:tcW w:type="dxa" w:w="1218"/>
+            <w:tcW w:type="dxa" w:w="838"/>
           </w:tcPr>
           <w:p>
             <w:r>
@@ -24254,7 +24260,7 @@
         </w:tc>
         <w:tc>
           <w:tcPr>
-            <w:tcW w:type="dxa" w:w="1218"/>
+            <w:tcW w:type="dxa" w:w="838"/>
           </w:tcPr>
           <w:p>
             <w:r>
@@ -24267,7 +24273,7 @@
         </w:tc>
         <w:tc>
           <w:tcPr>
-            <w:tcW w:type="dxa" w:w="1218"/>
+            <w:tcW w:type="dxa" w:w="838"/>
           </w:tcPr>
           <w:p>
             <w:r>
@@ -24280,7 +24286,7 @@
         </w:tc>
         <w:tc>
           <w:tcPr>
-            <w:tcW w:type="dxa" w:w="1218"/>
+            <w:tcW w:type="dxa" w:w="838"/>
           </w:tcPr>
           <w:p>
             <w:r>
@@ -24293,7 +24299,7 @@
         </w:tc>
         <w:tc>
           <w:tcPr>
-            <w:tcW w:type="dxa" w:w="1218"/>
+            <w:tcW w:type="dxa" w:w="838"/>
           </w:tcPr>
           <w:p>
             <w:r>
@@ -24306,7 +24312,7 @@
         </w:tc>
         <w:tc>
           <w:tcPr>
-            <w:tcW w:type="dxa" w:w="1218"/>
+            <w:tcW w:type="dxa" w:w="838"/>
           </w:tcPr>
           <w:p>
             <w:r>
@@ -24319,7 +24325,7 @@
         </w:tc>
         <w:tc>
           <w:tcPr>
-            <w:tcW w:type="dxa" w:w="1218"/>
+            <w:tcW w:type="dxa" w:w="838"/>
           </w:tcPr>
           <w:p>
             <w:r>
@@ -24332,7 +24338,7 @@
         </w:tc>
         <w:tc>
           <w:tcPr>
-            <w:tcW w:type="dxa" w:w="1218"/>
+            <w:tcW w:type="dxa" w:w="838"/>
           </w:tcPr>
           <w:p>
             <w:r>
@@ -24345,7 +24351,7 @@
         </w:tc>
         <w:tc>
           <w:tcPr>
-            <w:tcW w:type="dxa" w:w="1218"/>
+            <w:tcW w:type="dxa" w:w="838"/>
           </w:tcPr>
           <w:p>
             <w:r>
@@ -24358,7 +24364,7 @@
         </w:tc>
         <w:tc>
           <w:tcPr>
-            <w:tcW w:type="dxa" w:w="1218"/>
+            <w:tcW w:type="dxa" w:w="838"/>
           </w:tcPr>
           <w:p>
             <w:r>
@@ -24371,7 +24377,7 @@
         </w:tc>
         <w:tc>
           <w:tcPr>
-            <w:tcW w:type="dxa" w:w="1218"/>
+            <w:tcW w:type="dxa" w:w="838"/>
           </w:tcPr>
           <w:p>
             <w:r>
@@ -24386,7 +24392,7 @@
       <w:tr>
         <w:tc>
           <w:tcPr>
-            <w:tcW w:type="dxa" w:w="1218"/>
+            <w:tcW w:type="dxa" w:w="838"/>
           </w:tcPr>
           <w:p>
             <w:r>
@@ -24399,7 +24405,7 @@
         </w:tc>
         <w:tc>
           <w:tcPr>
-            <w:tcW w:type="dxa" w:w="1218"/>
+            <w:tcW w:type="dxa" w:w="838"/>
           </w:tcPr>
           <w:p>
             <w:r>
@@ -24412,7 +24418,7 @@
         </w:tc>
         <w:tc>
           <w:tcPr>
-            <w:tcW w:type="dxa" w:w="1218"/>
+            <w:tcW w:type="dxa" w:w="838"/>
           </w:tcPr>
           <w:p>
             <w:r>
@@ -24425,7 +24431,7 @@
         </w:tc>
         <w:tc>
           <w:tcPr>
-            <w:tcW w:type="dxa" w:w="1218"/>
+            <w:tcW w:type="dxa" w:w="838"/>
           </w:tcPr>
           <w:p>
             <w:r>
@@ -24438,7 +24444,7 @@
         </w:tc>
         <w:tc>
           <w:tcPr>
-            <w:tcW w:type="dxa" w:w="1218"/>
+            <w:tcW w:type="dxa" w:w="838"/>
           </w:tcPr>
           <w:p>
             <w:r>
@@ -24451,7 +24457,7 @@
         </w:tc>
         <w:tc>
           <w:tcPr>
-            <w:tcW w:type="dxa" w:w="1218"/>
+            <w:tcW w:type="dxa" w:w="838"/>
           </w:tcPr>
           <w:p>
             <w:r>
@@ -24464,7 +24470,7 @@
         </w:tc>
         <w:tc>
           <w:tcPr>
-            <w:tcW w:type="dxa" w:w="1218"/>
+            <w:tcW w:type="dxa" w:w="838"/>
           </w:tcPr>
           <w:p>
             <w:r>
@@ -24477,7 +24483,7 @@
         </w:tc>
         <w:tc>
           <w:tcPr>
-            <w:tcW w:type="dxa" w:w="1218"/>
+            <w:tcW w:type="dxa" w:w="838"/>
           </w:tcPr>
           <w:p>
             <w:r>
@@ -24490,7 +24496,7 @@
         </w:tc>
         <w:tc>
           <w:tcPr>
-            <w:tcW w:type="dxa" w:w="1218"/>
+            <w:tcW w:type="dxa" w:w="838"/>
           </w:tcPr>
           <w:p>
             <w:r>
@@ -24503,7 +24509,7 @@
         </w:tc>
         <w:tc>
           <w:tcPr>
-            <w:tcW w:type="dxa" w:w="1218"/>
+            <w:tcW w:type="dxa" w:w="838"/>
           </w:tcPr>
           <w:p>
             <w:r>
@@ -24516,7 +24522,7 @@
         </w:tc>
         <w:tc>
           <w:tcPr>
-            <w:tcW w:type="dxa" w:w="1218"/>
+            <w:tcW w:type="dxa" w:w="838"/>
           </w:tcPr>
           <w:p>
             <w:r>
@@ -24529,7 +24535,7 @@
         </w:tc>
         <w:tc>
           <w:tcPr>
-            <w:tcW w:type="dxa" w:w="1218"/>
+            <w:tcW w:type="dxa" w:w="838"/>
           </w:tcPr>
           <w:p>
             <w:r>
@@ -24542,7 +24548,7 @@
         </w:tc>
         <w:tc>
           <w:tcPr>
-            <w:tcW w:type="dxa" w:w="1218"/>
+            <w:tcW w:type="dxa" w:w="838"/>
           </w:tcPr>
           <w:p>
             <w:r>
@@ -24557,7 +24563,7 @@
       <w:tr>
         <w:tc>
           <w:tcPr>
-            <w:tcW w:type="dxa" w:w="1218"/>
+            <w:tcW w:type="dxa" w:w="838"/>
           </w:tcPr>
           <w:p>
             <w:r>
@@ -24570,7 +24576,7 @@
         </w:tc>
         <w:tc>
           <w:tcPr>
-            <w:tcW w:type="dxa" w:w="1218"/>
+            <w:tcW w:type="dxa" w:w="838"/>
           </w:tcPr>
           <w:p>
             <w:r>
@@ -24583,7 +24589,7 @@
         </w:tc>
         <w:tc>
           <w:tcPr>
-            <w:tcW w:type="dxa" w:w="1218"/>
+            <w:tcW w:type="dxa" w:w="838"/>
           </w:tcPr>
           <w:p>
             <w:r>
@@ -24596,7 +24602,7 @@
         </w:tc>
         <w:tc>
           <w:tcPr>
-            <w:tcW w:type="dxa" w:w="1218"/>
+            <w:tcW w:type="dxa" w:w="838"/>
           </w:tcPr>
           <w:p>
             <w:r>
@@ -24609,7 +24615,7 @@
         </w:tc>
         <w:tc>
           <w:tcPr>
-            <w:tcW w:type="dxa" w:w="1218"/>
+            <w:tcW w:type="dxa" w:w="838"/>
           </w:tcPr>
           <w:p>
             <w:r>
@@ -24622,7 +24628,7 @@
         </w:tc>
         <w:tc>
           <w:tcPr>
-            <w:tcW w:type="dxa" w:w="1218"/>
+            <w:tcW w:type="dxa" w:w="838"/>
           </w:tcPr>
           <w:p>
             <w:r>
@@ -24635,7 +24641,7 @@
         </w:tc>
         <w:tc>
           <w:tcPr>
-            <w:tcW w:type="dxa" w:w="1218"/>
+            <w:tcW w:type="dxa" w:w="838"/>
           </w:tcPr>
           <w:p>
             <w:r>
@@ -24648,7 +24654,7 @@
         </w:tc>
         <w:tc>
           <w:tcPr>
-            <w:tcW w:type="dxa" w:w="1218"/>
+            <w:tcW w:type="dxa" w:w="838"/>
           </w:tcPr>
           <w:p>
             <w:r>
@@ -24661,7 +24667,7 @@
         </w:tc>
         <w:tc>
           <w:tcPr>
-            <w:tcW w:type="dxa" w:w="1218"/>
+            <w:tcW w:type="dxa" w:w="838"/>
           </w:tcPr>
           <w:p>
             <w:r>
@@ -24674,7 +24680,7 @@
         </w:tc>
         <w:tc>
           <w:tcPr>
-            <w:tcW w:type="dxa" w:w="1218"/>
+            <w:tcW w:type="dxa" w:w="838"/>
           </w:tcPr>
           <w:p>
             <w:r>
@@ -24687,7 +24693,7 @@
         </w:tc>
         <w:tc>
           <w:tcPr>
-            <w:tcW w:type="dxa" w:w="1218"/>
+            <w:tcW w:type="dxa" w:w="838"/>
           </w:tcPr>
           <w:p>
             <w:r>
@@ -24700,7 +24706,7 @@
         </w:tc>
         <w:tc>
           <w:tcPr>
-            <w:tcW w:type="dxa" w:w="1218"/>
+            <w:tcW w:type="dxa" w:w="838"/>
           </w:tcPr>
           <w:p>
             <w:r>
@@ -24713,7 +24719,7 @@
         </w:tc>
         <w:tc>
           <w:tcPr>
-            <w:tcW w:type="dxa" w:w="1218"/>
+            <w:tcW w:type="dxa" w:w="838"/>
           </w:tcPr>
           <w:p>
             <w:r>
@@ -24740,7 +24746,7 @@
       </w:r>
     </w:p>
     <w:sectPr>
-      <w:pgSz w:w="16838" w:h="11906" w:orient="landscape"/>
+      <w:pgSz w:w="11906" w:h="16838" w:orient="landscape"/>
       <w:pgMar w:top="576" w:right="504" w:bottom="576" w:left="504" w:header="283" w:footer="283" w:gutter="0"/>
       <w:cols w:space="720"/>
       <w:docGrid w:linePitch="360"/>

--- a/ACPOS_DEV-01_企業自動開發系統_Mother_Basic_Design_OPTIMIZED.docx
+++ b/ACPOS_DEV-01_企業自動開發系統_Mother_Basic_Design_OPTIMIZED.docx
@@ -20506,16 +20506,8 @@
     </w:p>
     <w:p>
       <w:pPr>
-        <w:pStyle w:val="Heading1"/>
-      </w:pPr>
-      <w:r>
-        <w:t>2026-09-21 Machine Authority Construction Closure / 機器權威施工綁定封板</w:t>
-      </w:r>
-    </w:p>
-    <w:p>
-      <w:pPr>
         <w:sectPr>
-          <w:pgSz w:w="16838" w:h="11906" w:orient="landscape"/>
+          <w:pgSz w:w="11906" w:h="16838" w:orient="landscape"/>
           <w:pgMar w:top="576" w:right="504" w:bottom="576" w:left="504" w:header="283" w:footer="283" w:gutter="0"/>
           <w:cols w:space="720"/>
           <w:docGrid w:linePitch="360"/>
@@ -20556,8 +20548,8 @@
         <w:tblLook w:firstColumn="1" w:firstRow="1" w:lastColumn="0" w:lastRow="0" w:noHBand="0" w:noVBand="1" w:val="04A0"/>
       </w:tblPr>
       <w:tblGrid>
-        <w:gridCol w:w="5449"/>
-        <w:gridCol w:w="5449"/>
+        <w:gridCol w:w="7915"/>
+        <w:gridCol w:w="7915"/>
       </w:tblGrid>
       <w:tr>
         <w:trPr>
@@ -20565,7 +20557,7 @@
         </w:trPr>
         <w:tc>
           <w:tcPr>
-            <w:tcW w:type="dxa" w:w="5449"/>
+            <w:tcW w:type="dxa" w:w="7915"/>
             <w:shd w:fill="EDE9FE"/>
           </w:tcPr>
           <w:p>
@@ -20579,7 +20571,7 @@
         </w:tc>
         <w:tc>
           <w:tcPr>
-            <w:tcW w:type="dxa" w:w="5449"/>
+            <w:tcW w:type="dxa" w:w="7915"/>
             <w:shd w:fill="EDE9FE"/>
           </w:tcPr>
           <w:p>
@@ -20595,7 +20587,7 @@
       <w:tr>
         <w:tc>
           <w:tcPr>
-            <w:tcW w:type="dxa" w:w="5449"/>
+            <w:tcW w:type="dxa" w:w="7915"/>
           </w:tcPr>
           <w:p>
             <w:r>
@@ -20608,7 +20600,7 @@
         </w:tc>
         <w:tc>
           <w:tcPr>
-            <w:tcW w:type="dxa" w:w="5449"/>
+            <w:tcW w:type="dxa" w:w="7915"/>
           </w:tcPr>
           <w:p>
             <w:r>
@@ -20623,7 +20615,7 @@
       <w:tr>
         <w:tc>
           <w:tcPr>
-            <w:tcW w:type="dxa" w:w="5449"/>
+            <w:tcW w:type="dxa" w:w="7915"/>
           </w:tcPr>
           <w:p>
             <w:r>
@@ -20636,7 +20628,7 @@
         </w:tc>
         <w:tc>
           <w:tcPr>
-            <w:tcW w:type="dxa" w:w="5449"/>
+            <w:tcW w:type="dxa" w:w="7915"/>
           </w:tcPr>
           <w:p>
             <w:r>
@@ -20651,7 +20643,7 @@
       <w:tr>
         <w:tc>
           <w:tcPr>
-            <w:tcW w:type="dxa" w:w="5449"/>
+            <w:tcW w:type="dxa" w:w="7915"/>
           </w:tcPr>
           <w:p>
             <w:r>
@@ -20664,7 +20656,7 @@
         </w:tc>
         <w:tc>
           <w:tcPr>
-            <w:tcW w:type="dxa" w:w="5449"/>
+            <w:tcW w:type="dxa" w:w="7915"/>
           </w:tcPr>
           <w:p>
             <w:r>
@@ -20679,7 +20671,7 @@
       <w:tr>
         <w:tc>
           <w:tcPr>
-            <w:tcW w:type="dxa" w:w="5449"/>
+            <w:tcW w:type="dxa" w:w="7915"/>
           </w:tcPr>
           <w:p>
             <w:r>
@@ -20692,7 +20684,7 @@
         </w:tc>
         <w:tc>
           <w:tcPr>
-            <w:tcW w:type="dxa" w:w="5449"/>
+            <w:tcW w:type="dxa" w:w="7915"/>
           </w:tcPr>
           <w:p>
             <w:r>
@@ -20707,7 +20699,7 @@
       <w:tr>
         <w:tc>
           <w:tcPr>
-            <w:tcW w:type="dxa" w:w="5449"/>
+            <w:tcW w:type="dxa" w:w="7915"/>
           </w:tcPr>
           <w:p>
             <w:r>
@@ -20720,7 +20712,7 @@
         </w:tc>
         <w:tc>
           <w:tcPr>
-            <w:tcW w:type="dxa" w:w="5449"/>
+            <w:tcW w:type="dxa" w:w="7915"/>
           </w:tcPr>
           <w:p>
             <w:r>
@@ -20735,7 +20727,7 @@
       <w:tr>
         <w:tc>
           <w:tcPr>
-            <w:tcW w:type="dxa" w:w="5449"/>
+            <w:tcW w:type="dxa" w:w="7915"/>
           </w:tcPr>
           <w:p>
             <w:r>
@@ -20748,7 +20740,7 @@
         </w:tc>
         <w:tc>
           <w:tcPr>
-            <w:tcW w:type="dxa" w:w="5449"/>
+            <w:tcW w:type="dxa" w:w="7915"/>
           </w:tcPr>
           <w:p>
             <w:r>
@@ -20768,19 +20760,19 @@
         <w:tblLook w:firstColumn="1" w:firstRow="1" w:lastColumn="0" w:lastRow="0" w:noHBand="0" w:noVBand="1" w:val="04A0"/>
       </w:tblPr>
       <w:tblGrid>
-        <w:gridCol w:w="838"/>
-        <w:gridCol w:w="838"/>
-        <w:gridCol w:w="838"/>
-        <w:gridCol w:w="838"/>
-        <w:gridCol w:w="838"/>
-        <w:gridCol w:w="838"/>
-        <w:gridCol w:w="838"/>
-        <w:gridCol w:w="838"/>
-        <w:gridCol w:w="838"/>
-        <w:gridCol w:w="838"/>
-        <w:gridCol w:w="838"/>
-        <w:gridCol w:w="838"/>
-        <w:gridCol w:w="838"/>
+        <w:gridCol w:w="1218"/>
+        <w:gridCol w:w="1218"/>
+        <w:gridCol w:w="1218"/>
+        <w:gridCol w:w="1218"/>
+        <w:gridCol w:w="1218"/>
+        <w:gridCol w:w="1218"/>
+        <w:gridCol w:w="1218"/>
+        <w:gridCol w:w="1218"/>
+        <w:gridCol w:w="1218"/>
+        <w:gridCol w:w="1218"/>
+        <w:gridCol w:w="1218"/>
+        <w:gridCol w:w="1218"/>
+        <w:gridCol w:w="1218"/>
       </w:tblGrid>
       <w:tr>
         <w:trPr>
@@ -20788,7 +20780,7 @@
         </w:trPr>
         <w:tc>
           <w:tcPr>
-            <w:tcW w:type="dxa" w:w="838"/>
+            <w:tcW w:type="dxa" w:w="1218"/>
             <w:shd w:fill="EDE9FE"/>
           </w:tcPr>
           <w:p>
@@ -20802,7 +20794,7 @@
         </w:tc>
         <w:tc>
           <w:tcPr>
-            <w:tcW w:type="dxa" w:w="838"/>
+            <w:tcW w:type="dxa" w:w="1218"/>
             <w:shd w:fill="EDE9FE"/>
           </w:tcPr>
           <w:p>
@@ -20816,7 +20808,7 @@
         </w:tc>
         <w:tc>
           <w:tcPr>
-            <w:tcW w:type="dxa" w:w="838"/>
+            <w:tcW w:type="dxa" w:w="1218"/>
             <w:shd w:fill="EDE9FE"/>
           </w:tcPr>
           <w:p>
@@ -20830,7 +20822,7 @@
         </w:tc>
         <w:tc>
           <w:tcPr>
-            <w:tcW w:type="dxa" w:w="838"/>
+            <w:tcW w:type="dxa" w:w="1218"/>
             <w:shd w:fill="EDE9FE"/>
           </w:tcPr>
           <w:p>
@@ -20844,7 +20836,7 @@
         </w:tc>
         <w:tc>
           <w:tcPr>
-            <w:tcW w:type="dxa" w:w="838"/>
+            <w:tcW w:type="dxa" w:w="1218"/>
             <w:shd w:fill="EDE9FE"/>
           </w:tcPr>
           <w:p>
@@ -20858,7 +20850,7 @@
         </w:tc>
         <w:tc>
           <w:tcPr>
-            <w:tcW w:type="dxa" w:w="838"/>
+            <w:tcW w:type="dxa" w:w="1218"/>
             <w:shd w:fill="EDE9FE"/>
           </w:tcPr>
           <w:p>
@@ -20872,7 +20864,7 @@
         </w:tc>
         <w:tc>
           <w:tcPr>
-            <w:tcW w:type="dxa" w:w="838"/>
+            <w:tcW w:type="dxa" w:w="1218"/>
             <w:shd w:fill="EDE9FE"/>
           </w:tcPr>
           <w:p>
@@ -20886,7 +20878,7 @@
         </w:tc>
         <w:tc>
           <w:tcPr>
-            <w:tcW w:type="dxa" w:w="838"/>
+            <w:tcW w:type="dxa" w:w="1218"/>
             <w:shd w:fill="EDE9FE"/>
           </w:tcPr>
           <w:p>
@@ -20900,7 +20892,7 @@
         </w:tc>
         <w:tc>
           <w:tcPr>
-            <w:tcW w:type="dxa" w:w="838"/>
+            <w:tcW w:type="dxa" w:w="1218"/>
             <w:shd w:fill="EDE9FE"/>
           </w:tcPr>
           <w:p>
@@ -20914,7 +20906,7 @@
         </w:tc>
         <w:tc>
           <w:tcPr>
-            <w:tcW w:type="dxa" w:w="838"/>
+            <w:tcW w:type="dxa" w:w="1218"/>
             <w:shd w:fill="EDE9FE"/>
           </w:tcPr>
           <w:p>
@@ -20928,7 +20920,7 @@
         </w:tc>
         <w:tc>
           <w:tcPr>
-            <w:tcW w:type="dxa" w:w="838"/>
+            <w:tcW w:type="dxa" w:w="1218"/>
             <w:shd w:fill="EDE9FE"/>
           </w:tcPr>
           <w:p>
@@ -20942,7 +20934,7 @@
         </w:tc>
         <w:tc>
           <w:tcPr>
-            <w:tcW w:type="dxa" w:w="838"/>
+            <w:tcW w:type="dxa" w:w="1218"/>
             <w:shd w:fill="EDE9FE"/>
           </w:tcPr>
           <w:p>
@@ -20956,7 +20948,7 @@
         </w:tc>
         <w:tc>
           <w:tcPr>
-            <w:tcW w:type="dxa" w:w="838"/>
+            <w:tcW w:type="dxa" w:w="1218"/>
             <w:shd w:fill="EDE9FE"/>
           </w:tcPr>
           <w:p>
@@ -20972,7 +20964,7 @@
       <w:tr>
         <w:tc>
           <w:tcPr>
-            <w:tcW w:type="dxa" w:w="838"/>
+            <w:tcW w:type="dxa" w:w="1218"/>
           </w:tcPr>
           <w:p>
             <w:r>
@@ -20985,7 +20977,7 @@
         </w:tc>
         <w:tc>
           <w:tcPr>
-            <w:tcW w:type="dxa" w:w="838"/>
+            <w:tcW w:type="dxa" w:w="1218"/>
           </w:tcPr>
           <w:p>
             <w:r>
@@ -20998,7 +20990,7 @@
         </w:tc>
         <w:tc>
           <w:tcPr>
-            <w:tcW w:type="dxa" w:w="838"/>
+            <w:tcW w:type="dxa" w:w="1218"/>
           </w:tcPr>
           <w:p>
             <w:r>
@@ -21011,7 +21003,7 @@
         </w:tc>
         <w:tc>
           <w:tcPr>
-            <w:tcW w:type="dxa" w:w="838"/>
+            <w:tcW w:type="dxa" w:w="1218"/>
           </w:tcPr>
           <w:p>
             <w:r>
@@ -21024,7 +21016,7 @@
         </w:tc>
         <w:tc>
           <w:tcPr>
-            <w:tcW w:type="dxa" w:w="838"/>
+            <w:tcW w:type="dxa" w:w="1218"/>
           </w:tcPr>
           <w:p>
             <w:r>
@@ -21037,7 +21029,7 @@
         </w:tc>
         <w:tc>
           <w:tcPr>
-            <w:tcW w:type="dxa" w:w="838"/>
+            <w:tcW w:type="dxa" w:w="1218"/>
           </w:tcPr>
           <w:p>
             <w:r>
@@ -21050,7 +21042,7 @@
         </w:tc>
         <w:tc>
           <w:tcPr>
-            <w:tcW w:type="dxa" w:w="838"/>
+            <w:tcW w:type="dxa" w:w="1218"/>
           </w:tcPr>
           <w:p>
             <w:r>
@@ -21063,7 +21055,7 @@
         </w:tc>
         <w:tc>
           <w:tcPr>
-            <w:tcW w:type="dxa" w:w="838"/>
+            <w:tcW w:type="dxa" w:w="1218"/>
           </w:tcPr>
           <w:p>
             <w:r>
@@ -21076,7 +21068,7 @@
         </w:tc>
         <w:tc>
           <w:tcPr>
-            <w:tcW w:type="dxa" w:w="838"/>
+            <w:tcW w:type="dxa" w:w="1218"/>
           </w:tcPr>
           <w:p>
             <w:r>
@@ -21089,7 +21081,7 @@
         </w:tc>
         <w:tc>
           <w:tcPr>
-            <w:tcW w:type="dxa" w:w="838"/>
+            <w:tcW w:type="dxa" w:w="1218"/>
           </w:tcPr>
           <w:p>
             <w:r>
@@ -21102,7 +21094,7 @@
         </w:tc>
         <w:tc>
           <w:tcPr>
-            <w:tcW w:type="dxa" w:w="838"/>
+            <w:tcW w:type="dxa" w:w="1218"/>
           </w:tcPr>
           <w:p>
             <w:r>
@@ -21115,7 +21107,7 @@
         </w:tc>
         <w:tc>
           <w:tcPr>
-            <w:tcW w:type="dxa" w:w="838"/>
+            <w:tcW w:type="dxa" w:w="1218"/>
           </w:tcPr>
           <w:p>
             <w:r>
@@ -21128,7 +21120,7 @@
         </w:tc>
         <w:tc>
           <w:tcPr>
-            <w:tcW w:type="dxa" w:w="838"/>
+            <w:tcW w:type="dxa" w:w="1218"/>
           </w:tcPr>
           <w:p>
             <w:r>
@@ -21143,7 +21135,7 @@
       <w:tr>
         <w:tc>
           <w:tcPr>
-            <w:tcW w:type="dxa" w:w="838"/>
+            <w:tcW w:type="dxa" w:w="1218"/>
           </w:tcPr>
           <w:p>
             <w:r>
@@ -21156,7 +21148,7 @@
         </w:tc>
         <w:tc>
           <w:tcPr>
-            <w:tcW w:type="dxa" w:w="838"/>
+            <w:tcW w:type="dxa" w:w="1218"/>
           </w:tcPr>
           <w:p>
             <w:r>
@@ -21169,7 +21161,7 @@
         </w:tc>
         <w:tc>
           <w:tcPr>
-            <w:tcW w:type="dxa" w:w="838"/>
+            <w:tcW w:type="dxa" w:w="1218"/>
           </w:tcPr>
           <w:p>
             <w:r>
@@ -21182,7 +21174,7 @@
         </w:tc>
         <w:tc>
           <w:tcPr>
-            <w:tcW w:type="dxa" w:w="838"/>
+            <w:tcW w:type="dxa" w:w="1218"/>
           </w:tcPr>
           <w:p>
             <w:r>
@@ -21195,7 +21187,7 @@
         </w:tc>
         <w:tc>
           <w:tcPr>
-            <w:tcW w:type="dxa" w:w="838"/>
+            <w:tcW w:type="dxa" w:w="1218"/>
           </w:tcPr>
           <w:p>
             <w:r>
@@ -21208,7 +21200,7 @@
         </w:tc>
         <w:tc>
           <w:tcPr>
-            <w:tcW w:type="dxa" w:w="838"/>
+            <w:tcW w:type="dxa" w:w="1218"/>
           </w:tcPr>
           <w:p>
             <w:r>
@@ -21221,7 +21213,7 @@
         </w:tc>
         <w:tc>
           <w:tcPr>
-            <w:tcW w:type="dxa" w:w="838"/>
+            <w:tcW w:type="dxa" w:w="1218"/>
           </w:tcPr>
           <w:p>
             <w:r>
@@ -21234,7 +21226,7 @@
         </w:tc>
         <w:tc>
           <w:tcPr>
-            <w:tcW w:type="dxa" w:w="838"/>
+            <w:tcW w:type="dxa" w:w="1218"/>
           </w:tcPr>
           <w:p>
             <w:r>
@@ -21247,7 +21239,7 @@
         </w:tc>
         <w:tc>
           <w:tcPr>
-            <w:tcW w:type="dxa" w:w="838"/>
+            <w:tcW w:type="dxa" w:w="1218"/>
           </w:tcPr>
           <w:p>
             <w:r>
@@ -21260,7 +21252,7 @@
         </w:tc>
         <w:tc>
           <w:tcPr>
-            <w:tcW w:type="dxa" w:w="838"/>
+            <w:tcW w:type="dxa" w:w="1218"/>
           </w:tcPr>
           <w:p>
             <w:r>
@@ -21273,7 +21265,7 @@
         </w:tc>
         <w:tc>
           <w:tcPr>
-            <w:tcW w:type="dxa" w:w="838"/>
+            <w:tcW w:type="dxa" w:w="1218"/>
           </w:tcPr>
           <w:p>
             <w:r>
@@ -21286,7 +21278,7 @@
         </w:tc>
         <w:tc>
           <w:tcPr>
-            <w:tcW w:type="dxa" w:w="838"/>
+            <w:tcW w:type="dxa" w:w="1218"/>
           </w:tcPr>
           <w:p>
             <w:r>
@@ -21299,7 +21291,7 @@
         </w:tc>
         <w:tc>
           <w:tcPr>
-            <w:tcW w:type="dxa" w:w="838"/>
+            <w:tcW w:type="dxa" w:w="1218"/>
           </w:tcPr>
           <w:p>
             <w:r>
@@ -21314,7 +21306,7 @@
       <w:tr>
         <w:tc>
           <w:tcPr>
-            <w:tcW w:type="dxa" w:w="838"/>
+            <w:tcW w:type="dxa" w:w="1218"/>
           </w:tcPr>
           <w:p>
             <w:r>
@@ -21327,7 +21319,7 @@
         </w:tc>
         <w:tc>
           <w:tcPr>
-            <w:tcW w:type="dxa" w:w="838"/>
+            <w:tcW w:type="dxa" w:w="1218"/>
           </w:tcPr>
           <w:p>
             <w:r>
@@ -21340,7 +21332,7 @@
         </w:tc>
         <w:tc>
           <w:tcPr>
-            <w:tcW w:type="dxa" w:w="838"/>
+            <w:tcW w:type="dxa" w:w="1218"/>
           </w:tcPr>
           <w:p>
             <w:r>
@@ -21353,7 +21345,7 @@
         </w:tc>
         <w:tc>
           <w:tcPr>
-            <w:tcW w:type="dxa" w:w="838"/>
+            <w:tcW w:type="dxa" w:w="1218"/>
           </w:tcPr>
           <w:p>
             <w:r>
@@ -21366,7 +21358,7 @@
         </w:tc>
         <w:tc>
           <w:tcPr>
-            <w:tcW w:type="dxa" w:w="838"/>
+            <w:tcW w:type="dxa" w:w="1218"/>
           </w:tcPr>
           <w:p>
             <w:r>
@@ -21379,7 +21371,7 @@
         </w:tc>
         <w:tc>
           <w:tcPr>
-            <w:tcW w:type="dxa" w:w="838"/>
+            <w:tcW w:type="dxa" w:w="1218"/>
           </w:tcPr>
           <w:p>
             <w:r>
@@ -21392,7 +21384,7 @@
         </w:tc>
         <w:tc>
           <w:tcPr>
-            <w:tcW w:type="dxa" w:w="838"/>
+            <w:tcW w:type="dxa" w:w="1218"/>
           </w:tcPr>
           <w:p>
             <w:r>
@@ -21405,7 +21397,7 @@
         </w:tc>
         <w:tc>
           <w:tcPr>
-            <w:tcW w:type="dxa" w:w="838"/>
+            <w:tcW w:type="dxa" w:w="1218"/>
           </w:tcPr>
           <w:p>
             <w:r>
@@ -21418,7 +21410,7 @@
         </w:tc>
         <w:tc>
           <w:tcPr>
-            <w:tcW w:type="dxa" w:w="838"/>
+            <w:tcW w:type="dxa" w:w="1218"/>
           </w:tcPr>
           <w:p>
             <w:r>
@@ -21431,7 +21423,7 @@
         </w:tc>
         <w:tc>
           <w:tcPr>
-            <w:tcW w:type="dxa" w:w="838"/>
+            <w:tcW w:type="dxa" w:w="1218"/>
           </w:tcPr>
           <w:p>
             <w:r>
@@ -21444,7 +21436,7 @@
         </w:tc>
         <w:tc>
           <w:tcPr>
-            <w:tcW w:type="dxa" w:w="838"/>
+            <w:tcW w:type="dxa" w:w="1218"/>
           </w:tcPr>
           <w:p>
             <w:r>
@@ -21457,7 +21449,7 @@
         </w:tc>
         <w:tc>
           <w:tcPr>
-            <w:tcW w:type="dxa" w:w="838"/>
+            <w:tcW w:type="dxa" w:w="1218"/>
           </w:tcPr>
           <w:p>
             <w:r>
@@ -21470,7 +21462,7 @@
         </w:tc>
         <w:tc>
           <w:tcPr>
-            <w:tcW w:type="dxa" w:w="838"/>
+            <w:tcW w:type="dxa" w:w="1218"/>
           </w:tcPr>
           <w:p>
             <w:r>
@@ -21485,7 +21477,7 @@
       <w:tr>
         <w:tc>
           <w:tcPr>
-            <w:tcW w:type="dxa" w:w="838"/>
+            <w:tcW w:type="dxa" w:w="1218"/>
           </w:tcPr>
           <w:p>
             <w:r>
@@ -21498,7 +21490,7 @@
         </w:tc>
         <w:tc>
           <w:tcPr>
-            <w:tcW w:type="dxa" w:w="838"/>
+            <w:tcW w:type="dxa" w:w="1218"/>
           </w:tcPr>
           <w:p>
             <w:r>
@@ -21511,7 +21503,7 @@
         </w:tc>
         <w:tc>
           <w:tcPr>
-            <w:tcW w:type="dxa" w:w="838"/>
+            <w:tcW w:type="dxa" w:w="1218"/>
           </w:tcPr>
           <w:p>
             <w:r>
@@ -21524,7 +21516,7 @@
         </w:tc>
         <w:tc>
           <w:tcPr>
-            <w:tcW w:type="dxa" w:w="838"/>
+            <w:tcW w:type="dxa" w:w="1218"/>
           </w:tcPr>
           <w:p>
             <w:r>
@@ -21537,7 +21529,7 @@
         </w:tc>
         <w:tc>
           <w:tcPr>
-            <w:tcW w:type="dxa" w:w="838"/>
+            <w:tcW w:type="dxa" w:w="1218"/>
           </w:tcPr>
           <w:p>
             <w:r>
@@ -21550,7 +21542,7 @@
         </w:tc>
         <w:tc>
           <w:tcPr>
-            <w:tcW w:type="dxa" w:w="838"/>
+            <w:tcW w:type="dxa" w:w="1218"/>
           </w:tcPr>
           <w:p>
             <w:r>
@@ -21563,7 +21555,7 @@
         </w:tc>
         <w:tc>
           <w:tcPr>
-            <w:tcW w:type="dxa" w:w="838"/>
+            <w:tcW w:type="dxa" w:w="1218"/>
           </w:tcPr>
           <w:p>
             <w:r>
@@ -21576,7 +21568,7 @@
         </w:tc>
         <w:tc>
           <w:tcPr>
-            <w:tcW w:type="dxa" w:w="838"/>
+            <w:tcW w:type="dxa" w:w="1218"/>
           </w:tcPr>
           <w:p>
             <w:r>
@@ -21589,7 +21581,7 @@
         </w:tc>
         <w:tc>
           <w:tcPr>
-            <w:tcW w:type="dxa" w:w="838"/>
+            <w:tcW w:type="dxa" w:w="1218"/>
           </w:tcPr>
           <w:p>
             <w:r>
@@ -21602,7 +21594,7 @@
         </w:tc>
         <w:tc>
           <w:tcPr>
-            <w:tcW w:type="dxa" w:w="838"/>
+            <w:tcW w:type="dxa" w:w="1218"/>
           </w:tcPr>
           <w:p>
             <w:r>
@@ -21615,7 +21607,7 @@
         </w:tc>
         <w:tc>
           <w:tcPr>
-            <w:tcW w:type="dxa" w:w="838"/>
+            <w:tcW w:type="dxa" w:w="1218"/>
           </w:tcPr>
           <w:p>
             <w:r>
@@ -21628,7 +21620,7 @@
         </w:tc>
         <w:tc>
           <w:tcPr>
-            <w:tcW w:type="dxa" w:w="838"/>
+            <w:tcW w:type="dxa" w:w="1218"/>
           </w:tcPr>
           <w:p>
             <w:r>
@@ -21641,7 +21633,7 @@
         </w:tc>
         <w:tc>
           <w:tcPr>
-            <w:tcW w:type="dxa" w:w="838"/>
+            <w:tcW w:type="dxa" w:w="1218"/>
           </w:tcPr>
           <w:p>
             <w:r>
@@ -21656,7 +21648,7 @@
       <w:tr>
         <w:tc>
           <w:tcPr>
-            <w:tcW w:type="dxa" w:w="838"/>
+            <w:tcW w:type="dxa" w:w="1218"/>
           </w:tcPr>
           <w:p>
             <w:r>
@@ -21669,7 +21661,7 @@
         </w:tc>
         <w:tc>
           <w:tcPr>
-            <w:tcW w:type="dxa" w:w="838"/>
+            <w:tcW w:type="dxa" w:w="1218"/>
           </w:tcPr>
           <w:p>
             <w:r>
@@ -21682,7 +21674,7 @@
         </w:tc>
         <w:tc>
           <w:tcPr>
-            <w:tcW w:type="dxa" w:w="838"/>
+            <w:tcW w:type="dxa" w:w="1218"/>
           </w:tcPr>
           <w:p>
             <w:r>
@@ -21695,7 +21687,7 @@
         </w:tc>
         <w:tc>
           <w:tcPr>
-            <w:tcW w:type="dxa" w:w="838"/>
+            <w:tcW w:type="dxa" w:w="1218"/>
           </w:tcPr>
           <w:p>
             <w:r>
@@ -21708,7 +21700,7 @@
         </w:tc>
         <w:tc>
           <w:tcPr>
-            <w:tcW w:type="dxa" w:w="838"/>
+            <w:tcW w:type="dxa" w:w="1218"/>
           </w:tcPr>
           <w:p>
             <w:r>
@@ -21721,7 +21713,7 @@
         </w:tc>
         <w:tc>
           <w:tcPr>
-            <w:tcW w:type="dxa" w:w="838"/>
+            <w:tcW w:type="dxa" w:w="1218"/>
           </w:tcPr>
           <w:p>
             <w:r>
@@ -21734,7 +21726,7 @@
         </w:tc>
         <w:tc>
           <w:tcPr>
-            <w:tcW w:type="dxa" w:w="838"/>
+            <w:tcW w:type="dxa" w:w="1218"/>
           </w:tcPr>
           <w:p>
             <w:r>
@@ -21747,7 +21739,7 @@
         </w:tc>
         <w:tc>
           <w:tcPr>
-            <w:tcW w:type="dxa" w:w="838"/>
+            <w:tcW w:type="dxa" w:w="1218"/>
           </w:tcPr>
           <w:p>
             <w:r>
@@ -21760,7 +21752,7 @@
         </w:tc>
         <w:tc>
           <w:tcPr>
-            <w:tcW w:type="dxa" w:w="838"/>
+            <w:tcW w:type="dxa" w:w="1218"/>
           </w:tcPr>
           <w:p>
             <w:r>
@@ -21773,7 +21765,7 @@
         </w:tc>
         <w:tc>
           <w:tcPr>
-            <w:tcW w:type="dxa" w:w="838"/>
+            <w:tcW w:type="dxa" w:w="1218"/>
           </w:tcPr>
           <w:p>
             <w:r>
@@ -21786,7 +21778,7 @@
         </w:tc>
         <w:tc>
           <w:tcPr>
-            <w:tcW w:type="dxa" w:w="838"/>
+            <w:tcW w:type="dxa" w:w="1218"/>
           </w:tcPr>
           <w:p>
             <w:r>
@@ -21799,7 +21791,7 @@
         </w:tc>
         <w:tc>
           <w:tcPr>
-            <w:tcW w:type="dxa" w:w="838"/>
+            <w:tcW w:type="dxa" w:w="1218"/>
           </w:tcPr>
           <w:p>
             <w:r>
@@ -21812,7 +21804,7 @@
         </w:tc>
         <w:tc>
           <w:tcPr>
-            <w:tcW w:type="dxa" w:w="838"/>
+            <w:tcW w:type="dxa" w:w="1218"/>
           </w:tcPr>
           <w:p>
             <w:r>
@@ -21827,7 +21819,7 @@
       <w:tr>
         <w:tc>
           <w:tcPr>
-            <w:tcW w:type="dxa" w:w="838"/>
+            <w:tcW w:type="dxa" w:w="1218"/>
           </w:tcPr>
           <w:p>
             <w:r>
@@ -21840,7 +21832,7 @@
         </w:tc>
         <w:tc>
           <w:tcPr>
-            <w:tcW w:type="dxa" w:w="838"/>
+            <w:tcW w:type="dxa" w:w="1218"/>
           </w:tcPr>
           <w:p>
             <w:r>
@@ -21853,7 +21845,7 @@
         </w:tc>
         <w:tc>
           <w:tcPr>
-            <w:tcW w:type="dxa" w:w="838"/>
+            <w:tcW w:type="dxa" w:w="1218"/>
           </w:tcPr>
           <w:p>
             <w:r>
@@ -21866,7 +21858,7 @@
         </w:tc>
         <w:tc>
           <w:tcPr>
-            <w:tcW w:type="dxa" w:w="838"/>
+            <w:tcW w:type="dxa" w:w="1218"/>
           </w:tcPr>
           <w:p>
             <w:r>
@@ -21879,7 +21871,7 @@
         </w:tc>
         <w:tc>
           <w:tcPr>
-            <w:tcW w:type="dxa" w:w="838"/>
+            <w:tcW w:type="dxa" w:w="1218"/>
           </w:tcPr>
           <w:p>
             <w:r>
@@ -21892,7 +21884,7 @@
         </w:tc>
         <w:tc>
           <w:tcPr>
-            <w:tcW w:type="dxa" w:w="838"/>
+            <w:tcW w:type="dxa" w:w="1218"/>
           </w:tcPr>
           <w:p>
             <w:r>
@@ -21905,7 +21897,7 @@
         </w:tc>
         <w:tc>
           <w:tcPr>
-            <w:tcW w:type="dxa" w:w="838"/>
+            <w:tcW w:type="dxa" w:w="1218"/>
           </w:tcPr>
           <w:p>
             <w:r>
@@ -21918,7 +21910,7 @@
         </w:tc>
         <w:tc>
           <w:tcPr>
-            <w:tcW w:type="dxa" w:w="838"/>
+            <w:tcW w:type="dxa" w:w="1218"/>
           </w:tcPr>
           <w:p>
             <w:r>
@@ -21931,7 +21923,7 @@
         </w:tc>
         <w:tc>
           <w:tcPr>
-            <w:tcW w:type="dxa" w:w="838"/>
+            <w:tcW w:type="dxa" w:w="1218"/>
           </w:tcPr>
           <w:p>
             <w:r>
@@ -21944,7 +21936,7 @@
         </w:tc>
         <w:tc>
           <w:tcPr>
-            <w:tcW w:type="dxa" w:w="838"/>
+            <w:tcW w:type="dxa" w:w="1218"/>
           </w:tcPr>
           <w:p>
             <w:r>
@@ -21957,7 +21949,7 @@
         </w:tc>
         <w:tc>
           <w:tcPr>
-            <w:tcW w:type="dxa" w:w="838"/>
+            <w:tcW w:type="dxa" w:w="1218"/>
           </w:tcPr>
           <w:p>
             <w:r>
@@ -21970,7 +21962,7 @@
         </w:tc>
         <w:tc>
           <w:tcPr>
-            <w:tcW w:type="dxa" w:w="838"/>
+            <w:tcW w:type="dxa" w:w="1218"/>
           </w:tcPr>
           <w:p>
             <w:r>
@@ -21983,7 +21975,7 @@
         </w:tc>
         <w:tc>
           <w:tcPr>
-            <w:tcW w:type="dxa" w:w="838"/>
+            <w:tcW w:type="dxa" w:w="1218"/>
           </w:tcPr>
           <w:p>
             <w:r>
@@ -21998,7 +21990,7 @@
       <w:tr>
         <w:tc>
           <w:tcPr>
-            <w:tcW w:type="dxa" w:w="838"/>
+            <w:tcW w:type="dxa" w:w="1218"/>
           </w:tcPr>
           <w:p>
             <w:r>
@@ -22011,7 +22003,7 @@
         </w:tc>
         <w:tc>
           <w:tcPr>
-            <w:tcW w:type="dxa" w:w="838"/>
+            <w:tcW w:type="dxa" w:w="1218"/>
           </w:tcPr>
           <w:p>
             <w:r>
@@ -22024,7 +22016,7 @@
         </w:tc>
         <w:tc>
           <w:tcPr>
-            <w:tcW w:type="dxa" w:w="838"/>
+            <w:tcW w:type="dxa" w:w="1218"/>
           </w:tcPr>
           <w:p>
             <w:r>
@@ -22037,7 +22029,7 @@
         </w:tc>
         <w:tc>
           <w:tcPr>
-            <w:tcW w:type="dxa" w:w="838"/>
+            <w:tcW w:type="dxa" w:w="1218"/>
           </w:tcPr>
           <w:p>
             <w:r>
@@ -22050,7 +22042,7 @@
         </w:tc>
         <w:tc>
           <w:tcPr>
-            <w:tcW w:type="dxa" w:w="838"/>
+            <w:tcW w:type="dxa" w:w="1218"/>
           </w:tcPr>
           <w:p>
             <w:r>
@@ -22063,7 +22055,7 @@
         </w:tc>
         <w:tc>
           <w:tcPr>
-            <w:tcW w:type="dxa" w:w="838"/>
+            <w:tcW w:type="dxa" w:w="1218"/>
           </w:tcPr>
           <w:p>
             <w:r>
@@ -22076,7 +22068,7 @@
         </w:tc>
         <w:tc>
           <w:tcPr>
-            <w:tcW w:type="dxa" w:w="838"/>
+            <w:tcW w:type="dxa" w:w="1218"/>
           </w:tcPr>
           <w:p>
             <w:r>
@@ -22089,7 +22081,7 @@
         </w:tc>
         <w:tc>
           <w:tcPr>
-            <w:tcW w:type="dxa" w:w="838"/>
+            <w:tcW w:type="dxa" w:w="1218"/>
           </w:tcPr>
           <w:p>
             <w:r>
@@ -22102,7 +22094,7 @@
         </w:tc>
         <w:tc>
           <w:tcPr>
-            <w:tcW w:type="dxa" w:w="838"/>
+            <w:tcW w:type="dxa" w:w="1218"/>
           </w:tcPr>
           <w:p>
             <w:r>
@@ -22115,7 +22107,7 @@
         </w:tc>
         <w:tc>
           <w:tcPr>
-            <w:tcW w:type="dxa" w:w="838"/>
+            <w:tcW w:type="dxa" w:w="1218"/>
           </w:tcPr>
           <w:p>
             <w:r>
@@ -22128,7 +22120,7 @@
         </w:tc>
         <w:tc>
           <w:tcPr>
-            <w:tcW w:type="dxa" w:w="838"/>
+            <w:tcW w:type="dxa" w:w="1218"/>
           </w:tcPr>
           <w:p>
             <w:r>
@@ -22141,7 +22133,7 @@
         </w:tc>
         <w:tc>
           <w:tcPr>
-            <w:tcW w:type="dxa" w:w="838"/>
+            <w:tcW w:type="dxa" w:w="1218"/>
           </w:tcPr>
           <w:p>
             <w:r>
@@ -22154,7 +22146,7 @@
         </w:tc>
         <w:tc>
           <w:tcPr>
-            <w:tcW w:type="dxa" w:w="838"/>
+            <w:tcW w:type="dxa" w:w="1218"/>
           </w:tcPr>
           <w:p>
             <w:r>
@@ -22169,7 +22161,7 @@
       <w:tr>
         <w:tc>
           <w:tcPr>
-            <w:tcW w:type="dxa" w:w="838"/>
+            <w:tcW w:type="dxa" w:w="1218"/>
           </w:tcPr>
           <w:p>
             <w:r>
@@ -22182,7 +22174,7 @@
         </w:tc>
         <w:tc>
           <w:tcPr>
-            <w:tcW w:type="dxa" w:w="838"/>
+            <w:tcW w:type="dxa" w:w="1218"/>
           </w:tcPr>
           <w:p>
             <w:r>
@@ -22195,7 +22187,7 @@
         </w:tc>
         <w:tc>
           <w:tcPr>
-            <w:tcW w:type="dxa" w:w="838"/>
+            <w:tcW w:type="dxa" w:w="1218"/>
           </w:tcPr>
           <w:p>
             <w:r>
@@ -22208,7 +22200,7 @@
         </w:tc>
         <w:tc>
           <w:tcPr>
-            <w:tcW w:type="dxa" w:w="838"/>
+            <w:tcW w:type="dxa" w:w="1218"/>
           </w:tcPr>
           <w:p>
             <w:r>
@@ -22221,7 +22213,7 @@
         </w:tc>
         <w:tc>
           <w:tcPr>
-            <w:tcW w:type="dxa" w:w="838"/>
+            <w:tcW w:type="dxa" w:w="1218"/>
           </w:tcPr>
           <w:p>
             <w:r>
@@ -22234,7 +22226,7 @@
         </w:tc>
         <w:tc>
           <w:tcPr>
-            <w:tcW w:type="dxa" w:w="838"/>
+            <w:tcW w:type="dxa" w:w="1218"/>
           </w:tcPr>
           <w:p>
             <w:r>
@@ -22247,7 +22239,7 @@
         </w:tc>
         <w:tc>
           <w:tcPr>
-            <w:tcW w:type="dxa" w:w="838"/>
+            <w:tcW w:type="dxa" w:w="1218"/>
           </w:tcPr>
           <w:p>
             <w:r>
@@ -22260,7 +22252,7 @@
         </w:tc>
         <w:tc>
           <w:tcPr>
-            <w:tcW w:type="dxa" w:w="838"/>
+            <w:tcW w:type="dxa" w:w="1218"/>
           </w:tcPr>
           <w:p>
             <w:r>
@@ -22273,7 +22265,7 @@
         </w:tc>
         <w:tc>
           <w:tcPr>
-            <w:tcW w:type="dxa" w:w="838"/>
+            <w:tcW w:type="dxa" w:w="1218"/>
           </w:tcPr>
           <w:p>
             <w:r>
@@ -22286,7 +22278,7 @@
         </w:tc>
         <w:tc>
           <w:tcPr>
-            <w:tcW w:type="dxa" w:w="838"/>
+            <w:tcW w:type="dxa" w:w="1218"/>
           </w:tcPr>
           <w:p>
             <w:r>
@@ -22299,7 +22291,7 @@
         </w:tc>
         <w:tc>
           <w:tcPr>
-            <w:tcW w:type="dxa" w:w="838"/>
+            <w:tcW w:type="dxa" w:w="1218"/>
           </w:tcPr>
           <w:p>
             <w:r>
@@ -22312,7 +22304,7 @@
         </w:tc>
         <w:tc>
           <w:tcPr>
-            <w:tcW w:type="dxa" w:w="838"/>
+            <w:tcW w:type="dxa" w:w="1218"/>
           </w:tcPr>
           <w:p>
             <w:r>
@@ -22325,7 +22317,7 @@
         </w:tc>
         <w:tc>
           <w:tcPr>
-            <w:tcW w:type="dxa" w:w="838"/>
+            <w:tcW w:type="dxa" w:w="1218"/>
           </w:tcPr>
           <w:p>
             <w:r>
@@ -22340,7 +22332,7 @@
       <w:tr>
         <w:tc>
           <w:tcPr>
-            <w:tcW w:type="dxa" w:w="838"/>
+            <w:tcW w:type="dxa" w:w="1218"/>
           </w:tcPr>
           <w:p>
             <w:r>
@@ -22353,7 +22345,7 @@
         </w:tc>
         <w:tc>
           <w:tcPr>
-            <w:tcW w:type="dxa" w:w="838"/>
+            <w:tcW w:type="dxa" w:w="1218"/>
           </w:tcPr>
           <w:p>
             <w:r>
@@ -22366,7 +22358,7 @@
         </w:tc>
         <w:tc>
           <w:tcPr>
-            <w:tcW w:type="dxa" w:w="838"/>
+            <w:tcW w:type="dxa" w:w="1218"/>
           </w:tcPr>
           <w:p>
             <w:r>
@@ -22379,7 +22371,7 @@
         </w:tc>
         <w:tc>
           <w:tcPr>
-            <w:tcW w:type="dxa" w:w="838"/>
+            <w:tcW w:type="dxa" w:w="1218"/>
           </w:tcPr>
           <w:p>
             <w:r>
@@ -22392,7 +22384,7 @@
         </w:tc>
         <w:tc>
           <w:tcPr>
-            <w:tcW w:type="dxa" w:w="838"/>
+            <w:tcW w:type="dxa" w:w="1218"/>
           </w:tcPr>
           <w:p>
             <w:r>
@@ -22405,7 +22397,7 @@
         </w:tc>
         <w:tc>
           <w:tcPr>
-            <w:tcW w:type="dxa" w:w="838"/>
+            <w:tcW w:type="dxa" w:w="1218"/>
           </w:tcPr>
           <w:p>
             <w:r>
@@ -22418,7 +22410,7 @@
         </w:tc>
         <w:tc>
           <w:tcPr>
-            <w:tcW w:type="dxa" w:w="838"/>
+            <w:tcW w:type="dxa" w:w="1218"/>
           </w:tcPr>
           <w:p>
             <w:r>
@@ -22431,7 +22423,7 @@
         </w:tc>
         <w:tc>
           <w:tcPr>
-            <w:tcW w:type="dxa" w:w="838"/>
+            <w:tcW w:type="dxa" w:w="1218"/>
           </w:tcPr>
           <w:p>
             <w:r>
@@ -22444,7 +22436,7 @@
         </w:tc>
         <w:tc>
           <w:tcPr>
-            <w:tcW w:type="dxa" w:w="838"/>
+            <w:tcW w:type="dxa" w:w="1218"/>
           </w:tcPr>
           <w:p>
             <w:r>
@@ -22457,7 +22449,7 @@
         </w:tc>
         <w:tc>
           <w:tcPr>
-            <w:tcW w:type="dxa" w:w="838"/>
+            <w:tcW w:type="dxa" w:w="1218"/>
           </w:tcPr>
           <w:p>
             <w:r>
@@ -22470,7 +22462,7 @@
         </w:tc>
         <w:tc>
           <w:tcPr>
-            <w:tcW w:type="dxa" w:w="838"/>
+            <w:tcW w:type="dxa" w:w="1218"/>
           </w:tcPr>
           <w:p>
             <w:r>
@@ -22483,7 +22475,7 @@
         </w:tc>
         <w:tc>
           <w:tcPr>
-            <w:tcW w:type="dxa" w:w="838"/>
+            <w:tcW w:type="dxa" w:w="1218"/>
           </w:tcPr>
           <w:p>
             <w:r>
@@ -22496,7 +22488,7 @@
         </w:tc>
         <w:tc>
           <w:tcPr>
-            <w:tcW w:type="dxa" w:w="838"/>
+            <w:tcW w:type="dxa" w:w="1218"/>
           </w:tcPr>
           <w:p>
             <w:r>
@@ -22511,7 +22503,7 @@
       <w:tr>
         <w:tc>
           <w:tcPr>
-            <w:tcW w:type="dxa" w:w="838"/>
+            <w:tcW w:type="dxa" w:w="1218"/>
           </w:tcPr>
           <w:p>
             <w:r>
@@ -22524,7 +22516,7 @@
         </w:tc>
         <w:tc>
           <w:tcPr>
-            <w:tcW w:type="dxa" w:w="838"/>
+            <w:tcW w:type="dxa" w:w="1218"/>
           </w:tcPr>
           <w:p>
             <w:r>
@@ -22537,7 +22529,7 @@
         </w:tc>
         <w:tc>
           <w:tcPr>
-            <w:tcW w:type="dxa" w:w="838"/>
+            <w:tcW w:type="dxa" w:w="1218"/>
           </w:tcPr>
           <w:p>
             <w:r>
@@ -22550,7 +22542,7 @@
         </w:tc>
         <w:tc>
           <w:tcPr>
-            <w:tcW w:type="dxa" w:w="838"/>
+            <w:tcW w:type="dxa" w:w="1218"/>
           </w:tcPr>
           <w:p>
             <w:r>
@@ -22563,7 +22555,7 @@
         </w:tc>
         <w:tc>
           <w:tcPr>
-            <w:tcW w:type="dxa" w:w="838"/>
+            <w:tcW w:type="dxa" w:w="1218"/>
           </w:tcPr>
           <w:p>
             <w:r>
@@ -22576,7 +22568,7 @@
         </w:tc>
         <w:tc>
           <w:tcPr>
-            <w:tcW w:type="dxa" w:w="838"/>
+            <w:tcW w:type="dxa" w:w="1218"/>
           </w:tcPr>
           <w:p>
             <w:r>
@@ -22589,7 +22581,7 @@
         </w:tc>
         <w:tc>
           <w:tcPr>
-            <w:tcW w:type="dxa" w:w="838"/>
+            <w:tcW w:type="dxa" w:w="1218"/>
           </w:tcPr>
           <w:p>
             <w:r>
@@ -22602,7 +22594,7 @@
         </w:tc>
         <w:tc>
           <w:tcPr>
-            <w:tcW w:type="dxa" w:w="838"/>
+            <w:tcW w:type="dxa" w:w="1218"/>
           </w:tcPr>
           <w:p>
             <w:r>
@@ -22615,7 +22607,7 @@
         </w:tc>
         <w:tc>
           <w:tcPr>
-            <w:tcW w:type="dxa" w:w="838"/>
+            <w:tcW w:type="dxa" w:w="1218"/>
           </w:tcPr>
           <w:p>
             <w:r>
@@ -22628,7 +22620,7 @@
         </w:tc>
         <w:tc>
           <w:tcPr>
-            <w:tcW w:type="dxa" w:w="838"/>
+            <w:tcW w:type="dxa" w:w="1218"/>
           </w:tcPr>
           <w:p>
             <w:r>
@@ -22641,7 +22633,7 @@
         </w:tc>
         <w:tc>
           <w:tcPr>
-            <w:tcW w:type="dxa" w:w="838"/>
+            <w:tcW w:type="dxa" w:w="1218"/>
           </w:tcPr>
           <w:p>
             <w:r>
@@ -22654,7 +22646,7 @@
         </w:tc>
         <w:tc>
           <w:tcPr>
-            <w:tcW w:type="dxa" w:w="838"/>
+            <w:tcW w:type="dxa" w:w="1218"/>
           </w:tcPr>
           <w:p>
             <w:r>
@@ -22667,7 +22659,7 @@
         </w:tc>
         <w:tc>
           <w:tcPr>
-            <w:tcW w:type="dxa" w:w="838"/>
+            <w:tcW w:type="dxa" w:w="1218"/>
           </w:tcPr>
           <w:p>
             <w:r>
@@ -22682,7 +22674,7 @@
       <w:tr>
         <w:tc>
           <w:tcPr>
-            <w:tcW w:type="dxa" w:w="838"/>
+            <w:tcW w:type="dxa" w:w="1218"/>
           </w:tcPr>
           <w:p>
             <w:r>
@@ -22695,7 +22687,7 @@
         </w:tc>
         <w:tc>
           <w:tcPr>
-            <w:tcW w:type="dxa" w:w="838"/>
+            <w:tcW w:type="dxa" w:w="1218"/>
           </w:tcPr>
           <w:p>
             <w:r>
@@ -22708,7 +22700,7 @@
         </w:tc>
         <w:tc>
           <w:tcPr>
-            <w:tcW w:type="dxa" w:w="838"/>
+            <w:tcW w:type="dxa" w:w="1218"/>
           </w:tcPr>
           <w:p>
             <w:r>
@@ -22721,7 +22713,7 @@
         </w:tc>
         <w:tc>
           <w:tcPr>
-            <w:tcW w:type="dxa" w:w="838"/>
+            <w:tcW w:type="dxa" w:w="1218"/>
           </w:tcPr>
           <w:p>
             <w:r>
@@ -22734,7 +22726,7 @@
         </w:tc>
         <w:tc>
           <w:tcPr>
-            <w:tcW w:type="dxa" w:w="838"/>
+            <w:tcW w:type="dxa" w:w="1218"/>
           </w:tcPr>
           <w:p>
             <w:r>
@@ -22747,7 +22739,7 @@
         </w:tc>
         <w:tc>
           <w:tcPr>
-            <w:tcW w:type="dxa" w:w="838"/>
+            <w:tcW w:type="dxa" w:w="1218"/>
           </w:tcPr>
           <w:p>
             <w:r>
@@ -22760,7 +22752,7 @@
         </w:tc>
         <w:tc>
           <w:tcPr>
-            <w:tcW w:type="dxa" w:w="838"/>
+            <w:tcW w:type="dxa" w:w="1218"/>
           </w:tcPr>
           <w:p>
             <w:r>
@@ -22773,7 +22765,7 @@
         </w:tc>
         <w:tc>
           <w:tcPr>
-            <w:tcW w:type="dxa" w:w="838"/>
+            <w:tcW w:type="dxa" w:w="1218"/>
           </w:tcPr>
           <w:p>
             <w:r>
@@ -22786,7 +22778,7 @@
         </w:tc>
         <w:tc>
           <w:tcPr>
-            <w:tcW w:type="dxa" w:w="838"/>
+            <w:tcW w:type="dxa" w:w="1218"/>
           </w:tcPr>
           <w:p>
             <w:r>
@@ -22799,7 +22791,7 @@
         </w:tc>
         <w:tc>
           <w:tcPr>
-            <w:tcW w:type="dxa" w:w="838"/>
+            <w:tcW w:type="dxa" w:w="1218"/>
           </w:tcPr>
           <w:p>
             <w:r>
@@ -22812,7 +22804,7 @@
         </w:tc>
         <w:tc>
           <w:tcPr>
-            <w:tcW w:type="dxa" w:w="838"/>
+            <w:tcW w:type="dxa" w:w="1218"/>
           </w:tcPr>
           <w:p>
             <w:r>
@@ -22825,7 +22817,7 @@
         </w:tc>
         <w:tc>
           <w:tcPr>
-            <w:tcW w:type="dxa" w:w="838"/>
+            <w:tcW w:type="dxa" w:w="1218"/>
           </w:tcPr>
           <w:p>
             <w:r>
@@ -22838,7 +22830,7 @@
         </w:tc>
         <w:tc>
           <w:tcPr>
-            <w:tcW w:type="dxa" w:w="838"/>
+            <w:tcW w:type="dxa" w:w="1218"/>
           </w:tcPr>
           <w:p>
             <w:r>
@@ -22853,7 +22845,7 @@
       <w:tr>
         <w:tc>
           <w:tcPr>
-            <w:tcW w:type="dxa" w:w="838"/>
+            <w:tcW w:type="dxa" w:w="1218"/>
           </w:tcPr>
           <w:p>
             <w:r>
@@ -22866,7 +22858,7 @@
         </w:tc>
         <w:tc>
           <w:tcPr>
-            <w:tcW w:type="dxa" w:w="838"/>
+            <w:tcW w:type="dxa" w:w="1218"/>
           </w:tcPr>
           <w:p>
             <w:r>
@@ -22879,7 +22871,7 @@
         </w:tc>
         <w:tc>
           <w:tcPr>
-            <w:tcW w:type="dxa" w:w="838"/>
+            <w:tcW w:type="dxa" w:w="1218"/>
           </w:tcPr>
           <w:p>
             <w:r>
@@ -22892,7 +22884,7 @@
         </w:tc>
         <w:tc>
           <w:tcPr>
-            <w:tcW w:type="dxa" w:w="838"/>
+            <w:tcW w:type="dxa" w:w="1218"/>
           </w:tcPr>
           <w:p>
             <w:r>
@@ -22905,7 +22897,7 @@
         </w:tc>
         <w:tc>
           <w:tcPr>
-            <w:tcW w:type="dxa" w:w="838"/>
+            <w:tcW w:type="dxa" w:w="1218"/>
           </w:tcPr>
           <w:p>
             <w:r>
@@ -22918,7 +22910,7 @@
         </w:tc>
         <w:tc>
           <w:tcPr>
-            <w:tcW w:type="dxa" w:w="838"/>
+            <w:tcW w:type="dxa" w:w="1218"/>
           </w:tcPr>
           <w:p>
             <w:r>
@@ -22931,7 +22923,7 @@
         </w:tc>
         <w:tc>
           <w:tcPr>
-            <w:tcW w:type="dxa" w:w="838"/>
+            <w:tcW w:type="dxa" w:w="1218"/>
           </w:tcPr>
           <w:p>
             <w:r>
@@ -22944,7 +22936,7 @@
         </w:tc>
         <w:tc>
           <w:tcPr>
-            <w:tcW w:type="dxa" w:w="838"/>
+            <w:tcW w:type="dxa" w:w="1218"/>
           </w:tcPr>
           <w:p>
             <w:r>
@@ -22957,7 +22949,7 @@
         </w:tc>
         <w:tc>
           <w:tcPr>
-            <w:tcW w:type="dxa" w:w="838"/>
+            <w:tcW w:type="dxa" w:w="1218"/>
           </w:tcPr>
           <w:p>
             <w:r>
@@ -22970,7 +22962,7 @@
         </w:tc>
         <w:tc>
           <w:tcPr>
-            <w:tcW w:type="dxa" w:w="838"/>
+            <w:tcW w:type="dxa" w:w="1218"/>
           </w:tcPr>
           <w:p>
             <w:r>
@@ -22983,7 +22975,7 @@
         </w:tc>
         <w:tc>
           <w:tcPr>
-            <w:tcW w:type="dxa" w:w="838"/>
+            <w:tcW w:type="dxa" w:w="1218"/>
           </w:tcPr>
           <w:p>
             <w:r>
@@ -22996,7 +22988,7 @@
         </w:tc>
         <w:tc>
           <w:tcPr>
-            <w:tcW w:type="dxa" w:w="838"/>
+            <w:tcW w:type="dxa" w:w="1218"/>
           </w:tcPr>
           <w:p>
             <w:r>
@@ -23009,7 +23001,7 @@
         </w:tc>
         <w:tc>
           <w:tcPr>
-            <w:tcW w:type="dxa" w:w="838"/>
+            <w:tcW w:type="dxa" w:w="1218"/>
           </w:tcPr>
           <w:p>
             <w:r>
@@ -23024,7 +23016,7 @@
       <w:tr>
         <w:tc>
           <w:tcPr>
-            <w:tcW w:type="dxa" w:w="838"/>
+            <w:tcW w:type="dxa" w:w="1218"/>
           </w:tcPr>
           <w:p>
             <w:r>
@@ -23037,7 +23029,7 @@
         </w:tc>
         <w:tc>
           <w:tcPr>
-            <w:tcW w:type="dxa" w:w="838"/>
+            <w:tcW w:type="dxa" w:w="1218"/>
           </w:tcPr>
           <w:p>
             <w:r>
@@ -23050,7 +23042,7 @@
         </w:tc>
         <w:tc>
           <w:tcPr>
-            <w:tcW w:type="dxa" w:w="838"/>
+            <w:tcW w:type="dxa" w:w="1218"/>
           </w:tcPr>
           <w:p>
             <w:r>
@@ -23063,7 +23055,7 @@
         </w:tc>
         <w:tc>
           <w:tcPr>
-            <w:tcW w:type="dxa" w:w="838"/>
+            <w:tcW w:type="dxa" w:w="1218"/>
           </w:tcPr>
           <w:p>
             <w:r>
@@ -23076,7 +23068,7 @@
         </w:tc>
         <w:tc>
           <w:tcPr>
-            <w:tcW w:type="dxa" w:w="838"/>
+            <w:tcW w:type="dxa" w:w="1218"/>
           </w:tcPr>
           <w:p>
             <w:r>
@@ -23089,7 +23081,7 @@
         </w:tc>
         <w:tc>
           <w:tcPr>
-            <w:tcW w:type="dxa" w:w="838"/>
+            <w:tcW w:type="dxa" w:w="1218"/>
           </w:tcPr>
           <w:p>
             <w:r>
@@ -23102,7 +23094,7 @@
         </w:tc>
         <w:tc>
           <w:tcPr>
-            <w:tcW w:type="dxa" w:w="838"/>
+            <w:tcW w:type="dxa" w:w="1218"/>
           </w:tcPr>
           <w:p>
             <w:r>
@@ -23115,7 +23107,7 @@
         </w:tc>
         <w:tc>
           <w:tcPr>
-            <w:tcW w:type="dxa" w:w="838"/>
+            <w:tcW w:type="dxa" w:w="1218"/>
           </w:tcPr>
           <w:p>
             <w:r>
@@ -23128,7 +23120,7 @@
         </w:tc>
         <w:tc>
           <w:tcPr>
-            <w:tcW w:type="dxa" w:w="838"/>
+            <w:tcW w:type="dxa" w:w="1218"/>
           </w:tcPr>
           <w:p>
             <w:r>
@@ -23141,7 +23133,7 @@
         </w:tc>
         <w:tc>
           <w:tcPr>
-            <w:tcW w:type="dxa" w:w="838"/>
+            <w:tcW w:type="dxa" w:w="1218"/>
           </w:tcPr>
           <w:p>
             <w:r>
@@ -23154,7 +23146,7 @@
         </w:tc>
         <w:tc>
           <w:tcPr>
-            <w:tcW w:type="dxa" w:w="838"/>
+            <w:tcW w:type="dxa" w:w="1218"/>
           </w:tcPr>
           <w:p>
             <w:r>
@@ -23167,7 +23159,7 @@
         </w:tc>
         <w:tc>
           <w:tcPr>
-            <w:tcW w:type="dxa" w:w="838"/>
+            <w:tcW w:type="dxa" w:w="1218"/>
           </w:tcPr>
           <w:p>
             <w:r>
@@ -23180,7 +23172,7 @@
         </w:tc>
         <w:tc>
           <w:tcPr>
-            <w:tcW w:type="dxa" w:w="838"/>
+            <w:tcW w:type="dxa" w:w="1218"/>
           </w:tcPr>
           <w:p>
             <w:r>
@@ -23195,7 +23187,7 @@
       <w:tr>
         <w:tc>
           <w:tcPr>
-            <w:tcW w:type="dxa" w:w="838"/>
+            <w:tcW w:type="dxa" w:w="1218"/>
           </w:tcPr>
           <w:p>
             <w:r>
@@ -23208,7 +23200,7 @@
         </w:tc>
         <w:tc>
           <w:tcPr>
-            <w:tcW w:type="dxa" w:w="838"/>
+            <w:tcW w:type="dxa" w:w="1218"/>
           </w:tcPr>
           <w:p>
             <w:r>
@@ -23221,7 +23213,7 @@
         </w:tc>
         <w:tc>
           <w:tcPr>
-            <w:tcW w:type="dxa" w:w="838"/>
+            <w:tcW w:type="dxa" w:w="1218"/>
           </w:tcPr>
           <w:p>
             <w:r>
@@ -23234,7 +23226,7 @@
         </w:tc>
         <w:tc>
           <w:tcPr>
-            <w:tcW w:type="dxa" w:w="838"/>
+            <w:tcW w:type="dxa" w:w="1218"/>
           </w:tcPr>
           <w:p>
             <w:r>
@@ -23247,7 +23239,7 @@
         </w:tc>
         <w:tc>
           <w:tcPr>
-            <w:tcW w:type="dxa" w:w="838"/>
+            <w:tcW w:type="dxa" w:w="1218"/>
           </w:tcPr>
           <w:p>
             <w:r>
@@ -23260,7 +23252,7 @@
         </w:tc>
         <w:tc>
           <w:tcPr>
-            <w:tcW w:type="dxa" w:w="838"/>
+            <w:tcW w:type="dxa" w:w="1218"/>
           </w:tcPr>
           <w:p>
             <w:r>
@@ -23273,7 +23265,7 @@
         </w:tc>
         <w:tc>
           <w:tcPr>
-            <w:tcW w:type="dxa" w:w="838"/>
+            <w:tcW w:type="dxa" w:w="1218"/>
           </w:tcPr>
           <w:p>
             <w:r>
@@ -23286,7 +23278,7 @@
         </w:tc>
         <w:tc>
           <w:tcPr>
-            <w:tcW w:type="dxa" w:w="838"/>
+            <w:tcW w:type="dxa" w:w="1218"/>
           </w:tcPr>
           <w:p>
             <w:r>
@@ -23299,7 +23291,7 @@
         </w:tc>
         <w:tc>
           <w:tcPr>
-            <w:tcW w:type="dxa" w:w="838"/>
+            <w:tcW w:type="dxa" w:w="1218"/>
           </w:tcPr>
           <w:p>
             <w:r>
@@ -23312,7 +23304,7 @@
         </w:tc>
         <w:tc>
           <w:tcPr>
-            <w:tcW w:type="dxa" w:w="838"/>
+            <w:tcW w:type="dxa" w:w="1218"/>
           </w:tcPr>
           <w:p>
             <w:r>
@@ -23325,7 +23317,7 @@
         </w:tc>
         <w:tc>
           <w:tcPr>
-            <w:tcW w:type="dxa" w:w="838"/>
+            <w:tcW w:type="dxa" w:w="1218"/>
           </w:tcPr>
           <w:p>
             <w:r>
@@ -23338,7 +23330,7 @@
         </w:tc>
         <w:tc>
           <w:tcPr>
-            <w:tcW w:type="dxa" w:w="838"/>
+            <w:tcW w:type="dxa" w:w="1218"/>
           </w:tcPr>
           <w:p>
             <w:r>
@@ -23351,7 +23343,7 @@
         </w:tc>
         <w:tc>
           <w:tcPr>
-            <w:tcW w:type="dxa" w:w="838"/>
+            <w:tcW w:type="dxa" w:w="1218"/>
           </w:tcPr>
           <w:p>
             <w:r>
@@ -23366,7 +23358,7 @@
       <w:tr>
         <w:tc>
           <w:tcPr>
-            <w:tcW w:type="dxa" w:w="838"/>
+            <w:tcW w:type="dxa" w:w="1218"/>
           </w:tcPr>
           <w:p>
             <w:r>
@@ -23379,7 +23371,7 @@
         </w:tc>
         <w:tc>
           <w:tcPr>
-            <w:tcW w:type="dxa" w:w="838"/>
+            <w:tcW w:type="dxa" w:w="1218"/>
           </w:tcPr>
           <w:p>
             <w:r>
@@ -23392,7 +23384,7 @@
         </w:tc>
         <w:tc>
           <w:tcPr>
-            <w:tcW w:type="dxa" w:w="838"/>
+            <w:tcW w:type="dxa" w:w="1218"/>
           </w:tcPr>
           <w:p>
             <w:r>
@@ -23405,7 +23397,7 @@
         </w:tc>
         <w:tc>
           <w:tcPr>
-            <w:tcW w:type="dxa" w:w="838"/>
+            <w:tcW w:type="dxa" w:w="1218"/>
           </w:tcPr>
           <w:p>
             <w:r>
@@ -23418,7 +23410,7 @@
         </w:tc>
         <w:tc>
           <w:tcPr>
-            <w:tcW w:type="dxa" w:w="838"/>
+            <w:tcW w:type="dxa" w:w="1218"/>
           </w:tcPr>
           <w:p>
             <w:r>
@@ -23431,7 +23423,7 @@
         </w:tc>
         <w:tc>
           <w:tcPr>
-            <w:tcW w:type="dxa" w:w="838"/>
+            <w:tcW w:type="dxa" w:w="1218"/>
           </w:tcPr>
           <w:p>
             <w:r>
@@ -23444,7 +23436,7 @@
         </w:tc>
         <w:tc>
           <w:tcPr>
-            <w:tcW w:type="dxa" w:w="838"/>
+            <w:tcW w:type="dxa" w:w="1218"/>
           </w:tcPr>
           <w:p>
             <w:r>
@@ -23457,7 +23449,7 @@
         </w:tc>
         <w:tc>
           <w:tcPr>
-            <w:tcW w:type="dxa" w:w="838"/>
+            <w:tcW w:type="dxa" w:w="1218"/>
           </w:tcPr>
           <w:p>
             <w:r>
@@ -23470,7 +23462,7 @@
         </w:tc>
         <w:tc>
           <w:tcPr>
-            <w:tcW w:type="dxa" w:w="838"/>
+            <w:tcW w:type="dxa" w:w="1218"/>
           </w:tcPr>
           <w:p>
             <w:r>
@@ -23483,7 +23475,7 @@
         </w:tc>
         <w:tc>
           <w:tcPr>
-            <w:tcW w:type="dxa" w:w="838"/>
+            <w:tcW w:type="dxa" w:w="1218"/>
           </w:tcPr>
           <w:p>
             <w:r>
@@ -23496,7 +23488,7 @@
         </w:tc>
         <w:tc>
           <w:tcPr>
-            <w:tcW w:type="dxa" w:w="838"/>
+            <w:tcW w:type="dxa" w:w="1218"/>
           </w:tcPr>
           <w:p>
             <w:r>
@@ -23509,7 +23501,7 @@
         </w:tc>
         <w:tc>
           <w:tcPr>
-            <w:tcW w:type="dxa" w:w="838"/>
+            <w:tcW w:type="dxa" w:w="1218"/>
           </w:tcPr>
           <w:p>
             <w:r>
@@ -23522,7 +23514,7 @@
         </w:tc>
         <w:tc>
           <w:tcPr>
-            <w:tcW w:type="dxa" w:w="838"/>
+            <w:tcW w:type="dxa" w:w="1218"/>
           </w:tcPr>
           <w:p>
             <w:r>
@@ -23537,7 +23529,7 @@
       <w:tr>
         <w:tc>
           <w:tcPr>
-            <w:tcW w:type="dxa" w:w="838"/>
+            <w:tcW w:type="dxa" w:w="1218"/>
           </w:tcPr>
           <w:p>
             <w:r>
@@ -23550,7 +23542,7 @@
         </w:tc>
         <w:tc>
           <w:tcPr>
-            <w:tcW w:type="dxa" w:w="838"/>
+            <w:tcW w:type="dxa" w:w="1218"/>
           </w:tcPr>
           <w:p>
             <w:r>
@@ -23563,7 +23555,7 @@
         </w:tc>
         <w:tc>
           <w:tcPr>
-            <w:tcW w:type="dxa" w:w="838"/>
+            <w:tcW w:type="dxa" w:w="1218"/>
           </w:tcPr>
           <w:p>
             <w:r>
@@ -23576,7 +23568,7 @@
         </w:tc>
         <w:tc>
           <w:tcPr>
-            <w:tcW w:type="dxa" w:w="838"/>
+            <w:tcW w:type="dxa" w:w="1218"/>
           </w:tcPr>
           <w:p>
             <w:r>
@@ -23589,7 +23581,7 @@
         </w:tc>
         <w:tc>
           <w:tcPr>
-            <w:tcW w:type="dxa" w:w="838"/>
+            <w:tcW w:type="dxa" w:w="1218"/>
           </w:tcPr>
           <w:p>
             <w:r>
@@ -23602,7 +23594,7 @@
         </w:tc>
         <w:tc>
           <w:tcPr>
-            <w:tcW w:type="dxa" w:w="838"/>
+            <w:tcW w:type="dxa" w:w="1218"/>
           </w:tcPr>
           <w:p>
             <w:r>
@@ -23615,7 +23607,7 @@
         </w:tc>
         <w:tc>
           <w:tcPr>
-            <w:tcW w:type="dxa" w:w="838"/>
+            <w:tcW w:type="dxa" w:w="1218"/>
           </w:tcPr>
           <w:p>
             <w:r>
@@ -23628,7 +23620,7 @@
         </w:tc>
         <w:tc>
           <w:tcPr>
-            <w:tcW w:type="dxa" w:w="838"/>
+            <w:tcW w:type="dxa" w:w="1218"/>
           </w:tcPr>
           <w:p>
             <w:r>
@@ -23641,7 +23633,7 @@
         </w:tc>
         <w:tc>
           <w:tcPr>
-            <w:tcW w:type="dxa" w:w="838"/>
+            <w:tcW w:type="dxa" w:w="1218"/>
           </w:tcPr>
           <w:p>
             <w:r>
@@ -23654,7 +23646,7 @@
         </w:tc>
         <w:tc>
           <w:tcPr>
-            <w:tcW w:type="dxa" w:w="838"/>
+            <w:tcW w:type="dxa" w:w="1218"/>
           </w:tcPr>
           <w:p>
             <w:r>
@@ -23667,7 +23659,7 @@
         </w:tc>
         <w:tc>
           <w:tcPr>
-            <w:tcW w:type="dxa" w:w="838"/>
+            <w:tcW w:type="dxa" w:w="1218"/>
           </w:tcPr>
           <w:p>
             <w:r>
@@ -23680,7 +23672,7 @@
         </w:tc>
         <w:tc>
           <w:tcPr>
-            <w:tcW w:type="dxa" w:w="838"/>
+            <w:tcW w:type="dxa" w:w="1218"/>
           </w:tcPr>
           <w:p>
             <w:r>
@@ -23693,7 +23685,7 @@
         </w:tc>
         <w:tc>
           <w:tcPr>
-            <w:tcW w:type="dxa" w:w="838"/>
+            <w:tcW w:type="dxa" w:w="1218"/>
           </w:tcPr>
           <w:p>
             <w:r>
@@ -23708,7 +23700,7 @@
       <w:tr>
         <w:tc>
           <w:tcPr>
-            <w:tcW w:type="dxa" w:w="838"/>
+            <w:tcW w:type="dxa" w:w="1218"/>
           </w:tcPr>
           <w:p>
             <w:r>
@@ -23721,7 +23713,7 @@
         </w:tc>
         <w:tc>
           <w:tcPr>
-            <w:tcW w:type="dxa" w:w="838"/>
+            <w:tcW w:type="dxa" w:w="1218"/>
           </w:tcPr>
           <w:p>
             <w:r>
@@ -23734,7 +23726,7 @@
         </w:tc>
         <w:tc>
           <w:tcPr>
-            <w:tcW w:type="dxa" w:w="838"/>
+            <w:tcW w:type="dxa" w:w="1218"/>
           </w:tcPr>
           <w:p>
             <w:r>
@@ -23747,7 +23739,7 @@
         </w:tc>
         <w:tc>
           <w:tcPr>
-            <w:tcW w:type="dxa" w:w="838"/>
+            <w:tcW w:type="dxa" w:w="1218"/>
           </w:tcPr>
           <w:p>
             <w:r>
@@ -23760,7 +23752,7 @@
         </w:tc>
         <w:tc>
           <w:tcPr>
-            <w:tcW w:type="dxa" w:w="838"/>
+            <w:tcW w:type="dxa" w:w="1218"/>
           </w:tcPr>
           <w:p>
             <w:r>
@@ -23773,7 +23765,7 @@
         </w:tc>
         <w:tc>
           <w:tcPr>
-            <w:tcW w:type="dxa" w:w="838"/>
+            <w:tcW w:type="dxa" w:w="1218"/>
           </w:tcPr>
           <w:p>
             <w:r>
@@ -23786,7 +23778,7 @@
         </w:tc>
         <w:tc>
           <w:tcPr>
-            <w:tcW w:type="dxa" w:w="838"/>
+            <w:tcW w:type="dxa" w:w="1218"/>
           </w:tcPr>
           <w:p>
             <w:r>
@@ -23799,7 +23791,7 @@
         </w:tc>
         <w:tc>
           <w:tcPr>
-            <w:tcW w:type="dxa" w:w="838"/>
+            <w:tcW w:type="dxa" w:w="1218"/>
           </w:tcPr>
           <w:p>
             <w:r>
@@ -23812,7 +23804,7 @@
         </w:tc>
         <w:tc>
           <w:tcPr>
-            <w:tcW w:type="dxa" w:w="838"/>
+            <w:tcW w:type="dxa" w:w="1218"/>
           </w:tcPr>
           <w:p>
             <w:r>
@@ -23825,7 +23817,7 @@
         </w:tc>
         <w:tc>
           <w:tcPr>
-            <w:tcW w:type="dxa" w:w="838"/>
+            <w:tcW w:type="dxa" w:w="1218"/>
           </w:tcPr>
           <w:p>
             <w:r>
@@ -23838,7 +23830,7 @@
         </w:tc>
         <w:tc>
           <w:tcPr>
-            <w:tcW w:type="dxa" w:w="838"/>
+            <w:tcW w:type="dxa" w:w="1218"/>
           </w:tcPr>
           <w:p>
             <w:r>
@@ -23851,7 +23843,7 @@
         </w:tc>
         <w:tc>
           <w:tcPr>
-            <w:tcW w:type="dxa" w:w="838"/>
+            <w:tcW w:type="dxa" w:w="1218"/>
           </w:tcPr>
           <w:p>
             <w:r>
@@ -23864,7 +23856,7 @@
         </w:tc>
         <w:tc>
           <w:tcPr>
-            <w:tcW w:type="dxa" w:w="838"/>
+            <w:tcW w:type="dxa" w:w="1218"/>
           </w:tcPr>
           <w:p>
             <w:r>
@@ -23879,7 +23871,7 @@
       <w:tr>
         <w:tc>
           <w:tcPr>
-            <w:tcW w:type="dxa" w:w="838"/>
+            <w:tcW w:type="dxa" w:w="1218"/>
           </w:tcPr>
           <w:p>
             <w:r>
@@ -23892,7 +23884,7 @@
         </w:tc>
         <w:tc>
           <w:tcPr>
-            <w:tcW w:type="dxa" w:w="838"/>
+            <w:tcW w:type="dxa" w:w="1218"/>
           </w:tcPr>
           <w:p>
             <w:r>
@@ -23905,7 +23897,7 @@
         </w:tc>
         <w:tc>
           <w:tcPr>
-            <w:tcW w:type="dxa" w:w="838"/>
+            <w:tcW w:type="dxa" w:w="1218"/>
           </w:tcPr>
           <w:p>
             <w:r>
@@ -23918,7 +23910,7 @@
         </w:tc>
         <w:tc>
           <w:tcPr>
-            <w:tcW w:type="dxa" w:w="838"/>
+            <w:tcW w:type="dxa" w:w="1218"/>
           </w:tcPr>
           <w:p>
             <w:r>
@@ -23931,7 +23923,7 @@
         </w:tc>
         <w:tc>
           <w:tcPr>
-            <w:tcW w:type="dxa" w:w="838"/>
+            <w:tcW w:type="dxa" w:w="1218"/>
           </w:tcPr>
           <w:p>
             <w:r>
@@ -23944,7 +23936,7 @@
         </w:tc>
         <w:tc>
           <w:tcPr>
-            <w:tcW w:type="dxa" w:w="838"/>
+            <w:tcW w:type="dxa" w:w="1218"/>
           </w:tcPr>
           <w:p>
             <w:r>
@@ -23957,7 +23949,7 @@
         </w:tc>
         <w:tc>
           <w:tcPr>
-            <w:tcW w:type="dxa" w:w="838"/>
+            <w:tcW w:type="dxa" w:w="1218"/>
           </w:tcPr>
           <w:p>
             <w:r>
@@ -23970,7 +23962,7 @@
         </w:tc>
         <w:tc>
           <w:tcPr>
-            <w:tcW w:type="dxa" w:w="838"/>
+            <w:tcW w:type="dxa" w:w="1218"/>
           </w:tcPr>
           <w:p>
             <w:r>
@@ -23983,7 +23975,7 @@
         </w:tc>
         <w:tc>
           <w:tcPr>
-            <w:tcW w:type="dxa" w:w="838"/>
+            <w:tcW w:type="dxa" w:w="1218"/>
           </w:tcPr>
           <w:p>
             <w:r>
@@ -23996,7 +23988,7 @@
         </w:tc>
         <w:tc>
           <w:tcPr>
-            <w:tcW w:type="dxa" w:w="838"/>
+            <w:tcW w:type="dxa" w:w="1218"/>
           </w:tcPr>
           <w:p>
             <w:r>
@@ -24009,7 +24001,7 @@
         </w:tc>
         <w:tc>
           <w:tcPr>
-            <w:tcW w:type="dxa" w:w="838"/>
+            <w:tcW w:type="dxa" w:w="1218"/>
           </w:tcPr>
           <w:p>
             <w:r>
@@ -24022,7 +24014,7 @@
         </w:tc>
         <w:tc>
           <w:tcPr>
-            <w:tcW w:type="dxa" w:w="838"/>
+            <w:tcW w:type="dxa" w:w="1218"/>
           </w:tcPr>
           <w:p>
             <w:r>
@@ -24035,7 +24027,7 @@
         </w:tc>
         <w:tc>
           <w:tcPr>
-            <w:tcW w:type="dxa" w:w="838"/>
+            <w:tcW w:type="dxa" w:w="1218"/>
           </w:tcPr>
           <w:p>
             <w:r>
@@ -24050,7 +24042,7 @@
       <w:tr>
         <w:tc>
           <w:tcPr>
-            <w:tcW w:type="dxa" w:w="838"/>
+            <w:tcW w:type="dxa" w:w="1218"/>
           </w:tcPr>
           <w:p>
             <w:r>
@@ -24063,7 +24055,7 @@
         </w:tc>
         <w:tc>
           <w:tcPr>
-            <w:tcW w:type="dxa" w:w="838"/>
+            <w:tcW w:type="dxa" w:w="1218"/>
           </w:tcPr>
           <w:p>
             <w:r>
@@ -24076,7 +24068,7 @@
         </w:tc>
         <w:tc>
           <w:tcPr>
-            <w:tcW w:type="dxa" w:w="838"/>
+            <w:tcW w:type="dxa" w:w="1218"/>
           </w:tcPr>
           <w:p>
             <w:r>
@@ -24089,7 +24081,7 @@
         </w:tc>
         <w:tc>
           <w:tcPr>
-            <w:tcW w:type="dxa" w:w="838"/>
+            <w:tcW w:type="dxa" w:w="1218"/>
           </w:tcPr>
           <w:p>
             <w:r>
@@ -24102,7 +24094,7 @@
         </w:tc>
         <w:tc>
           <w:tcPr>
-            <w:tcW w:type="dxa" w:w="838"/>
+            <w:tcW w:type="dxa" w:w="1218"/>
           </w:tcPr>
           <w:p>
             <w:r>
@@ -24115,7 +24107,7 @@
         </w:tc>
         <w:tc>
           <w:tcPr>
-            <w:tcW w:type="dxa" w:w="838"/>
+            <w:tcW w:type="dxa" w:w="1218"/>
           </w:tcPr>
           <w:p>
             <w:r>
@@ -24128,7 +24120,7 @@
         </w:tc>
         <w:tc>
           <w:tcPr>
-            <w:tcW w:type="dxa" w:w="838"/>
+            <w:tcW w:type="dxa" w:w="1218"/>
           </w:tcPr>
           <w:p>
             <w:r>
@@ -24141,7 +24133,7 @@
         </w:tc>
         <w:tc>
           <w:tcPr>
-            <w:tcW w:type="dxa" w:w="838"/>
+            <w:tcW w:type="dxa" w:w="1218"/>
           </w:tcPr>
           <w:p>
             <w:r>
@@ -24154,7 +24146,7 @@
         </w:tc>
         <w:tc>
           <w:tcPr>
-            <w:tcW w:type="dxa" w:w="838"/>
+            <w:tcW w:type="dxa" w:w="1218"/>
           </w:tcPr>
           <w:p>
             <w:r>
@@ -24167,7 +24159,7 @@
         </w:tc>
         <w:tc>
           <w:tcPr>
-            <w:tcW w:type="dxa" w:w="838"/>
+            <w:tcW w:type="dxa" w:w="1218"/>
           </w:tcPr>
           <w:p>
             <w:r>
@@ -24180,7 +24172,7 @@
         </w:tc>
         <w:tc>
           <w:tcPr>
-            <w:tcW w:type="dxa" w:w="838"/>
+            <w:tcW w:type="dxa" w:w="1218"/>
           </w:tcPr>
           <w:p>
             <w:r>
@@ -24193,7 +24185,7 @@
         </w:tc>
         <w:tc>
           <w:tcPr>
-            <w:tcW w:type="dxa" w:w="838"/>
+            <w:tcW w:type="dxa" w:w="1218"/>
           </w:tcPr>
           <w:p>
             <w:r>
@@ -24206,7 +24198,7 @@
         </w:tc>
         <w:tc>
           <w:tcPr>
-            <w:tcW w:type="dxa" w:w="838"/>
+            <w:tcW w:type="dxa" w:w="1218"/>
           </w:tcPr>
           <w:p>
             <w:r>
@@ -24221,7 +24213,7 @@
       <w:tr>
         <w:tc>
           <w:tcPr>
-            <w:tcW w:type="dxa" w:w="838"/>
+            <w:tcW w:type="dxa" w:w="1218"/>
           </w:tcPr>
           <w:p>
             <w:r>
@@ -24234,7 +24226,7 @@
         </w:tc>
         <w:tc>
           <w:tcPr>
-            <w:tcW w:type="dxa" w:w="838"/>
+            <w:tcW w:type="dxa" w:w="1218"/>
           </w:tcPr>
           <w:p>
             <w:r>
@@ -24247,7 +24239,7 @@
         </w:tc>
         <w:tc>
           <w:tcPr>
-            <w:tcW w:type="dxa" w:w="838"/>
+            <w:tcW w:type="dxa" w:w="1218"/>
           </w:tcPr>
           <w:p>
             <w:r>
@@ -24260,7 +24252,7 @@
         </w:tc>
         <w:tc>
           <w:tcPr>
-            <w:tcW w:type="dxa" w:w="838"/>
+            <w:tcW w:type="dxa" w:w="1218"/>
           </w:tcPr>
           <w:p>
             <w:r>
@@ -24273,7 +24265,7 @@
         </w:tc>
         <w:tc>
           <w:tcPr>
-            <w:tcW w:type="dxa" w:w="838"/>
+            <w:tcW w:type="dxa" w:w="1218"/>
           </w:tcPr>
           <w:p>
             <w:r>
@@ -24286,7 +24278,7 @@
         </w:tc>
         <w:tc>
           <w:tcPr>
-            <w:tcW w:type="dxa" w:w="838"/>
+            <w:tcW w:type="dxa" w:w="1218"/>
           </w:tcPr>
           <w:p>
             <w:r>
@@ -24299,7 +24291,7 @@
         </w:tc>
         <w:tc>
           <w:tcPr>
-            <w:tcW w:type="dxa" w:w="838"/>
+            <w:tcW w:type="dxa" w:w="1218"/>
           </w:tcPr>
           <w:p>
             <w:r>
@@ -24312,7 +24304,7 @@
         </w:tc>
         <w:tc>
           <w:tcPr>
-            <w:tcW w:type="dxa" w:w="838"/>
+            <w:tcW w:type="dxa" w:w="1218"/>
           </w:tcPr>
           <w:p>
             <w:r>
@@ -24325,7 +24317,7 @@
         </w:tc>
         <w:tc>
           <w:tcPr>
-            <w:tcW w:type="dxa" w:w="838"/>
+            <w:tcW w:type="dxa" w:w="1218"/>
           </w:tcPr>
           <w:p>
             <w:r>
@@ -24338,7 +24330,7 @@
         </w:tc>
         <w:tc>
           <w:tcPr>
-            <w:tcW w:type="dxa" w:w="838"/>
+            <w:tcW w:type="dxa" w:w="1218"/>
           </w:tcPr>
           <w:p>
             <w:r>
@@ -24351,7 +24343,7 @@
         </w:tc>
         <w:tc>
           <w:tcPr>
-            <w:tcW w:type="dxa" w:w="838"/>
+            <w:tcW w:type="dxa" w:w="1218"/>
           </w:tcPr>
           <w:p>
             <w:r>
@@ -24364,7 +24356,7 @@
         </w:tc>
         <w:tc>
           <w:tcPr>
-            <w:tcW w:type="dxa" w:w="838"/>
+            <w:tcW w:type="dxa" w:w="1218"/>
           </w:tcPr>
           <w:p>
             <w:r>
@@ -24377,7 +24369,7 @@
         </w:tc>
         <w:tc>
           <w:tcPr>
-            <w:tcW w:type="dxa" w:w="838"/>
+            <w:tcW w:type="dxa" w:w="1218"/>
           </w:tcPr>
           <w:p>
             <w:r>
@@ -24392,7 +24384,7 @@
       <w:tr>
         <w:tc>
           <w:tcPr>
-            <w:tcW w:type="dxa" w:w="838"/>
+            <w:tcW w:type="dxa" w:w="1218"/>
           </w:tcPr>
           <w:p>
             <w:r>
@@ -24405,7 +24397,7 @@
         </w:tc>
         <w:tc>
           <w:tcPr>
-            <w:tcW w:type="dxa" w:w="838"/>
+            <w:tcW w:type="dxa" w:w="1218"/>
           </w:tcPr>
           <w:p>
             <w:r>
@@ -24418,7 +24410,7 @@
         </w:tc>
         <w:tc>
           <w:tcPr>
-            <w:tcW w:type="dxa" w:w="838"/>
+            <w:tcW w:type="dxa" w:w="1218"/>
           </w:tcPr>
           <w:p>
             <w:r>
@@ -24431,7 +24423,7 @@
         </w:tc>
         <w:tc>
           <w:tcPr>
-            <w:tcW w:type="dxa" w:w="838"/>
+            <w:tcW w:type="dxa" w:w="1218"/>
           </w:tcPr>
           <w:p>
             <w:r>
@@ -24444,7 +24436,7 @@
         </w:tc>
         <w:tc>
           <w:tcPr>
-            <w:tcW w:type="dxa" w:w="838"/>
+            <w:tcW w:type="dxa" w:w="1218"/>
           </w:tcPr>
           <w:p>
             <w:r>
@@ -24457,7 +24449,7 @@
         </w:tc>
         <w:tc>
           <w:tcPr>
-            <w:tcW w:type="dxa" w:w="838"/>
+            <w:tcW w:type="dxa" w:w="1218"/>
           </w:tcPr>
           <w:p>
             <w:r>
@@ -24470,7 +24462,7 @@
         </w:tc>
         <w:tc>
           <w:tcPr>
-            <w:tcW w:type="dxa" w:w="838"/>
+            <w:tcW w:type="dxa" w:w="1218"/>
           </w:tcPr>
           <w:p>
             <w:r>
@@ -24483,7 +24475,7 @@
         </w:tc>
         <w:tc>
           <w:tcPr>
-            <w:tcW w:type="dxa" w:w="838"/>
+            <w:tcW w:type="dxa" w:w="1218"/>
           </w:tcPr>
           <w:p>
             <w:r>
@@ -24496,7 +24488,7 @@
         </w:tc>
         <w:tc>
           <w:tcPr>
-            <w:tcW w:type="dxa" w:w="838"/>
+            <w:tcW w:type="dxa" w:w="1218"/>
           </w:tcPr>
           <w:p>
             <w:r>
@@ -24509,7 +24501,7 @@
         </w:tc>
         <w:tc>
           <w:tcPr>
-            <w:tcW w:type="dxa" w:w="838"/>
+            <w:tcW w:type="dxa" w:w="1218"/>
           </w:tcPr>
           <w:p>
             <w:r>
@@ -24522,7 +24514,7 @@
         </w:tc>
         <w:tc>
           <w:tcPr>
-            <w:tcW w:type="dxa" w:w="838"/>
+            <w:tcW w:type="dxa" w:w="1218"/>
           </w:tcPr>
           <w:p>
             <w:r>
@@ -24535,7 +24527,7 @@
         </w:tc>
         <w:tc>
           <w:tcPr>
-            <w:tcW w:type="dxa" w:w="838"/>
+            <w:tcW w:type="dxa" w:w="1218"/>
           </w:tcPr>
           <w:p>
             <w:r>
@@ -24548,7 +24540,7 @@
         </w:tc>
         <w:tc>
           <w:tcPr>
-            <w:tcW w:type="dxa" w:w="838"/>
+            <w:tcW w:type="dxa" w:w="1218"/>
           </w:tcPr>
           <w:p>
             <w:r>
@@ -24563,7 +24555,7 @@
       <w:tr>
         <w:tc>
           <w:tcPr>
-            <w:tcW w:type="dxa" w:w="838"/>
+            <w:tcW w:type="dxa" w:w="1218"/>
           </w:tcPr>
           <w:p>
             <w:r>
@@ -24576,7 +24568,7 @@
         </w:tc>
         <w:tc>
           <w:tcPr>
-            <w:tcW w:type="dxa" w:w="838"/>
+            <w:tcW w:type="dxa" w:w="1218"/>
           </w:tcPr>
           <w:p>
             <w:r>
@@ -24589,7 +24581,7 @@
         </w:tc>
         <w:tc>
           <w:tcPr>
-            <w:tcW w:type="dxa" w:w="838"/>
+            <w:tcW w:type="dxa" w:w="1218"/>
           </w:tcPr>
           <w:p>
             <w:r>
@@ -24602,7 +24594,7 @@
         </w:tc>
         <w:tc>
           <w:tcPr>
-            <w:tcW w:type="dxa" w:w="838"/>
+            <w:tcW w:type="dxa" w:w="1218"/>
           </w:tcPr>
           <w:p>
             <w:r>
@@ -24615,7 +24607,7 @@
         </w:tc>
         <w:tc>
           <w:tcPr>
-            <w:tcW w:type="dxa" w:w="838"/>
+            <w:tcW w:type="dxa" w:w="1218"/>
           </w:tcPr>
           <w:p>
             <w:r>
@@ -24628,7 +24620,7 @@
         </w:tc>
         <w:tc>
           <w:tcPr>
-            <w:tcW w:type="dxa" w:w="838"/>
+            <w:tcW w:type="dxa" w:w="1218"/>
           </w:tcPr>
           <w:p>
             <w:r>
@@ -24641,7 +24633,7 @@
         </w:tc>
         <w:tc>
           <w:tcPr>
-            <w:tcW w:type="dxa" w:w="838"/>
+            <w:tcW w:type="dxa" w:w="1218"/>
           </w:tcPr>
           <w:p>
             <w:r>
@@ -24654,7 +24646,7 @@
         </w:tc>
         <w:tc>
           <w:tcPr>
-            <w:tcW w:type="dxa" w:w="838"/>
+            <w:tcW w:type="dxa" w:w="1218"/>
           </w:tcPr>
           <w:p>
             <w:r>
@@ -24667,7 +24659,7 @@
         </w:tc>
         <w:tc>
           <w:tcPr>
-            <w:tcW w:type="dxa" w:w="838"/>
+            <w:tcW w:type="dxa" w:w="1218"/>
           </w:tcPr>
           <w:p>
             <w:r>
@@ -24680,7 +24672,7 @@
         </w:tc>
         <w:tc>
           <w:tcPr>
-            <w:tcW w:type="dxa" w:w="838"/>
+            <w:tcW w:type="dxa" w:w="1218"/>
           </w:tcPr>
           <w:p>
             <w:r>
@@ -24693,7 +24685,7 @@
         </w:tc>
         <w:tc>
           <w:tcPr>
-            <w:tcW w:type="dxa" w:w="838"/>
+            <w:tcW w:type="dxa" w:w="1218"/>
           </w:tcPr>
           <w:p>
             <w:r>
@@ -24706,7 +24698,7 @@
         </w:tc>
         <w:tc>
           <w:tcPr>
-            <w:tcW w:type="dxa" w:w="838"/>
+            <w:tcW w:type="dxa" w:w="1218"/>
           </w:tcPr>
           <w:p>
             <w:r>
@@ -24719,7 +24711,7 @@
         </w:tc>
         <w:tc>
           <w:tcPr>
-            <w:tcW w:type="dxa" w:w="838"/>
+            <w:tcW w:type="dxa" w:w="1218"/>
           </w:tcPr>
           <w:p>
             <w:r>
@@ -24746,7 +24738,7 @@
       </w:r>
     </w:p>
     <w:sectPr>
-      <w:pgSz w:w="11906" w:h="16838" w:orient="landscape"/>
+      <w:pgSz w:w="16838" w:h="11906" w:orient="landscape"/>
       <w:pgMar w:top="576" w:right="504" w:bottom="576" w:left="504" w:header="283" w:footer="283" w:gutter="0"/>
       <w:cols w:space="720"/>
       <w:docGrid w:linePitch="360"/>

--- a/ACPOS_DEV-01_企業自動開發系統_Mother_Basic_Design_OPTIMIZED.docx
+++ b/ACPOS_DEV-01_企業自動開發系統_Mother_Basic_Design_OPTIMIZED.docx
@@ -24737,9 +24737,638 @@
         <w:t>The exact control denominator above is the only construction denominator for this page. Components/fields/visual IDs are not counted as additional controls. Existing source UIDs are preserved. A control classified UI_LOCAL_EXACT MUST NOT create a server write. A control classified SPEC_EXACT_RUNTIME_BLOCKED / NOT_EXECUTED MUST remain disabled or fail-closed until its runtime evidence exists.</w:t>
       </w:r>
     </w:p>
+    <w:p>
+      <w:pPr>
+        <w:sectPr>
+          <w:pgSz w:w="16838" w:h="11906" w:orient="landscape"/>
+          <w:pgMar w:top="576" w:right="504" w:bottom="576" w:left="504" w:header="283" w:footer="283" w:gutter="0"/>
+          <w:cols w:space="720"/>
+          <w:docGrid w:linePitch="360"/>
+        </w:sectPr>
+      </w:pPr>
+    </w:p>
+    <w:p>
+      <w:pPr>
+        <w:pStyle w:val="Heading1"/>
+      </w:pPr>
+      <w:r>
+        <w:t>DEV-01 External Delivery QA Eligibility / Exact Binding</w:t>
+      </w:r>
+    </w:p>
+    <w:p>
+      <w:r>
+        <w:rPr>
+          <w:b/>
+        </w:rPr>
+        <w:t xml:space="preserve">[ACPOS-20260921-BATCH-01-FOUNDATION-CLOSURE-V1] </w:t>
+      </w:r>
+      <w:r>
+        <w:t>本節為 0921acpos Current Word package 的正式缺口閉合內容。只定義 Basic Design / authority contract；若缺 Runtime / Production evidence，狀態仍必須維持 NOT_EXECUTED / IMPLEMENTATION_REQUIRED，不得因文件定義完成而宣告 Runtime 完成。</w:t>
+      </w:r>
+    </w:p>
+    <w:tbl>
+      <w:tblPr>
+        <w:tblStyle w:val="TableGrid"/>
+        <w:tblW w:type="auto" w:w="0"/>
+        <w:tblLook w:firstColumn="1" w:firstRow="1" w:lastColumn="0" w:lastRow="0" w:noHBand="0" w:noVBand="1" w:val="04A0"/>
+      </w:tblPr>
+      <w:tblGrid>
+        <w:gridCol w:w="5348"/>
+        <w:gridCol w:w="5348"/>
+      </w:tblGrid>
+      <w:tr>
+        <w:trPr>
+          <w:tblHeader w:val="true"/>
+        </w:trPr>
+        <w:tc>
+          <w:tcPr>
+            <w:tcW w:type="dxa" w:w="5348"/>
+            <w:shd w:fill="EDE9FE"/>
+          </w:tcPr>
+          <w:p>
+            <w:r>
+              <w:rPr>
+                <w:sz w:val="11"/>
+              </w:rPr>
+              <w:t>Required field</w:t>
+            </w:r>
+          </w:p>
+        </w:tc>
+        <w:tc>
+          <w:tcPr>
+            <w:tcW w:type="dxa" w:w="5348"/>
+            <w:shd w:fill="EDE9FE"/>
+          </w:tcPr>
+          <w:p>
+            <w:r>
+              <w:rPr>
+                <w:sz w:val="11"/>
+              </w:rPr>
+              <w:t>Contract</w:t>
+            </w:r>
+          </w:p>
+        </w:tc>
+      </w:tr>
+      <w:tr>
+        <w:tc>
+          <w:tcPr>
+            <w:tcW w:type="dxa" w:w="5348"/>
+          </w:tcPr>
+          <w:p>
+            <w:r>
+              <w:rPr>
+                <w:sz w:val="11"/>
+              </w:rPr>
+              <w:t>exact_output_ref</w:t>
+            </w:r>
+          </w:p>
+        </w:tc>
+        <w:tc>
+          <w:tcPr>
+            <w:tcW w:type="dxa" w:w="5348"/>
+          </w:tcPr>
+          <w:p>
+            <w:r>
+              <w:rPr>
+                <w:sz w:val="11"/>
+              </w:rPr>
+              <w:t>Exact deliverable artifact/content ref; latest/alias-only prohibited.</w:t>
+            </w:r>
+          </w:p>
+        </w:tc>
+      </w:tr>
+      <w:tr>
+        <w:tc>
+          <w:tcPr>
+            <w:tcW w:type="dxa" w:w="5348"/>
+          </w:tcPr>
+          <w:p>
+            <w:r>
+              <w:rPr>
+                <w:sz w:val="11"/>
+              </w:rPr>
+              <w:t>output_version_ref</w:t>
+            </w:r>
+          </w:p>
+        </w:tc>
+        <w:tc>
+          <w:tcPr>
+            <w:tcW w:type="dxa" w:w="5348"/>
+          </w:tcPr>
+          <w:p>
+            <w:r>
+              <w:rPr>
+                <w:sz w:val="11"/>
+              </w:rPr>
+              <w:t>Exact reviewed version.</w:t>
+            </w:r>
+          </w:p>
+        </w:tc>
+      </w:tr>
+      <w:tr>
+        <w:tc>
+          <w:tcPr>
+            <w:tcW w:type="dxa" w:w="5348"/>
+          </w:tcPr>
+          <w:p>
+            <w:r>
+              <w:rPr>
+                <w:sz w:val="11"/>
+              </w:rPr>
+              <w:t>artifact_checksum</w:t>
+            </w:r>
+          </w:p>
+        </w:tc>
+        <w:tc>
+          <w:tcPr>
+            <w:tcW w:type="dxa" w:w="5348"/>
+          </w:tcPr>
+          <w:p>
+            <w:r>
+              <w:rPr>
+                <w:sz w:val="11"/>
+              </w:rPr>
+              <w:t>Checksum/manifest must match reviewed output.</w:t>
+            </w:r>
+          </w:p>
+        </w:tc>
+      </w:tr>
+      <w:tr>
+        <w:tc>
+          <w:tcPr>
+            <w:tcW w:type="dxa" w:w="5348"/>
+          </w:tcPr>
+          <w:p>
+            <w:r>
+              <w:rPr>
+                <w:sz w:val="11"/>
+              </w:rPr>
+              <w:t>criteria_profile_uid</w:t>
+            </w:r>
+          </w:p>
+        </w:tc>
+        <w:tc>
+          <w:tcPr>
+            <w:tcW w:type="dxa" w:w="5348"/>
+          </w:tcPr>
+          <w:p>
+            <w:r>
+              <w:rPr>
+                <w:sz w:val="11"/>
+              </w:rPr>
+              <w:t>Applicable governed QA profile.</w:t>
+            </w:r>
+          </w:p>
+        </w:tc>
+      </w:tr>
+      <w:tr>
+        <w:tc>
+          <w:tcPr>
+            <w:tcW w:type="dxa" w:w="5348"/>
+          </w:tcPr>
+          <w:p>
+            <w:r>
+              <w:rPr>
+                <w:sz w:val="11"/>
+              </w:rPr>
+              <w:t>criteria_version_id</w:t>
+            </w:r>
+          </w:p>
+        </w:tc>
+        <w:tc>
+          <w:tcPr>
+            <w:tcW w:type="dxa" w:w="5348"/>
+          </w:tcPr>
+          <w:p>
+            <w:r>
+              <w:rPr>
+                <w:sz w:val="11"/>
+              </w:rPr>
+              <w:t>Exact approved criteria version.</w:t>
+            </w:r>
+          </w:p>
+        </w:tc>
+      </w:tr>
+      <w:tr>
+        <w:tc>
+          <w:tcPr>
+            <w:tcW w:type="dxa" w:w="5348"/>
+          </w:tcPr>
+          <w:p>
+            <w:r>
+              <w:rPr>
+                <w:sz w:val="11"/>
+              </w:rPr>
+              <w:t>quality_gate_policy_version</w:t>
+            </w:r>
+          </w:p>
+        </w:tc>
+        <w:tc>
+          <w:tcPr>
+            <w:tcW w:type="dxa" w:w="5348"/>
+          </w:tcPr>
+          <w:p>
+            <w:r>
+              <w:rPr>
+                <w:sz w:val="11"/>
+              </w:rPr>
+              <w:t>Exact gate policy version.</w:t>
+            </w:r>
+          </w:p>
+        </w:tc>
+      </w:tr>
+      <w:tr>
+        <w:tc>
+          <w:tcPr>
+            <w:tcW w:type="dxa" w:w="5348"/>
+          </w:tcPr>
+          <w:p>
+            <w:r>
+              <w:rPr>
+                <w:sz w:val="11"/>
+              </w:rPr>
+              <w:t>scorecard_id</w:t>
+            </w:r>
+          </w:p>
+        </w:tc>
+        <w:tc>
+          <w:tcPr>
+            <w:tcW w:type="dxa" w:w="5348"/>
+          </w:tcPr>
+          <w:p>
+            <w:r>
+              <w:rPr>
+                <w:sz w:val="11"/>
+              </w:rPr>
+              <w:t>Fresh scorecard for exact output/version.</w:t>
+            </w:r>
+          </w:p>
+        </w:tc>
+      </w:tr>
+      <w:tr>
+        <w:tc>
+          <w:tcPr>
+            <w:tcW w:type="dxa" w:w="5348"/>
+          </w:tcPr>
+          <w:p>
+            <w:r>
+              <w:rPr>
+                <w:sz w:val="11"/>
+              </w:rPr>
+              <w:t>qa_gate_status</w:t>
+            </w:r>
+          </w:p>
+        </w:tc>
+        <w:tc>
+          <w:tcPr>
+            <w:tcW w:type="dxa" w:w="5348"/>
+          </w:tcPr>
+          <w:p>
+            <w:r>
+              <w:rPr>
+                <w:sz w:val="11"/>
+              </w:rPr>
+              <w:t>Must be PASS for governed external delivery.</w:t>
+            </w:r>
+          </w:p>
+        </w:tc>
+      </w:tr>
+      <w:tr>
+        <w:tc>
+          <w:tcPr>
+            <w:tcW w:type="dxa" w:w="5348"/>
+          </w:tcPr>
+          <w:p>
+            <w:r>
+              <w:rPr>
+                <w:sz w:val="11"/>
+              </w:rPr>
+              <w:t>required_checks</w:t>
+            </w:r>
+          </w:p>
+        </w:tc>
+        <w:tc>
+          <w:tcPr>
+            <w:tcW w:type="dxa" w:w="5348"/>
+          </w:tcPr>
+          <w:p>
+            <w:r>
+              <w:rPr>
+                <w:sz w:val="11"/>
+              </w:rPr>
+              <w:t>All applicable hard checks PASS, including Rights/Policy/Provenance/Checksum where required.</w:t>
+            </w:r>
+          </w:p>
+        </w:tc>
+      </w:tr>
+      <w:tr>
+        <w:tc>
+          <w:tcPr>
+            <w:tcW w:type="dxa" w:w="5348"/>
+          </w:tcPr>
+          <w:p>
+            <w:r>
+              <w:rPr>
+                <w:sz w:val="11"/>
+              </w:rPr>
+              <w:t>open_blocking_findings</w:t>
+            </w:r>
+          </w:p>
+        </w:tc>
+        <w:tc>
+          <w:tcPr>
+            <w:tcW w:type="dxa" w:w="5348"/>
+          </w:tcPr>
+          <w:p>
+            <w:r>
+              <w:rPr>
+                <w:sz w:val="11"/>
+              </w:rPr>
+              <w:t>Must equal 0.</w:t>
+            </w:r>
+          </w:p>
+        </w:tc>
+      </w:tr>
+      <w:tr>
+        <w:tc>
+          <w:tcPr>
+            <w:tcW w:type="dxa" w:w="5348"/>
+          </w:tcPr>
+          <w:p>
+            <w:r>
+              <w:rPr>
+                <w:sz w:val="11"/>
+              </w:rPr>
+              <w:t>evidence_refs</w:t>
+            </w:r>
+          </w:p>
+        </w:tc>
+        <w:tc>
+          <w:tcPr>
+            <w:tcW w:type="dxa" w:w="5348"/>
+          </w:tcPr>
+          <w:p>
+            <w:r>
+              <w:rPr>
+                <w:sz w:val="11"/>
+              </w:rPr>
+              <w:t>Review/recheck/manual-case/required-check evidence lineage.</w:t>
+            </w:r>
+          </w:p>
+        </w:tc>
+      </w:tr>
+      <w:tr>
+        <w:tc>
+          <w:tcPr>
+            <w:tcW w:type="dxa" w:w="5348"/>
+          </w:tcPr>
+          <w:p>
+            <w:r>
+              <w:rPr>
+                <w:sz w:val="11"/>
+              </w:rPr>
+              <w:t>delivery_correlation_id</w:t>
+            </w:r>
+          </w:p>
+        </w:tc>
+        <w:tc>
+          <w:tcPr>
+            <w:tcW w:type="dxa" w:w="5348"/>
+          </w:tcPr>
+          <w:p>
+            <w:r>
+              <w:rPr>
+                <w:sz w:val="11"/>
+              </w:rPr>
+              <w:t>Audit correlation linking approval→delivery attempt→provider result.</w:t>
+            </w:r>
+          </w:p>
+        </w:tc>
+      </w:tr>
+    </w:tbl>
+    <w:p>
+      <w:pPr>
+        <w:pStyle w:val="Heading2"/>
+      </w:pPr>
+      <w:r>
+        <w:t>Delivery Gate / Failure Semantics</w:t>
+      </w:r>
+    </w:p>
+    <w:tbl>
+      <w:tblPr>
+        <w:tblStyle w:val="TableGrid"/>
+        <w:tblW w:type="auto" w:w="0"/>
+        <w:tblLook w:firstColumn="1" w:firstRow="1" w:lastColumn="0" w:lastRow="0" w:noHBand="0" w:noVBand="1" w:val="04A0"/>
+      </w:tblPr>
+      <w:tblGrid>
+        <w:gridCol w:w="5348"/>
+        <w:gridCol w:w="5348"/>
+      </w:tblGrid>
+      <w:tr>
+        <w:trPr>
+          <w:tblHeader w:val="true"/>
+        </w:trPr>
+        <w:tc>
+          <w:tcPr>
+            <w:tcW w:type="dxa" w:w="5348"/>
+            <w:shd w:fill="EDE9FE"/>
+          </w:tcPr>
+          <w:p>
+            <w:r>
+              <w:rPr>
+                <w:sz w:val="11"/>
+              </w:rPr>
+              <w:t>Condition</w:t>
+            </w:r>
+          </w:p>
+        </w:tc>
+        <w:tc>
+          <w:tcPr>
+            <w:tcW w:type="dxa" w:w="5348"/>
+            <w:shd w:fill="EDE9FE"/>
+          </w:tcPr>
+          <w:p>
+            <w:r>
+              <w:rPr>
+                <w:sz w:val="11"/>
+              </w:rPr>
+              <w:t>Result</w:t>
+            </w:r>
+          </w:p>
+        </w:tc>
+      </w:tr>
+      <w:tr>
+        <w:tc>
+          <w:tcPr>
+            <w:tcW w:type="dxa" w:w="5348"/>
+          </w:tcPr>
+          <w:p>
+            <w:r>
+              <w:rPr>
+                <w:sz w:val="11"/>
+              </w:rPr>
+              <w:t>Missing exact output/version/checksum</w:t>
+            </w:r>
+          </w:p>
+        </w:tc>
+        <w:tc>
+          <w:tcPr>
+            <w:tcW w:type="dxa" w:w="5348"/>
+          </w:tcPr>
+          <w:p>
+            <w:r>
+              <w:rPr>
+                <w:sz w:val="11"/>
+              </w:rPr>
+              <w:t>BLOCK; do not deliver.</w:t>
+            </w:r>
+          </w:p>
+        </w:tc>
+      </w:tr>
+      <w:tr>
+        <w:tc>
+          <w:tcPr>
+            <w:tcW w:type="dxa" w:w="5348"/>
+          </w:tcPr>
+          <w:p>
+            <w:r>
+              <w:rPr>
+                <w:sz w:val="11"/>
+              </w:rPr>
+              <w:t>Missing/STALE scorecard or changed artifact after QA</w:t>
+            </w:r>
+          </w:p>
+        </w:tc>
+        <w:tc>
+          <w:tcPr>
+            <w:tcW w:type="dxa" w:w="5348"/>
+          </w:tcPr>
+          <w:p>
+            <w:r>
+              <w:rPr>
+                <w:sz w:val="11"/>
+              </w:rPr>
+              <w:t>BLOCK; require fresh evaluation/recheck.</w:t>
+            </w:r>
+          </w:p>
+        </w:tc>
+      </w:tr>
+      <w:tr>
+        <w:tc>
+          <w:tcPr>
+            <w:tcW w:type="dxa" w:w="5348"/>
+          </w:tcPr>
+          <w:p>
+            <w:r>
+              <w:rPr>
+                <w:sz w:val="11"/>
+              </w:rPr>
+              <w:t>Criteria profile/version/policy not exact or not approved</w:t>
+            </w:r>
+          </w:p>
+        </w:tc>
+        <w:tc>
+          <w:tcPr>
+            <w:tcW w:type="dxa" w:w="5348"/>
+          </w:tcPr>
+          <w:p>
+            <w:r>
+              <w:rPr>
+                <w:sz w:val="11"/>
+              </w:rPr>
+              <w:t>BLOCK.</w:t>
+            </w:r>
+          </w:p>
+        </w:tc>
+      </w:tr>
+      <w:tr>
+        <w:tc>
+          <w:tcPr>
+            <w:tcW w:type="dxa" w:w="5348"/>
+          </w:tcPr>
+          <w:p>
+            <w:r>
+              <w:rPr>
+                <w:sz w:val="11"/>
+              </w:rPr>
+              <w:t>Hard required check FAIL or open blocking finding &gt; 0</w:t>
+            </w:r>
+          </w:p>
+        </w:tc>
+        <w:tc>
+          <w:tcPr>
+            <w:tcW w:type="dxa" w:w="5348"/>
+          </w:tcPr>
+          <w:p>
+            <w:r>
+              <w:rPr>
+                <w:sz w:val="11"/>
+              </w:rPr>
+              <w:t>BLOCK regardless of aggregate score or human business approval.</w:t>
+            </w:r>
+          </w:p>
+        </w:tc>
+      </w:tr>
+      <w:tr>
+        <w:tc>
+          <w:tcPr>
+            <w:tcW w:type="dxa" w:w="5348"/>
+          </w:tcPr>
+          <w:p>
+            <w:r>
+              <w:rPr>
+                <w:sz w:val="11"/>
+              </w:rPr>
+              <w:t>Eligible</w:t>
+            </w:r>
+          </w:p>
+        </w:tc>
+        <w:tc>
+          <w:tcPr>
+            <w:tcW w:type="dxa" w:w="5348"/>
+          </w:tcPr>
+          <w:p>
+            <w:r>
+              <w:rPr>
+                <w:sz w:val="11"/>
+              </w:rPr>
+              <w:t>Only after all required bindings validate may DEV create/send the external delivery command.</w:t>
+            </w:r>
+          </w:p>
+        </w:tc>
+      </w:tr>
+      <w:tr>
+        <w:tc>
+          <w:tcPr>
+            <w:tcW w:type="dxa" w:w="5348"/>
+          </w:tcPr>
+          <w:p>
+            <w:r>
+              <w:rPr>
+                <w:sz w:val="11"/>
+              </w:rPr>
+              <w:t>Provider/runtime not implemented</w:t>
+            </w:r>
+          </w:p>
+        </w:tc>
+        <w:tc>
+          <w:tcPr>
+            <w:tcW w:type="dxa" w:w="5348"/>
+          </w:tcPr>
+          <w:p>
+            <w:r>
+              <w:rPr>
+                <w:sz w:val="11"/>
+              </w:rPr>
+              <w:t>Keep implementation state NOT_EXECUTED / IMPLEMENTATION_REQUIRED; Word contract alone is not Production evidence.</w:t>
+            </w:r>
+          </w:p>
+        </w:tc>
+      </w:tr>
+    </w:tbl>
     <w:sectPr>
-      <w:pgSz w:w="16838" w:h="11906" w:orient="landscape"/>
-      <w:pgMar w:top="576" w:right="504" w:bottom="576" w:left="504" w:header="283" w:footer="283" w:gutter="0"/>
+      <w:pgSz w:w="11906" w:h="16838" w:orient="landscape"/>
+      <w:pgMar w:top="605" w:right="605" w:bottom="605" w:left="605" w:header="283" w:footer="283" w:gutter="0"/>
       <w:cols w:space="720"/>
       <w:docGrid w:linePitch="360"/>
     </w:sectPr>

--- a/ACPOS_DEV-01_企業自動開發系統_Mother_Basic_Design_OPTIMIZED.docx
+++ b/ACPOS_DEV-01_企業自動開發系統_Mother_Basic_Design_OPTIMIZED.docx
@@ -21269,10 +21269,7 @@
           </w:tcPr>
           <w:p>
             <w:r>
-              <w:rPr>
-                <w:sz w:val="10"/>
-              </w:rPr>
-              <w:t>—</w:t>
+              <w:t>INFO_COMMAND_RUNTIME</w:t>
             </w:r>
           </w:p>
         </w:tc>
@@ -21953,10 +21950,7 @@
           </w:tcPr>
           <w:p>
             <w:r>
-              <w:rPr>
-                <w:sz w:val="10"/>
-              </w:rPr>
-              <w:t>—</w:t>
+              <w:t>CANDIDATE_DECISION_RUNTIME</w:t>
             </w:r>
           </w:p>
         </w:tc>

--- a/ACPOS_DEV-01_企業自動開發系統_Mother_Basic_Design_OPTIMIZED.docx
+++ b/ACPOS_DEV-01_企業自動開發系統_Mother_Basic_Design_OPTIMIZED.docx
@@ -21098,10 +21098,7 @@
           </w:tcPr>
           <w:p>
             <w:r>
-              <w:rPr>
-                <w:sz w:val="10"/>
-              </w:rPr>
-              <w:t>—</w:t>
+              <w:t>Existing outreach owner</w:t>
             </w:r>
           </w:p>
         </w:tc>
@@ -21608,10 +21605,7 @@
           </w:tcPr>
           <w:p>
             <w:r>
-              <w:rPr>
-                <w:sz w:val="10"/>
-              </w:rPr>
-              <w:t>—</w:t>
+              <w:t>Existing enterprise development owner</w:t>
             </w:r>
           </w:p>
         </w:tc>
@@ -22289,10 +22283,7 @@
           </w:tcPr>
           <w:p>
             <w:r>
-              <w:rPr>
-                <w:sz w:val="10"/>
-              </w:rPr>
-              <w:t>—</w:t>
+              <w:t>Shared Acquisition / Knowledge owner</w:t>
             </w:r>
           </w:p>
         </w:tc>
@@ -22460,10 +22451,7 @@
           </w:tcPr>
           <w:p>
             <w:r>
-              <w:rPr>
-                <w:sz w:val="10"/>
-              </w:rPr>
-              <w:t>—</w:t>
+              <w:t>Shared Acquisition / Knowledge owner</w:t>
             </w:r>
           </w:p>
         </w:tc>
@@ -22631,10 +22619,7 @@
           </w:tcPr>
           <w:p>
             <w:r>
-              <w:rPr>
-                <w:sz w:val="10"/>
-              </w:rPr>
-              <w:t>—</w:t>
+              <w:t>Shared Acquisition / Knowledge owner</w:t>
             </w:r>
           </w:p>
         </w:tc>
@@ -22802,10 +22787,7 @@
           </w:tcPr>
           <w:p>
             <w:r>
-              <w:rPr>
-                <w:sz w:val="10"/>
-              </w:rPr>
-              <w:t>—</w:t>
+              <w:t>Shared Acquisition / Knowledge owner</w:t>
             </w:r>
           </w:p>
         </w:tc>
@@ -22973,10 +22955,7 @@
           </w:tcPr>
           <w:p>
             <w:r>
-              <w:rPr>
-                <w:sz w:val="10"/>
-              </w:rPr>
-              <w:t>—</w:t>
+              <w:t>Existing outreach owner</w:t>
             </w:r>
           </w:p>
         </w:tc>
@@ -23486,10 +23465,7 @@
           </w:tcPr>
           <w:p>
             <w:r>
-              <w:rPr>
-                <w:sz w:val="10"/>
-              </w:rPr>
-              <w:t>—</w:t>
+              <w:t>Existing enterprise development owner</w:t>
             </w:r>
           </w:p>
         </w:tc>
@@ -23657,10 +23633,7 @@
           </w:tcPr>
           <w:p>
             <w:r>
-              <w:rPr>
-                <w:sz w:val="10"/>
-              </w:rPr>
-              <w:t>—</w:t>
+              <w:t>Existing enterprise development owner</w:t>
             </w:r>
           </w:p>
         </w:tc>
@@ -25360,9 +25333,1204 @@
         </w:tc>
       </w:tr>
     </w:tbl>
+    <w:p>
+      <w:pPr>
+        <w:sectPr>
+          <w:pgSz w:w="11906" w:h="16838" w:orient="landscape"/>
+          <w:pgMar w:top="605" w:right="605" w:bottom="605" w:left="605" w:header="283" w:footer="283" w:gutter="0"/>
+          <w:cols w:space="720"/>
+          <w:docGrid w:linePitch="360"/>
+        </w:sectPr>
+      </w:pPr>
+    </w:p>
+    <w:p>
+      <w:pPr>
+        <w:pStyle w:val="Heading1"/>
+      </w:pPr>
+      <w:r>
+        <w:t>Batch 16 · Operation / Runtime Owner Binding Ledger</w:t>
+      </w:r>
+    </w:p>
+    <w:p>
+      <w:r>
+        <w:rPr>
+          <w:b/>
+        </w:rPr>
+        <w:t xml:space="preserve">[ACPOS-20260921-BATCH-16-OPERATION-OWNER-CONTRACT-CLOSURE-V1::PAGE::DEV-01] </w:t>
+      </w:r>
+      <w:r>
+        <w:t>The existing product-control registry cells above are updated only for the exact fields authorized by the matching Canonical Owner contract. No Method/Path is invented and no Runtime/Production execution is claimed.</w:t>
+      </w:r>
+    </w:p>
+    <w:tbl>
+      <w:tblPr>
+        <w:tblStyle w:val="TableGrid"/>
+        <w:tblW w:type="auto" w:w="0"/>
+        <w:tblLook w:firstColumn="1" w:firstRow="1" w:lastColumn="0" w:lastRow="0" w:noHBand="0" w:noVBand="1" w:val="04A0"/>
+      </w:tblPr>
+      <w:tblGrid>
+        <w:gridCol w:w="2290"/>
+        <w:gridCol w:w="2290"/>
+        <w:gridCol w:w="2290"/>
+        <w:gridCol w:w="2290"/>
+        <w:gridCol w:w="2290"/>
+        <w:gridCol w:w="2290"/>
+        <w:gridCol w:w="2290"/>
+      </w:tblGrid>
+      <w:tr>
+        <w:trPr>
+          <w:tblHeader w:val="true"/>
+        </w:trPr>
+        <w:tc>
+          <w:tcPr>
+            <w:tcW w:type="dxa" w:w="2290"/>
+            <w:shd w:fill="EDE9FE"/>
+          </w:tcPr>
+          <w:p>
+            <w:pPr>
+              <w:spacing w:before="0" w:after="0"/>
+            </w:pPr>
+            <w:r>
+              <w:rPr>
+                <w:sz w:val="8"/>
+              </w:rPr>
+              <w:t>Target UID</w:t>
+            </w:r>
+          </w:p>
+        </w:tc>
+        <w:tc>
+          <w:tcPr>
+            <w:tcW w:type="dxa" w:w="2290"/>
+            <w:shd w:fill="EDE9FE"/>
+          </w:tcPr>
+          <w:p>
+            <w:pPr>
+              <w:spacing w:before="0" w:after="0"/>
+            </w:pPr>
+            <w:r>
+              <w:rPr>
+                <w:sz w:val="8"/>
+              </w:rPr>
+              <w:t>Closed Field(s)</w:t>
+            </w:r>
+          </w:p>
+        </w:tc>
+        <w:tc>
+          <w:tcPr>
+            <w:tcW w:type="dxa" w:w="2290"/>
+            <w:shd w:fill="EDE9FE"/>
+          </w:tcPr>
+          <w:p>
+            <w:pPr>
+              <w:spacing w:before="0" w:after="0"/>
+            </w:pPr>
+            <w:r>
+              <w:rPr>
+                <w:sz w:val="8"/>
+              </w:rPr>
+              <w:t>Operation</w:t>
+            </w:r>
+          </w:p>
+        </w:tc>
+        <w:tc>
+          <w:tcPr>
+            <w:tcW w:type="dxa" w:w="2290"/>
+            <w:shd w:fill="EDE9FE"/>
+          </w:tcPr>
+          <w:p>
+            <w:pPr>
+              <w:spacing w:before="0" w:after="0"/>
+            </w:pPr>
+            <w:r>
+              <w:rPr>
+                <w:sz w:val="8"/>
+              </w:rPr>
+              <w:t>Runtime Owner</w:t>
+            </w:r>
+          </w:p>
+        </w:tc>
+        <w:tc>
+          <w:tcPr>
+            <w:tcW w:type="dxa" w:w="2290"/>
+            <w:shd w:fill="EDE9FE"/>
+          </w:tcPr>
+          <w:p>
+            <w:pPr>
+              <w:spacing w:before="0" w:after="0"/>
+            </w:pPr>
+            <w:r>
+              <w:rPr>
+                <w:sz w:val="8"/>
+              </w:rPr>
+              <w:t>Runtime Status</w:t>
+            </w:r>
+          </w:p>
+        </w:tc>
+        <w:tc>
+          <w:tcPr>
+            <w:tcW w:type="dxa" w:w="2290"/>
+            <w:shd w:fill="EDE9FE"/>
+          </w:tcPr>
+          <w:p>
+            <w:pPr>
+              <w:spacing w:before="0" w:after="0"/>
+            </w:pPr>
+            <w:r>
+              <w:rPr>
+                <w:sz w:val="8"/>
+              </w:rPr>
+              <w:t>Existing Method / Path</w:t>
+            </w:r>
+          </w:p>
+        </w:tc>
+        <w:tc>
+          <w:tcPr>
+            <w:tcW w:type="dxa" w:w="2290"/>
+            <w:shd w:fill="EDE9FE"/>
+          </w:tcPr>
+          <w:p>
+            <w:pPr>
+              <w:spacing w:before="0" w:after="0"/>
+            </w:pPr>
+            <w:r>
+              <w:rPr>
+                <w:sz w:val="8"/>
+              </w:rPr>
+              <w:t>Result</w:t>
+            </w:r>
+          </w:p>
+        </w:tc>
+      </w:tr>
+      <w:tr>
+        <w:tc>
+          <w:tcPr>
+            <w:tcW w:type="dxa" w:w="2290"/>
+          </w:tcPr>
+          <w:p>
+            <w:pPr>
+              <w:spacing w:before="0" w:after="0"/>
+            </w:pPr>
+            <w:r>
+              <w:rPr>
+                <w:sz w:val="8"/>
+              </w:rPr>
+              <w:t>DEV-01-BTN-CAMPAIGN-APPROVE</w:t>
+            </w:r>
+          </w:p>
+        </w:tc>
+        <w:tc>
+          <w:tcPr>
+            <w:tcW w:type="dxa" w:w="2290"/>
+          </w:tcPr>
+          <w:p>
+            <w:pPr>
+              <w:spacing w:before="0" w:after="0"/>
+            </w:pPr>
+            <w:r>
+              <w:rPr>
+                <w:sz w:val="8"/>
+              </w:rPr>
+              <w:t>runtime_owner</w:t>
+            </w:r>
+          </w:p>
+        </w:tc>
+        <w:tc>
+          <w:tcPr>
+            <w:tcW w:type="dxa" w:w="2290"/>
+          </w:tcPr>
+          <w:p>
+            <w:pPr>
+              <w:spacing w:before="0" w:after="0"/>
+            </w:pPr>
+            <w:r>
+              <w:rPr>
+                <w:sz w:val="8"/>
+              </w:rPr>
+              <w:t>approveOutreachCampaign</w:t>
+            </w:r>
+          </w:p>
+        </w:tc>
+        <w:tc>
+          <w:tcPr>
+            <w:tcW w:type="dxa" w:w="2290"/>
+          </w:tcPr>
+          <w:p>
+            <w:pPr>
+              <w:spacing w:before="0" w:after="0"/>
+            </w:pPr>
+            <w:r>
+              <w:rPr>
+                <w:sz w:val="8"/>
+              </w:rPr>
+              <w:t>Existing outreach owner</w:t>
+            </w:r>
+          </w:p>
+        </w:tc>
+        <w:tc>
+          <w:tcPr>
+            <w:tcW w:type="dxa" w:w="2290"/>
+          </w:tcPr>
+          <w:p>
+            <w:pPr>
+              <w:spacing w:before="0" w:after="0"/>
+            </w:pPr>
+            <w:r>
+              <w:rPr>
+                <w:sz w:val="8"/>
+              </w:rPr>
+              <w:t>EFFECTFUL_EXACT</w:t>
+            </w:r>
+          </w:p>
+        </w:tc>
+        <w:tc>
+          <w:tcPr>
+            <w:tcW w:type="dxa" w:w="2290"/>
+          </w:tcPr>
+          <w:p>
+            <w:pPr>
+              <w:spacing w:before="0" w:after="0"/>
+            </w:pPr>
+            <w:r>
+              <w:rPr>
+                <w:sz w:val="8"/>
+              </w:rPr>
+              <w:t>POST /v1/outreach/campaigns/{campaignId}/approve</w:t>
+            </w:r>
+          </w:p>
+        </w:tc>
+        <w:tc>
+          <w:tcPr>
+            <w:tcW w:type="dxa" w:w="2290"/>
+          </w:tcPr>
+          <w:p>
+            <w:pPr>
+              <w:spacing w:before="0" w:after="0"/>
+            </w:pPr>
+            <w:r>
+              <w:rPr>
+                <w:sz w:val="8"/>
+              </w:rPr>
+              <w:t>BOUND_BY_BATCH_16</w:t>
+            </w:r>
+          </w:p>
+        </w:tc>
+      </w:tr>
+      <w:tr>
+        <w:tc>
+          <w:tcPr>
+            <w:tcW w:type="dxa" w:w="2290"/>
+          </w:tcPr>
+          <w:p>
+            <w:pPr>
+              <w:spacing w:before="0" w:after="0"/>
+            </w:pPr>
+            <w:r>
+              <w:rPr>
+                <w:sz w:val="8"/>
+              </w:rPr>
+              <w:t>DEV-01-BTN-CANDIDATE-CREATE</w:t>
+            </w:r>
+          </w:p>
+        </w:tc>
+        <w:tc>
+          <w:tcPr>
+            <w:tcW w:type="dxa" w:w="2290"/>
+          </w:tcPr>
+          <w:p>
+            <w:pPr>
+              <w:spacing w:before="0" w:after="0"/>
+            </w:pPr>
+            <w:r>
+              <w:rPr>
+                <w:sz w:val="8"/>
+              </w:rPr>
+              <w:t>runtime_owner</w:t>
+            </w:r>
+          </w:p>
+        </w:tc>
+        <w:tc>
+          <w:tcPr>
+            <w:tcW w:type="dxa" w:w="2290"/>
+          </w:tcPr>
+          <w:p>
+            <w:pPr>
+              <w:spacing w:before="0" w:after="0"/>
+            </w:pPr>
+            <w:r>
+              <w:rPr>
+                <w:sz w:val="8"/>
+              </w:rPr>
+              <w:t>createCandidate</w:t>
+            </w:r>
+          </w:p>
+        </w:tc>
+        <w:tc>
+          <w:tcPr>
+            <w:tcW w:type="dxa" w:w="2290"/>
+          </w:tcPr>
+          <w:p>
+            <w:pPr>
+              <w:spacing w:before="0" w:after="0"/>
+            </w:pPr>
+            <w:r>
+              <w:rPr>
+                <w:sz w:val="8"/>
+              </w:rPr>
+              <w:t>Existing enterprise development owner</w:t>
+            </w:r>
+          </w:p>
+        </w:tc>
+        <w:tc>
+          <w:tcPr>
+            <w:tcW w:type="dxa" w:w="2290"/>
+          </w:tcPr>
+          <w:p>
+            <w:pPr>
+              <w:spacing w:before="0" w:after="0"/>
+            </w:pPr>
+            <w:r>
+              <w:rPr>
+                <w:sz w:val="8"/>
+              </w:rPr>
+              <w:t>EFFECTFUL_EXACT</w:t>
+            </w:r>
+          </w:p>
+        </w:tc>
+        <w:tc>
+          <w:tcPr>
+            <w:tcW w:type="dxa" w:w="2290"/>
+          </w:tcPr>
+          <w:p>
+            <w:pPr>
+              <w:spacing w:before="0" w:after="0"/>
+            </w:pPr>
+            <w:r>
+              <w:rPr>
+                <w:sz w:val="8"/>
+              </w:rPr>
+              <w:t>POST /v1/candidates</w:t>
+            </w:r>
+          </w:p>
+        </w:tc>
+        <w:tc>
+          <w:tcPr>
+            <w:tcW w:type="dxa" w:w="2290"/>
+          </w:tcPr>
+          <w:p>
+            <w:pPr>
+              <w:spacing w:before="0" w:after="0"/>
+            </w:pPr>
+            <w:r>
+              <w:rPr>
+                <w:sz w:val="8"/>
+              </w:rPr>
+              <w:t>BOUND_BY_BATCH_16</w:t>
+            </w:r>
+          </w:p>
+        </w:tc>
+      </w:tr>
+      <w:tr>
+        <w:tc>
+          <w:tcPr>
+            <w:tcW w:type="dxa" w:w="2290"/>
+          </w:tcPr>
+          <w:p>
+            <w:pPr>
+              <w:spacing w:before="0" w:after="0"/>
+            </w:pPr>
+            <w:r>
+              <w:rPr>
+                <w:sz w:val="8"/>
+              </w:rPr>
+              <w:t>DEV-01-BTN-DISCOVERY-PAUSE</w:t>
+            </w:r>
+          </w:p>
+        </w:tc>
+        <w:tc>
+          <w:tcPr>
+            <w:tcW w:type="dxa" w:w="2290"/>
+          </w:tcPr>
+          <w:p>
+            <w:pPr>
+              <w:spacing w:before="0" w:after="0"/>
+            </w:pPr>
+            <w:r>
+              <w:rPr>
+                <w:sz w:val="8"/>
+              </w:rPr>
+              <w:t>runtime_owner</w:t>
+            </w:r>
+          </w:p>
+        </w:tc>
+        <w:tc>
+          <w:tcPr>
+            <w:tcW w:type="dxa" w:w="2290"/>
+          </w:tcPr>
+          <w:p>
+            <w:pPr>
+              <w:spacing w:before="0" w:after="0"/>
+            </w:pPr>
+            <w:r>
+              <w:rPr>
+                <w:sz w:val="8"/>
+              </w:rPr>
+              <w:t>pauseCompanyDiscovery</w:t>
+            </w:r>
+          </w:p>
+        </w:tc>
+        <w:tc>
+          <w:tcPr>
+            <w:tcW w:type="dxa" w:w="2290"/>
+          </w:tcPr>
+          <w:p>
+            <w:pPr>
+              <w:spacing w:before="0" w:after="0"/>
+            </w:pPr>
+            <w:r>
+              <w:rPr>
+                <w:sz w:val="8"/>
+              </w:rPr>
+              <w:t>Shared Acquisition / Knowledge owner</w:t>
+            </w:r>
+          </w:p>
+        </w:tc>
+        <w:tc>
+          <w:tcPr>
+            <w:tcW w:type="dxa" w:w="2290"/>
+          </w:tcPr>
+          <w:p>
+            <w:pPr>
+              <w:spacing w:before="0" w:after="0"/>
+            </w:pPr>
+            <w:r>
+              <w:rPr>
+                <w:sz w:val="8"/>
+              </w:rPr>
+              <w:t>EFFECTFUL_EXACT</w:t>
+            </w:r>
+          </w:p>
+        </w:tc>
+        <w:tc>
+          <w:tcPr>
+            <w:tcW w:type="dxa" w:w="2290"/>
+          </w:tcPr>
+          <w:p>
+            <w:pPr>
+              <w:spacing w:before="0" w:after="0"/>
+            </w:pPr>
+            <w:r>
+              <w:rPr>
+                <w:sz w:val="8"/>
+              </w:rPr>
+              <w:t>POST /v1/outreach/discovery-jobs/{jobId}/pause</w:t>
+            </w:r>
+          </w:p>
+        </w:tc>
+        <w:tc>
+          <w:tcPr>
+            <w:tcW w:type="dxa" w:w="2290"/>
+          </w:tcPr>
+          <w:p>
+            <w:pPr>
+              <w:spacing w:before="0" w:after="0"/>
+            </w:pPr>
+            <w:r>
+              <w:rPr>
+                <w:sz w:val="8"/>
+              </w:rPr>
+              <w:t>BOUND_BY_BATCH_16</w:t>
+            </w:r>
+          </w:p>
+        </w:tc>
+      </w:tr>
+      <w:tr>
+        <w:tc>
+          <w:tcPr>
+            <w:tcW w:type="dxa" w:w="2290"/>
+          </w:tcPr>
+          <w:p>
+            <w:pPr>
+              <w:spacing w:before="0" w:after="0"/>
+            </w:pPr>
+            <w:r>
+              <w:rPr>
+                <w:sz w:val="8"/>
+              </w:rPr>
+              <w:t>DEV-01-BTN-DISCOVERY-RESUME</w:t>
+            </w:r>
+          </w:p>
+        </w:tc>
+        <w:tc>
+          <w:tcPr>
+            <w:tcW w:type="dxa" w:w="2290"/>
+          </w:tcPr>
+          <w:p>
+            <w:pPr>
+              <w:spacing w:before="0" w:after="0"/>
+            </w:pPr>
+            <w:r>
+              <w:rPr>
+                <w:sz w:val="8"/>
+              </w:rPr>
+              <w:t>runtime_owner</w:t>
+            </w:r>
+          </w:p>
+        </w:tc>
+        <w:tc>
+          <w:tcPr>
+            <w:tcW w:type="dxa" w:w="2290"/>
+          </w:tcPr>
+          <w:p>
+            <w:pPr>
+              <w:spacing w:before="0" w:after="0"/>
+            </w:pPr>
+            <w:r>
+              <w:rPr>
+                <w:sz w:val="8"/>
+              </w:rPr>
+              <w:t>resumeCompanyDiscovery</w:t>
+            </w:r>
+          </w:p>
+        </w:tc>
+        <w:tc>
+          <w:tcPr>
+            <w:tcW w:type="dxa" w:w="2290"/>
+          </w:tcPr>
+          <w:p>
+            <w:pPr>
+              <w:spacing w:before="0" w:after="0"/>
+            </w:pPr>
+            <w:r>
+              <w:rPr>
+                <w:sz w:val="8"/>
+              </w:rPr>
+              <w:t>Shared Acquisition / Knowledge owner</w:t>
+            </w:r>
+          </w:p>
+        </w:tc>
+        <w:tc>
+          <w:tcPr>
+            <w:tcW w:type="dxa" w:w="2290"/>
+          </w:tcPr>
+          <w:p>
+            <w:pPr>
+              <w:spacing w:before="0" w:after="0"/>
+            </w:pPr>
+            <w:r>
+              <w:rPr>
+                <w:sz w:val="8"/>
+              </w:rPr>
+              <w:t>EFFECTFUL_EXACT</w:t>
+            </w:r>
+          </w:p>
+        </w:tc>
+        <w:tc>
+          <w:tcPr>
+            <w:tcW w:type="dxa" w:w="2290"/>
+          </w:tcPr>
+          <w:p>
+            <w:pPr>
+              <w:spacing w:before="0" w:after="0"/>
+            </w:pPr>
+            <w:r>
+              <w:rPr>
+                <w:sz w:val="8"/>
+              </w:rPr>
+              <w:t>POST /v1/outreach/discovery-jobs/{jobId}/resume</w:t>
+            </w:r>
+          </w:p>
+        </w:tc>
+        <w:tc>
+          <w:tcPr>
+            <w:tcW w:type="dxa" w:w="2290"/>
+          </w:tcPr>
+          <w:p>
+            <w:pPr>
+              <w:spacing w:before="0" w:after="0"/>
+            </w:pPr>
+            <w:r>
+              <w:rPr>
+                <w:sz w:val="8"/>
+              </w:rPr>
+              <w:t>BOUND_BY_BATCH_16</w:t>
+            </w:r>
+          </w:p>
+        </w:tc>
+      </w:tr>
+      <w:tr>
+        <w:tc>
+          <w:tcPr>
+            <w:tcW w:type="dxa" w:w="2290"/>
+          </w:tcPr>
+          <w:p>
+            <w:pPr>
+              <w:spacing w:before="0" w:after="0"/>
+            </w:pPr>
+            <w:r>
+              <w:rPr>
+                <w:sz w:val="8"/>
+              </w:rPr>
+              <w:t>DEV-01-BTN-DISCOVERY-START</w:t>
+            </w:r>
+          </w:p>
+        </w:tc>
+        <w:tc>
+          <w:tcPr>
+            <w:tcW w:type="dxa" w:w="2290"/>
+          </w:tcPr>
+          <w:p>
+            <w:pPr>
+              <w:spacing w:before="0" w:after="0"/>
+            </w:pPr>
+            <w:r>
+              <w:rPr>
+                <w:sz w:val="8"/>
+              </w:rPr>
+              <w:t>runtime_owner</w:t>
+            </w:r>
+          </w:p>
+        </w:tc>
+        <w:tc>
+          <w:tcPr>
+            <w:tcW w:type="dxa" w:w="2290"/>
+          </w:tcPr>
+          <w:p>
+            <w:pPr>
+              <w:spacing w:before="0" w:after="0"/>
+            </w:pPr>
+            <w:r>
+              <w:rPr>
+                <w:sz w:val="8"/>
+              </w:rPr>
+              <w:t>startCompanyDiscovery</w:t>
+            </w:r>
+          </w:p>
+        </w:tc>
+        <w:tc>
+          <w:tcPr>
+            <w:tcW w:type="dxa" w:w="2290"/>
+          </w:tcPr>
+          <w:p>
+            <w:pPr>
+              <w:spacing w:before="0" w:after="0"/>
+            </w:pPr>
+            <w:r>
+              <w:rPr>
+                <w:sz w:val="8"/>
+              </w:rPr>
+              <w:t>Shared Acquisition / Knowledge owner</w:t>
+            </w:r>
+          </w:p>
+        </w:tc>
+        <w:tc>
+          <w:tcPr>
+            <w:tcW w:type="dxa" w:w="2290"/>
+          </w:tcPr>
+          <w:p>
+            <w:pPr>
+              <w:spacing w:before="0" w:after="0"/>
+            </w:pPr>
+            <w:r>
+              <w:rPr>
+                <w:sz w:val="8"/>
+              </w:rPr>
+              <w:t>EFFECTFUL_EXACT</w:t>
+            </w:r>
+          </w:p>
+        </w:tc>
+        <w:tc>
+          <w:tcPr>
+            <w:tcW w:type="dxa" w:w="2290"/>
+          </w:tcPr>
+          <w:p>
+            <w:pPr>
+              <w:spacing w:before="0" w:after="0"/>
+            </w:pPr>
+            <w:r>
+              <w:rPr>
+                <w:sz w:val="8"/>
+              </w:rPr>
+              <w:t>POST /v1/outreach/discovery-jobs</w:t>
+            </w:r>
+          </w:p>
+        </w:tc>
+        <w:tc>
+          <w:tcPr>
+            <w:tcW w:type="dxa" w:w="2290"/>
+          </w:tcPr>
+          <w:p>
+            <w:pPr>
+              <w:spacing w:before="0" w:after="0"/>
+            </w:pPr>
+            <w:r>
+              <w:rPr>
+                <w:sz w:val="8"/>
+              </w:rPr>
+              <w:t>BOUND_BY_BATCH_16</w:t>
+            </w:r>
+          </w:p>
+        </w:tc>
+      </w:tr>
+      <w:tr>
+        <w:tc>
+          <w:tcPr>
+            <w:tcW w:type="dxa" w:w="2290"/>
+          </w:tcPr>
+          <w:p>
+            <w:pPr>
+              <w:spacing w:before="0" w:after="0"/>
+            </w:pPr>
+            <w:r>
+              <w:rPr>
+                <w:sz w:val="8"/>
+              </w:rPr>
+              <w:t>DEV-01-BTN-DISCOVERY-STOP</w:t>
+            </w:r>
+          </w:p>
+        </w:tc>
+        <w:tc>
+          <w:tcPr>
+            <w:tcW w:type="dxa" w:w="2290"/>
+          </w:tcPr>
+          <w:p>
+            <w:pPr>
+              <w:spacing w:before="0" w:after="0"/>
+            </w:pPr>
+            <w:r>
+              <w:rPr>
+                <w:sz w:val="8"/>
+              </w:rPr>
+              <w:t>runtime_owner</w:t>
+            </w:r>
+          </w:p>
+        </w:tc>
+        <w:tc>
+          <w:tcPr>
+            <w:tcW w:type="dxa" w:w="2290"/>
+          </w:tcPr>
+          <w:p>
+            <w:pPr>
+              <w:spacing w:before="0" w:after="0"/>
+            </w:pPr>
+            <w:r>
+              <w:rPr>
+                <w:sz w:val="8"/>
+              </w:rPr>
+              <w:t>stopCompanyDiscovery</w:t>
+            </w:r>
+          </w:p>
+        </w:tc>
+        <w:tc>
+          <w:tcPr>
+            <w:tcW w:type="dxa" w:w="2290"/>
+          </w:tcPr>
+          <w:p>
+            <w:pPr>
+              <w:spacing w:before="0" w:after="0"/>
+            </w:pPr>
+            <w:r>
+              <w:rPr>
+                <w:sz w:val="8"/>
+              </w:rPr>
+              <w:t>Shared Acquisition / Knowledge owner</w:t>
+            </w:r>
+          </w:p>
+        </w:tc>
+        <w:tc>
+          <w:tcPr>
+            <w:tcW w:type="dxa" w:w="2290"/>
+          </w:tcPr>
+          <w:p>
+            <w:pPr>
+              <w:spacing w:before="0" w:after="0"/>
+            </w:pPr>
+            <w:r>
+              <w:rPr>
+                <w:sz w:val="8"/>
+              </w:rPr>
+              <w:t>EFFECTFUL_EXACT</w:t>
+            </w:r>
+          </w:p>
+        </w:tc>
+        <w:tc>
+          <w:tcPr>
+            <w:tcW w:type="dxa" w:w="2290"/>
+          </w:tcPr>
+          <w:p>
+            <w:pPr>
+              <w:spacing w:before="0" w:after="0"/>
+            </w:pPr>
+            <w:r>
+              <w:rPr>
+                <w:sz w:val="8"/>
+              </w:rPr>
+              <w:t>POST /v1/outreach/discovery-jobs/{jobId}/stop</w:t>
+            </w:r>
+          </w:p>
+        </w:tc>
+        <w:tc>
+          <w:tcPr>
+            <w:tcW w:type="dxa" w:w="2290"/>
+          </w:tcPr>
+          <w:p>
+            <w:pPr>
+              <w:spacing w:before="0" w:after="0"/>
+            </w:pPr>
+            <w:r>
+              <w:rPr>
+                <w:sz w:val="8"/>
+              </w:rPr>
+              <w:t>BOUND_BY_BATCH_16</w:t>
+            </w:r>
+          </w:p>
+        </w:tc>
+      </w:tr>
+      <w:tr>
+        <w:tc>
+          <w:tcPr>
+            <w:tcW w:type="dxa" w:w="2290"/>
+          </w:tcPr>
+          <w:p>
+            <w:pPr>
+              <w:spacing w:before="0" w:after="0"/>
+            </w:pPr>
+            <w:r>
+              <w:rPr>
+                <w:sz w:val="8"/>
+              </w:rPr>
+              <w:t>DEV-01-BTN-EMAIL-DISPATCH</w:t>
+            </w:r>
+          </w:p>
+        </w:tc>
+        <w:tc>
+          <w:tcPr>
+            <w:tcW w:type="dxa" w:w="2290"/>
+          </w:tcPr>
+          <w:p>
+            <w:pPr>
+              <w:spacing w:before="0" w:after="0"/>
+            </w:pPr>
+            <w:r>
+              <w:rPr>
+                <w:sz w:val="8"/>
+              </w:rPr>
+              <w:t>runtime_owner</w:t>
+            </w:r>
+          </w:p>
+        </w:tc>
+        <w:tc>
+          <w:tcPr>
+            <w:tcW w:type="dxa" w:w="2290"/>
+          </w:tcPr>
+          <w:p>
+            <w:pPr>
+              <w:spacing w:before="0" w:after="0"/>
+            </w:pPr>
+            <w:r>
+              <w:rPr>
+                <w:sz w:val="8"/>
+              </w:rPr>
+              <w:t>dispatchOutreachCampaign</w:t>
+            </w:r>
+          </w:p>
+        </w:tc>
+        <w:tc>
+          <w:tcPr>
+            <w:tcW w:type="dxa" w:w="2290"/>
+          </w:tcPr>
+          <w:p>
+            <w:pPr>
+              <w:spacing w:before="0" w:after="0"/>
+            </w:pPr>
+            <w:r>
+              <w:rPr>
+                <w:sz w:val="8"/>
+              </w:rPr>
+              <w:t>Existing outreach owner</w:t>
+            </w:r>
+          </w:p>
+        </w:tc>
+        <w:tc>
+          <w:tcPr>
+            <w:tcW w:type="dxa" w:w="2290"/>
+          </w:tcPr>
+          <w:p>
+            <w:pPr>
+              <w:spacing w:before="0" w:after="0"/>
+            </w:pPr>
+            <w:r>
+              <w:rPr>
+                <w:sz w:val="8"/>
+              </w:rPr>
+              <w:t>EFFECTFUL_EXACT</w:t>
+            </w:r>
+          </w:p>
+        </w:tc>
+        <w:tc>
+          <w:tcPr>
+            <w:tcW w:type="dxa" w:w="2290"/>
+          </w:tcPr>
+          <w:p>
+            <w:pPr>
+              <w:spacing w:before="0" w:after="0"/>
+            </w:pPr>
+            <w:r>
+              <w:rPr>
+                <w:sz w:val="8"/>
+              </w:rPr>
+              <w:t>POST /v1/outreach/campaigns/{campaignId}/dispatch</w:t>
+            </w:r>
+          </w:p>
+        </w:tc>
+        <w:tc>
+          <w:tcPr>
+            <w:tcW w:type="dxa" w:w="2290"/>
+          </w:tcPr>
+          <w:p>
+            <w:pPr>
+              <w:spacing w:before="0" w:after="0"/>
+            </w:pPr>
+            <w:r>
+              <w:rPr>
+                <w:sz w:val="8"/>
+              </w:rPr>
+              <w:t>BOUND_BY_BATCH_16</w:t>
+            </w:r>
+          </w:p>
+        </w:tc>
+      </w:tr>
+      <w:tr>
+        <w:tc>
+          <w:tcPr>
+            <w:tcW w:type="dxa" w:w="2290"/>
+          </w:tcPr>
+          <w:p>
+            <w:pPr>
+              <w:spacing w:before="0" w:after="0"/>
+            </w:pPr>
+            <w:r>
+              <w:rPr>
+                <w:sz w:val="8"/>
+              </w:rPr>
+              <w:t>DEV-01-BTN-MERGE</w:t>
+            </w:r>
+          </w:p>
+        </w:tc>
+        <w:tc>
+          <w:tcPr>
+            <w:tcW w:type="dxa" w:w="2290"/>
+          </w:tcPr>
+          <w:p>
+            <w:pPr>
+              <w:spacing w:before="0" w:after="0"/>
+            </w:pPr>
+            <w:r>
+              <w:rPr>
+                <w:sz w:val="8"/>
+              </w:rPr>
+              <w:t>runtime_owner</w:t>
+            </w:r>
+          </w:p>
+        </w:tc>
+        <w:tc>
+          <w:tcPr>
+            <w:tcW w:type="dxa" w:w="2290"/>
+          </w:tcPr>
+          <w:p>
+            <w:pPr>
+              <w:spacing w:before="0" w:after="0"/>
+            </w:pPr>
+            <w:r>
+              <w:rPr>
+                <w:sz w:val="8"/>
+              </w:rPr>
+              <w:t>mergeCompanyCandidate</w:t>
+            </w:r>
+          </w:p>
+        </w:tc>
+        <w:tc>
+          <w:tcPr>
+            <w:tcW w:type="dxa" w:w="2290"/>
+          </w:tcPr>
+          <w:p>
+            <w:pPr>
+              <w:spacing w:before="0" w:after="0"/>
+            </w:pPr>
+            <w:r>
+              <w:rPr>
+                <w:sz w:val="8"/>
+              </w:rPr>
+              <w:t>Existing enterprise development owner</w:t>
+            </w:r>
+          </w:p>
+        </w:tc>
+        <w:tc>
+          <w:tcPr>
+            <w:tcW w:type="dxa" w:w="2290"/>
+          </w:tcPr>
+          <w:p>
+            <w:pPr>
+              <w:spacing w:before="0" w:after="0"/>
+            </w:pPr>
+            <w:r>
+              <w:rPr>
+                <w:sz w:val="8"/>
+              </w:rPr>
+              <w:t>EFFECTFUL_EXACT</w:t>
+            </w:r>
+          </w:p>
+        </w:tc>
+        <w:tc>
+          <w:tcPr>
+            <w:tcW w:type="dxa" w:w="2290"/>
+          </w:tcPr>
+          <w:p>
+            <w:pPr>
+              <w:spacing w:before="0" w:after="0"/>
+            </w:pPr>
+            <w:r>
+              <w:rPr>
+                <w:sz w:val="8"/>
+              </w:rPr>
+              <w:t>POST /v1/outreach/companies/{companyId}/merge</w:t>
+            </w:r>
+          </w:p>
+        </w:tc>
+        <w:tc>
+          <w:tcPr>
+            <w:tcW w:type="dxa" w:w="2290"/>
+          </w:tcPr>
+          <w:p>
+            <w:pPr>
+              <w:spacing w:before="0" w:after="0"/>
+            </w:pPr>
+            <w:r>
+              <w:rPr>
+                <w:sz w:val="8"/>
+              </w:rPr>
+              <w:t>BOUND_BY_BATCH_16</w:t>
+            </w:r>
+          </w:p>
+        </w:tc>
+      </w:tr>
+      <w:tr>
+        <w:tc>
+          <w:tcPr>
+            <w:tcW w:type="dxa" w:w="2290"/>
+          </w:tcPr>
+          <w:p>
+            <w:pPr>
+              <w:spacing w:before="0" w:after="0"/>
+            </w:pPr>
+            <w:r>
+              <w:rPr>
+                <w:sz w:val="8"/>
+              </w:rPr>
+              <w:t>DEV-01-BTN-MERGE-PREVIEW</w:t>
+            </w:r>
+          </w:p>
+        </w:tc>
+        <w:tc>
+          <w:tcPr>
+            <w:tcW w:type="dxa" w:w="2290"/>
+          </w:tcPr>
+          <w:p>
+            <w:pPr>
+              <w:spacing w:before="0" w:after="0"/>
+            </w:pPr>
+            <w:r>
+              <w:rPr>
+                <w:sz w:val="8"/>
+              </w:rPr>
+              <w:t>runtime_owner</w:t>
+            </w:r>
+          </w:p>
+        </w:tc>
+        <w:tc>
+          <w:tcPr>
+            <w:tcW w:type="dxa" w:w="2290"/>
+          </w:tcPr>
+          <w:p>
+            <w:pPr>
+              <w:spacing w:before="0" w:after="0"/>
+            </w:pPr>
+            <w:r>
+              <w:rPr>
+                <w:sz w:val="8"/>
+              </w:rPr>
+              <w:t>previewCompanyMerge</w:t>
+            </w:r>
+          </w:p>
+        </w:tc>
+        <w:tc>
+          <w:tcPr>
+            <w:tcW w:type="dxa" w:w="2290"/>
+          </w:tcPr>
+          <w:p>
+            <w:pPr>
+              <w:spacing w:before="0" w:after="0"/>
+            </w:pPr>
+            <w:r>
+              <w:rPr>
+                <w:sz w:val="8"/>
+              </w:rPr>
+              <w:t>Existing enterprise development owner</w:t>
+            </w:r>
+          </w:p>
+        </w:tc>
+        <w:tc>
+          <w:tcPr>
+            <w:tcW w:type="dxa" w:w="2290"/>
+          </w:tcPr>
+          <w:p>
+            <w:pPr>
+              <w:spacing w:before="0" w:after="0"/>
+            </w:pPr>
+            <w:r>
+              <w:rPr>
+                <w:sz w:val="8"/>
+              </w:rPr>
+              <w:t>EFFECTFUL_EXACT</w:t>
+            </w:r>
+          </w:p>
+        </w:tc>
+        <w:tc>
+          <w:tcPr>
+            <w:tcW w:type="dxa" w:w="2290"/>
+          </w:tcPr>
+          <w:p>
+            <w:pPr>
+              <w:spacing w:before="0" w:after="0"/>
+            </w:pPr>
+            <w:r>
+              <w:rPr>
+                <w:sz w:val="8"/>
+              </w:rPr>
+              <w:t>POST /v1/outreach/companies/merge-preview</w:t>
+            </w:r>
+          </w:p>
+        </w:tc>
+        <w:tc>
+          <w:tcPr>
+            <w:tcW w:type="dxa" w:w="2290"/>
+          </w:tcPr>
+          <w:p>
+            <w:pPr>
+              <w:spacing w:before="0" w:after="0"/>
+            </w:pPr>
+            <w:r>
+              <w:rPr>
+                <w:sz w:val="8"/>
+              </w:rPr>
+              <w:t>BOUND_BY_BATCH_16</w:t>
+            </w:r>
+          </w:p>
+        </w:tc>
+      </w:tr>
+    </w:tbl>
     <w:sectPr>
-      <w:pgSz w:w="11906" w:h="16838" w:orient="landscape"/>
-      <w:pgMar w:top="605" w:right="605" w:bottom="605" w:left="605" w:header="283" w:footer="283" w:gutter="0"/>
+      <w:pgSz w:w="16838" w:h="11906" w:orient="landscape"/>
+      <w:pgMar w:top="475" w:right="403" w:bottom="475" w:left="403" w:header="283" w:footer="283" w:gutter="0"/>
       <w:cols w:space="720"/>
       <w:docGrid w:linePitch="360"/>
     </w:sectPr>

--- a/ACPOS_DEV-01_企業自動開發系統_Mother_Basic_Design_OPTIMIZED.docx
+++ b/ACPOS_DEV-01_企業自動開發系統_Mother_Basic_Design_OPTIMIZED.docx
@@ -26528,8 +26528,355 @@
         </w:tc>
       </w:tr>
     </w:tbl>
+    <w:p>
+      <w:pPr>
+        <w:sectPr>
+          <w:pgSz w:w="16838" w:h="11906" w:orient="landscape"/>
+          <w:pgMar w:top="475" w:right="403" w:bottom="475" w:left="403" w:header="283" w:footer="283" w:gutter="0"/>
+          <w:cols w:space="720"/>
+          <w:docGrid w:linePitch="360"/>
+        </w:sectPr>
+      </w:pPr>
+    </w:p>
+    <w:p>
+      <w:pPr>
+        <w:pStyle w:val="Heading1"/>
+      </w:pPr>
+      <w:r>
+        <w:t>Batch 17 · DEV Local Stage Permission Applicability Ledger</w:t>
+      </w:r>
+    </w:p>
+    <w:p>
+      <w:r>
+        <w:rPr>
+          <w:b/>
+        </w:rPr>
+        <w:t xml:space="preserve">[ACPOS-20260921-BATCH-17-REMAINING-DEFINITION-CLOSURE-V1::PAGE::DEV-01] </w:t>
+      </w:r>
+      <w:r>
+        <w:t>The existing five Permission cells remain '—'. This ledger makes the non-applicability explicit; it does not create a new authorization resource.</w:t>
+      </w:r>
+    </w:p>
+    <w:tbl>
+      <w:tblPr>
+        <w:tblStyle w:val="TableGrid"/>
+        <w:tblW w:type="auto" w:w="0"/>
+        <w:tblLook w:firstColumn="1" w:firstRow="1" w:lastColumn="0" w:lastRow="0" w:noHBand="0" w:noVBand="1" w:val="04A0"/>
+      </w:tblPr>
+      <w:tblGrid>
+        <w:gridCol w:w="3700"/>
+        <w:gridCol w:w="3700"/>
+        <w:gridCol w:w="3700"/>
+      </w:tblGrid>
+      <w:tr>
+        <w:trPr>
+          <w:tblHeader w:val="true"/>
+        </w:trPr>
+        <w:tc>
+          <w:tcPr>
+            <w:tcW w:type="dxa" w:w="3700"/>
+            <w:shd w:fill="EDE9FE"/>
+          </w:tcPr>
+          <w:p>
+            <w:pPr>
+              <w:spacing w:before="0" w:after="0"/>
+            </w:pPr>
+            <w:r>
+              <w:rPr>
+                <w:sz w:val="9"/>
+              </w:rPr>
+              <w:t>Target UID</w:t>
+            </w:r>
+          </w:p>
+        </w:tc>
+        <w:tc>
+          <w:tcPr>
+            <w:tcW w:type="dxa" w:w="3700"/>
+            <w:shd w:fill="EDE9FE"/>
+          </w:tcPr>
+          <w:p>
+            <w:pPr>
+              <w:spacing w:before="0" w:after="0"/>
+            </w:pPr>
+            <w:r>
+              <w:rPr>
+                <w:sz w:val="9"/>
+              </w:rPr>
+              <w:t>Permission Cell</w:t>
+            </w:r>
+          </w:p>
+        </w:tc>
+        <w:tc>
+          <w:tcPr>
+            <w:tcW w:type="dxa" w:w="3700"/>
+            <w:shd w:fill="EDE9FE"/>
+          </w:tcPr>
+          <w:p>
+            <w:pPr>
+              <w:spacing w:before="0" w:after="0"/>
+            </w:pPr>
+            <w:r>
+              <w:rPr>
+                <w:sz w:val="9"/>
+              </w:rPr>
+              <w:t>Handling</w:t>
+            </w:r>
+          </w:p>
+        </w:tc>
+      </w:tr>
+      <w:tr>
+        <w:tc>
+          <w:tcPr>
+            <w:tcW w:type="dxa" w:w="3700"/>
+          </w:tcPr>
+          <w:p>
+            <w:pPr>
+              <w:spacing w:before="0" w:after="0"/>
+            </w:pPr>
+            <w:r>
+              <w:rPr>
+                <w:sz w:val="9"/>
+              </w:rPr>
+              <w:t>DEV-01-BTN-STAGE-1</w:t>
+            </w:r>
+          </w:p>
+        </w:tc>
+        <w:tc>
+          <w:tcPr>
+            <w:tcW w:type="dxa" w:w="3700"/>
+          </w:tcPr>
+          <w:p>
+            <w:pPr>
+              <w:spacing w:before="0" w:after="0"/>
+            </w:pPr>
+            <w:r>
+              <w:rPr>
+                <w:sz w:val="9"/>
+              </w:rPr>
+              <w:t>—</w:t>
+            </w:r>
+          </w:p>
+        </w:tc>
+        <w:tc>
+          <w:tcPr>
+            <w:tcW w:type="dxa" w:w="3700"/>
+          </w:tcPr>
+          <w:p>
+            <w:pPr>
+              <w:spacing w:before="0" w:after="0"/>
+            </w:pPr>
+            <w:r>
+              <w:rPr>
+                <w:sz w:val="9"/>
+              </w:rPr>
+              <w:t>LEGITIMATE_NA_DEV_LOCAL_STAGE_PERMISSION</w:t>
+            </w:r>
+          </w:p>
+        </w:tc>
+      </w:tr>
+      <w:tr>
+        <w:tc>
+          <w:tcPr>
+            <w:tcW w:type="dxa" w:w="3700"/>
+          </w:tcPr>
+          <w:p>
+            <w:pPr>
+              <w:spacing w:before="0" w:after="0"/>
+            </w:pPr>
+            <w:r>
+              <w:rPr>
+                <w:sz w:val="9"/>
+              </w:rPr>
+              <w:t>DEV-01-BTN-STAGE-2</w:t>
+            </w:r>
+          </w:p>
+        </w:tc>
+        <w:tc>
+          <w:tcPr>
+            <w:tcW w:type="dxa" w:w="3700"/>
+          </w:tcPr>
+          <w:p>
+            <w:pPr>
+              <w:spacing w:before="0" w:after="0"/>
+            </w:pPr>
+            <w:r>
+              <w:rPr>
+                <w:sz w:val="9"/>
+              </w:rPr>
+              <w:t>—</w:t>
+            </w:r>
+          </w:p>
+        </w:tc>
+        <w:tc>
+          <w:tcPr>
+            <w:tcW w:type="dxa" w:w="3700"/>
+          </w:tcPr>
+          <w:p>
+            <w:pPr>
+              <w:spacing w:before="0" w:after="0"/>
+            </w:pPr>
+            <w:r>
+              <w:rPr>
+                <w:sz w:val="9"/>
+              </w:rPr>
+              <w:t>LEGITIMATE_NA_DEV_LOCAL_STAGE_PERMISSION</w:t>
+            </w:r>
+          </w:p>
+        </w:tc>
+      </w:tr>
+      <w:tr>
+        <w:tc>
+          <w:tcPr>
+            <w:tcW w:type="dxa" w:w="3700"/>
+          </w:tcPr>
+          <w:p>
+            <w:pPr>
+              <w:spacing w:before="0" w:after="0"/>
+            </w:pPr>
+            <w:r>
+              <w:rPr>
+                <w:sz w:val="9"/>
+              </w:rPr>
+              <w:t>DEV-01-BTN-STAGE-3</w:t>
+            </w:r>
+          </w:p>
+        </w:tc>
+        <w:tc>
+          <w:tcPr>
+            <w:tcW w:type="dxa" w:w="3700"/>
+          </w:tcPr>
+          <w:p>
+            <w:pPr>
+              <w:spacing w:before="0" w:after="0"/>
+            </w:pPr>
+            <w:r>
+              <w:rPr>
+                <w:sz w:val="9"/>
+              </w:rPr>
+              <w:t>—</w:t>
+            </w:r>
+          </w:p>
+        </w:tc>
+        <w:tc>
+          <w:tcPr>
+            <w:tcW w:type="dxa" w:w="3700"/>
+          </w:tcPr>
+          <w:p>
+            <w:pPr>
+              <w:spacing w:before="0" w:after="0"/>
+            </w:pPr>
+            <w:r>
+              <w:rPr>
+                <w:sz w:val="9"/>
+              </w:rPr>
+              <w:t>LEGITIMATE_NA_DEV_LOCAL_STAGE_PERMISSION</w:t>
+            </w:r>
+          </w:p>
+        </w:tc>
+      </w:tr>
+      <w:tr>
+        <w:tc>
+          <w:tcPr>
+            <w:tcW w:type="dxa" w:w="3700"/>
+          </w:tcPr>
+          <w:p>
+            <w:pPr>
+              <w:spacing w:before="0" w:after="0"/>
+            </w:pPr>
+            <w:r>
+              <w:rPr>
+                <w:sz w:val="9"/>
+              </w:rPr>
+              <w:t>DEV-01-BTN-STAGE-4</w:t>
+            </w:r>
+          </w:p>
+        </w:tc>
+        <w:tc>
+          <w:tcPr>
+            <w:tcW w:type="dxa" w:w="3700"/>
+          </w:tcPr>
+          <w:p>
+            <w:pPr>
+              <w:spacing w:before="0" w:after="0"/>
+            </w:pPr>
+            <w:r>
+              <w:rPr>
+                <w:sz w:val="9"/>
+              </w:rPr>
+              <w:t>—</w:t>
+            </w:r>
+          </w:p>
+        </w:tc>
+        <w:tc>
+          <w:tcPr>
+            <w:tcW w:type="dxa" w:w="3700"/>
+          </w:tcPr>
+          <w:p>
+            <w:pPr>
+              <w:spacing w:before="0" w:after="0"/>
+            </w:pPr>
+            <w:r>
+              <w:rPr>
+                <w:sz w:val="9"/>
+              </w:rPr>
+              <w:t>LEGITIMATE_NA_DEV_LOCAL_STAGE_PERMISSION</w:t>
+            </w:r>
+          </w:p>
+        </w:tc>
+      </w:tr>
+      <w:tr>
+        <w:tc>
+          <w:tcPr>
+            <w:tcW w:type="dxa" w:w="3700"/>
+          </w:tcPr>
+          <w:p>
+            <w:pPr>
+              <w:spacing w:before="0" w:after="0"/>
+            </w:pPr>
+            <w:r>
+              <w:rPr>
+                <w:sz w:val="9"/>
+              </w:rPr>
+              <w:t>DEV-01-BTN-STAGE-5</w:t>
+            </w:r>
+          </w:p>
+        </w:tc>
+        <w:tc>
+          <w:tcPr>
+            <w:tcW w:type="dxa" w:w="3700"/>
+          </w:tcPr>
+          <w:p>
+            <w:pPr>
+              <w:spacing w:before="0" w:after="0"/>
+            </w:pPr>
+            <w:r>
+              <w:rPr>
+                <w:sz w:val="9"/>
+              </w:rPr>
+              <w:t>—</w:t>
+            </w:r>
+          </w:p>
+        </w:tc>
+        <w:tc>
+          <w:tcPr>
+            <w:tcW w:type="dxa" w:w="3700"/>
+          </w:tcPr>
+          <w:p>
+            <w:pPr>
+              <w:spacing w:before="0" w:after="0"/>
+            </w:pPr>
+            <w:r>
+              <w:rPr>
+                <w:sz w:val="9"/>
+              </w:rPr>
+              <w:t>LEGITIMATE_NA_DEV_LOCAL_STAGE_PERMISSION</w:t>
+            </w:r>
+          </w:p>
+        </w:tc>
+      </w:tr>
+    </w:tbl>
     <w:sectPr>
-      <w:pgSz w:w="16838" w:h="11906" w:orient="landscape"/>
+      <w:pgSz w:w="11906" w:h="16838" w:orient="landscape"/>
       <w:pgMar w:top="475" w:right="403" w:bottom="475" w:left="403" w:header="283" w:footer="283" w:gutter="0"/>
       <w:cols w:space="720"/>
       <w:docGrid w:linePitch="360"/>

--- a/ACPOS_DEV-01_企業自動開發系統_Mother_Basic_Design_OPTIMIZED.docx
+++ b/ACPOS_DEV-01_企業自動開發系統_Mother_Basic_Design_OPTIMIZED.docx
@@ -21059,10 +21059,20 @@
           </w:tcPr>
           <w:p>
             <w:r>
+              <w:t>ApproveOutreachCampaignRequest</w:t>
+            </w:r>
+          </w:p>
+        </w:tc>
+        <w:tc>
+          <w:tcPr>
+            <w:tcW w:type="dxa" w:w="1218"/>
+          </w:tcPr>
+          <w:p>
+            <w:r>
               <w:rPr>
                 <w:sz w:val="10"/>
               </w:rPr>
-              <w:t>—</w:t>
+              <w:t>approveOutreachCampaign</w:t>
             </w:r>
           </w:p>
         </w:tc>
@@ -21075,7 +21085,7 @@
               <w:rPr>
                 <w:sz w:val="10"/>
               </w:rPr>
-              <w:t>approveOutreachCampaign</w:t>
+              <w:t>POST /v1/outreach/campaigns/{campaignId}/approve</w:t>
             </w:r>
           </w:p>
         </w:tc>
@@ -21085,10 +21095,7 @@
           </w:tcPr>
           <w:p>
             <w:r>
-              <w:rPr>
-                <w:sz w:val="10"/>
-              </w:rPr>
-              <w:t>POST /v1/outreach/campaigns/{campaignId}/approve</w:t>
+              <w:t>Existing outreach owner</w:t>
             </w:r>
           </w:p>
         </w:tc>
@@ -21098,20 +21105,7 @@
           </w:tcPr>
           <w:p>
             <w:r>
-              <w:t>Existing outreach owner</w:t>
-            </w:r>
-          </w:p>
-        </w:tc>
-        <w:tc>
-          <w:tcPr>
-            <w:tcW w:type="dxa" w:w="1218"/>
-          </w:tcPr>
-          <w:p>
-            <w:r>
-              <w:rPr>
-                <w:sz w:val="10"/>
-              </w:rPr>
-              <w:t>—</w:t>
+              <w:t>Existing Outreach Owner / CampaignApproval + Campaign Audit</w:t>
             </w:r>
           </w:p>
         </w:tc>
@@ -21227,10 +21221,20 @@
           </w:tcPr>
           <w:p>
             <w:r>
+              <w:t>CreateOutreachCampaignRequest</w:t>
+            </w:r>
+          </w:p>
+        </w:tc>
+        <w:tc>
+          <w:tcPr>
+            <w:tcW w:type="dxa" w:w="1218"/>
+          </w:tcPr>
+          <w:p>
+            <w:r>
               <w:rPr>
                 <w:sz w:val="10"/>
               </w:rPr>
-              <w:t>—</w:t>
+              <w:t>createOutreachCampaign</w:t>
             </w:r>
           </w:p>
         </w:tc>
@@ -21243,7 +21247,7 @@
               <w:rPr>
                 <w:sz w:val="10"/>
               </w:rPr>
-              <w:t>createOutreachCampaign</w:t>
+              <w:t>POST /v1/outreach/campaigns</w:t>
             </w:r>
           </w:p>
         </w:tc>
@@ -21253,10 +21257,7 @@
           </w:tcPr>
           <w:p>
             <w:r>
-              <w:rPr>
-                <w:sz w:val="10"/>
-              </w:rPr>
-              <w:t>POST /v1/outreach/campaigns</w:t>
+              <w:t>INFO_COMMAND_RUNTIME</w:t>
             </w:r>
           </w:p>
         </w:tc>
@@ -21266,20 +21267,7 @@
           </w:tcPr>
           <w:p>
             <w:r>
-              <w:t>INFO_COMMAND_RUNTIME</w:t>
-            </w:r>
-          </w:p>
-        </w:tc>
-        <w:tc>
-          <w:tcPr>
-            <w:tcW w:type="dxa" w:w="1218"/>
-          </w:tcPr>
-          <w:p>
-            <w:r>
-              <w:rPr>
-                <w:sz w:val="10"/>
-              </w:rPr>
-              <w:t>—</w:t>
+              <w:t>Existing Outreach Owner / Campaign + Audit</w:t>
             </w:r>
           </w:p>
         </w:tc>
@@ -21395,10 +21383,20 @@
           </w:tcPr>
           <w:p>
             <w:r>
+              <w:t>SearchEnterpriseAudienceProjectionRequest</w:t>
+            </w:r>
+          </w:p>
+        </w:tc>
+        <w:tc>
+          <w:tcPr>
+            <w:tcW w:type="dxa" w:w="1218"/>
+          </w:tcPr>
+          <w:p>
+            <w:r>
               <w:rPr>
                 <w:sz w:val="10"/>
               </w:rPr>
-              <w:t>—</w:t>
+              <w:t>searchProjection</w:t>
             </w:r>
           </w:p>
         </w:tc>
@@ -21411,7 +21409,7 @@
               <w:rPr>
                 <w:sz w:val="10"/>
               </w:rPr>
-              <w:t>searchProjection</w:t>
+              <w:t>POST /v1/search</w:t>
             </w:r>
           </w:p>
         </w:tc>
@@ -21424,7 +21422,7 @@
               <w:rPr>
                 <w:sz w:val="10"/>
               </w:rPr>
-              <w:t>POST /v1/search</w:t>
+              <w:t>INFO_COMMAND_RUNTIME</w:t>
             </w:r>
           </w:p>
         </w:tc>
@@ -21434,23 +21432,7 @@
           </w:tcPr>
           <w:p>
             <w:r>
-              <w:rPr>
-                <w:sz w:val="10"/>
-              </w:rPr>
-              <w:t>INFO_COMMAND_RUNTIME</w:t>
-            </w:r>
-          </w:p>
-        </w:tc>
-        <w:tc>
-          <w:tcPr>
-            <w:tcW w:type="dxa" w:w="1218"/>
-          </w:tcPr>
-          <w:p>
-            <w:r>
-              <w:rPr>
-                <w:sz w:val="10"/>
-              </w:rPr>
-              <w:t>—</w:t>
+              <w:t>Global Brain / SemanticIndexResult + Search Audit</w:t>
             </w:r>
           </w:p>
         </w:tc>
@@ -21566,10 +21548,20 @@
           </w:tcPr>
           <w:p>
             <w:r>
+              <w:t>CreateEnterpriseCompanyCandidateRequest</w:t>
+            </w:r>
+          </w:p>
+        </w:tc>
+        <w:tc>
+          <w:tcPr>
+            <w:tcW w:type="dxa" w:w="1218"/>
+          </w:tcPr>
+          <w:p>
+            <w:r>
               <w:rPr>
                 <w:sz w:val="10"/>
               </w:rPr>
-              <w:t>—</w:t>
+              <w:t>createCandidate</w:t>
             </w:r>
           </w:p>
         </w:tc>
@@ -21582,7 +21574,7 @@
               <w:rPr>
                 <w:sz w:val="10"/>
               </w:rPr>
-              <w:t>createCandidate</w:t>
+              <w:t>POST /v1/candidates</w:t>
             </w:r>
           </w:p>
         </w:tc>
@@ -21592,10 +21584,7 @@
           </w:tcPr>
           <w:p>
             <w:r>
-              <w:rPr>
-                <w:sz w:val="10"/>
-              </w:rPr>
-              <w:t>POST /v1/candidates</w:t>
+              <w:t>Existing enterprise development owner</w:t>
             </w:r>
           </w:p>
         </w:tc>
@@ -21605,20 +21594,7 @@
           </w:tcPr>
           <w:p>
             <w:r>
-              <w:t>Existing enterprise development owner</w:t>
-            </w:r>
-          </w:p>
-        </w:tc>
-        <w:tc>
-          <w:tcPr>
-            <w:tcW w:type="dxa" w:w="1218"/>
-          </w:tcPr>
-          <w:p>
-            <w:r>
-              <w:rPr>
-                <w:sz w:val="10"/>
-              </w:rPr>
-              <w:t>—</w:t>
+              <w:t>Existing Enterprise Development Owner / CompanyCandidate + Evidence/Audit</w:t>
             </w:r>
           </w:p>
         </w:tc>
@@ -21734,10 +21710,7 @@
           </w:tcPr>
           <w:p>
             <w:r>
-              <w:rPr>
-                <w:sz w:val="10"/>
-              </w:rPr>
-              <w:t>—</w:t>
+              <w:t>DecideEnterpriseCandidateRequest</w:t>
             </w:r>
           </w:p>
         </w:tc>
@@ -21905,10 +21878,20 @@
           </w:tcPr>
           <w:p>
             <w:r>
+              <w:t>CreateEnterpriseChangeRequestRequest</w:t>
+            </w:r>
+          </w:p>
+        </w:tc>
+        <w:tc>
+          <w:tcPr>
+            <w:tcW w:type="dxa" w:w="1218"/>
+          </w:tcPr>
+          <w:p>
+            <w:r>
               <w:rPr>
                 <w:sz w:val="10"/>
               </w:rPr>
-              <w:t>—</w:t>
+              <w:t>createChangeRequest</w:t>
             </w:r>
           </w:p>
         </w:tc>
@@ -21921,7 +21904,7 @@
               <w:rPr>
                 <w:sz w:val="10"/>
               </w:rPr>
-              <w:t>createChangeRequest</w:t>
+              <w:t>POST /v1/change-requests</w:t>
             </w:r>
           </w:p>
         </w:tc>
@@ -21931,10 +21914,7 @@
           </w:tcPr>
           <w:p>
             <w:r>
-              <w:rPr>
-                <w:sz w:val="10"/>
-              </w:rPr>
-              <w:t>POST /v1/change-requests</w:t>
+              <w:t>CANDIDATE_DECISION_RUNTIME</w:t>
             </w:r>
           </w:p>
         </w:tc>
@@ -21944,20 +21924,7 @@
           </w:tcPr>
           <w:p>
             <w:r>
-              <w:t>CANDIDATE_DECISION_RUNTIME</w:t>
-            </w:r>
-          </w:p>
-        </w:tc>
-        <w:tc>
-          <w:tcPr>
-            <w:tcW w:type="dxa" w:w="1218"/>
-          </w:tcPr>
-          <w:p>
-            <w:r>
-              <w:rPr>
-                <w:sz w:val="10"/>
-              </w:rPr>
-              <w:t>—</w:t>
+              <w:t>Existing Governed Change Request Owner / ChangeRequest + Audit</w:t>
             </w:r>
           </w:p>
         </w:tc>
@@ -22073,10 +22040,20 @@
           </w:tcPr>
           <w:p>
             <w:r>
+              <w:t>SearchEnterpriseDirectoryProjectionRequest</w:t>
+            </w:r>
+          </w:p>
+        </w:tc>
+        <w:tc>
+          <w:tcPr>
+            <w:tcW w:type="dxa" w:w="1218"/>
+          </w:tcPr>
+          <w:p>
+            <w:r>
               <w:rPr>
                 <w:sz w:val="10"/>
               </w:rPr>
-              <w:t>—</w:t>
+              <w:t>searchProjection</w:t>
             </w:r>
           </w:p>
         </w:tc>
@@ -22089,7 +22066,7 @@
               <w:rPr>
                 <w:sz w:val="10"/>
               </w:rPr>
-              <w:t>searchProjection</w:t>
+              <w:t>POST /v1/search</w:t>
             </w:r>
           </w:p>
         </w:tc>
@@ -22102,7 +22079,7 @@
               <w:rPr>
                 <w:sz w:val="10"/>
               </w:rPr>
-              <w:t>POST /v1/search</w:t>
+              <w:t>INFO_COMMAND_RUNTIME</w:t>
             </w:r>
           </w:p>
         </w:tc>
@@ -22112,23 +22089,7 @@
           </w:tcPr>
           <w:p>
             <w:r>
-              <w:rPr>
-                <w:sz w:val="10"/>
-              </w:rPr>
-              <w:t>INFO_COMMAND_RUNTIME</w:t>
-            </w:r>
-          </w:p>
-        </w:tc>
-        <w:tc>
-          <w:tcPr>
-            <w:tcW w:type="dxa" w:w="1218"/>
-          </w:tcPr>
-          <w:p>
-            <w:r>
-              <w:rPr>
-                <w:sz w:val="10"/>
-              </w:rPr>
-              <w:t>—</w:t>
+              <w:t>Global Brain / SemanticIndexResult + Search Audit</w:t>
             </w:r>
           </w:p>
         </w:tc>
@@ -22244,10 +22205,20 @@
           </w:tcPr>
           <w:p>
             <w:r>
+              <w:t>PauseCompanyDiscoveryRequest</w:t>
+            </w:r>
+          </w:p>
+        </w:tc>
+        <w:tc>
+          <w:tcPr>
+            <w:tcW w:type="dxa" w:w="1218"/>
+          </w:tcPr>
+          <w:p>
+            <w:r>
               <w:rPr>
                 <w:sz w:val="10"/>
               </w:rPr>
-              <w:t>—</w:t>
+              <w:t>pauseCompanyDiscovery</w:t>
             </w:r>
           </w:p>
         </w:tc>
@@ -22260,7 +22231,7 @@
               <w:rPr>
                 <w:sz w:val="10"/>
               </w:rPr>
-              <w:t>pauseCompanyDiscovery</w:t>
+              <w:t>POST /v1/outreach/discovery-jobs/{jobId}/pause</w:t>
             </w:r>
           </w:p>
         </w:tc>
@@ -22270,10 +22241,7 @@
           </w:tcPr>
           <w:p>
             <w:r>
-              <w:rPr>
-                <w:sz w:val="10"/>
-              </w:rPr>
-              <w:t>POST /v1/outreach/discovery-jobs/{jobId}/pause</w:t>
+              <w:t>Shared Acquisition / Knowledge owner</w:t>
             </w:r>
           </w:p>
         </w:tc>
@@ -22283,20 +22251,7 @@
           </w:tcPr>
           <w:p>
             <w:r>
-              <w:t>Shared Acquisition / Knowledge owner</w:t>
-            </w:r>
-          </w:p>
-        </w:tc>
-        <w:tc>
-          <w:tcPr>
-            <w:tcW w:type="dxa" w:w="1218"/>
-          </w:tcPr>
-          <w:p>
-            <w:r>
-              <w:rPr>
-                <w:sz w:val="10"/>
-              </w:rPr>
-              <w:t>—</w:t>
+              <w:t>Shared Acquisition / Knowledge Owner / DiscoveryJob State + Audit</w:t>
             </w:r>
           </w:p>
         </w:tc>
@@ -22412,10 +22367,20 @@
           </w:tcPr>
           <w:p>
             <w:r>
+              <w:t>ResumeCompanyDiscoveryRequest</w:t>
+            </w:r>
+          </w:p>
+        </w:tc>
+        <w:tc>
+          <w:tcPr>
+            <w:tcW w:type="dxa" w:w="1218"/>
+          </w:tcPr>
+          <w:p>
+            <w:r>
               <w:rPr>
                 <w:sz w:val="10"/>
               </w:rPr>
-              <w:t>—</w:t>
+              <w:t>resumeCompanyDiscovery</w:t>
             </w:r>
           </w:p>
         </w:tc>
@@ -22428,7 +22393,7 @@
               <w:rPr>
                 <w:sz w:val="10"/>
               </w:rPr>
-              <w:t>resumeCompanyDiscovery</w:t>
+              <w:t>POST /v1/outreach/discovery-jobs/{jobId}/resume</w:t>
             </w:r>
           </w:p>
         </w:tc>
@@ -22438,10 +22403,7 @@
           </w:tcPr>
           <w:p>
             <w:r>
-              <w:rPr>
-                <w:sz w:val="10"/>
-              </w:rPr>
-              <w:t>POST /v1/outreach/discovery-jobs/{jobId}/resume</w:t>
+              <w:t>Shared Acquisition / Knowledge owner</w:t>
             </w:r>
           </w:p>
         </w:tc>
@@ -22451,20 +22413,7 @@
           </w:tcPr>
           <w:p>
             <w:r>
-              <w:t>Shared Acquisition / Knowledge owner</w:t>
-            </w:r>
-          </w:p>
-        </w:tc>
-        <w:tc>
-          <w:tcPr>
-            <w:tcW w:type="dxa" w:w="1218"/>
-          </w:tcPr>
-          <w:p>
-            <w:r>
-              <w:rPr>
-                <w:sz w:val="10"/>
-              </w:rPr>
-              <w:t>—</w:t>
+              <w:t>Shared Acquisition / Knowledge Owner / DiscoveryJob State + Audit</w:t>
             </w:r>
           </w:p>
         </w:tc>
@@ -22580,10 +22529,20 @@
           </w:tcPr>
           <w:p>
             <w:r>
+              <w:t>StartCompanyDiscoveryRequest</w:t>
+            </w:r>
+          </w:p>
+        </w:tc>
+        <w:tc>
+          <w:tcPr>
+            <w:tcW w:type="dxa" w:w="1218"/>
+          </w:tcPr>
+          <w:p>
+            <w:r>
               <w:rPr>
                 <w:sz w:val="10"/>
               </w:rPr>
-              <w:t>—</w:t>
+              <w:t>startCompanyDiscovery</w:t>
             </w:r>
           </w:p>
         </w:tc>
@@ -22596,7 +22555,7 @@
               <w:rPr>
                 <w:sz w:val="10"/>
               </w:rPr>
-              <w:t>startCompanyDiscovery</w:t>
+              <w:t>POST /v1/outreach/discovery-jobs</w:t>
             </w:r>
           </w:p>
         </w:tc>
@@ -22606,10 +22565,7 @@
           </w:tcPr>
           <w:p>
             <w:r>
-              <w:rPr>
-                <w:sz w:val="10"/>
-              </w:rPr>
-              <w:t>POST /v1/outreach/discovery-jobs</w:t>
+              <w:t>Shared Acquisition / Knowledge owner</w:t>
             </w:r>
           </w:p>
         </w:tc>
@@ -22619,20 +22575,7 @@
           </w:tcPr>
           <w:p>
             <w:r>
-              <w:t>Shared Acquisition / Knowledge owner</w:t>
-            </w:r>
-          </w:p>
-        </w:tc>
-        <w:tc>
-          <w:tcPr>
-            <w:tcW w:type="dxa" w:w="1218"/>
-          </w:tcPr>
-          <w:p>
-            <w:r>
-              <w:rPr>
-                <w:sz w:val="10"/>
-              </w:rPr>
-              <w:t>—</w:t>
+              <w:t>Shared Acquisition / Knowledge Owner / DiscoveryJob + Audit</w:t>
             </w:r>
           </w:p>
         </w:tc>
@@ -22748,10 +22691,20 @@
           </w:tcPr>
           <w:p>
             <w:r>
+              <w:t>StopCompanyDiscoveryRequest</w:t>
+            </w:r>
+          </w:p>
+        </w:tc>
+        <w:tc>
+          <w:tcPr>
+            <w:tcW w:type="dxa" w:w="1218"/>
+          </w:tcPr>
+          <w:p>
+            <w:r>
               <w:rPr>
                 <w:sz w:val="10"/>
               </w:rPr>
-              <w:t>—</w:t>
+              <w:t>stopCompanyDiscovery</w:t>
             </w:r>
           </w:p>
         </w:tc>
@@ -22764,7 +22717,7 @@
               <w:rPr>
                 <w:sz w:val="10"/>
               </w:rPr>
-              <w:t>stopCompanyDiscovery</w:t>
+              <w:t>POST /v1/outreach/discovery-jobs/{jobId}/stop</w:t>
             </w:r>
           </w:p>
         </w:tc>
@@ -22774,10 +22727,7 @@
           </w:tcPr>
           <w:p>
             <w:r>
-              <w:rPr>
-                <w:sz w:val="10"/>
-              </w:rPr>
-              <w:t>POST /v1/outreach/discovery-jobs/{jobId}/stop</w:t>
+              <w:t>Shared Acquisition / Knowledge owner</w:t>
             </w:r>
           </w:p>
         </w:tc>
@@ -22787,20 +22737,7 @@
           </w:tcPr>
           <w:p>
             <w:r>
-              <w:t>Shared Acquisition / Knowledge owner</w:t>
-            </w:r>
-          </w:p>
-        </w:tc>
-        <w:tc>
-          <w:tcPr>
-            <w:tcW w:type="dxa" w:w="1218"/>
-          </w:tcPr>
-          <w:p>
-            <w:r>
-              <w:rPr>
-                <w:sz w:val="10"/>
-              </w:rPr>
-              <w:t>—</w:t>
+              <w:t>Shared Acquisition / Knowledge Owner / DiscoveryJob State + Audit</w:t>
             </w:r>
           </w:p>
         </w:tc>
@@ -22916,10 +22853,20 @@
           </w:tcPr>
           <w:p>
             <w:r>
+              <w:t>DispatchOutreachCampaignRequest</w:t>
+            </w:r>
+          </w:p>
+        </w:tc>
+        <w:tc>
+          <w:tcPr>
+            <w:tcW w:type="dxa" w:w="1218"/>
+          </w:tcPr>
+          <w:p>
+            <w:r>
               <w:rPr>
                 <w:sz w:val="10"/>
               </w:rPr>
-              <w:t>—</w:t>
+              <w:t>dispatchOutreachCampaign</w:t>
             </w:r>
           </w:p>
         </w:tc>
@@ -22932,7 +22879,7 @@
               <w:rPr>
                 <w:sz w:val="10"/>
               </w:rPr>
-              <w:t>dispatchOutreachCampaign</w:t>
+              <w:t>POST /v1/outreach/campaigns/{campaignId}/dispatch</w:t>
             </w:r>
           </w:p>
         </w:tc>
@@ -22942,10 +22889,7 @@
           </w:tcPr>
           <w:p>
             <w:r>
-              <w:rPr>
-                <w:sz w:val="10"/>
-              </w:rPr>
-              <w:t>POST /v1/outreach/campaigns/{campaignId}/dispatch</w:t>
+              <w:t>Existing outreach owner</w:t>
             </w:r>
           </w:p>
         </w:tc>
@@ -22955,20 +22899,7 @@
           </w:tcPr>
           <w:p>
             <w:r>
-              <w:t>Existing outreach owner</w:t>
-            </w:r>
-          </w:p>
-        </w:tc>
-        <w:tc>
-          <w:tcPr>
-            <w:tcW w:type="dxa" w:w="1218"/>
-          </w:tcPr>
-          <w:p>
-            <w:r>
-              <w:rPr>
-                <w:sz w:val="10"/>
-              </w:rPr>
-              <w:t>—</w:t>
+              <w:t>Existing Outreach Owner / Campaign Dispatch + IndividualDelivery + Audit</w:t>
             </w:r>
           </w:p>
         </w:tc>
@@ -23084,10 +23015,20 @@
           </w:tcPr>
           <w:p>
             <w:r>
+              <w:t>ExportEnterpriseProjectionRequest</w:t>
+            </w:r>
+          </w:p>
+        </w:tc>
+        <w:tc>
+          <w:tcPr>
+            <w:tcW w:type="dxa" w:w="1218"/>
+          </w:tcPr>
+          <w:p>
+            <w:r>
               <w:rPr>
                 <w:sz w:val="10"/>
               </w:rPr>
-              <w:t>—</w:t>
+              <w:t>exportProjection</w:t>
             </w:r>
           </w:p>
         </w:tc>
@@ -23100,7 +23041,7 @@
               <w:rPr>
                 <w:sz w:val="10"/>
               </w:rPr>
-              <w:t>exportProjection</w:t>
+              <w:t>POST /v1/exports</w:t>
             </w:r>
           </w:p>
         </w:tc>
@@ -23113,7 +23054,7 @@
               <w:rPr>
                 <w:sz w:val="10"/>
               </w:rPr>
-              <w:t>POST /v1/exports</w:t>
+              <w:t>INFO_COMMAND_RUNTIME</w:t>
             </w:r>
           </w:p>
         </w:tc>
@@ -23123,23 +23064,7 @@
           </w:tcPr>
           <w:p>
             <w:r>
-              <w:rPr>
-                <w:sz w:val="10"/>
-              </w:rPr>
-              <w:t>INFO_COMMAND_RUNTIME</w:t>
-            </w:r>
-          </w:p>
-        </w:tc>
-        <w:tc>
-          <w:tcPr>
-            <w:tcW w:type="dxa" w:w="1218"/>
-          </w:tcPr>
-          <w:p>
-            <w:r>
-              <w:rPr>
-                <w:sz w:val="10"/>
-              </w:rPr>
-              <w:t>—</w:t>
+              <w:t>Existing Projection/Export Owner / Enterprise Export Artifact + Export Audit</w:t>
             </w:r>
           </w:p>
         </w:tc>
@@ -23255,10 +23180,20 @@
           </w:tcPr>
           <w:p>
             <w:r>
+              <w:t>SetEnterpriseOutreachKillSwitchRequest</w:t>
+            </w:r>
+          </w:p>
+        </w:tc>
+        <w:tc>
+          <w:tcPr>
+            <w:tcW w:type="dxa" w:w="1218"/>
+          </w:tcPr>
+          <w:p>
+            <w:r>
               <w:rPr>
                 <w:sz w:val="10"/>
               </w:rPr>
-              <w:t>—</w:t>
+              <w:t>setKillSwitch</w:t>
             </w:r>
           </w:p>
         </w:tc>
@@ -23271,7 +23206,7 @@
               <w:rPr>
                 <w:sz w:val="10"/>
               </w:rPr>
-              <w:t>setKillSwitch</w:t>
+              <w:t>POST /v1/operations/kill-switch</w:t>
             </w:r>
           </w:p>
         </w:tc>
@@ -23284,7 +23219,7 @@
               <w:rPr>
                 <w:sz w:val="10"/>
               </w:rPr>
-              <w:t>POST /v1/operations/kill-switch</w:t>
+              <w:t>AIAPI_PROVIDER_COMMAND_RUNTIME</w:t>
             </w:r>
           </w:p>
         </w:tc>
@@ -23294,23 +23229,7 @@
           </w:tcPr>
           <w:p>
             <w:r>
-              <w:rPr>
-                <w:sz w:val="10"/>
-              </w:rPr>
-              <w:t>AIAPI_PROVIDER_COMMAND_RUNTIME</w:t>
-            </w:r>
-          </w:p>
-        </w:tc>
-        <w:tc>
-          <w:tcPr>
-            <w:tcW w:type="dxa" w:w="1218"/>
-          </w:tcPr>
-          <w:p>
-            <w:r>
-              <w:rPr>
-                <w:sz w:val="10"/>
-              </w:rPr>
-              <w:t>—</w:t>
+              <w:t>Existing Operations Governance / Kill Switch State + Audit</w:t>
             </w:r>
           </w:p>
         </w:tc>
@@ -23426,10 +23345,20 @@
           </w:tcPr>
           <w:p>
             <w:r>
+              <w:t>MergeCompanyCandidateRequest</w:t>
+            </w:r>
+          </w:p>
+        </w:tc>
+        <w:tc>
+          <w:tcPr>
+            <w:tcW w:type="dxa" w:w="1218"/>
+          </w:tcPr>
+          <w:p>
+            <w:r>
               <w:rPr>
                 <w:sz w:val="10"/>
               </w:rPr>
-              <w:t>—</w:t>
+              <w:t>mergeCompanyCandidate</w:t>
             </w:r>
           </w:p>
         </w:tc>
@@ -23442,7 +23371,7 @@
               <w:rPr>
                 <w:sz w:val="10"/>
               </w:rPr>
-              <w:t>mergeCompanyCandidate</w:t>
+              <w:t>POST /v1/outreach/companies/{companyId}/merge</w:t>
             </w:r>
           </w:p>
         </w:tc>
@@ -23452,10 +23381,7 @@
           </w:tcPr>
           <w:p>
             <w:r>
-              <w:rPr>
-                <w:sz w:val="10"/>
-              </w:rPr>
-              <w:t>POST /v1/outreach/companies/{companyId}/merge</w:t>
+              <w:t>Existing enterprise development owner</w:t>
             </w:r>
           </w:p>
         </w:tc>
@@ -23465,20 +23391,7 @@
           </w:tcPr>
           <w:p>
             <w:r>
-              <w:t>Existing enterprise development owner</w:t>
-            </w:r>
-          </w:p>
-        </w:tc>
-        <w:tc>
-          <w:tcPr>
-            <w:tcW w:type="dxa" w:w="1218"/>
-          </w:tcPr>
-          <w:p>
-            <w:r>
-              <w:rPr>
-                <w:sz w:val="10"/>
-              </w:rPr>
-              <w:t>—</w:t>
+              <w:t>Existing Enterprise Development Owner / CompanyMaster + CompanyMergeDecision + Lineage Audit</w:t>
             </w:r>
           </w:p>
         </w:tc>
@@ -23594,10 +23507,20 @@
           </w:tcPr>
           <w:p>
             <w:r>
+              <w:t>PreviewCompanyMergeRequest</w:t>
+            </w:r>
+          </w:p>
+        </w:tc>
+        <w:tc>
+          <w:tcPr>
+            <w:tcW w:type="dxa" w:w="1218"/>
+          </w:tcPr>
+          <w:p>
+            <w:r>
               <w:rPr>
                 <w:sz w:val="10"/>
               </w:rPr>
-              <w:t>—</w:t>
+              <w:t>previewCompanyMerge</w:t>
             </w:r>
           </w:p>
         </w:tc>
@@ -23610,7 +23533,7 @@
               <w:rPr>
                 <w:sz w:val="10"/>
               </w:rPr>
-              <w:t>previewCompanyMerge</w:t>
+              <w:t>POST /v1/outreach/companies/merge-preview</w:t>
             </w:r>
           </w:p>
         </w:tc>
@@ -23620,10 +23543,7 @@
           </w:tcPr>
           <w:p>
             <w:r>
-              <w:rPr>
-                <w:sz w:val="10"/>
-              </w:rPr>
-              <w:t>POST /v1/outreach/companies/merge-preview</w:t>
+              <w:t>Existing enterprise development owner</w:t>
             </w:r>
           </w:p>
         </w:tc>
@@ -23633,20 +23553,7 @@
           </w:tcPr>
           <w:p>
             <w:r>
-              <w:t>Existing enterprise development owner</w:t>
-            </w:r>
-          </w:p>
-        </w:tc>
-        <w:tc>
-          <w:tcPr>
-            <w:tcW w:type="dxa" w:w="1218"/>
-          </w:tcPr>
-          <w:p>
-            <w:r>
-              <w:rPr>
-                <w:sz w:val="10"/>
-              </w:rPr>
-              <w:t>—</w:t>
+              <w:t>Existing Enterprise Development Owner / CompanyMergeCandidate + Merge Preview Evidence</w:t>
             </w:r>
           </w:p>
         </w:tc>
@@ -23762,10 +23669,20 @@
           </w:tcPr>
           <w:p>
             <w:r>
+              <w:t>RefreshEnterpriseProjectionRequest</w:t>
+            </w:r>
+          </w:p>
+        </w:tc>
+        <w:tc>
+          <w:tcPr>
+            <w:tcW w:type="dxa" w:w="1218"/>
+          </w:tcPr>
+          <w:p>
+            <w:r>
               <w:rPr>
                 <w:sz w:val="10"/>
               </w:rPr>
-              <w:t>—</w:t>
+              <w:t>refreshProjection</w:t>
             </w:r>
           </w:p>
         </w:tc>
@@ -23778,7 +23695,7 @@
               <w:rPr>
                 <w:sz w:val="10"/>
               </w:rPr>
-              <w:t>refreshProjection</w:t>
+              <w:t>POST /v1/projections/refresh</w:t>
             </w:r>
           </w:p>
         </w:tc>
@@ -23791,7 +23708,7 @@
               <w:rPr>
                 <w:sz w:val="10"/>
               </w:rPr>
-              <w:t>POST /v1/projections/refresh</w:t>
+              <w:t>INFO_COMMAND_RUNTIME</w:t>
             </w:r>
           </w:p>
         </w:tc>
@@ -23801,23 +23718,7 @@
           </w:tcPr>
           <w:p>
             <w:r>
-              <w:rPr>
-                <w:sz w:val="10"/>
-              </w:rPr>
-              <w:t>INFO_COMMAND_RUNTIME</w:t>
-            </w:r>
-          </w:p>
-        </w:tc>
-        <w:tc>
-          <w:tcPr>
-            <w:tcW w:type="dxa" w:w="1218"/>
-          </w:tcPr>
-          <w:p>
-            <w:r>
-              <w:rPr>
-                <w:sz w:val="10"/>
-              </w:rPr>
-              <w:t>—</w:t>
+              <w:t>Global Brain / Enterprise Projection + Projection Audit</w:t>
             </w:r>
           </w:p>
         </w:tc>
@@ -26875,8 +26776,1535 @@
         </w:tc>
       </w:tr>
     </w:tbl>
+    <w:p>
+      <w:pPr>
+        <w:sectPr>
+          <w:pgSz w:w="11906" w:h="16838" w:orient="landscape"/>
+          <w:pgMar w:top="475" w:right="403" w:bottom="475" w:left="403" w:header="283" w:footer="283" w:gutter="0"/>
+          <w:cols w:space="720"/>
+          <w:docGrid w:linePitch="360"/>
+        </w:sectPr>
+      </w:pPr>
+    </w:p>
+    <w:p>
+      <w:pPr>
+        <w:pStyle w:val="Heading1"/>
+      </w:pPr>
+      <w:r>
+        <w:t>Batch 49 · DEV-01 Enterprise Contract Binding Ledger</w:t>
+      </w:r>
+    </w:p>
+    <w:p>
+      <w:r>
+        <w:rPr>
+          <w:b/>
+        </w:rPr>
+        <w:t xml:space="preserve">[ACPOS-20260922-BATCH-49-SYSTEM06-ENTERPRISE-ERP-CONTRACT-REMEDIATION-V1::PAGE::DEV-01] </w:t>
+      </w:r>
+      <w:r>
+        <w:t>These bindings close only Payload/Schema and Persistence Owner gaps. Existing Method/Path, Action, Gate, Permission, Runtime Owner and Runtime Status remain unchanged. Projection/search/export state stays derived; enterprise canonical entities reuse their existing owners; ERP connector secrets remain references only; no Production/provider execution is claimed.</w:t>
+      </w:r>
+    </w:p>
+    <w:tbl>
+      <w:tblPr>
+        <w:tblStyle w:val="TableGrid"/>
+        <w:tblW w:type="auto" w:w="0"/>
+        <w:tblLook w:firstColumn="1" w:firstRow="1" w:lastColumn="0" w:lastRow="0" w:noHBand="0" w:noVBand="1" w:val="04A0"/>
+      </w:tblPr>
+      <w:tblGrid>
+        <w:gridCol w:w="3206"/>
+        <w:gridCol w:w="3206"/>
+        <w:gridCol w:w="3206"/>
+        <w:gridCol w:w="3206"/>
+        <w:gridCol w:w="3206"/>
+      </w:tblGrid>
+      <w:tr>
+        <w:trPr>
+          <w:tblHeader w:val="true"/>
+        </w:trPr>
+        <w:tc>
+          <w:tcPr>
+            <w:tcW w:type="dxa" w:w="3206"/>
+            <w:shd w:fill="EDE9FE"/>
+          </w:tcPr>
+          <w:p>
+            <w:pPr>
+              <w:spacing w:before="0" w:after="0"/>
+            </w:pPr>
+            <w:r>
+              <w:rPr>
+                <w:sz w:val="7"/>
+              </w:rPr>
+              <w:t>Control UID</w:t>
+            </w:r>
+          </w:p>
+        </w:tc>
+        <w:tc>
+          <w:tcPr>
+            <w:tcW w:type="dxa" w:w="3206"/>
+            <w:shd w:fill="EDE9FE"/>
+          </w:tcPr>
+          <w:p>
+            <w:pPr>
+              <w:spacing w:before="0" w:after="0"/>
+            </w:pPr>
+            <w:r>
+              <w:rPr>
+                <w:sz w:val="7"/>
+              </w:rPr>
+              <w:t>Operation</w:t>
+            </w:r>
+          </w:p>
+        </w:tc>
+        <w:tc>
+          <w:tcPr>
+            <w:tcW w:type="dxa" w:w="3206"/>
+            <w:shd w:fill="EDE9FE"/>
+          </w:tcPr>
+          <w:p>
+            <w:pPr>
+              <w:spacing w:before="0" w:after="0"/>
+            </w:pPr>
+            <w:r>
+              <w:rPr>
+                <w:sz w:val="7"/>
+              </w:rPr>
+              <w:t>Payload / Schema</w:t>
+            </w:r>
+          </w:p>
+        </w:tc>
+        <w:tc>
+          <w:tcPr>
+            <w:tcW w:type="dxa" w:w="3206"/>
+            <w:shd w:fill="EDE9FE"/>
+          </w:tcPr>
+          <w:p>
+            <w:pPr>
+              <w:spacing w:before="0" w:after="0"/>
+            </w:pPr>
+            <w:r>
+              <w:rPr>
+                <w:sz w:val="7"/>
+              </w:rPr>
+              <w:t>Persistence Owner</w:t>
+            </w:r>
+          </w:p>
+        </w:tc>
+        <w:tc>
+          <w:tcPr>
+            <w:tcW w:type="dxa" w:w="3206"/>
+            <w:shd w:fill="EDE9FE"/>
+          </w:tcPr>
+          <w:p>
+            <w:pPr>
+              <w:spacing w:before="0" w:after="0"/>
+            </w:pPr>
+            <w:r>
+              <w:rPr>
+                <w:sz w:val="7"/>
+              </w:rPr>
+              <w:t>Required Semantics</w:t>
+            </w:r>
+          </w:p>
+        </w:tc>
+      </w:tr>
+      <w:tr>
+        <w:tc>
+          <w:tcPr>
+            <w:tcW w:type="dxa" w:w="3206"/>
+          </w:tcPr>
+          <w:p>
+            <w:pPr>
+              <w:spacing w:before="0" w:after="0"/>
+            </w:pPr>
+            <w:r>
+              <w:rPr>
+                <w:sz w:val="7"/>
+              </w:rPr>
+              <w:t>DEV-01-BTN-CAMPAIGN-APPROVE</w:t>
+            </w:r>
+          </w:p>
+        </w:tc>
+        <w:tc>
+          <w:tcPr>
+            <w:tcW w:type="dxa" w:w="3206"/>
+          </w:tcPr>
+          <w:p>
+            <w:pPr>
+              <w:spacing w:before="0" w:after="0"/>
+            </w:pPr>
+            <w:r>
+              <w:rPr>
+                <w:sz w:val="7"/>
+              </w:rPr>
+              <w:t>approveOutreachCampaign</w:t>
+            </w:r>
+          </w:p>
+        </w:tc>
+        <w:tc>
+          <w:tcPr>
+            <w:tcW w:type="dxa" w:w="3206"/>
+          </w:tcPr>
+          <w:p>
+            <w:pPr>
+              <w:spacing w:before="0" w:after="0"/>
+            </w:pPr>
+            <w:r>
+              <w:rPr>
+                <w:sz w:val="7"/>
+              </w:rPr>
+              <w:t>ApproveOutreachCampaignRequest</w:t>
+            </w:r>
+          </w:p>
+        </w:tc>
+        <w:tc>
+          <w:tcPr>
+            <w:tcW w:type="dxa" w:w="3206"/>
+          </w:tcPr>
+          <w:p>
+            <w:pPr>
+              <w:spacing w:before="0" w:after="0"/>
+            </w:pPr>
+            <w:r>
+              <w:rPr>
+                <w:sz w:val="7"/>
+              </w:rPr>
+              <w:t>Existing Outreach Owner / CampaignApproval + Campaign Audit</w:t>
+            </w:r>
+          </w:p>
+        </w:tc>
+        <w:tc>
+          <w:tcPr>
+            <w:tcW w:type="dxa" w:w="3206"/>
+          </w:tcPr>
+          <w:p>
+            <w:pPr>
+              <w:spacing w:before="0" w:after="0"/>
+            </w:pPr>
+            <w:r>
+              <w:rPr>
+                <w:sz w:val="7"/>
+              </w:rPr>
+              <w:t>Approval is distinct from dispatch. The exact Campaign/version/recipient refs and reviewer authority must resolve before approval is persisted.</w:t>
+            </w:r>
+          </w:p>
+        </w:tc>
+      </w:tr>
+      <w:tr>
+        <w:tc>
+          <w:tcPr>
+            <w:tcW w:type="dxa" w:w="3206"/>
+          </w:tcPr>
+          <w:p>
+            <w:pPr>
+              <w:spacing w:before="0" w:after="0"/>
+            </w:pPr>
+            <w:r>
+              <w:rPr>
+                <w:sz w:val="7"/>
+              </w:rPr>
+              <w:t>DEV-01-BTN-CAMPAIGN-CREATE</w:t>
+            </w:r>
+          </w:p>
+        </w:tc>
+        <w:tc>
+          <w:tcPr>
+            <w:tcW w:type="dxa" w:w="3206"/>
+          </w:tcPr>
+          <w:p>
+            <w:pPr>
+              <w:spacing w:before="0" w:after="0"/>
+            </w:pPr>
+            <w:r>
+              <w:rPr>
+                <w:sz w:val="7"/>
+              </w:rPr>
+              <w:t>createOutreachCampaign</w:t>
+            </w:r>
+          </w:p>
+        </w:tc>
+        <w:tc>
+          <w:tcPr>
+            <w:tcW w:type="dxa" w:w="3206"/>
+          </w:tcPr>
+          <w:p>
+            <w:pPr>
+              <w:spacing w:before="0" w:after="0"/>
+            </w:pPr>
+            <w:r>
+              <w:rPr>
+                <w:sz w:val="7"/>
+              </w:rPr>
+              <w:t>CreateOutreachCampaignRequest</w:t>
+            </w:r>
+          </w:p>
+        </w:tc>
+        <w:tc>
+          <w:tcPr>
+            <w:tcW w:type="dxa" w:w="3206"/>
+          </w:tcPr>
+          <w:p>
+            <w:pPr>
+              <w:spacing w:before="0" w:after="0"/>
+            </w:pPr>
+            <w:r>
+              <w:rPr>
+                <w:sz w:val="7"/>
+              </w:rPr>
+              <w:t>Existing Outreach Owner / Campaign + Audit</w:t>
+            </w:r>
+          </w:p>
+        </w:tc>
+        <w:tc>
+          <w:tcPr>
+            <w:tcW w:type="dxa" w:w="3206"/>
+          </w:tcPr>
+          <w:p>
+            <w:pPr>
+              <w:spacing w:before="0" w:after="0"/>
+            </w:pPr>
+            <w:r>
+              <w:rPr>
+                <w:sz w:val="7"/>
+              </w:rPr>
+              <w:t>Campaign persists an exact recipient_ref set, message/sender/schedule refs and governance metadata. Search/filter text is never itself the audience.</w:t>
+            </w:r>
+          </w:p>
+        </w:tc>
+      </w:tr>
+      <w:tr>
+        <w:tc>
+          <w:tcPr>
+            <w:tcW w:type="dxa" w:w="3206"/>
+          </w:tcPr>
+          <w:p>
+            <w:pPr>
+              <w:spacing w:before="0" w:after="0"/>
+            </w:pPr>
+            <w:r>
+              <w:rPr>
+                <w:sz w:val="7"/>
+              </w:rPr>
+              <w:t>DEV-01-BTN-CAMPAIGN-SEARCH</w:t>
+            </w:r>
+          </w:p>
+        </w:tc>
+        <w:tc>
+          <w:tcPr>
+            <w:tcW w:type="dxa" w:w="3206"/>
+          </w:tcPr>
+          <w:p>
+            <w:pPr>
+              <w:spacing w:before="0" w:after="0"/>
+            </w:pPr>
+            <w:r>
+              <w:rPr>
+                <w:sz w:val="7"/>
+              </w:rPr>
+              <w:t>searchProjection</w:t>
+            </w:r>
+          </w:p>
+        </w:tc>
+        <w:tc>
+          <w:tcPr>
+            <w:tcW w:type="dxa" w:w="3206"/>
+          </w:tcPr>
+          <w:p>
+            <w:pPr>
+              <w:spacing w:before="0" w:after="0"/>
+            </w:pPr>
+            <w:r>
+              <w:rPr>
+                <w:sz w:val="7"/>
+              </w:rPr>
+              <w:t>SearchEnterpriseAudienceProjectionRequest</w:t>
+            </w:r>
+          </w:p>
+        </w:tc>
+        <w:tc>
+          <w:tcPr>
+            <w:tcW w:type="dxa" w:w="3206"/>
+          </w:tcPr>
+          <w:p>
+            <w:pPr>
+              <w:spacing w:before="0" w:after="0"/>
+            </w:pPr>
+            <w:r>
+              <w:rPr>
+                <w:sz w:val="7"/>
+              </w:rPr>
+              <w:t>Global Brain / SemanticIndexResult + Search Audit</w:t>
+            </w:r>
+          </w:p>
+        </w:tc>
+        <w:tc>
+          <w:tcPr>
+            <w:tcW w:type="dxa" w:w="3206"/>
+          </w:tcPr>
+          <w:p>
+            <w:pPr>
+              <w:spacing w:before="0" w:after="0"/>
+            </w:pPr>
+            <w:r>
+              <w:rPr>
+                <w:sz w:val="7"/>
+              </w:rPr>
+              <w:t>Audience search persists derived search/index result pointers and scope only; it must dereference exact source/evidence and never create a second Company/Audience truth store.</w:t>
+            </w:r>
+          </w:p>
+        </w:tc>
+      </w:tr>
+      <w:tr>
+        <w:tc>
+          <w:tcPr>
+            <w:tcW w:type="dxa" w:w="3206"/>
+          </w:tcPr>
+          <w:p>
+            <w:pPr>
+              <w:spacing w:before="0" w:after="0"/>
+            </w:pPr>
+            <w:r>
+              <w:rPr>
+                <w:sz w:val="7"/>
+              </w:rPr>
+              <w:t>DEV-01-BTN-CANDIDATE-CREATE</w:t>
+            </w:r>
+          </w:p>
+        </w:tc>
+        <w:tc>
+          <w:tcPr>
+            <w:tcW w:type="dxa" w:w="3206"/>
+          </w:tcPr>
+          <w:p>
+            <w:pPr>
+              <w:spacing w:before="0" w:after="0"/>
+            </w:pPr>
+            <w:r>
+              <w:rPr>
+                <w:sz w:val="7"/>
+              </w:rPr>
+              <w:t>createCandidate</w:t>
+            </w:r>
+          </w:p>
+        </w:tc>
+        <w:tc>
+          <w:tcPr>
+            <w:tcW w:type="dxa" w:w="3206"/>
+          </w:tcPr>
+          <w:p>
+            <w:pPr>
+              <w:spacing w:before="0" w:after="0"/>
+            </w:pPr>
+            <w:r>
+              <w:rPr>
+                <w:sz w:val="7"/>
+              </w:rPr>
+              <w:t>CreateEnterpriseCompanyCandidateRequest</w:t>
+            </w:r>
+          </w:p>
+        </w:tc>
+        <w:tc>
+          <w:tcPr>
+            <w:tcW w:type="dxa" w:w="3206"/>
+          </w:tcPr>
+          <w:p>
+            <w:pPr>
+              <w:spacing w:before="0" w:after="0"/>
+            </w:pPr>
+            <w:r>
+              <w:rPr>
+                <w:sz w:val="7"/>
+              </w:rPr>
+              <w:t>Existing Enterprise Development Owner / CompanyCandidate + Evidence/Audit</w:t>
+            </w:r>
+          </w:p>
+        </w:tc>
+        <w:tc>
+          <w:tcPr>
+            <w:tcW w:type="dxa" w:w="3206"/>
+          </w:tcPr>
+          <w:p>
+            <w:pPr>
+              <w:spacing w:before="0" w:after="0"/>
+            </w:pPr>
+            <w:r>
+              <w:rPr>
+                <w:sz w:val="7"/>
+              </w:rPr>
+              <w:t>Candidate creation records unresolved company evidence under the existing enterprise owner. Candidate is not CompanyMaster and cannot bypass identity resolution.</w:t>
+            </w:r>
+          </w:p>
+        </w:tc>
+      </w:tr>
+      <w:tr>
+        <w:tc>
+          <w:tcPr>
+            <w:tcW w:type="dxa" w:w="3206"/>
+          </w:tcPr>
+          <w:p>
+            <w:pPr>
+              <w:spacing w:before="0" w:after="0"/>
+            </w:pPr>
+            <w:r>
+              <w:rPr>
+                <w:sz w:val="7"/>
+              </w:rPr>
+              <w:t>DEV-01-BTN-CANDIDATE-DECIDE</w:t>
+            </w:r>
+          </w:p>
+        </w:tc>
+        <w:tc>
+          <w:tcPr>
+            <w:tcW w:type="dxa" w:w="3206"/>
+          </w:tcPr>
+          <w:p>
+            <w:pPr>
+              <w:spacing w:before="0" w:after="0"/>
+            </w:pPr>
+            <w:r>
+              <w:rPr>
+                <w:sz w:val="7"/>
+              </w:rPr>
+              <w:t>decideCandidate</w:t>
+            </w:r>
+          </w:p>
+        </w:tc>
+        <w:tc>
+          <w:tcPr>
+            <w:tcW w:type="dxa" w:w="3206"/>
+          </w:tcPr>
+          <w:p>
+            <w:pPr>
+              <w:spacing w:before="0" w:after="0"/>
+            </w:pPr>
+            <w:r>
+              <w:rPr>
+                <w:sz w:val="7"/>
+              </w:rPr>
+              <w:t>DecideEnterpriseCandidateRequest</w:t>
+            </w:r>
+          </w:p>
+        </w:tc>
+        <w:tc>
+          <w:tcPr>
+            <w:tcW w:type="dxa" w:w="3206"/>
+          </w:tcPr>
+          <w:p>
+            <w:pPr>
+              <w:spacing w:before="0" w:after="0"/>
+            </w:pPr>
+            <w:r>
+              <w:rPr>
+                <w:sz w:val="7"/>
+              </w:rPr>
+              <w:t>UNCHANGED</w:t>
+            </w:r>
+          </w:p>
+        </w:tc>
+        <w:tc>
+          <w:tcPr>
+            <w:tcW w:type="dxa" w:w="3206"/>
+          </w:tcPr>
+          <w:p>
+            <w:pPr>
+              <w:spacing w:before="0" w:after="0"/>
+            </w:pPr>
+            <w:r>
+              <w:rPr>
+                <w:sz w:val="7"/>
+              </w:rPr>
+              <w:t>Decision must bind exact candidate/version and review evidence. Existing persistence public.context_candidates remains unchanged.</w:t>
+            </w:r>
+          </w:p>
+        </w:tc>
+      </w:tr>
+      <w:tr>
+        <w:tc>
+          <w:tcPr>
+            <w:tcW w:type="dxa" w:w="3206"/>
+          </w:tcPr>
+          <w:p>
+            <w:pPr>
+              <w:spacing w:before="0" w:after="0"/>
+            </w:pPr>
+            <w:r>
+              <w:rPr>
+                <w:sz w:val="7"/>
+              </w:rPr>
+              <w:t>DEV-01-BTN-CR-CREATE</w:t>
+            </w:r>
+          </w:p>
+        </w:tc>
+        <w:tc>
+          <w:tcPr>
+            <w:tcW w:type="dxa" w:w="3206"/>
+          </w:tcPr>
+          <w:p>
+            <w:pPr>
+              <w:spacing w:before="0" w:after="0"/>
+            </w:pPr>
+            <w:r>
+              <w:rPr>
+                <w:sz w:val="7"/>
+              </w:rPr>
+              <w:t>createChangeRequest</w:t>
+            </w:r>
+          </w:p>
+        </w:tc>
+        <w:tc>
+          <w:tcPr>
+            <w:tcW w:type="dxa" w:w="3206"/>
+          </w:tcPr>
+          <w:p>
+            <w:pPr>
+              <w:spacing w:before="0" w:after="0"/>
+            </w:pPr>
+            <w:r>
+              <w:rPr>
+                <w:sz w:val="7"/>
+              </w:rPr>
+              <w:t>CreateEnterpriseChangeRequestRequest</w:t>
+            </w:r>
+          </w:p>
+        </w:tc>
+        <w:tc>
+          <w:tcPr>
+            <w:tcW w:type="dxa" w:w="3206"/>
+          </w:tcPr>
+          <w:p>
+            <w:pPr>
+              <w:spacing w:before="0" w:after="0"/>
+            </w:pPr>
+            <w:r>
+              <w:rPr>
+                <w:sz w:val="7"/>
+              </w:rPr>
+              <w:t>Existing Governed Change Request Owner / ChangeRequest + Audit</w:t>
+            </w:r>
+          </w:p>
+        </w:tc>
+        <w:tc>
+          <w:tcPr>
+            <w:tcW w:type="dxa" w:w="3206"/>
+          </w:tcPr>
+          <w:p>
+            <w:pPr>
+              <w:spacing w:before="0" w:after="0"/>
+            </w:pPr>
+            <w:r>
+              <w:rPr>
+                <w:sz w:val="7"/>
+              </w:rPr>
+              <w:t>Change Request records requested correction/change scope and audit lineage; it does not itself mutate canonical enterprise state.</w:t>
+            </w:r>
+          </w:p>
+        </w:tc>
+      </w:tr>
+      <w:tr>
+        <w:tc>
+          <w:tcPr>
+            <w:tcW w:type="dxa" w:w="3206"/>
+          </w:tcPr>
+          <w:p>
+            <w:pPr>
+              <w:spacing w:before="0" w:after="0"/>
+            </w:pPr>
+            <w:r>
+              <w:rPr>
+                <w:sz w:val="7"/>
+              </w:rPr>
+              <w:t>DEV-01-BTN-DIRECTORY-SEARCH</w:t>
+            </w:r>
+          </w:p>
+        </w:tc>
+        <w:tc>
+          <w:tcPr>
+            <w:tcW w:type="dxa" w:w="3206"/>
+          </w:tcPr>
+          <w:p>
+            <w:pPr>
+              <w:spacing w:before="0" w:after="0"/>
+            </w:pPr>
+            <w:r>
+              <w:rPr>
+                <w:sz w:val="7"/>
+              </w:rPr>
+              <w:t>searchProjection</w:t>
+            </w:r>
+          </w:p>
+        </w:tc>
+        <w:tc>
+          <w:tcPr>
+            <w:tcW w:type="dxa" w:w="3206"/>
+          </w:tcPr>
+          <w:p>
+            <w:pPr>
+              <w:spacing w:before="0" w:after="0"/>
+            </w:pPr>
+            <w:r>
+              <w:rPr>
+                <w:sz w:val="7"/>
+              </w:rPr>
+              <w:t>SearchEnterpriseDirectoryProjectionRequest</w:t>
+            </w:r>
+          </w:p>
+        </w:tc>
+        <w:tc>
+          <w:tcPr>
+            <w:tcW w:type="dxa" w:w="3206"/>
+          </w:tcPr>
+          <w:p>
+            <w:pPr>
+              <w:spacing w:before="0" w:after="0"/>
+            </w:pPr>
+            <w:r>
+              <w:rPr>
+                <w:sz w:val="7"/>
+              </w:rPr>
+              <w:t>Global Brain / SemanticIndexResult + Search Audit</w:t>
+            </w:r>
+          </w:p>
+        </w:tc>
+        <w:tc>
+          <w:tcPr>
+            <w:tcW w:type="dxa" w:w="3206"/>
+          </w:tcPr>
+          <w:p>
+            <w:pPr>
+              <w:spacing w:before="0" w:after="0"/>
+            </w:pPr>
+            <w:r>
+              <w:rPr>
+                <w:sz w:val="7"/>
+              </w:rPr>
+              <w:t>Directory search is a derived projection/search contract and must not create a duplicate CompanyMaster or independent directory truth store.</w:t>
+            </w:r>
+          </w:p>
+        </w:tc>
+      </w:tr>
+      <w:tr>
+        <w:tc>
+          <w:tcPr>
+            <w:tcW w:type="dxa" w:w="3206"/>
+          </w:tcPr>
+          <w:p>
+            <w:pPr>
+              <w:spacing w:before="0" w:after="0"/>
+            </w:pPr>
+            <w:r>
+              <w:rPr>
+                <w:sz w:val="7"/>
+              </w:rPr>
+              <w:t>DEV-01-BTN-DISCOVERY-PAUSE</w:t>
+            </w:r>
+          </w:p>
+        </w:tc>
+        <w:tc>
+          <w:tcPr>
+            <w:tcW w:type="dxa" w:w="3206"/>
+          </w:tcPr>
+          <w:p>
+            <w:pPr>
+              <w:spacing w:before="0" w:after="0"/>
+            </w:pPr>
+            <w:r>
+              <w:rPr>
+                <w:sz w:val="7"/>
+              </w:rPr>
+              <w:t>pauseCompanyDiscovery</w:t>
+            </w:r>
+          </w:p>
+        </w:tc>
+        <w:tc>
+          <w:tcPr>
+            <w:tcW w:type="dxa" w:w="3206"/>
+          </w:tcPr>
+          <w:p>
+            <w:pPr>
+              <w:spacing w:before="0" w:after="0"/>
+            </w:pPr>
+            <w:r>
+              <w:rPr>
+                <w:sz w:val="7"/>
+              </w:rPr>
+              <w:t>PauseCompanyDiscoveryRequest</w:t>
+            </w:r>
+          </w:p>
+        </w:tc>
+        <w:tc>
+          <w:tcPr>
+            <w:tcW w:type="dxa" w:w="3206"/>
+          </w:tcPr>
+          <w:p>
+            <w:pPr>
+              <w:spacing w:before="0" w:after="0"/>
+            </w:pPr>
+            <w:r>
+              <w:rPr>
+                <w:sz w:val="7"/>
+              </w:rPr>
+              <w:t>Shared Acquisition / Knowledge Owner / DiscoveryJob State + Audit</w:t>
+            </w:r>
+          </w:p>
+        </w:tc>
+        <w:tc>
+          <w:tcPr>
+            <w:tcW w:type="dxa" w:w="3206"/>
+          </w:tcPr>
+          <w:p>
+            <w:pPr>
+              <w:spacing w:before="0" w:after="0"/>
+            </w:pPr>
+            <w:r>
+              <w:rPr>
+                <w:sz w:val="7"/>
+              </w:rPr>
+              <w:t>Pause changes only the exact DiscoveryJob state with actor/reason/version audit; it does not replace the shared acquisition engine.</w:t>
+            </w:r>
+          </w:p>
+        </w:tc>
+      </w:tr>
+      <w:tr>
+        <w:tc>
+          <w:tcPr>
+            <w:tcW w:type="dxa" w:w="3206"/>
+          </w:tcPr>
+          <w:p>
+            <w:pPr>
+              <w:spacing w:before="0" w:after="0"/>
+            </w:pPr>
+            <w:r>
+              <w:rPr>
+                <w:sz w:val="7"/>
+              </w:rPr>
+              <w:t>DEV-01-BTN-DISCOVERY-RESUME</w:t>
+            </w:r>
+          </w:p>
+        </w:tc>
+        <w:tc>
+          <w:tcPr>
+            <w:tcW w:type="dxa" w:w="3206"/>
+          </w:tcPr>
+          <w:p>
+            <w:pPr>
+              <w:spacing w:before="0" w:after="0"/>
+            </w:pPr>
+            <w:r>
+              <w:rPr>
+                <w:sz w:val="7"/>
+              </w:rPr>
+              <w:t>resumeCompanyDiscovery</w:t>
+            </w:r>
+          </w:p>
+        </w:tc>
+        <w:tc>
+          <w:tcPr>
+            <w:tcW w:type="dxa" w:w="3206"/>
+          </w:tcPr>
+          <w:p>
+            <w:pPr>
+              <w:spacing w:before="0" w:after="0"/>
+            </w:pPr>
+            <w:r>
+              <w:rPr>
+                <w:sz w:val="7"/>
+              </w:rPr>
+              <w:t>ResumeCompanyDiscoveryRequest</w:t>
+            </w:r>
+          </w:p>
+        </w:tc>
+        <w:tc>
+          <w:tcPr>
+            <w:tcW w:type="dxa" w:w="3206"/>
+          </w:tcPr>
+          <w:p>
+            <w:pPr>
+              <w:spacing w:before="0" w:after="0"/>
+            </w:pPr>
+            <w:r>
+              <w:rPr>
+                <w:sz w:val="7"/>
+              </w:rPr>
+              <w:t>Shared Acquisition / Knowledge Owner / DiscoveryJob State + Audit</w:t>
+            </w:r>
+          </w:p>
+        </w:tc>
+        <w:tc>
+          <w:tcPr>
+            <w:tcW w:type="dxa" w:w="3206"/>
+          </w:tcPr>
+          <w:p>
+            <w:pPr>
+              <w:spacing w:before="0" w:after="0"/>
+            </w:pPr>
+            <w:r>
+              <w:rPr>
+                <w:sz w:val="7"/>
+              </w:rPr>
+              <w:t>Resume requires exact paused job/version and preserves prior attempts/evidence.</w:t>
+            </w:r>
+          </w:p>
+        </w:tc>
+      </w:tr>
+      <w:tr>
+        <w:tc>
+          <w:tcPr>
+            <w:tcW w:type="dxa" w:w="3206"/>
+          </w:tcPr>
+          <w:p>
+            <w:pPr>
+              <w:spacing w:before="0" w:after="0"/>
+            </w:pPr>
+            <w:r>
+              <w:rPr>
+                <w:sz w:val="7"/>
+              </w:rPr>
+              <w:t>DEV-01-BTN-DISCOVERY-START</w:t>
+            </w:r>
+          </w:p>
+        </w:tc>
+        <w:tc>
+          <w:tcPr>
+            <w:tcW w:type="dxa" w:w="3206"/>
+          </w:tcPr>
+          <w:p>
+            <w:pPr>
+              <w:spacing w:before="0" w:after="0"/>
+            </w:pPr>
+            <w:r>
+              <w:rPr>
+                <w:sz w:val="7"/>
+              </w:rPr>
+              <w:t>startCompanyDiscovery</w:t>
+            </w:r>
+          </w:p>
+        </w:tc>
+        <w:tc>
+          <w:tcPr>
+            <w:tcW w:type="dxa" w:w="3206"/>
+          </w:tcPr>
+          <w:p>
+            <w:pPr>
+              <w:spacing w:before="0" w:after="0"/>
+            </w:pPr>
+            <w:r>
+              <w:rPr>
+                <w:sz w:val="7"/>
+              </w:rPr>
+              <w:t>StartCompanyDiscoveryRequest</w:t>
+            </w:r>
+          </w:p>
+        </w:tc>
+        <w:tc>
+          <w:tcPr>
+            <w:tcW w:type="dxa" w:w="3206"/>
+          </w:tcPr>
+          <w:p>
+            <w:pPr>
+              <w:spacing w:before="0" w:after="0"/>
+            </w:pPr>
+            <w:r>
+              <w:rPr>
+                <w:sz w:val="7"/>
+              </w:rPr>
+              <w:t>Shared Acquisition / Knowledge Owner / DiscoveryJob + Audit</w:t>
+            </w:r>
+          </w:p>
+        </w:tc>
+        <w:tc>
+          <w:tcPr>
+            <w:tcW w:type="dxa" w:w="3206"/>
+          </w:tcPr>
+          <w:p>
+            <w:pPr>
+              <w:spacing w:before="0" w:after="0"/>
+            </w:pPr>
+            <w:r>
+              <w:rPr>
+                <w:sz w:val="7"/>
+              </w:rPr>
+              <w:t>Start creates/binds a DiscoveryJob from an authorized active profile and allowed source scope; connector absence remains BLOCK/RETRY, not simulated success.</w:t>
+            </w:r>
+          </w:p>
+        </w:tc>
+      </w:tr>
+      <w:tr>
+        <w:tc>
+          <w:tcPr>
+            <w:tcW w:type="dxa" w:w="3206"/>
+          </w:tcPr>
+          <w:p>
+            <w:pPr>
+              <w:spacing w:before="0" w:after="0"/>
+            </w:pPr>
+            <w:r>
+              <w:rPr>
+                <w:sz w:val="7"/>
+              </w:rPr>
+              <w:t>DEV-01-BTN-DISCOVERY-STOP</w:t>
+            </w:r>
+          </w:p>
+        </w:tc>
+        <w:tc>
+          <w:tcPr>
+            <w:tcW w:type="dxa" w:w="3206"/>
+          </w:tcPr>
+          <w:p>
+            <w:pPr>
+              <w:spacing w:before="0" w:after="0"/>
+            </w:pPr>
+            <w:r>
+              <w:rPr>
+                <w:sz w:val="7"/>
+              </w:rPr>
+              <w:t>stopCompanyDiscovery</w:t>
+            </w:r>
+          </w:p>
+        </w:tc>
+        <w:tc>
+          <w:tcPr>
+            <w:tcW w:type="dxa" w:w="3206"/>
+          </w:tcPr>
+          <w:p>
+            <w:pPr>
+              <w:spacing w:before="0" w:after="0"/>
+            </w:pPr>
+            <w:r>
+              <w:rPr>
+                <w:sz w:val="7"/>
+              </w:rPr>
+              <w:t>StopCompanyDiscoveryRequest</w:t>
+            </w:r>
+          </w:p>
+        </w:tc>
+        <w:tc>
+          <w:tcPr>
+            <w:tcW w:type="dxa" w:w="3206"/>
+          </w:tcPr>
+          <w:p>
+            <w:pPr>
+              <w:spacing w:before="0" w:after="0"/>
+            </w:pPr>
+            <w:r>
+              <w:rPr>
+                <w:sz w:val="7"/>
+              </w:rPr>
+              <w:t>Shared Acquisition / Knowledge Owner / DiscoveryJob State + Audit</w:t>
+            </w:r>
+          </w:p>
+        </w:tc>
+        <w:tc>
+          <w:tcPr>
+            <w:tcW w:type="dxa" w:w="3206"/>
+          </w:tcPr>
+          <w:p>
+            <w:pPr>
+              <w:spacing w:before="0" w:after="0"/>
+            </w:pPr>
+            <w:r>
+              <w:rPr>
+                <w:sz w:val="7"/>
+              </w:rPr>
+              <w:t>Stop closes the legal target job scope while preserving historical evidence and replay/idempotency lineage.</w:t>
+            </w:r>
+          </w:p>
+        </w:tc>
+      </w:tr>
+      <w:tr>
+        <w:tc>
+          <w:tcPr>
+            <w:tcW w:type="dxa" w:w="3206"/>
+          </w:tcPr>
+          <w:p>
+            <w:pPr>
+              <w:spacing w:before="0" w:after="0"/>
+            </w:pPr>
+            <w:r>
+              <w:rPr>
+                <w:sz w:val="7"/>
+              </w:rPr>
+              <w:t>DEV-01-BTN-EMAIL-DISPATCH</w:t>
+            </w:r>
+          </w:p>
+        </w:tc>
+        <w:tc>
+          <w:tcPr>
+            <w:tcW w:type="dxa" w:w="3206"/>
+          </w:tcPr>
+          <w:p>
+            <w:pPr>
+              <w:spacing w:before="0" w:after="0"/>
+            </w:pPr>
+            <w:r>
+              <w:rPr>
+                <w:sz w:val="7"/>
+              </w:rPr>
+              <w:t>dispatchOutreachCampaign</w:t>
+            </w:r>
+          </w:p>
+        </w:tc>
+        <w:tc>
+          <w:tcPr>
+            <w:tcW w:type="dxa" w:w="3206"/>
+          </w:tcPr>
+          <w:p>
+            <w:pPr>
+              <w:spacing w:before="0" w:after="0"/>
+            </w:pPr>
+            <w:r>
+              <w:rPr>
+                <w:sz w:val="7"/>
+              </w:rPr>
+              <w:t>DispatchOutreachCampaignRequest</w:t>
+            </w:r>
+          </w:p>
+        </w:tc>
+        <w:tc>
+          <w:tcPr>
+            <w:tcW w:type="dxa" w:w="3206"/>
+          </w:tcPr>
+          <w:p>
+            <w:pPr>
+              <w:spacing w:before="0" w:after="0"/>
+            </w:pPr>
+            <w:r>
+              <w:rPr>
+                <w:sz w:val="7"/>
+              </w:rPr>
+              <w:t>Existing Outreach Owner / Campaign Dispatch + IndividualDelivery + Audit</w:t>
+            </w:r>
+          </w:p>
+        </w:tc>
+        <w:tc>
+          <w:tcPr>
+            <w:tcW w:type="dxa" w:w="3206"/>
+          </w:tcPr>
+          <w:p>
+            <w:pPr>
+              <w:spacing w:before="0" w:after="0"/>
+            </w:pPr>
+            <w:r>
+              <w:rPr>
+                <w:sz w:val="7"/>
+              </w:rPr>
+              <w:t>Dispatch fans out approved Campaign recipients into exactly-one-To IndividualDelivery units. Provider acceptance and Production connector E2E remain separate runtime evidence.</w:t>
+            </w:r>
+          </w:p>
+        </w:tc>
+      </w:tr>
+      <w:tr>
+        <w:tc>
+          <w:tcPr>
+            <w:tcW w:type="dxa" w:w="3206"/>
+          </w:tcPr>
+          <w:p>
+            <w:pPr>
+              <w:spacing w:before="0" w:after="0"/>
+            </w:pPr>
+            <w:r>
+              <w:rPr>
+                <w:sz w:val="7"/>
+              </w:rPr>
+              <w:t>DEV-01-BTN-EXPORT</w:t>
+            </w:r>
+          </w:p>
+        </w:tc>
+        <w:tc>
+          <w:tcPr>
+            <w:tcW w:type="dxa" w:w="3206"/>
+          </w:tcPr>
+          <w:p>
+            <w:pPr>
+              <w:spacing w:before="0" w:after="0"/>
+            </w:pPr>
+            <w:r>
+              <w:rPr>
+                <w:sz w:val="7"/>
+              </w:rPr>
+              <w:t>exportProjection</w:t>
+            </w:r>
+          </w:p>
+        </w:tc>
+        <w:tc>
+          <w:tcPr>
+            <w:tcW w:type="dxa" w:w="3206"/>
+          </w:tcPr>
+          <w:p>
+            <w:pPr>
+              <w:spacing w:before="0" w:after="0"/>
+            </w:pPr>
+            <w:r>
+              <w:rPr>
+                <w:sz w:val="7"/>
+              </w:rPr>
+              <w:t>ExportEnterpriseProjectionRequest</w:t>
+            </w:r>
+          </w:p>
+        </w:tc>
+        <w:tc>
+          <w:tcPr>
+            <w:tcW w:type="dxa" w:w="3206"/>
+          </w:tcPr>
+          <w:p>
+            <w:pPr>
+              <w:spacing w:before="0" w:after="0"/>
+            </w:pPr>
+            <w:r>
+              <w:rPr>
+                <w:sz w:val="7"/>
+              </w:rPr>
+              <w:t>Existing Projection/Export Owner / Enterprise Export Artifact + Export Audit</w:t>
+            </w:r>
+          </w:p>
+        </w:tc>
+        <w:tc>
+          <w:tcPr>
+            <w:tcW w:type="dxa" w:w="3206"/>
+          </w:tcPr>
+          <w:p>
+            <w:pPr>
+              <w:spacing w:before="0" w:after="0"/>
+            </w:pPr>
+            <w:r>
+              <w:rPr>
+                <w:sz w:val="7"/>
+              </w:rPr>
+              <w:t>Export persists an authorized derived artifact and audit lineage only; permission/classification/privacy/suppression gates remain mandatory.</w:t>
+            </w:r>
+          </w:p>
+        </w:tc>
+      </w:tr>
+      <w:tr>
+        <w:tc>
+          <w:tcPr>
+            <w:tcW w:type="dxa" w:w="3206"/>
+          </w:tcPr>
+          <w:p>
+            <w:pPr>
+              <w:spacing w:before="0" w:after="0"/>
+            </w:pPr>
+            <w:r>
+              <w:rPr>
+                <w:sz w:val="7"/>
+              </w:rPr>
+              <w:t>DEV-01-BTN-KILL-SWITCH</w:t>
+            </w:r>
+          </w:p>
+        </w:tc>
+        <w:tc>
+          <w:tcPr>
+            <w:tcW w:type="dxa" w:w="3206"/>
+          </w:tcPr>
+          <w:p>
+            <w:pPr>
+              <w:spacing w:before="0" w:after="0"/>
+            </w:pPr>
+            <w:r>
+              <w:rPr>
+                <w:sz w:val="7"/>
+              </w:rPr>
+              <w:t>setKillSwitch</w:t>
+            </w:r>
+          </w:p>
+        </w:tc>
+        <w:tc>
+          <w:tcPr>
+            <w:tcW w:type="dxa" w:w="3206"/>
+          </w:tcPr>
+          <w:p>
+            <w:pPr>
+              <w:spacing w:before="0" w:after="0"/>
+            </w:pPr>
+            <w:r>
+              <w:rPr>
+                <w:sz w:val="7"/>
+              </w:rPr>
+              <w:t>SetEnterpriseOutreachKillSwitchRequest</w:t>
+            </w:r>
+          </w:p>
+        </w:tc>
+        <w:tc>
+          <w:tcPr>
+            <w:tcW w:type="dxa" w:w="3206"/>
+          </w:tcPr>
+          <w:p>
+            <w:pPr>
+              <w:spacing w:before="0" w:after="0"/>
+            </w:pPr>
+            <w:r>
+              <w:rPr>
+                <w:sz w:val="7"/>
+              </w:rPr>
+              <w:t>Existing Operations Governance / Kill Switch State + Audit</w:t>
+            </w:r>
+          </w:p>
+        </w:tc>
+        <w:tc>
+          <w:tcPr>
+            <w:tcW w:type="dxa" w:w="3206"/>
+          </w:tcPr>
+          <w:p>
+            <w:pPr>
+              <w:spacing w:before="0" w:after="0"/>
+            </w:pPr>
+            <w:r>
+              <w:rPr>
+                <w:sz w:val="7"/>
+              </w:rPr>
+              <w:t>Kill switch stops eligible pending/in-flight legal scope and records actor/reason/time. Already-completed sends remain immutable historical facts.</w:t>
+            </w:r>
+          </w:p>
+        </w:tc>
+      </w:tr>
+      <w:tr>
+        <w:tc>
+          <w:tcPr>
+            <w:tcW w:type="dxa" w:w="3206"/>
+          </w:tcPr>
+          <w:p>
+            <w:pPr>
+              <w:spacing w:before="0" w:after="0"/>
+            </w:pPr>
+            <w:r>
+              <w:rPr>
+                <w:sz w:val="7"/>
+              </w:rPr>
+              <w:t>DEV-01-BTN-MERGE</w:t>
+            </w:r>
+          </w:p>
+        </w:tc>
+        <w:tc>
+          <w:tcPr>
+            <w:tcW w:type="dxa" w:w="3206"/>
+          </w:tcPr>
+          <w:p>
+            <w:pPr>
+              <w:spacing w:before="0" w:after="0"/>
+            </w:pPr>
+            <w:r>
+              <w:rPr>
+                <w:sz w:val="7"/>
+              </w:rPr>
+              <w:t>mergeCompanyCandidate</w:t>
+            </w:r>
+          </w:p>
+        </w:tc>
+        <w:tc>
+          <w:tcPr>
+            <w:tcW w:type="dxa" w:w="3206"/>
+          </w:tcPr>
+          <w:p>
+            <w:pPr>
+              <w:spacing w:before="0" w:after="0"/>
+            </w:pPr>
+            <w:r>
+              <w:rPr>
+                <w:sz w:val="7"/>
+              </w:rPr>
+              <w:t>MergeCompanyCandidateRequest</w:t>
+            </w:r>
+          </w:p>
+        </w:tc>
+        <w:tc>
+          <w:tcPr>
+            <w:tcW w:type="dxa" w:w="3206"/>
+          </w:tcPr>
+          <w:p>
+            <w:pPr>
+              <w:spacing w:before="0" w:after="0"/>
+            </w:pPr>
+            <w:r>
+              <w:rPr>
+                <w:sz w:val="7"/>
+              </w:rPr>
+              <w:t>Existing Enterprise Development Owner / CompanyMaster + CompanyMergeDecision + Lineage Audit</w:t>
+            </w:r>
+          </w:p>
+        </w:tc>
+        <w:tc>
+          <w:tcPr>
+            <w:tcW w:type="dxa" w:w="3206"/>
+          </w:tcPr>
+          <w:p>
+            <w:pPr>
+              <w:spacing w:before="0" w:after="0"/>
+            </w:pPr>
+            <w:r>
+              <w:rPr>
+                <w:sz w:val="7"/>
+              </w:rPr>
+              <w:t>Effectful merge requires prior preview, exact survivor/merged refs and no blocking conflict; aliases/evidence/contacts/history/suppression lineage must be preserved.</w:t>
+            </w:r>
+          </w:p>
+        </w:tc>
+      </w:tr>
+      <w:tr>
+        <w:tc>
+          <w:tcPr>
+            <w:tcW w:type="dxa" w:w="3206"/>
+          </w:tcPr>
+          <w:p>
+            <w:pPr>
+              <w:spacing w:before="0" w:after="0"/>
+            </w:pPr>
+            <w:r>
+              <w:rPr>
+                <w:sz w:val="7"/>
+              </w:rPr>
+              <w:t>DEV-01-BTN-MERGE-PREVIEW</w:t>
+            </w:r>
+          </w:p>
+        </w:tc>
+        <w:tc>
+          <w:tcPr>
+            <w:tcW w:type="dxa" w:w="3206"/>
+          </w:tcPr>
+          <w:p>
+            <w:pPr>
+              <w:spacing w:before="0" w:after="0"/>
+            </w:pPr>
+            <w:r>
+              <w:rPr>
+                <w:sz w:val="7"/>
+              </w:rPr>
+              <w:t>previewCompanyMerge</w:t>
+            </w:r>
+          </w:p>
+        </w:tc>
+        <w:tc>
+          <w:tcPr>
+            <w:tcW w:type="dxa" w:w="3206"/>
+          </w:tcPr>
+          <w:p>
+            <w:pPr>
+              <w:spacing w:before="0" w:after="0"/>
+            </w:pPr>
+            <w:r>
+              <w:rPr>
+                <w:sz w:val="7"/>
+              </w:rPr>
+              <w:t>PreviewCompanyMergeRequest</w:t>
+            </w:r>
+          </w:p>
+        </w:tc>
+        <w:tc>
+          <w:tcPr>
+            <w:tcW w:type="dxa" w:w="3206"/>
+          </w:tcPr>
+          <w:p>
+            <w:pPr>
+              <w:spacing w:before="0" w:after="0"/>
+            </w:pPr>
+            <w:r>
+              <w:rPr>
+                <w:sz w:val="7"/>
+              </w:rPr>
+              <w:t>Existing Enterprise Development Owner / CompanyMergeCandidate + Merge Preview Evidence</w:t>
+            </w:r>
+          </w:p>
+        </w:tc>
+        <w:tc>
+          <w:tcPr>
+            <w:tcW w:type="dxa" w:w="3206"/>
+          </w:tcPr>
+          <w:p>
+            <w:pPr>
+              <w:spacing w:before="0" w:after="0"/>
+            </w:pPr>
+            <w:r>
+              <w:rPr>
+                <w:sz w:val="7"/>
+              </w:rPr>
+              <w:t>Preview records candidate identity conflicts/survivor/lineage evidence only and cannot itself merge or delete CompanyMaster history.</w:t>
+            </w:r>
+          </w:p>
+        </w:tc>
+      </w:tr>
+      <w:tr>
+        <w:tc>
+          <w:tcPr>
+            <w:tcW w:type="dxa" w:w="3206"/>
+          </w:tcPr>
+          <w:p>
+            <w:pPr>
+              <w:spacing w:before="0" w:after="0"/>
+            </w:pPr>
+            <w:r>
+              <w:rPr>
+                <w:sz w:val="7"/>
+              </w:rPr>
+              <w:t>DEV-01-BTN-REFRESH</w:t>
+            </w:r>
+          </w:p>
+        </w:tc>
+        <w:tc>
+          <w:tcPr>
+            <w:tcW w:type="dxa" w:w="3206"/>
+          </w:tcPr>
+          <w:p>
+            <w:pPr>
+              <w:spacing w:before="0" w:after="0"/>
+            </w:pPr>
+            <w:r>
+              <w:rPr>
+                <w:sz w:val="7"/>
+              </w:rPr>
+              <w:t>refreshProjection</w:t>
+            </w:r>
+          </w:p>
+        </w:tc>
+        <w:tc>
+          <w:tcPr>
+            <w:tcW w:type="dxa" w:w="3206"/>
+          </w:tcPr>
+          <w:p>
+            <w:pPr>
+              <w:spacing w:before="0" w:after="0"/>
+            </w:pPr>
+            <w:r>
+              <w:rPr>
+                <w:sz w:val="7"/>
+              </w:rPr>
+              <w:t>RefreshEnterpriseProjectionRequest</w:t>
+            </w:r>
+          </w:p>
+        </w:tc>
+        <w:tc>
+          <w:tcPr>
+            <w:tcW w:type="dxa" w:w="3206"/>
+          </w:tcPr>
+          <w:p>
+            <w:pPr>
+              <w:spacing w:before="0" w:after="0"/>
+            </w:pPr>
+            <w:r>
+              <w:rPr>
+                <w:sz w:val="7"/>
+              </w:rPr>
+              <w:t>Global Brain / Enterprise Projection + Projection Audit</w:t>
+            </w:r>
+          </w:p>
+        </w:tc>
+        <w:tc>
+          <w:tcPr>
+            <w:tcW w:type="dxa" w:w="3206"/>
+          </w:tcPr>
+          <w:p>
+            <w:pPr>
+              <w:spacing w:before="0" w:after="0"/>
+            </w:pPr>
+            <w:r>
+              <w:rPr>
+                <w:sz w:val="7"/>
+              </w:rPr>
+              <w:t>Refresh rematerializes derived enterprise projection state from canonical owners; projection cannot become a second Company/Campaign/Delivery truth.</w:t>
+            </w:r>
+          </w:p>
+        </w:tc>
+      </w:tr>
+    </w:tbl>
     <w:sectPr>
-      <w:pgSz w:w="11906" w:h="16838" w:orient="landscape"/>
+      <w:pgSz w:w="16838" w:h="11906" w:orient="landscape"/>
       <w:pgMar w:top="475" w:right="403" w:bottom="475" w:left="403" w:header="283" w:footer="283" w:gutter="0"/>
       <w:cols w:space="720"/>
       <w:docGrid w:linePitch="360"/>

--- a/ACPOS_DEV-01_企業自動開發系統_Mother_Basic_Design_OPTIMIZED.docx
+++ b/ACPOS_DEV-01_企業自動開發系統_Mother_Basic_Design_OPTIMIZED.docx
@@ -1616,7 +1616,7 @@
                 <w:color w:val="18203A"/>
                 <w:sz w:val="13"/>
               </w:rPr>
-              <w:t>Discovery Profile / Topic</w:t>
+              <w:t>Discovery Profile</w:t>
             </w:r>
           </w:p>
         </w:tc>
@@ -1651,7 +1651,7 @@
                 <w:color w:val="18203A"/>
                 <w:sz w:val="13"/>
               </w:rPr>
-              <w:t>描述要找的商機條件與來源範圍</w:t>
+              <w:t>描述要找的商機條件與來源範圍；Topic 為 Profile 的條件／篩選值，不是獨立 Business Entity。</w:t>
             </w:r>
           </w:p>
         </w:tc>
@@ -2631,7 +2631,7 @@
                 <w:color w:val="18203A"/>
                 <w:sz w:val="13"/>
               </w:rPr>
-              <w:t>Campaign / Audience</w:t>
+              <w:t>Campaign</w:t>
             </w:r>
           </w:p>
         </w:tc>
@@ -2666,7 +2666,7 @@
                 <w:color w:val="18203A"/>
                 <w:sz w:val="13"/>
               </w:rPr>
-              <w:t>受眾批次、審查、統計</w:t>
+              <w:t>受眾批次、審查、統計；Audience Search/Filter 為 projection，不建立第二 Business Entity。</w:t>
             </w:r>
           </w:p>
         </w:tc>
@@ -2701,7 +2701,7 @@
                 <w:color w:val="18203A"/>
                 <w:sz w:val="13"/>
               </w:rPr>
-              <w:t>Search Audience / Create / Preview / Approve</w:t>
+              <w:t>Create / Preview / Approve</w:t>
             </w:r>
           </w:p>
         </w:tc>
